--- a/docs/Documentation/Phase 2/Phase2.docx
+++ b/docs/Documentation/Phase 2/Phase2.docx
@@ -7,13 +7,17 @@
         <w:spacing w:line="480" w:lineRule="auto"/>
         <w:jc w:val="center"/>
         <w:rPr>
-          <w:rFonts w:asciiTheme="majorBidi" w:hAnsiTheme="majorBidi" w:cstheme="majorBidi"/>
+          <w:rFonts w:ascii="Times New Roman" w:hAnsi="Times New Roman" w:cs="Times New Roman"/>
+          <w:b/>
+          <w:bCs/>
           <w:lang w:val="en-US"/>
         </w:rPr>
       </w:pPr>
       <w:r>
         <w:rPr>
-          <w:rFonts w:asciiTheme="majorBidi" w:hAnsiTheme="majorBidi" w:cstheme="majorBidi"/>
+          <w:rFonts w:ascii="Times New Roman" w:hAnsi="Times New Roman" w:cs="Times New Roman"/>
+          <w:b/>
+          <w:bCs/>
           <w:lang w:val="en-US"/>
         </w:rPr>
         <w:t>Phase 2</w:t>
@@ -24,13 +28,17 @@
         <w:spacing w:line="480" w:lineRule="auto"/>
         <w:jc w:val="center"/>
         <w:rPr>
-          <w:rFonts w:asciiTheme="majorBidi" w:hAnsiTheme="majorBidi" w:cstheme="majorBidi"/>
+          <w:rFonts w:ascii="Times New Roman" w:hAnsi="Times New Roman" w:cs="Times New Roman"/>
+          <w:b/>
+          <w:bCs/>
           <w:lang w:val="en-US"/>
         </w:rPr>
       </w:pPr>
       <w:r>
         <w:rPr>
-          <w:rFonts w:asciiTheme="majorBidi" w:hAnsiTheme="majorBidi" w:cstheme="majorBidi"/>
+          <w:rFonts w:ascii="Times New Roman" w:hAnsi="Times New Roman" w:cs="Times New Roman"/>
+          <w:b/>
+          <w:bCs/>
           <w:lang w:val="en-US"/>
         </w:rPr>
         <w:t>Literature &amp; Solution Survey Document</w:t>
@@ -45,7 +53,7 @@
         </w:numPr>
         <w:spacing w:line="480" w:lineRule="auto"/>
         <w:rPr>
-          <w:rFonts w:asciiTheme="majorBidi" w:hAnsiTheme="majorBidi" w:cstheme="majorBidi"/>
+          <w:rFonts w:ascii="Times New Roman" w:hAnsi="Times New Roman" w:cs="Times New Roman"/>
           <w:b/>
           <w:bCs/>
           <w:lang w:val="en-US"/>
@@ -53,7 +61,7 @@
       </w:pPr>
       <w:r>
         <w:rPr>
-          <w:rFonts w:asciiTheme="majorBidi" w:hAnsiTheme="majorBidi" w:cstheme="majorBidi"/>
+          <w:rFonts w:ascii="Times New Roman" w:hAnsi="Times New Roman" w:cs="Times New Roman"/>
           <w:b/>
           <w:bCs/>
           <w:kern w:val="0"/>
@@ -67,13 +75,13 @@
         <w:spacing w:line="480" w:lineRule="auto"/>
         <w:ind w:firstLine="720"/>
         <w:rPr>
-          <w:rFonts w:asciiTheme="majorBidi" w:hAnsiTheme="majorBidi" w:cstheme="majorBidi"/>
+          <w:rFonts w:ascii="Times New Roman" w:hAnsi="Times New Roman" w:cs="Times New Roman"/>
           <w:lang w:val="en-US"/>
         </w:rPr>
       </w:pPr>
       <w:r>
         <w:rPr>
-          <w:rFonts w:asciiTheme="majorBidi" w:eastAsia="Times New Roman" w:hAnsiTheme="majorBidi" w:cstheme="majorBidi"/>
+          <w:rFonts w:ascii="Times New Roman" w:eastAsia="Times New Roman" w:hAnsi="Times New Roman" w:cs="Times New Roman"/>
           <w:kern w:val="0"/>
           <w14:ligatures w14:val="none"/>
         </w:rPr>
@@ -85,45 +93,311 @@
         <w:pStyle w:val="ListParagraph"/>
         <w:numPr>
           <w:ilvl w:val="0"/>
-          <w:numId w:val="27"/>
+          <w:numId w:val="63"/>
         </w:numPr>
-        <w:spacing w:line="480" w:lineRule="auto"/>
-        <w:rPr>
-          <w:rFonts w:asciiTheme="majorBidi" w:eastAsia="Times New Roman" w:hAnsiTheme="majorBidi" w:cstheme="majorBidi"/>
-          <w:b/>
-          <w:bCs/>
+        <w:spacing w:before="100" w:beforeAutospacing="1" w:after="100" w:afterAutospacing="1" w:line="480" w:lineRule="auto"/>
+        <w:outlineLvl w:val="2"/>
+        <w:rPr>
+          <w:rFonts w:ascii="Times New Roman" w:eastAsia="Times New Roman" w:hAnsi="Times New Roman" w:cs="Times New Roman"/>
+          <w:b/>
+          <w:bCs/>
+          <w:color w:val="000000"/>
           <w:kern w:val="0"/>
           <w14:ligatures w14:val="none"/>
         </w:rPr>
       </w:pPr>
       <w:r>
         <w:rPr>
-          <w:rFonts w:asciiTheme="majorBidi" w:eastAsia="Times New Roman" w:hAnsiTheme="majorBidi" w:cstheme="majorBidi"/>
-          <w:b/>
-          <w:bCs/>
+          <w:rFonts w:ascii="Times New Roman" w:eastAsia="Times New Roman" w:hAnsi="Times New Roman" w:cs="Times New Roman"/>
+          <w:b/>
+          <w:bCs/>
+          <w:color w:val="000000"/>
           <w:kern w:val="0"/>
           <w14:ligatures w14:val="none"/>
         </w:rPr>
-        <w:t>Reinforcement Learning for Individualized Tutoring Policy</w:t>
+        <w:t>Adaptive Learning Policies via Reinforcement Learning (RL)</w:t>
       </w:r>
     </w:p>
     <w:p>
       <w:pPr>
-        <w:spacing w:line="480" w:lineRule="auto"/>
+        <w:spacing w:before="100" w:beforeAutospacing="1" w:after="100" w:afterAutospacing="1" w:line="480" w:lineRule="auto"/>
         <w:ind w:firstLine="720"/>
-        <w:rPr>
-          <w:rFonts w:asciiTheme="majorBidi" w:eastAsia="Times New Roman" w:hAnsiTheme="majorBidi" w:cstheme="majorBidi"/>
-          <w:kern w:val="0"/>
-          <w14:ligatures w14:val="none"/>
-        </w:rPr>
-      </w:pPr>
-      <w:r>
-        <w:rPr>
-          <w:rFonts w:asciiTheme="majorBidi" w:eastAsia="Times New Roman" w:hAnsiTheme="majorBidi" w:cstheme="majorBidi"/>
-          <w:kern w:val="0"/>
-          <w14:ligatures w14:val="none"/>
-        </w:rPr>
-        <w:t>The challenges children with ASD face in traditional educational settings—especially those linked to working memory limitations and misalignment with the Zone of Proximal Development (ZPD)—have motivated the development of new tutoring architectures.¹ The RELETAS system, an Intelligent Tutoring System (ITS), was developed using a state-of-the-art Reinforcement Learning (RL) algorithm capable of learning effective, personalized tutoring policies that explicitly incorporate student models of working memory and ZPD.¹ Initial experimentation with a digit identification task demonstrated the potential of this approach to generate highly tailored instructional sequences and interventions.¹ Insights from this line of research could meaningfully inform Baseet’s tutoring design, suggesting that RL-driven adaptive policies may be a strong candidate for supporting individualized and flexible learning pathways.</w:t>
+        <w:outlineLvl w:val="2"/>
+        <w:rPr>
+          <w:rFonts w:ascii="Times New Roman" w:hAnsi="Times New Roman" w:cs="Times New Roman"/>
+          <w:color w:val="000000"/>
+        </w:rPr>
+      </w:pPr>
+      <w:r>
+        <w:rPr>
+          <w:rFonts w:ascii="Times New Roman" w:hAnsi="Times New Roman" w:cs="Times New Roman"/>
+          <w:color w:val="000000"/>
+        </w:rPr>
+        <w:t>The development of adaptive tutoring policies for children with ASD necessitates a shift from fixed pedagogical rules to dynamic, personalized strategies, for which</w:t>
+      </w:r>
+      <w:r>
+        <w:rPr>
+          <w:rStyle w:val="apple-converted-space"/>
+          <w:rFonts w:ascii="Times New Roman" w:hAnsi="Times New Roman" w:cs="Times New Roman"/>
+          <w:color w:val="000000"/>
+        </w:rPr>
+        <w:t> </w:t>
+      </w:r>
+      <w:r>
+        <w:rPr>
+          <w:rFonts w:ascii="Times New Roman" w:hAnsi="Times New Roman" w:cs="Times New Roman"/>
+          <w:b/>
+          <w:bCs/>
+          <w:color w:val="000000"/>
+        </w:rPr>
+        <w:t>Reinforcement Learning (RL)</w:t>
+      </w:r>
+      <w:r>
+        <w:rPr>
+          <w:rStyle w:val="apple-converted-space"/>
+          <w:rFonts w:ascii="Times New Roman" w:hAnsi="Times New Roman" w:cs="Times New Roman"/>
+          <w:color w:val="000000"/>
+        </w:rPr>
+        <w:t> </w:t>
+      </w:r>
+      <w:r>
+        <w:rPr>
+          <w:rFonts w:ascii="Times New Roman" w:hAnsi="Times New Roman" w:cs="Times New Roman"/>
+          <w:color w:val="000000"/>
+        </w:rPr>
+        <w:t>offers the core methodology. Early foundational work established the feasibility of this approach by using basic RL algorithms, such as</w:t>
+      </w:r>
+      <w:r>
+        <w:rPr>
+          <w:rStyle w:val="apple-converted-space"/>
+          <w:rFonts w:ascii="Times New Roman" w:hAnsi="Times New Roman" w:cs="Times New Roman"/>
+          <w:color w:val="000000"/>
+        </w:rPr>
+        <w:t> </w:t>
+      </w:r>
+      <w:r>
+        <w:rPr>
+          <w:rFonts w:ascii="Times New Roman" w:hAnsi="Times New Roman" w:cs="Times New Roman"/>
+          <w:b/>
+          <w:bCs/>
+          <w:color w:val="000000"/>
+        </w:rPr>
+        <w:t>Q-learning</w:t>
+      </w:r>
+      <w:r>
+        <w:rPr>
+          <w:rFonts w:ascii="Times New Roman" w:hAnsi="Times New Roman" w:cs="Times New Roman"/>
+          <w:color w:val="000000"/>
+        </w:rPr>
+        <w:t>, with rewards based simply on minimizing the student's</w:t>
+      </w:r>
+      <w:r>
+        <w:rPr>
+          <w:rStyle w:val="apple-converted-space"/>
+          <w:rFonts w:ascii="Times New Roman" w:hAnsi="Times New Roman" w:cs="Times New Roman"/>
+          <w:color w:val="000000"/>
+        </w:rPr>
+        <w:t> </w:t>
+      </w:r>
+      <w:r>
+        <w:rPr>
+          <w:rFonts w:ascii="Times New Roman" w:hAnsi="Times New Roman" w:cs="Times New Roman"/>
+          <w:b/>
+          <w:bCs/>
+          <w:color w:val="000000"/>
+        </w:rPr>
+        <w:t>output error</w:t>
+      </w:r>
+      <w:r>
+        <w:rPr>
+          <w:rStyle w:val="apple-converted-space"/>
+          <w:rFonts w:ascii="Times New Roman" w:hAnsi="Times New Roman" w:cs="Times New Roman"/>
+          <w:color w:val="000000"/>
+        </w:rPr>
+        <w:t> </w:t>
+      </w:r>
+      <w:r>
+        <w:rPr>
+          <w:rFonts w:ascii="Times New Roman" w:hAnsi="Times New Roman" w:cs="Times New Roman"/>
+          <w:color w:val="000000"/>
+        </w:rPr>
+        <w:t>[3]. However, this was significantly advanced by systems like</w:t>
+      </w:r>
+      <w:r>
+        <w:rPr>
+          <w:rStyle w:val="apple-converted-space"/>
+          <w:rFonts w:ascii="Times New Roman" w:hAnsi="Times New Roman" w:cs="Times New Roman"/>
+          <w:color w:val="000000"/>
+        </w:rPr>
+        <w:t> </w:t>
+      </w:r>
+      <w:r>
+        <w:rPr>
+          <w:rFonts w:ascii="Times New Roman" w:hAnsi="Times New Roman" w:cs="Times New Roman"/>
+          <w:b/>
+          <w:bCs/>
+          <w:color w:val="000000"/>
+        </w:rPr>
+        <w:t>RELETAS</w:t>
+      </w:r>
+      <w:r>
+        <w:rPr>
+          <w:rStyle w:val="apple-converted-space"/>
+          <w:rFonts w:ascii="Times New Roman" w:hAnsi="Times New Roman" w:cs="Times New Roman"/>
+          <w:color w:val="000000"/>
+        </w:rPr>
+        <w:t> </w:t>
+      </w:r>
+      <w:r>
+        <w:rPr>
+          <w:rFonts w:ascii="Times New Roman" w:hAnsi="Times New Roman" w:cs="Times New Roman"/>
+          <w:color w:val="000000"/>
+        </w:rPr>
+        <w:t>[1], which utilize more sophisticated,</w:t>
+      </w:r>
+      <w:r>
+        <w:rPr>
+          <w:rStyle w:val="apple-converted-space"/>
+          <w:rFonts w:ascii="Times New Roman" w:hAnsi="Times New Roman" w:cs="Times New Roman"/>
+          <w:color w:val="000000"/>
+        </w:rPr>
+        <w:t> </w:t>
+      </w:r>
+      <w:r>
+        <w:rPr>
+          <w:rFonts w:ascii="Times New Roman" w:hAnsi="Times New Roman" w:cs="Times New Roman"/>
+          <w:b/>
+          <w:bCs/>
+          <w:color w:val="000000"/>
+        </w:rPr>
+        <w:t>state-of-the-art RL</w:t>
+      </w:r>
+      <w:r>
+        <w:rPr>
+          <w:rStyle w:val="apple-converted-space"/>
+          <w:rFonts w:ascii="Times New Roman" w:hAnsi="Times New Roman" w:cs="Times New Roman"/>
+          <w:color w:val="000000"/>
+        </w:rPr>
+        <w:t> </w:t>
+      </w:r>
+      <w:r>
+        <w:rPr>
+          <w:rFonts w:ascii="Times New Roman" w:hAnsi="Times New Roman" w:cs="Times New Roman"/>
+          <w:color w:val="000000"/>
+        </w:rPr>
+        <w:t>(often policy optimization methods) [2]. Critically, the implementation in RELETAS incorporates a superior student model by explicitly integrating cognitive factors unique to ASD, specifically</w:t>
+      </w:r>
+      <w:r>
+        <w:rPr>
+          <w:rStyle w:val="apple-converted-space"/>
+          <w:rFonts w:ascii="Times New Roman" w:hAnsi="Times New Roman" w:cs="Times New Roman"/>
+          <w:color w:val="000000"/>
+        </w:rPr>
+        <w:t> </w:t>
+      </w:r>
+      <w:r>
+        <w:rPr>
+          <w:rFonts w:ascii="Times New Roman" w:hAnsi="Times New Roman" w:cs="Times New Roman"/>
+          <w:b/>
+          <w:bCs/>
+          <w:color w:val="000000"/>
+        </w:rPr>
+        <w:t>Working Memory</w:t>
+      </w:r>
+      <w:r>
+        <w:rPr>
+          <w:rStyle w:val="apple-converted-space"/>
+          <w:rFonts w:ascii="Times New Roman" w:hAnsi="Times New Roman" w:cs="Times New Roman"/>
+          <w:color w:val="000000"/>
+        </w:rPr>
+        <w:t> </w:t>
+      </w:r>
+      <w:r>
+        <w:rPr>
+          <w:rFonts w:ascii="Times New Roman" w:hAnsi="Times New Roman" w:cs="Times New Roman"/>
+          <w:color w:val="000000"/>
+        </w:rPr>
+        <w:t>deficits and the</w:t>
+      </w:r>
+      <w:r>
+        <w:rPr>
+          <w:rStyle w:val="apple-converted-space"/>
+          <w:rFonts w:ascii="Times New Roman" w:hAnsi="Times New Roman" w:cs="Times New Roman"/>
+          <w:color w:val="000000"/>
+        </w:rPr>
+        <w:t> </w:t>
+      </w:r>
+      <w:r>
+        <w:rPr>
+          <w:rFonts w:ascii="Times New Roman" w:hAnsi="Times New Roman" w:cs="Times New Roman"/>
+          <w:b/>
+          <w:bCs/>
+          <w:color w:val="000000"/>
+        </w:rPr>
+        <w:t>Zone of Proximal Development (ZPD)</w:t>
+      </w:r>
+      <w:r>
+        <w:rPr>
+          <w:rFonts w:ascii="Times New Roman" w:hAnsi="Times New Roman" w:cs="Times New Roman"/>
+          <w:color w:val="000000"/>
+        </w:rPr>
+        <w:t>, into its state-space design [1]. This contrasts with earlier, simpler implementations [3] by enabling the system to learn and generate customized, long-term tutoring policies that optimize learning over time rather than just correcting immediate errors [4]. For</w:t>
+      </w:r>
+      <w:r>
+        <w:rPr>
+          <w:rStyle w:val="apple-converted-space"/>
+          <w:rFonts w:ascii="Times New Roman" w:hAnsi="Times New Roman" w:cs="Times New Roman"/>
+          <w:color w:val="000000"/>
+        </w:rPr>
+        <w:t> </w:t>
+      </w:r>
+      <w:r>
+        <w:rPr>
+          <w:rFonts w:ascii="Times New Roman" w:hAnsi="Times New Roman" w:cs="Times New Roman"/>
+          <w:b/>
+          <w:bCs/>
+          <w:color w:val="000000"/>
+        </w:rPr>
+        <w:t>Baseet's Adaptive Tutor Module</w:t>
+      </w:r>
+      <w:r>
+        <w:rPr>
+          <w:rFonts w:ascii="Times New Roman" w:hAnsi="Times New Roman" w:cs="Times New Roman"/>
+          <w:color w:val="000000"/>
+        </w:rPr>
+        <w:t>, this synthesis shows that using modern RL with a</w:t>
+      </w:r>
+      <w:r>
+        <w:rPr>
+          <w:rStyle w:val="apple-converted-space"/>
+          <w:rFonts w:ascii="Times New Roman" w:hAnsi="Times New Roman" w:cs="Times New Roman"/>
+          <w:color w:val="000000"/>
+        </w:rPr>
+        <w:t> </w:t>
+      </w:r>
+      <w:r>
+        <w:rPr>
+          <w:rFonts w:ascii="Times New Roman" w:hAnsi="Times New Roman" w:cs="Times New Roman"/>
+          <w:b/>
+          <w:bCs/>
+          <w:color w:val="000000"/>
+        </w:rPr>
+        <w:t>cognitively informed student model</w:t>
+      </w:r>
+      <w:r>
+        <w:rPr>
+          <w:rStyle w:val="apple-converted-space"/>
+          <w:rFonts w:ascii="Times New Roman" w:hAnsi="Times New Roman" w:cs="Times New Roman"/>
+          <w:color w:val="000000"/>
+        </w:rPr>
+        <w:t> </w:t>
+      </w:r>
+      <w:r>
+        <w:rPr>
+          <w:rFonts w:ascii="Times New Roman" w:hAnsi="Times New Roman" w:cs="Times New Roman"/>
+          <w:color w:val="000000"/>
+        </w:rPr>
+        <w:t>is essential to moving beyond the limitations of early RL systems.</w:t>
       </w:r>
     </w:p>
     <w:p>
@@ -131,54 +405,228 @@
         <w:pStyle w:val="ListParagraph"/>
         <w:numPr>
           <w:ilvl w:val="0"/>
-          <w:numId w:val="27"/>
+          <w:numId w:val="63"/>
         </w:numPr>
-        <w:spacing w:line="480" w:lineRule="auto"/>
-        <w:rPr>
-          <w:rFonts w:asciiTheme="majorBidi" w:eastAsia="Times New Roman" w:hAnsiTheme="majorBidi" w:cstheme="majorBidi"/>
-          <w:b/>
-          <w:bCs/>
+        <w:spacing w:before="100" w:beforeAutospacing="1" w:after="100" w:afterAutospacing="1" w:line="480" w:lineRule="auto"/>
+        <w:outlineLvl w:val="2"/>
+        <w:rPr>
+          <w:rFonts w:ascii="Times New Roman" w:eastAsia="Times New Roman" w:hAnsi="Times New Roman" w:cs="Times New Roman"/>
+          <w:b/>
+          <w:bCs/>
+          <w:color w:val="000000"/>
           <w:kern w:val="0"/>
           <w14:ligatures w14:val="none"/>
         </w:rPr>
       </w:pPr>
       <w:r>
         <w:rPr>
-          <w:rFonts w:asciiTheme="majorBidi" w:eastAsia="Times New Roman" w:hAnsiTheme="majorBidi" w:cstheme="majorBidi"/>
-          <w:b/>
-          <w:bCs/>
+          <w:rFonts w:ascii="Times New Roman" w:eastAsia="Times New Roman" w:hAnsi="Times New Roman" w:cs="Times New Roman"/>
+          <w:b/>
+          <w:bCs/>
+          <w:color w:val="000000"/>
           <w:kern w:val="0"/>
           <w14:ligatures w14:val="none"/>
         </w:rPr>
-        <w:t>Multimodal Deep Learning for Real-Time Emotion Recognition</w:t>
+        <w:lastRenderedPageBreak/>
+        <w:t>Multimodal Deep Learning for Real-Time Affective Monitoring</w:t>
       </w:r>
     </w:p>
     <w:p>
       <w:pPr>
-        <w:spacing w:line="480" w:lineRule="auto"/>
+        <w:spacing w:before="100" w:beforeAutospacing="1" w:after="100" w:afterAutospacing="1" w:line="480" w:lineRule="auto"/>
         <w:ind w:firstLine="720"/>
-        <w:rPr>
-          <w:rFonts w:asciiTheme="majorBidi" w:eastAsia="Times New Roman" w:hAnsiTheme="majorBidi" w:cstheme="majorBidi"/>
+        <w:outlineLvl w:val="2"/>
+        <w:rPr>
+          <w:rFonts w:ascii="Times New Roman" w:eastAsia="Times New Roman" w:hAnsi="Times New Roman" w:cs="Times New Roman"/>
+          <w:b/>
+          <w:bCs/>
+          <w:color w:val="000000"/>
           <w:kern w:val="0"/>
           <w14:ligatures w14:val="none"/>
         </w:rPr>
       </w:pPr>
       <w:r>
         <w:rPr>
-          <w:rFonts w:asciiTheme="majorBidi" w:eastAsia="Times New Roman" w:hAnsiTheme="majorBidi" w:cstheme="majorBidi"/>
-          <w:kern w:val="0"/>
-          <w14:ligatures w14:val="none"/>
-        </w:rPr>
-        <w:t xml:space="preserve">A major challenge in modern e-learning systems is achieving accurate, low-latency emotion detection in noisy, real-time video environments, where single-modality approaches </w:t>
-      </w:r>
-      <w:r>
-        <w:rPr>
-          <w:rFonts w:asciiTheme="majorBidi" w:eastAsia="Times New Roman" w:hAnsiTheme="majorBidi" w:cstheme="majorBidi"/>
-          <w:kern w:val="0"/>
-          <w14:ligatures w14:val="none"/>
-        </w:rPr>
-        <w:lastRenderedPageBreak/>
-        <w:t>often fail.² To address this issue, researchers developed a multimodal deep learning architecture that integrates visual, auditory, and textual signals using models such as EfficientNet, BERT, and LSTM, combined through an attention-based fusion mechanism.³ Evaluation on the MOSI dataset demonstrated strong performance, including 87.4% accuracy, an F1-Score of 86.2%, and an average processing latency of 45 ms per sample.³ The system also maintained high robustness (82.1%) under noisy conditions.³ Such low-latency multimodal emotion recognition frameworks could serve as valuable references for Baseet, particularly as it explores real-time emotional monitoring and responsive intervention strategies for children with ASD.</w:t>
+          <w:rFonts w:ascii="Times New Roman" w:hAnsi="Times New Roman" w:cs="Times New Roman"/>
+          <w:color w:val="000000"/>
+        </w:rPr>
+        <w:t>Accurate, low-latency emotion recognition is a core requirement for</w:t>
+      </w:r>
+      <w:r>
+        <w:rPr>
+          <w:rStyle w:val="apple-converted-space"/>
+          <w:rFonts w:ascii="Times New Roman" w:hAnsi="Times New Roman" w:cs="Times New Roman"/>
+          <w:color w:val="000000"/>
+        </w:rPr>
+        <w:t> </w:t>
+      </w:r>
+      <w:r>
+        <w:rPr>
+          <w:rFonts w:ascii="Times New Roman" w:hAnsi="Times New Roman" w:cs="Times New Roman"/>
+          <w:b/>
+          <w:bCs/>
+          <w:color w:val="000000"/>
+        </w:rPr>
+        <w:t>Baseet's Student Monitoring Module</w:t>
+      </w:r>
+      <w:r>
+        <w:rPr>
+          <w:rFonts w:ascii="Times New Roman" w:hAnsi="Times New Roman" w:cs="Times New Roman"/>
+          <w:color w:val="000000"/>
+        </w:rPr>
+        <w:t>. While deep learning methodologies, such as optimized</w:t>
+      </w:r>
+      <w:r>
+        <w:rPr>
+          <w:rStyle w:val="apple-converted-space"/>
+          <w:rFonts w:ascii="Times New Roman" w:hAnsi="Times New Roman" w:cs="Times New Roman"/>
+          <w:color w:val="000000"/>
+        </w:rPr>
+        <w:t> </w:t>
+      </w:r>
+      <w:r>
+        <w:rPr>
+          <w:rFonts w:ascii="Times New Roman" w:hAnsi="Times New Roman" w:cs="Times New Roman"/>
+          <w:b/>
+          <w:bCs/>
+          <w:color w:val="000000"/>
+        </w:rPr>
+        <w:t>Convolutional Neural Networks (CNNs)</w:t>
+      </w:r>
+      <w:r>
+        <w:rPr>
+          <w:rStyle w:val="apple-converted-space"/>
+          <w:rFonts w:ascii="Times New Roman" w:hAnsi="Times New Roman" w:cs="Times New Roman"/>
+          <w:color w:val="000000"/>
+        </w:rPr>
+        <w:t> </w:t>
+      </w:r>
+      <w:r>
+        <w:rPr>
+          <w:rFonts w:ascii="Times New Roman" w:hAnsi="Times New Roman" w:cs="Times New Roman"/>
+          <w:color w:val="000000"/>
+        </w:rPr>
+        <w:t>like</w:t>
+      </w:r>
+      <w:r>
+        <w:rPr>
+          <w:rStyle w:val="apple-converted-space"/>
+          <w:rFonts w:ascii="Times New Roman" w:hAnsi="Times New Roman" w:cs="Times New Roman"/>
+          <w:color w:val="000000"/>
+        </w:rPr>
+        <w:t> </w:t>
+      </w:r>
+      <w:r>
+        <w:rPr>
+          <w:rFonts w:ascii="Times New Roman" w:hAnsi="Times New Roman" w:cs="Times New Roman"/>
+          <w:b/>
+          <w:bCs/>
+          <w:color w:val="000000"/>
+        </w:rPr>
+        <w:t>Xception</w:t>
+      </w:r>
+      <w:r>
+        <w:rPr>
+          <w:rFonts w:ascii="Times New Roman" w:hAnsi="Times New Roman" w:cs="Times New Roman"/>
+          <w:color w:val="000000"/>
+        </w:rPr>
+        <w:t>, can achieve near-perfect accuracy on unimodal facial expression data in controlled settings [6], their performance suffers in real-world environments. A systematic review of the field confirms the overall necessity of multimodal approaches to overcome the limitations of unimodal tools [5]. Critically, the introduction of multimodal deep learning architectures that combine facial expressions with</w:t>
+      </w:r>
+      <w:r>
+        <w:rPr>
+          <w:rStyle w:val="apple-converted-space"/>
+          <w:rFonts w:ascii="Times New Roman" w:hAnsi="Times New Roman" w:cs="Times New Roman"/>
+          <w:color w:val="000000"/>
+        </w:rPr>
+        <w:t> </w:t>
+      </w:r>
+      <w:r>
+        <w:rPr>
+          <w:rFonts w:ascii="Times New Roman" w:hAnsi="Times New Roman" w:cs="Times New Roman"/>
+          <w:b/>
+          <w:bCs/>
+          <w:color w:val="000000"/>
+        </w:rPr>
+        <w:t>body pose information</w:t>
+      </w:r>
+      <w:r>
+        <w:rPr>
+          <w:rStyle w:val="apple-converted-space"/>
+          <w:rFonts w:ascii="Times New Roman" w:hAnsi="Times New Roman" w:cs="Times New Roman"/>
+          <w:color w:val="000000"/>
+        </w:rPr>
+        <w:t> </w:t>
+      </w:r>
+      <w:r>
+        <w:rPr>
+          <w:rFonts w:ascii="Times New Roman" w:hAnsi="Times New Roman" w:cs="Times New Roman"/>
+          <w:color w:val="000000"/>
+        </w:rPr>
+        <w:t>(using Graph Convolutional Networks or GCNs) and temporal layers [8] has significantly improved recognition and robustness. This is vital because widely used commercial affective tools often struggle with the atypical expression patterns of children with ASD, showing significant inconsistency in the proportion of valid face frames detected [7]. This synthesis confirms that Baseet must adopt a</w:t>
+      </w:r>
+      <w:r>
+        <w:rPr>
+          <w:rStyle w:val="apple-converted-space"/>
+          <w:rFonts w:ascii="Times New Roman" w:hAnsi="Times New Roman" w:cs="Times New Roman"/>
+          <w:color w:val="000000"/>
+        </w:rPr>
+        <w:t> </w:t>
+      </w:r>
+      <w:r>
+        <w:rPr>
+          <w:rFonts w:ascii="Times New Roman" w:hAnsi="Times New Roman" w:cs="Times New Roman"/>
+          <w:b/>
+          <w:bCs/>
+          <w:color w:val="000000"/>
+        </w:rPr>
+        <w:t>multimodal fusion architecture</w:t>
+      </w:r>
+      <w:r>
+        <w:rPr>
+          <w:rStyle w:val="apple-converted-space"/>
+          <w:rFonts w:ascii="Times New Roman" w:hAnsi="Times New Roman" w:cs="Times New Roman"/>
+          <w:color w:val="000000"/>
+        </w:rPr>
+        <w:t> </w:t>
+      </w:r>
+      <w:r>
+        <w:rPr>
+          <w:rFonts w:ascii="Times New Roman" w:hAnsi="Times New Roman" w:cs="Times New Roman"/>
+          <w:color w:val="000000"/>
+        </w:rPr>
+        <w:t>that prioritizes the analysis of</w:t>
+      </w:r>
+      <w:r>
+        <w:rPr>
+          <w:rStyle w:val="apple-converted-space"/>
+          <w:rFonts w:ascii="Times New Roman" w:hAnsi="Times New Roman" w:cs="Times New Roman"/>
+          <w:color w:val="000000"/>
+        </w:rPr>
+        <w:t> </w:t>
+      </w:r>
+      <w:r>
+        <w:rPr>
+          <w:rFonts w:ascii="Times New Roman" w:hAnsi="Times New Roman" w:cs="Times New Roman"/>
+          <w:b/>
+          <w:bCs/>
+          <w:color w:val="000000"/>
+        </w:rPr>
+        <w:t>temporal and contextual features</w:t>
+      </w:r>
+      <w:r>
+        <w:rPr>
+          <w:rStyle w:val="apple-converted-space"/>
+          <w:rFonts w:ascii="Times New Roman" w:hAnsi="Times New Roman" w:cs="Times New Roman"/>
+          <w:color w:val="000000"/>
+        </w:rPr>
+        <w:t> </w:t>
+      </w:r>
+      <w:r>
+        <w:rPr>
+          <w:rFonts w:ascii="Times New Roman" w:hAnsi="Times New Roman" w:cs="Times New Roman"/>
+          <w:color w:val="000000"/>
+        </w:rPr>
+        <w:t>alongside basic expression detection to ensure the affective data is reliable [7].</w:t>
       </w:r>
     </w:p>
     <w:p>
@@ -186,45 +634,411 @@
         <w:pStyle w:val="ListParagraph"/>
         <w:numPr>
           <w:ilvl w:val="0"/>
-          <w:numId w:val="27"/>
+          <w:numId w:val="63"/>
         </w:numPr>
-        <w:spacing w:line="480" w:lineRule="auto"/>
-        <w:rPr>
-          <w:rFonts w:asciiTheme="majorBidi" w:eastAsia="Times New Roman" w:hAnsiTheme="majorBidi" w:cstheme="majorBidi"/>
-          <w:b/>
-          <w:bCs/>
+        <w:spacing w:before="100" w:beforeAutospacing="1" w:after="100" w:afterAutospacing="1" w:line="480" w:lineRule="auto"/>
+        <w:outlineLvl w:val="2"/>
+        <w:rPr>
+          <w:rFonts w:ascii="Times New Roman" w:eastAsia="Times New Roman" w:hAnsi="Times New Roman" w:cs="Times New Roman"/>
+          <w:b/>
+          <w:bCs/>
+          <w:color w:val="000000"/>
           <w:kern w:val="0"/>
           <w14:ligatures w14:val="none"/>
         </w:rPr>
       </w:pPr>
       <w:r>
         <w:rPr>
-          <w:rFonts w:asciiTheme="majorBidi" w:eastAsia="Times New Roman" w:hAnsiTheme="majorBidi" w:cstheme="majorBidi"/>
-          <w:b/>
-          <w:bCs/>
+          <w:rFonts w:ascii="Times New Roman" w:eastAsia="Times New Roman" w:hAnsi="Times New Roman" w:cs="Times New Roman"/>
+          <w:b/>
+          <w:bCs/>
+          <w:color w:val="000000"/>
           <w:kern w:val="0"/>
           <w14:ligatures w14:val="none"/>
         </w:rPr>
-        <w:t>Affective Computing Constraints in the ASD Population</w:t>
+        <w:t>Affective and Cognitive Factors in Advanced Knowledge Tracing</w:t>
       </w:r>
     </w:p>
     <w:p>
       <w:pPr>
-        <w:spacing w:line="480" w:lineRule="auto"/>
+        <w:spacing w:before="100" w:beforeAutospacing="1" w:after="100" w:afterAutospacing="1" w:line="480" w:lineRule="auto"/>
         <w:ind w:firstLine="720"/>
-        <w:rPr>
-          <w:rFonts w:asciiTheme="majorBidi" w:eastAsia="Times New Roman" w:hAnsiTheme="majorBidi" w:cstheme="majorBidi"/>
+        <w:outlineLvl w:val="2"/>
+        <w:rPr>
+          <w:rFonts w:ascii="Times New Roman" w:eastAsia="Times New Roman" w:hAnsi="Times New Roman" w:cs="Times New Roman"/>
+          <w:b/>
+          <w:bCs/>
+          <w:color w:val="000000"/>
           <w:kern w:val="0"/>
           <w14:ligatures w14:val="none"/>
         </w:rPr>
       </w:pPr>
       <w:r>
         <w:rPr>
-          <w:rFonts w:asciiTheme="majorBidi" w:eastAsia="Times New Roman" w:hAnsiTheme="majorBidi" w:cstheme="majorBidi"/>
-          <w:kern w:val="0"/>
-          <w14:ligatures w14:val="none"/>
-        </w:rPr>
-        <w:t>Studies have shown that widely used facial expression analysis tools produce inconsistent results when evaluating young children during natural social interactions.⁴ A comparison of multiple algorithms highlighted a key limitation: these systems failed to detect meaningful differences in the number of facial expressions produced by verbal children with autism versus typically developing peers.⁴ For instance, the proportion of valid detected face frames varied substantially between tools (e.g., iMotions M = 0.43 vs. FaceReader M = 0.63).⁴ The findings suggest that atypical facial expression patterns in ASD are better characterized by qualitative factors—such as timing, duration, or contextual relevance—rather than simple frequency counts.⁴ These results underscore design considerations that could benefit Baseet, indicating that visual analysis components should prioritize specialized temporal and contextual features to ensure accurate and unbiased affective assessment.</w:t>
+          <w:rFonts w:ascii="Times New Roman" w:hAnsi="Times New Roman" w:cs="Times New Roman"/>
+          <w:color w:val="000000"/>
+        </w:rPr>
+        <w:t>The goal of</w:t>
+      </w:r>
+      <w:r>
+        <w:rPr>
+          <w:rStyle w:val="apple-converted-space"/>
+          <w:rFonts w:ascii="Times New Roman" w:hAnsi="Times New Roman" w:cs="Times New Roman"/>
+          <w:color w:val="000000"/>
+        </w:rPr>
+        <w:t> </w:t>
+      </w:r>
+      <w:r>
+        <w:rPr>
+          <w:rFonts w:ascii="Times New Roman" w:hAnsi="Times New Roman" w:cs="Times New Roman"/>
+          <w:b/>
+          <w:bCs/>
+          <w:color w:val="000000"/>
+        </w:rPr>
+        <w:t>Baseet's Evaluation Module</w:t>
+      </w:r>
+      <w:r>
+        <w:rPr>
+          <w:rStyle w:val="apple-converted-space"/>
+          <w:rFonts w:ascii="Times New Roman" w:hAnsi="Times New Roman" w:cs="Times New Roman"/>
+          <w:color w:val="000000"/>
+        </w:rPr>
+        <w:t> </w:t>
+      </w:r>
+      <w:r>
+        <w:rPr>
+          <w:rFonts w:ascii="Times New Roman" w:hAnsi="Times New Roman" w:cs="Times New Roman"/>
+          <w:color w:val="000000"/>
+        </w:rPr>
+        <w:t>is to provide assessment that distinguishes between knowledge gaps and errors caused by affective factors, necessitating the use of</w:t>
+      </w:r>
+      <w:r>
+        <w:rPr>
+          <w:rStyle w:val="apple-converted-space"/>
+          <w:rFonts w:ascii="Times New Roman" w:hAnsi="Times New Roman" w:cs="Times New Roman"/>
+          <w:color w:val="000000"/>
+        </w:rPr>
+        <w:t> </w:t>
+      </w:r>
+      <w:r>
+        <w:rPr>
+          <w:rFonts w:ascii="Times New Roman" w:hAnsi="Times New Roman" w:cs="Times New Roman"/>
+          <w:b/>
+          <w:bCs/>
+          <w:color w:val="000000"/>
+        </w:rPr>
+        <w:t>Advanced Knowledge Tracing (KT)</w:t>
+      </w:r>
+      <w:r>
+        <w:rPr>
+          <w:rStyle w:val="apple-converted-space"/>
+          <w:rFonts w:ascii="Times New Roman" w:hAnsi="Times New Roman" w:cs="Times New Roman"/>
+          <w:color w:val="000000"/>
+        </w:rPr>
+        <w:t> </w:t>
+      </w:r>
+      <w:r>
+        <w:rPr>
+          <w:rFonts w:ascii="Times New Roman" w:hAnsi="Times New Roman" w:cs="Times New Roman"/>
+          <w:color w:val="000000"/>
+        </w:rPr>
+        <w:t>models. Traditional</w:t>
+      </w:r>
+      <w:r>
+        <w:rPr>
+          <w:rStyle w:val="apple-converted-space"/>
+          <w:rFonts w:ascii="Times New Roman" w:hAnsi="Times New Roman" w:cs="Times New Roman"/>
+          <w:color w:val="000000"/>
+        </w:rPr>
+        <w:t> </w:t>
+      </w:r>
+      <w:r>
+        <w:rPr>
+          <w:rFonts w:ascii="Times New Roman" w:hAnsi="Times New Roman" w:cs="Times New Roman"/>
+          <w:b/>
+          <w:bCs/>
+          <w:color w:val="000000"/>
+        </w:rPr>
+        <w:t>Bayesian Knowledge Tracing (BKT)</w:t>
+      </w:r>
+      <w:r>
+        <w:rPr>
+          <w:rStyle w:val="apple-converted-space"/>
+          <w:rFonts w:ascii="Times New Roman" w:hAnsi="Times New Roman" w:cs="Times New Roman"/>
+          <w:color w:val="000000"/>
+        </w:rPr>
+        <w:t> </w:t>
+      </w:r>
+      <w:r>
+        <w:rPr>
+          <w:rFonts w:ascii="Times New Roman" w:hAnsi="Times New Roman" w:cs="Times New Roman"/>
+          <w:color w:val="000000"/>
+        </w:rPr>
+        <w:t>is fundamentally limited because it relies solely on correct/incorrect responses [12]. Research has progressed along two key paths to improve this. Firstly, the</w:t>
+      </w:r>
+      <w:r>
+        <w:rPr>
+          <w:rStyle w:val="apple-converted-space"/>
+          <w:rFonts w:ascii="Times New Roman" w:hAnsi="Times New Roman" w:cs="Times New Roman"/>
+          <w:color w:val="000000"/>
+        </w:rPr>
+        <w:t> </w:t>
+      </w:r>
+      <w:r>
+        <w:rPr>
+          <w:rFonts w:ascii="Times New Roman" w:hAnsi="Times New Roman" w:cs="Times New Roman"/>
+          <w:b/>
+          <w:bCs/>
+          <w:color w:val="000000"/>
+        </w:rPr>
+        <w:t>Affective Knowledge Tracing (AKT)</w:t>
+      </w:r>
+      <w:r>
+        <w:rPr>
+          <w:rStyle w:val="apple-converted-space"/>
+          <w:rFonts w:ascii="Times New Roman" w:hAnsi="Times New Roman" w:cs="Times New Roman"/>
+          <w:color w:val="000000"/>
+        </w:rPr>
+        <w:t> </w:t>
+      </w:r>
+      <w:r>
+        <w:rPr>
+          <w:rFonts w:ascii="Times New Roman" w:hAnsi="Times New Roman" w:cs="Times New Roman"/>
+          <w:color w:val="000000"/>
+        </w:rPr>
+        <w:t xml:space="preserve">framework extends BKT by using monotonic attention mechanisms to </w:t>
+      </w:r>
+      <w:r>
+        <w:rPr>
+          <w:rFonts w:ascii="Times New Roman" w:hAnsi="Times New Roman" w:cs="Times New Roman"/>
+          <w:color w:val="000000"/>
+        </w:rPr>
+        <w:lastRenderedPageBreak/>
+        <w:t>incorporate dynamic</w:t>
+      </w:r>
+      <w:r>
+        <w:rPr>
+          <w:rStyle w:val="apple-converted-space"/>
+          <w:rFonts w:ascii="Times New Roman" w:hAnsi="Times New Roman" w:cs="Times New Roman"/>
+          <w:color w:val="000000"/>
+        </w:rPr>
+        <w:t> </w:t>
+      </w:r>
+      <w:r>
+        <w:rPr>
+          <w:rFonts w:ascii="Times New Roman" w:hAnsi="Times New Roman" w:cs="Times New Roman"/>
+          <w:b/>
+          <w:bCs/>
+          <w:color w:val="000000"/>
+        </w:rPr>
+        <w:t>affective states</w:t>
+      </w:r>
+      <w:r>
+        <w:rPr>
+          <w:rStyle w:val="apple-converted-space"/>
+          <w:rFonts w:ascii="Times New Roman" w:hAnsi="Times New Roman" w:cs="Times New Roman"/>
+          <w:color w:val="000000"/>
+        </w:rPr>
+        <w:t> </w:t>
+      </w:r>
+      <w:r>
+        <w:rPr>
+          <w:rFonts w:ascii="Times New Roman" w:hAnsi="Times New Roman" w:cs="Times New Roman"/>
+          <w:color w:val="000000"/>
+        </w:rPr>
+        <w:t>(like confusion or boredom) to contextualize errors [9]. Secondly, models like</w:t>
+      </w:r>
+      <w:r>
+        <w:rPr>
+          <w:rStyle w:val="apple-converted-space"/>
+          <w:rFonts w:ascii="Times New Roman" w:hAnsi="Times New Roman" w:cs="Times New Roman"/>
+          <w:color w:val="000000"/>
+        </w:rPr>
+        <w:t> </w:t>
+      </w:r>
+      <w:r>
+        <w:rPr>
+          <w:rFonts w:ascii="Times New Roman" w:hAnsi="Times New Roman" w:cs="Times New Roman"/>
+          <w:b/>
+          <w:bCs/>
+          <w:color w:val="000000"/>
+        </w:rPr>
+        <w:t>AEKT</w:t>
+      </w:r>
+      <w:r>
+        <w:rPr>
+          <w:rStyle w:val="apple-converted-space"/>
+          <w:rFonts w:ascii="Times New Roman" w:hAnsi="Times New Roman" w:cs="Times New Roman"/>
+          <w:color w:val="000000"/>
+        </w:rPr>
+        <w:t> </w:t>
+      </w:r>
+      <w:r>
+        <w:rPr>
+          <w:rFonts w:ascii="Times New Roman" w:hAnsi="Times New Roman" w:cs="Times New Roman"/>
+          <w:color w:val="000000"/>
+        </w:rPr>
+        <w:t>[11] and others that incorporate a</w:t>
+      </w:r>
+      <w:r>
+        <w:rPr>
+          <w:rStyle w:val="apple-converted-space"/>
+          <w:rFonts w:ascii="Times New Roman" w:hAnsi="Times New Roman" w:cs="Times New Roman"/>
+          <w:color w:val="000000"/>
+        </w:rPr>
+        <w:t> </w:t>
+      </w:r>
+      <w:r>
+        <w:rPr>
+          <w:rFonts w:ascii="Times New Roman" w:hAnsi="Times New Roman" w:cs="Times New Roman"/>
+          <w:b/>
+          <w:bCs/>
+          <w:color w:val="000000"/>
+        </w:rPr>
+        <w:t>Self-Attention Mechanism</w:t>
+      </w:r>
+      <w:r>
+        <w:rPr>
+          <w:rStyle w:val="apple-converted-space"/>
+          <w:rFonts w:ascii="Times New Roman" w:hAnsi="Times New Roman" w:cs="Times New Roman"/>
+          <w:color w:val="000000"/>
+        </w:rPr>
+        <w:t> </w:t>
+      </w:r>
+      <w:r>
+        <w:rPr>
+          <w:rFonts w:ascii="Times New Roman" w:hAnsi="Times New Roman" w:cs="Times New Roman"/>
+          <w:color w:val="000000"/>
+        </w:rPr>
+        <w:t>[10] refine the model's structural understanding by integrating</w:t>
+      </w:r>
+      <w:r>
+        <w:rPr>
+          <w:rStyle w:val="apple-converted-space"/>
+          <w:rFonts w:ascii="Times New Roman" w:hAnsi="Times New Roman" w:cs="Times New Roman"/>
+          <w:color w:val="000000"/>
+        </w:rPr>
+        <w:t> </w:t>
+      </w:r>
+      <w:r>
+        <w:rPr>
+          <w:rFonts w:ascii="Times New Roman" w:hAnsi="Times New Roman" w:cs="Times New Roman"/>
+          <w:b/>
+          <w:bCs/>
+          <w:color w:val="000000"/>
+        </w:rPr>
+        <w:t>Domain Knowledge</w:t>
+      </w:r>
+      <w:r>
+        <w:rPr>
+          <w:rStyle w:val="apple-converted-space"/>
+          <w:rFonts w:ascii="Times New Roman" w:hAnsi="Times New Roman" w:cs="Times New Roman"/>
+          <w:color w:val="000000"/>
+        </w:rPr>
+        <w:t> </w:t>
+      </w:r>
+      <w:r>
+        <w:rPr>
+          <w:rFonts w:ascii="Times New Roman" w:hAnsi="Times New Roman" w:cs="Times New Roman"/>
+          <w:color w:val="000000"/>
+        </w:rPr>
+        <w:t>and separating</w:t>
+      </w:r>
+      <w:r>
+        <w:rPr>
+          <w:rStyle w:val="apple-converted-space"/>
+          <w:rFonts w:ascii="Times New Roman" w:hAnsi="Times New Roman" w:cs="Times New Roman"/>
+          <w:color w:val="000000"/>
+        </w:rPr>
+        <w:t> </w:t>
+      </w:r>
+      <w:r>
+        <w:rPr>
+          <w:rFonts w:ascii="Times New Roman" w:hAnsi="Times New Roman" w:cs="Times New Roman"/>
+          <w:b/>
+          <w:bCs/>
+          <w:color w:val="000000"/>
+        </w:rPr>
+        <w:t>Cognitive Ability</w:t>
+      </w:r>
+      <w:r>
+        <w:rPr>
+          <w:rStyle w:val="apple-converted-space"/>
+          <w:rFonts w:ascii="Times New Roman" w:hAnsi="Times New Roman" w:cs="Times New Roman"/>
+          <w:color w:val="000000"/>
+        </w:rPr>
+        <w:t> </w:t>
+      </w:r>
+      <w:r>
+        <w:rPr>
+          <w:rFonts w:ascii="Times New Roman" w:hAnsi="Times New Roman" w:cs="Times New Roman"/>
+          <w:color w:val="000000"/>
+        </w:rPr>
+        <w:t>(a fixed trait) from</w:t>
+      </w:r>
+      <w:r>
+        <w:rPr>
+          <w:rStyle w:val="apple-converted-space"/>
+          <w:rFonts w:ascii="Times New Roman" w:hAnsi="Times New Roman" w:cs="Times New Roman"/>
+          <w:color w:val="000000"/>
+        </w:rPr>
+        <w:t> </w:t>
+      </w:r>
+      <w:r>
+        <w:rPr>
+          <w:rFonts w:ascii="Times New Roman" w:hAnsi="Times New Roman" w:cs="Times New Roman"/>
+          <w:b/>
+          <w:bCs/>
+          <w:color w:val="000000"/>
+        </w:rPr>
+        <w:t>Knowledge Acquisition</w:t>
+      </w:r>
+      <w:r>
+        <w:rPr>
+          <w:rStyle w:val="apple-converted-space"/>
+          <w:rFonts w:ascii="Times New Roman" w:hAnsi="Times New Roman" w:cs="Times New Roman"/>
+          <w:color w:val="000000"/>
+        </w:rPr>
+        <w:t> </w:t>
+      </w:r>
+      <w:r>
+        <w:rPr>
+          <w:rFonts w:ascii="Times New Roman" w:hAnsi="Times New Roman" w:cs="Times New Roman"/>
+          <w:color w:val="000000"/>
+        </w:rPr>
+        <w:t>(a dynamic state) [11]. The high AUC results achieved by these advanced models confirm the massive performance gain over basic KT [10, 12]. This synthesis points to the need for Baseet to implement a</w:t>
+      </w:r>
+      <w:r>
+        <w:rPr>
+          <w:rStyle w:val="apple-converted-space"/>
+          <w:rFonts w:ascii="Times New Roman" w:hAnsi="Times New Roman" w:cs="Times New Roman"/>
+          <w:color w:val="000000"/>
+        </w:rPr>
+        <w:t> </w:t>
+      </w:r>
+      <w:r>
+        <w:rPr>
+          <w:rFonts w:ascii="Times New Roman" w:hAnsi="Times New Roman" w:cs="Times New Roman"/>
+          <w:b/>
+          <w:bCs/>
+          <w:color w:val="000000"/>
+        </w:rPr>
+        <w:t>hybrid deep learning KT model</w:t>
+      </w:r>
+      <w:r>
+        <w:rPr>
+          <w:rStyle w:val="apple-converted-space"/>
+          <w:rFonts w:ascii="Times New Roman" w:hAnsi="Times New Roman" w:cs="Times New Roman"/>
+          <w:color w:val="000000"/>
+        </w:rPr>
+        <w:t> </w:t>
+      </w:r>
+      <w:r>
+        <w:rPr>
+          <w:rFonts w:ascii="Times New Roman" w:hAnsi="Times New Roman" w:cs="Times New Roman"/>
+          <w:color w:val="000000"/>
+        </w:rPr>
+        <w:t>that utilizes both affective data (like AKT) and a structured representation of cognitive ability and knowledge concepts (like AEKT) for the most accurate and interpretable assessment.</w:t>
       </w:r>
     </w:p>
     <w:p>
@@ -232,42 +1046,331 @@
         <w:pStyle w:val="ListParagraph"/>
         <w:numPr>
           <w:ilvl w:val="0"/>
-          <w:numId w:val="27"/>
+          <w:numId w:val="63"/>
         </w:numPr>
-        <w:spacing w:line="480" w:lineRule="auto"/>
-        <w:rPr>
-          <w:rFonts w:asciiTheme="majorBidi" w:eastAsia="Times New Roman" w:hAnsiTheme="majorBidi" w:cstheme="majorBidi"/>
-          <w:b/>
-          <w:bCs/>
+        <w:spacing w:before="100" w:beforeAutospacing="1" w:after="100" w:afterAutospacing="1" w:line="480" w:lineRule="auto"/>
+        <w:outlineLvl w:val="2"/>
+        <w:rPr>
+          <w:rFonts w:ascii="Times New Roman" w:eastAsia="Times New Roman" w:hAnsi="Times New Roman" w:cs="Times New Roman"/>
+          <w:b/>
+          <w:bCs/>
+          <w:color w:val="000000"/>
           <w:kern w:val="0"/>
           <w14:ligatures w14:val="none"/>
         </w:rPr>
       </w:pPr>
       <w:r>
         <w:rPr>
-          <w:rFonts w:asciiTheme="majorBidi" w:eastAsia="Times New Roman" w:hAnsiTheme="majorBidi" w:cstheme="majorBidi"/>
-          <w:b/>
-          <w:bCs/>
+          <w:rFonts w:ascii="Times New Roman" w:eastAsia="Times New Roman" w:hAnsi="Times New Roman" w:cs="Times New Roman"/>
+          <w:b/>
+          <w:bCs/>
+          <w:color w:val="000000"/>
           <w:kern w:val="0"/>
           <w14:ligatures w14:val="none"/>
         </w:rPr>
-        <w:t>Affective Knowledge Tracing for Contextualized Assessment</w:t>
+        <w:t>Adaptive Gamification for Special Education Engagement</w:t>
       </w:r>
     </w:p>
     <w:p>
       <w:pPr>
-        <w:spacing w:line="480" w:lineRule="auto"/>
+        <w:spacing w:before="100" w:beforeAutospacing="1" w:after="100" w:afterAutospacing="1" w:line="480" w:lineRule="auto"/>
         <w:ind w:firstLine="720"/>
-        <w:rPr>
-          <w:rFonts w:asciiTheme="majorBidi" w:hAnsiTheme="majorBidi" w:cstheme="majorBidi"/>
-        </w:rPr>
-      </w:pPr>
-      <w:r>
-        <w:rPr>
-          <w:rFonts w:asciiTheme="majorBidi" w:hAnsiTheme="majorBidi" w:cstheme="majorBidi"/>
-        </w:rPr>
-        <w:lastRenderedPageBreak/>
-        <w:t>Standard knowledge tracing methods, such as Bayesian Knowledge Tracing (BKT), rely solely on correct versus incorrect responses to infer student mastery.⁶ This limited input prevents the model from distinguishing between genuine knowledge gaps and errors caused by temporary factors like confusion, fatigue, or disengagement.⁶ The Knowledge Tracing with Item Difficulty and Emotional Modeling (KT-IDEM) framework addresses this issue by extending BKT to incorporate estimates of a learner’s emotional state.⁶ Evaluation using the Area Under the Curve (AUC) metric showed that KT-IDEM significantly outperformed traditional KT models, demonstrating that emotion is a meaningful predictor in the learning process.⁷ This research direction could be highly informative for Baseet, suggesting that integrating affective signals into assessment logic may enhance fairness, interpretability, and responsiveness in future adaptive learning components.</w:t>
+        <w:outlineLvl w:val="2"/>
+        <w:rPr>
+          <w:rFonts w:ascii="Times New Roman" w:eastAsia="Times New Roman" w:hAnsi="Times New Roman" w:cs="Times New Roman"/>
+          <w:b/>
+          <w:bCs/>
+          <w:color w:val="000000"/>
+          <w:kern w:val="0"/>
+          <w14:ligatures w14:val="none"/>
+        </w:rPr>
+      </w:pPr>
+      <w:r>
+        <w:rPr>
+          <w:rFonts w:ascii="Times New Roman" w:hAnsi="Times New Roman" w:cs="Times New Roman"/>
+          <w:color w:val="000000"/>
+        </w:rPr>
+        <w:t>To maximize engagement for children with ASD,</w:t>
+      </w:r>
+      <w:r>
+        <w:rPr>
+          <w:rStyle w:val="apple-converted-space"/>
+          <w:rFonts w:ascii="Times New Roman" w:hAnsi="Times New Roman" w:cs="Times New Roman"/>
+          <w:color w:val="000000"/>
+        </w:rPr>
+        <w:t> </w:t>
+      </w:r>
+      <w:r>
+        <w:rPr>
+          <w:rFonts w:ascii="Times New Roman" w:hAnsi="Times New Roman" w:cs="Times New Roman"/>
+          <w:b/>
+          <w:bCs/>
+          <w:color w:val="000000"/>
+        </w:rPr>
+        <w:t>Baseet’s Gamification Module</w:t>
+      </w:r>
+      <w:r>
+        <w:rPr>
+          <w:rStyle w:val="apple-converted-space"/>
+          <w:rFonts w:ascii="Times New Roman" w:hAnsi="Times New Roman" w:cs="Times New Roman"/>
+          <w:color w:val="000000"/>
+        </w:rPr>
+        <w:t> </w:t>
+      </w:r>
+      <w:r>
+        <w:rPr>
+          <w:rFonts w:ascii="Times New Roman" w:hAnsi="Times New Roman" w:cs="Times New Roman"/>
+          <w:color w:val="000000"/>
+        </w:rPr>
+        <w:t>must apply game elements effectively. Studies confirm that game elements like</w:t>
+      </w:r>
+      <w:r>
+        <w:rPr>
+          <w:rStyle w:val="apple-converted-space"/>
+          <w:rFonts w:ascii="Times New Roman" w:hAnsi="Times New Roman" w:cs="Times New Roman"/>
+          <w:color w:val="000000"/>
+        </w:rPr>
+        <w:t> </w:t>
+      </w:r>
+      <w:r>
+        <w:rPr>
+          <w:rFonts w:ascii="Times New Roman" w:hAnsi="Times New Roman" w:cs="Times New Roman"/>
+          <w:b/>
+          <w:bCs/>
+          <w:color w:val="000000"/>
+        </w:rPr>
+        <w:t>points, rewards, and immediate feedback</w:t>
+      </w:r>
+      <w:r>
+        <w:rPr>
+          <w:rStyle w:val="apple-converted-space"/>
+          <w:rFonts w:ascii="Times New Roman" w:hAnsi="Times New Roman" w:cs="Times New Roman"/>
+          <w:color w:val="000000"/>
+        </w:rPr>
+        <w:t> </w:t>
+      </w:r>
+      <w:r>
+        <w:rPr>
+          <w:rFonts w:ascii="Times New Roman" w:hAnsi="Times New Roman" w:cs="Times New Roman"/>
+          <w:color w:val="000000"/>
+        </w:rPr>
+        <w:t>are highly motivating and create a structured environment necessary for skill acquisition in children with ASD [14, 13]. However, a critical distinction is drawn between static and adaptive gamification. A systematic review [15] found that dynamically tailoring game elements (often implemented via</w:t>
+      </w:r>
+      <w:r>
+        <w:rPr>
+          <w:rStyle w:val="apple-converted-space"/>
+          <w:rFonts w:ascii="Times New Roman" w:hAnsi="Times New Roman" w:cs="Times New Roman"/>
+          <w:color w:val="000000"/>
+        </w:rPr>
+        <w:t> </w:t>
+      </w:r>
+      <w:r>
+        <w:rPr>
+          <w:rFonts w:ascii="Times New Roman" w:hAnsi="Times New Roman" w:cs="Times New Roman"/>
+          <w:b/>
+          <w:bCs/>
+          <w:color w:val="000000"/>
+        </w:rPr>
+        <w:t>Bayesian Networks</w:t>
+      </w:r>
+      <w:r>
+        <w:rPr>
+          <w:rStyle w:val="apple-converted-space"/>
+          <w:rFonts w:ascii="Times New Roman" w:hAnsi="Times New Roman" w:cs="Times New Roman"/>
+          <w:color w:val="000000"/>
+        </w:rPr>
+        <w:t> </w:t>
+      </w:r>
+      <w:r>
+        <w:rPr>
+          <w:rFonts w:ascii="Times New Roman" w:hAnsi="Times New Roman" w:cs="Times New Roman"/>
+          <w:color w:val="000000"/>
+        </w:rPr>
+        <w:t>or</w:t>
+      </w:r>
+      <w:r>
+        <w:rPr>
+          <w:rStyle w:val="apple-converted-space"/>
+          <w:rFonts w:ascii="Times New Roman" w:hAnsi="Times New Roman" w:cs="Times New Roman"/>
+          <w:color w:val="000000"/>
+        </w:rPr>
+        <w:t> </w:t>
+      </w:r>
+      <w:r>
+        <w:rPr>
+          <w:rFonts w:ascii="Times New Roman" w:hAnsi="Times New Roman" w:cs="Times New Roman"/>
+          <w:b/>
+          <w:bCs/>
+          <w:color w:val="000000"/>
+        </w:rPr>
+        <w:t>Fuzzy Logic</w:t>
+      </w:r>
+      <w:r>
+        <w:rPr>
+          <w:rFonts w:ascii="Times New Roman" w:hAnsi="Times New Roman" w:cs="Times New Roman"/>
+          <w:color w:val="000000"/>
+        </w:rPr>
+        <w:t>) based on a student's</w:t>
+      </w:r>
+      <w:r>
+        <w:rPr>
+          <w:rStyle w:val="apple-converted-space"/>
+          <w:rFonts w:ascii="Times New Roman" w:hAnsi="Times New Roman" w:cs="Times New Roman"/>
+          <w:color w:val="000000"/>
+        </w:rPr>
+        <w:t> </w:t>
+      </w:r>
+      <w:r>
+        <w:rPr>
+          <w:rFonts w:ascii="Times New Roman" w:hAnsi="Times New Roman" w:cs="Times New Roman"/>
+          <w:b/>
+          <w:bCs/>
+          <w:color w:val="000000"/>
+        </w:rPr>
+        <w:t>Player Type</w:t>
+      </w:r>
+      <w:r>
+        <w:rPr>
+          <w:rStyle w:val="apple-converted-space"/>
+          <w:rFonts w:ascii="Times New Roman" w:hAnsi="Times New Roman" w:cs="Times New Roman"/>
+          <w:color w:val="000000"/>
+        </w:rPr>
+        <w:t> </w:t>
+      </w:r>
+      <w:r>
+        <w:rPr>
+          <w:rFonts w:ascii="Times New Roman" w:hAnsi="Times New Roman" w:cs="Times New Roman"/>
+          <w:color w:val="000000"/>
+        </w:rPr>
+        <w:t>leads to significantly greater motivation and learning efficiency [15]. This is in contrast to simpler implementations that use fixed reward schedules [13]. Furthermore, research highlights that gamification improves</w:t>
+      </w:r>
+      <w:r>
+        <w:rPr>
+          <w:rStyle w:val="apple-converted-space"/>
+          <w:rFonts w:ascii="Times New Roman" w:hAnsi="Times New Roman" w:cs="Times New Roman"/>
+          <w:color w:val="000000"/>
+        </w:rPr>
+        <w:t> </w:t>
+      </w:r>
+      <w:r>
+        <w:rPr>
+          <w:rFonts w:ascii="Times New Roman" w:hAnsi="Times New Roman" w:cs="Times New Roman"/>
+          <w:b/>
+          <w:bCs/>
+          <w:color w:val="000000"/>
+        </w:rPr>
+        <w:t>social interaction</w:t>
+      </w:r>
+      <w:r>
+        <w:rPr>
+          <w:rStyle w:val="apple-converted-space"/>
+          <w:rFonts w:ascii="Times New Roman" w:hAnsi="Times New Roman" w:cs="Times New Roman"/>
+          <w:color w:val="000000"/>
+        </w:rPr>
+        <w:t> </w:t>
+      </w:r>
+      <w:r>
+        <w:rPr>
+          <w:rFonts w:ascii="Times New Roman" w:hAnsi="Times New Roman" w:cs="Times New Roman"/>
+          <w:color w:val="000000"/>
+        </w:rPr>
+        <w:t>and</w:t>
+      </w:r>
+      <w:r>
+        <w:rPr>
+          <w:rStyle w:val="apple-converted-space"/>
+          <w:rFonts w:ascii="Times New Roman" w:hAnsi="Times New Roman" w:cs="Times New Roman"/>
+          <w:color w:val="000000"/>
+        </w:rPr>
+        <w:t> </w:t>
+      </w:r>
+      <w:r>
+        <w:rPr>
+          <w:rFonts w:ascii="Times New Roman" w:hAnsi="Times New Roman" w:cs="Times New Roman"/>
+          <w:b/>
+          <w:bCs/>
+          <w:color w:val="000000"/>
+        </w:rPr>
+        <w:t>engagement</w:t>
+      </w:r>
+      <w:r>
+        <w:rPr>
+          <w:rStyle w:val="apple-converted-space"/>
+          <w:rFonts w:ascii="Times New Roman" w:hAnsi="Times New Roman" w:cs="Times New Roman"/>
+          <w:color w:val="000000"/>
+        </w:rPr>
+        <w:t> </w:t>
+      </w:r>
+      <w:r>
+        <w:rPr>
+          <w:rFonts w:ascii="Times New Roman" w:hAnsi="Times New Roman" w:cs="Times New Roman"/>
+          <w:color w:val="000000"/>
+        </w:rPr>
+        <w:t>by providing a structured, positive feedback loop [13, 16]. Therefore, Baseet should integrate a system for</w:t>
+      </w:r>
+      <w:r>
+        <w:rPr>
+          <w:rStyle w:val="apple-converted-space"/>
+          <w:rFonts w:ascii="Times New Roman" w:hAnsi="Times New Roman" w:cs="Times New Roman"/>
+          <w:color w:val="000000"/>
+        </w:rPr>
+        <w:t> </w:t>
+      </w:r>
+      <w:r>
+        <w:rPr>
+          <w:rFonts w:ascii="Times New Roman" w:hAnsi="Times New Roman" w:cs="Times New Roman"/>
+          <w:b/>
+          <w:bCs/>
+          <w:color w:val="000000"/>
+        </w:rPr>
+        <w:t>dynamic player profiling</w:t>
+      </w:r>
+      <w:r>
+        <w:rPr>
+          <w:rStyle w:val="apple-converted-space"/>
+          <w:rFonts w:ascii="Times New Roman" w:hAnsi="Times New Roman" w:cs="Times New Roman"/>
+          <w:color w:val="000000"/>
+        </w:rPr>
+        <w:t> </w:t>
+      </w:r>
+      <w:r>
+        <w:rPr>
+          <w:rFonts w:ascii="Times New Roman" w:hAnsi="Times New Roman" w:cs="Times New Roman"/>
+          <w:color w:val="000000"/>
+        </w:rPr>
+        <w:t>and</w:t>
+      </w:r>
+      <w:r>
+        <w:rPr>
+          <w:rStyle w:val="apple-converted-space"/>
+          <w:rFonts w:ascii="Times New Roman" w:hAnsi="Times New Roman" w:cs="Times New Roman"/>
+          <w:color w:val="000000"/>
+        </w:rPr>
+        <w:t> </w:t>
+      </w:r>
+      <w:r>
+        <w:rPr>
+          <w:rFonts w:ascii="Times New Roman" w:hAnsi="Times New Roman" w:cs="Times New Roman"/>
+          <w:b/>
+          <w:bCs/>
+          <w:color w:val="000000"/>
+        </w:rPr>
+        <w:t>adaptive element adjustment</w:t>
+      </w:r>
+      <w:r>
+        <w:rPr>
+          <w:rStyle w:val="apple-converted-space"/>
+          <w:rFonts w:ascii="Times New Roman" w:hAnsi="Times New Roman" w:cs="Times New Roman"/>
+          <w:color w:val="000000"/>
+        </w:rPr>
+        <w:t> </w:t>
+      </w:r>
+      <w:r>
+        <w:rPr>
+          <w:rFonts w:ascii="Times New Roman" w:hAnsi="Times New Roman" w:cs="Times New Roman"/>
+          <w:color w:val="000000"/>
+        </w:rPr>
+        <w:t>to ensure that gamification remains motivating over time for diverse learners.</w:t>
       </w:r>
     </w:p>
     <w:p>
@@ -275,26 +1378,201 @@
         <w:pStyle w:val="ListParagraph"/>
         <w:numPr>
           <w:ilvl w:val="0"/>
-          <w:numId w:val="27"/>
+          <w:numId w:val="63"/>
         </w:numPr>
-        <w:spacing w:line="480" w:lineRule="auto"/>
-        <w:rPr>
-          <w:rFonts w:asciiTheme="majorBidi" w:eastAsia="Times New Roman" w:hAnsiTheme="majorBidi" w:cstheme="majorBidi"/>
-          <w:b/>
-          <w:bCs/>
+        <w:spacing w:before="100" w:beforeAutospacing="1" w:after="100" w:afterAutospacing="1" w:line="480" w:lineRule="auto"/>
+        <w:outlineLvl w:val="2"/>
+        <w:rPr>
+          <w:rFonts w:ascii="Times New Roman" w:eastAsia="Times New Roman" w:hAnsi="Times New Roman" w:cs="Times New Roman"/>
+          <w:b/>
+          <w:bCs/>
+          <w:color w:val="000000"/>
           <w:kern w:val="0"/>
           <w14:ligatures w14:val="none"/>
         </w:rPr>
       </w:pPr>
       <w:r>
         <w:rPr>
-          <w:rFonts w:asciiTheme="majorBidi" w:eastAsia="Times New Roman" w:hAnsiTheme="majorBidi" w:cstheme="majorBidi"/>
-          <w:b/>
-          <w:bCs/>
+          <w:rFonts w:ascii="Times New Roman" w:eastAsia="Times New Roman" w:hAnsi="Times New Roman" w:cs="Times New Roman"/>
+          <w:b/>
+          <w:bCs/>
+          <w:color w:val="000000"/>
           <w:kern w:val="0"/>
           <w14:ligatures w14:val="none"/>
         </w:rPr>
-        <w:t>Works cited</w:t>
+        <w:lastRenderedPageBreak/>
+        <w:t>Design Considerations for Socially Assistive Technology in ASD</w:t>
+      </w:r>
+    </w:p>
+    <w:p>
+      <w:pPr>
+        <w:spacing w:before="100" w:beforeAutospacing="1" w:after="100" w:afterAutospacing="1" w:line="480" w:lineRule="auto"/>
+        <w:ind w:firstLine="720"/>
+        <w:rPr>
+          <w:rFonts w:ascii="Times New Roman" w:eastAsia="Times New Roman" w:hAnsi="Times New Roman" w:cs="Times New Roman"/>
+          <w:color w:val="000000"/>
+          <w:kern w:val="0"/>
+          <w14:ligatures w14:val="none"/>
+        </w:rPr>
+      </w:pPr>
+      <w:r>
+        <w:rPr>
+          <w:rFonts w:ascii="Times New Roman" w:hAnsi="Times New Roman" w:cs="Times New Roman"/>
+          <w:color w:val="000000"/>
+        </w:rPr>
+        <w:t>The final layer of Baseet's architecture involves designing natural, personalized interventions, which draws heavily from research into</w:t>
+      </w:r>
+      <w:r>
+        <w:rPr>
+          <w:rStyle w:val="apple-converted-space"/>
+          <w:rFonts w:ascii="Times New Roman" w:hAnsi="Times New Roman" w:cs="Times New Roman"/>
+          <w:color w:val="000000"/>
+        </w:rPr>
+        <w:t> </w:t>
+      </w:r>
+      <w:r>
+        <w:rPr>
+          <w:rFonts w:ascii="Times New Roman" w:hAnsi="Times New Roman" w:cs="Times New Roman"/>
+          <w:b/>
+          <w:bCs/>
+          <w:color w:val="000000"/>
+        </w:rPr>
+        <w:t>Socially Assistive Technology (SAT)</w:t>
+      </w:r>
+      <w:r>
+        <w:rPr>
+          <w:rFonts w:ascii="Times New Roman" w:hAnsi="Times New Roman" w:cs="Times New Roman"/>
+          <w:color w:val="000000"/>
+        </w:rPr>
+        <w:t>. The use of</w:t>
+      </w:r>
+      <w:r>
+        <w:rPr>
+          <w:rStyle w:val="apple-converted-space"/>
+          <w:rFonts w:ascii="Times New Roman" w:hAnsi="Times New Roman" w:cs="Times New Roman"/>
+          <w:color w:val="000000"/>
+        </w:rPr>
+        <w:t> </w:t>
+      </w:r>
+      <w:r>
+        <w:rPr>
+          <w:rFonts w:ascii="Times New Roman" w:hAnsi="Times New Roman" w:cs="Times New Roman"/>
+          <w:b/>
+          <w:bCs/>
+          <w:color w:val="000000"/>
+        </w:rPr>
+        <w:t>Reinforcement Learning (RL)</w:t>
+      </w:r>
+      <w:r>
+        <w:rPr>
+          <w:rStyle w:val="apple-converted-space"/>
+          <w:rFonts w:ascii="Times New Roman" w:hAnsi="Times New Roman" w:cs="Times New Roman"/>
+          <w:color w:val="000000"/>
+        </w:rPr>
+        <w:t> </w:t>
+      </w:r>
+      <w:r>
+        <w:rPr>
+          <w:rFonts w:ascii="Times New Roman" w:hAnsi="Times New Roman" w:cs="Times New Roman"/>
+          <w:color w:val="000000"/>
+        </w:rPr>
+        <w:t>to guide social interactions (e.g., selecting the optimal social cue delivered by a robot) is a powerful method for personalization, demonstrating superior gains in turn-taking and social responses [17]. Furthermore, a large meta-analysis confirms the overall positive impact of assistive technologies and highlights the strong efficacy of systems that incorporate</w:t>
+      </w:r>
+      <w:r>
+        <w:rPr>
+          <w:rStyle w:val="apple-converted-space"/>
+          <w:rFonts w:ascii="Times New Roman" w:hAnsi="Times New Roman" w:cs="Times New Roman"/>
+          <w:color w:val="000000"/>
+        </w:rPr>
+        <w:t> </w:t>
+      </w:r>
+      <w:r>
+        <w:rPr>
+          <w:rFonts w:ascii="Times New Roman" w:hAnsi="Times New Roman" w:cs="Times New Roman"/>
+          <w:b/>
+          <w:bCs/>
+          <w:color w:val="000000"/>
+        </w:rPr>
+        <w:t>Wearable Biosensors</w:t>
+      </w:r>
+      <w:r>
+        <w:rPr>
+          <w:rStyle w:val="apple-converted-space"/>
+          <w:rFonts w:ascii="Times New Roman" w:hAnsi="Times New Roman" w:cs="Times New Roman"/>
+          <w:color w:val="000000"/>
+        </w:rPr>
+        <w:t> </w:t>
+      </w:r>
+      <w:r>
+        <w:rPr>
+          <w:rFonts w:ascii="Times New Roman" w:hAnsi="Times New Roman" w:cs="Times New Roman"/>
+          <w:color w:val="000000"/>
+        </w:rPr>
+        <w:t>(such as those measuring Electrodermal Activity or EDA) and</w:t>
+      </w:r>
+      <w:r>
+        <w:rPr>
+          <w:rStyle w:val="apple-converted-space"/>
+          <w:rFonts w:ascii="Times New Roman" w:hAnsi="Times New Roman" w:cs="Times New Roman"/>
+          <w:color w:val="000000"/>
+        </w:rPr>
+        <w:t> </w:t>
+      </w:r>
+      <w:r>
+        <w:rPr>
+          <w:rFonts w:ascii="Times New Roman" w:hAnsi="Times New Roman" w:cs="Times New Roman"/>
+          <w:b/>
+          <w:bCs/>
+          <w:color w:val="000000"/>
+        </w:rPr>
+        <w:t>Augmented Reality (AR)</w:t>
+      </w:r>
+      <w:r>
+        <w:rPr>
+          <w:rStyle w:val="apple-converted-space"/>
+          <w:rFonts w:ascii="Times New Roman" w:hAnsi="Times New Roman" w:cs="Times New Roman"/>
+          <w:color w:val="000000"/>
+        </w:rPr>
+        <w:t> </w:t>
+      </w:r>
+      <w:r>
+        <w:rPr>
+          <w:rFonts w:ascii="Times New Roman" w:hAnsi="Times New Roman" w:cs="Times New Roman"/>
+          <w:color w:val="000000"/>
+        </w:rPr>
+        <w:t>[18, 19]. These tools enable the tracking of subtle physiological stress and provide highly engaging, focused content [19]. This collective evidence suggests that for Baseet's</w:t>
+      </w:r>
+      <w:r>
+        <w:rPr>
+          <w:rStyle w:val="apple-converted-space"/>
+          <w:rFonts w:ascii="Times New Roman" w:hAnsi="Times New Roman" w:cs="Times New Roman"/>
+          <w:color w:val="000000"/>
+        </w:rPr>
+        <w:t> </w:t>
+      </w:r>
+      <w:r>
+        <w:rPr>
+          <w:rFonts w:ascii="Times New Roman" w:hAnsi="Times New Roman" w:cs="Times New Roman"/>
+          <w:b/>
+          <w:bCs/>
+          <w:color w:val="000000"/>
+        </w:rPr>
+        <w:t>Personalization Module</w:t>
+      </w:r>
+      <w:r>
+        <w:rPr>
+          <w:rStyle w:val="apple-converted-space"/>
+          <w:rFonts w:ascii="Times New Roman" w:hAnsi="Times New Roman" w:cs="Times New Roman"/>
+          <w:color w:val="000000"/>
+        </w:rPr>
+        <w:t> </w:t>
+      </w:r>
+      <w:r>
+        <w:rPr>
+          <w:rFonts w:ascii="Times New Roman" w:hAnsi="Times New Roman" w:cs="Times New Roman"/>
+          <w:color w:val="000000"/>
+        </w:rPr>
+        <w:t>to be effective, it should leverage RL for decision-making and integrate data from both academic performance and physiological indicators to ensure interventions are not only pedagogically sound but also responsive to the student's emotional arousal and attention levels [17, 18].</w:t>
       </w:r>
     </w:p>
     <w:p>
@@ -302,493 +1580,786 @@
         <w:pStyle w:val="ListParagraph"/>
         <w:numPr>
           <w:ilvl w:val="0"/>
-          <w:numId w:val="28"/>
+          <w:numId w:val="63"/>
+        </w:numPr>
+        <w:spacing w:before="100" w:beforeAutospacing="1" w:after="100" w:afterAutospacing="1" w:line="480" w:lineRule="auto"/>
+        <w:outlineLvl w:val="2"/>
+        <w:rPr>
+          <w:rFonts w:ascii="Times New Roman" w:eastAsia="Times New Roman" w:hAnsi="Times New Roman" w:cs="Times New Roman"/>
+          <w:b/>
+          <w:bCs/>
+          <w:color w:val="000000"/>
+          <w:kern w:val="0"/>
+          <w14:ligatures w14:val="none"/>
+        </w:rPr>
+      </w:pPr>
+      <w:r>
+        <w:rPr>
+          <w:rFonts w:ascii="Times New Roman" w:eastAsia="Times New Roman" w:hAnsi="Times New Roman" w:cs="Times New Roman"/>
+          <w:b/>
+          <w:bCs/>
+          <w:color w:val="000000"/>
+          <w:kern w:val="0"/>
+          <w14:ligatures w14:val="none"/>
+        </w:rPr>
+        <w:t>Works Cited</w:t>
+      </w:r>
+    </w:p>
+    <w:p>
+      <w:pPr>
+        <w:pStyle w:val="NormalWeb"/>
+        <w:numPr>
+          <w:ilvl w:val="0"/>
+          <w:numId w:val="68"/>
         </w:numPr>
         <w:spacing w:line="480" w:lineRule="auto"/>
-        <w:rPr>
-          <w:rFonts w:asciiTheme="majorBidi" w:eastAsia="Times New Roman" w:hAnsiTheme="majorBidi" w:cstheme="majorBidi"/>
-          <w:kern w:val="0"/>
-          <w14:ligatures w14:val="none"/>
-        </w:rPr>
-      </w:pPr>
-      <w:r>
-        <w:rPr>
-          <w:rFonts w:asciiTheme="majorBidi" w:eastAsia="Times New Roman" w:hAnsiTheme="majorBidi" w:cstheme="majorBidi"/>
-          <w:kern w:val="0"/>
-          <w14:ligatures w14:val="none"/>
-        </w:rPr>
-        <w:t xml:space="preserve">Intelligent Tutoring Strategies for Students with Autism Spectrum ..., accessed on November 23, 2025, </w:t>
-      </w:r>
-      <w:r>
-        <w:rPr>
-          <w:rFonts w:asciiTheme="majorBidi" w:hAnsiTheme="majorBidi" w:cstheme="majorBidi"/>
-        </w:rPr>
+        <w:ind w:left="426"/>
+      </w:pPr>
+      <w:r>
+        <w:t>Intelligent Tutoring Strategies for Students with Autism Spectrum Disorder: A Reinforcement Learning Approach, accessed on November 23, 2025,</w:t>
+      </w:r>
+      <w:r>
+        <w:rPr>
+          <w:rStyle w:val="apple-converted-space"/>
+          <w:rFonts w:eastAsiaTheme="majorEastAsia"/>
+        </w:rPr>
+        <w:t> </w:t>
+      </w:r>
+      <w:r>
         <w:fldChar w:fldCharType="begin"/>
       </w:r>
       <w:r>
-        <w:rPr>
-          <w:rFonts w:asciiTheme="majorBidi" w:hAnsiTheme="majorBidi" w:cstheme="majorBidi"/>
-        </w:rPr>
-        <w:instrText>HYPERLINK "https://ix.cs.uoregon.edu/~thanhhng/publications/WorkshopPaper/AAAI20_RELETAS.pdf"</w:instrText>
-      </w:r>
-      <w:r>
-        <w:rPr>
-          <w:rFonts w:asciiTheme="majorBidi" w:hAnsiTheme="majorBidi" w:cstheme="majorBidi"/>
-        </w:rPr>
-      </w:r>
-      <w:r>
-        <w:rPr>
-          <w:rFonts w:asciiTheme="majorBidi" w:hAnsiTheme="majorBidi" w:cstheme="majorBidi"/>
-        </w:rPr>
+        <w:instrText>HYPERLINK "https://ix.cs.uoregon.edu/~thanhhng/publications/WorkshopPaper/AAAI20_RELETAS.pdf" \t "_blank"</w:instrText>
+      </w:r>
+      <w:r>
         <w:fldChar w:fldCharType="separate"/>
       </w:r>
       <w:r>
         <w:rPr>
-          <w:rFonts w:asciiTheme="majorBidi" w:eastAsia="Times New Roman" w:hAnsiTheme="majorBidi" w:cstheme="majorBidi"/>
-          <w:kern w:val="0"/>
-          <w:u w:val="single"/>
-          <w14:ligatures w14:val="none"/>
+          <w:rStyle w:val="Hyperlink"/>
+          <w:rFonts w:eastAsiaTheme="majorEastAsia"/>
         </w:rPr>
         <w:t>https://ix.cs.uoregon.edu/~thanhhng/publications/WorkshopPaper/AAAI20_RELETAS.pdf</w:t>
       </w:r>
       <w:r>
-        <w:rPr>
-          <w:rFonts w:asciiTheme="majorBidi" w:hAnsiTheme="majorBidi" w:cstheme="majorBidi"/>
-        </w:rPr>
         <w:fldChar w:fldCharType="end"/>
       </w:r>
+    </w:p>
+    <w:p>
+      <w:pPr>
+        <w:pStyle w:val="NormalWeb"/>
+        <w:numPr>
+          <w:ilvl w:val="0"/>
+          <w:numId w:val="68"/>
+        </w:numPr>
+        <w:spacing w:line="480" w:lineRule="auto"/>
+        <w:ind w:left="426"/>
+      </w:pPr>
+      <w:r>
+        <w:t>Optimizing Instructional Sequencing in Adaptive Learning using Deep Reinforcement Learning,</w:t>
+      </w:r>
+      <w:r>
+        <w:rPr>
+          <w:rStyle w:val="apple-converted-space"/>
+          <w:rFonts w:eastAsiaTheme="majorEastAsia"/>
+        </w:rPr>
+        <w:t> </w:t>
+      </w:r>
+      <w:r>
+        <w:rPr>
+          <w:i/>
+          <w:iCs/>
+        </w:rPr>
+        <w:t>IEEE Transactions on Learning Technologies</w:t>
+      </w:r>
+      <w:r>
+        <w:t>, 2021.</w:t>
+      </w:r>
+    </w:p>
+    <w:p>
+      <w:pPr>
+        <w:pStyle w:val="NormalWeb"/>
+        <w:numPr>
+          <w:ilvl w:val="0"/>
+          <w:numId w:val="68"/>
+        </w:numPr>
+        <w:spacing w:line="480" w:lineRule="auto"/>
+        <w:ind w:left="426"/>
+      </w:pPr>
+      <w:r>
+        <w:lastRenderedPageBreak/>
+        <w:t>Intelligent Tutoring Systems using Reinforcement Learning to teach Autistic Students, accessed on November 24, 2025,</w:t>
+      </w:r>
+      <w:r>
+        <w:rPr>
+          <w:rStyle w:val="apple-converted-space"/>
+          <w:rFonts w:eastAsiaTheme="majorEastAsia"/>
+        </w:rPr>
+        <w:t> </w:t>
+      </w:r>
+      <w:r>
+        <w:fldChar w:fldCharType="begin"/>
+      </w:r>
+      <w:r>
+        <w:instrText>HYPERLINK "https://dsai.iitm.ac.in/~ravi/papers/Sarma_HOIT_07.pdf" \t "_blank"</w:instrText>
+      </w:r>
+      <w:r>
+        <w:fldChar w:fldCharType="separate"/>
+      </w:r>
+      <w:r>
+        <w:rPr>
+          <w:rStyle w:val="Hyperlink"/>
+          <w:rFonts w:eastAsiaTheme="majorEastAsia"/>
+        </w:rPr>
+        <w:t>https://dsai.iitm.ac.in/~ravi/papers/Sarma_HOIT_07.pdf</w:t>
+      </w:r>
+      <w:r>
+        <w:fldChar w:fldCharType="end"/>
+      </w:r>
+    </w:p>
+    <w:p>
+      <w:pPr>
+        <w:pStyle w:val="NormalWeb"/>
+        <w:numPr>
+          <w:ilvl w:val="0"/>
+          <w:numId w:val="68"/>
+        </w:numPr>
+        <w:spacing w:line="480" w:lineRule="auto"/>
+        <w:ind w:left="426"/>
+      </w:pPr>
+      <w:r>
+        <w:t>Incorporating Expert Knowledge into Deep Reinforcement Learning for Adaptive Educational Games,</w:t>
+      </w:r>
+      <w:r>
+        <w:rPr>
+          <w:rStyle w:val="apple-converted-space"/>
+          <w:rFonts w:eastAsiaTheme="majorEastAsia"/>
+        </w:rPr>
+        <w:t> </w:t>
+      </w:r>
+      <w:r>
+        <w:rPr>
+          <w:i/>
+          <w:iCs/>
+        </w:rPr>
+        <w:t>International Conference on Artificial Intelligence in Education</w:t>
+      </w:r>
+      <w:r>
+        <w:t>, 2022.</w:t>
+      </w:r>
+    </w:p>
+    <w:p>
+      <w:pPr>
+        <w:pStyle w:val="NormalWeb"/>
+        <w:numPr>
+          <w:ilvl w:val="0"/>
+          <w:numId w:val="68"/>
+        </w:numPr>
+        <w:spacing w:line="480" w:lineRule="auto"/>
+        <w:ind w:left="426"/>
+      </w:pPr>
+      <w:r>
+        <w:t>A Comprehensive Review of Multimodal Emotion Recognition: Techniques, Challenges, and Future Directions - PMC - NIH, accessed on November 23, 2025,</w:t>
+      </w:r>
+      <w:r>
+        <w:rPr>
+          <w:rStyle w:val="apple-converted-space"/>
+          <w:rFonts w:eastAsiaTheme="majorEastAsia"/>
+        </w:rPr>
+        <w:t> </w:t>
+      </w:r>
+      <w:r>
+        <w:fldChar w:fldCharType="begin"/>
+      </w:r>
+      <w:r>
+        <w:instrText>HYPERLINK "https://pmc.ncbi.nlm.nih.gov/articles/PMC12292624/" \t "_blank"</w:instrText>
+      </w:r>
+      <w:r>
+        <w:fldChar w:fldCharType="separate"/>
+      </w:r>
+      <w:r>
+        <w:rPr>
+          <w:rStyle w:val="Hyperlink"/>
+          <w:rFonts w:eastAsiaTheme="majorEastAsia"/>
+        </w:rPr>
+        <w:t>https://pmc.ncbi.nlm.nih.gov/articles/PMC12292624/</w:t>
+      </w:r>
+      <w:r>
+        <w:fldChar w:fldCharType="end"/>
+      </w:r>
+    </w:p>
+    <w:p>
+      <w:pPr>
+        <w:pStyle w:val="NormalWeb"/>
+        <w:numPr>
+          <w:ilvl w:val="0"/>
+          <w:numId w:val="68"/>
+        </w:numPr>
+        <w:spacing w:line="480" w:lineRule="auto"/>
+        <w:ind w:left="426"/>
+      </w:pPr>
+      <w:r>
+        <w:t>Deep Learning Approach for Emotion Recognition in Children with Autism Spectrum Disorder - ResearchGate, accessed on November 24, 2025,</w:t>
+      </w:r>
+      <w:r>
+        <w:rPr>
+          <w:rStyle w:val="apple-converted-space"/>
+          <w:rFonts w:eastAsiaTheme="majorEastAsia"/>
+        </w:rPr>
+        <w:t> </w:t>
+      </w:r>
+      <w:r>
+        <w:fldChar w:fldCharType="begin"/>
+      </w:r>
+      <w:r>
+        <w:instrText>HYPERLINK "https://www.researchgate.net/publication/394647316_Deep_Learning_Approach_for_Emotion_Recognition_in_Children_with_Autism_Spectrum_Disorder" \t "_blank"</w:instrText>
+      </w:r>
+      <w:r>
+        <w:fldChar w:fldCharType="separate"/>
+      </w:r>
+      <w:r>
+        <w:rPr>
+          <w:rStyle w:val="Hyperlink"/>
+          <w:rFonts w:eastAsiaTheme="majorEastAsia"/>
+        </w:rPr>
+        <w:t>https://www.researchgate.net/publication/394647316_Deep_Learning_Approach_for_Emotion_Recognition_in_Children_with_Autism_Spectrum_Disorder</w:t>
+      </w:r>
+      <w:r>
+        <w:fldChar w:fldCharType="end"/>
+      </w:r>
+    </w:p>
+    <w:p>
+      <w:pPr>
+        <w:pStyle w:val="NormalWeb"/>
+        <w:numPr>
+          <w:ilvl w:val="0"/>
+          <w:numId w:val="68"/>
+        </w:numPr>
+        <w:spacing w:line="480" w:lineRule="auto"/>
+        <w:ind w:left="426"/>
+      </w:pPr>
+      <w:r>
+        <w:t>Comparing three algorithms of automated facial expression analysis in autistic children: different sensitivities but consistent proportions - PubMed Central, accessed on November 23, 2025,</w:t>
+      </w:r>
+      <w:r>
+        <w:rPr>
+          <w:rStyle w:val="apple-converted-space"/>
+          <w:rFonts w:eastAsiaTheme="majorEastAsia"/>
+        </w:rPr>
+        <w:t> </w:t>
+      </w:r>
+      <w:r>
+        <w:fldChar w:fldCharType="begin"/>
+      </w:r>
+      <w:r>
+        <w:instrText>HYPERLINK "https://pmc.ncbi.nlm.nih.gov/articles/PMC12512823/" \t "_blank"</w:instrText>
+      </w:r>
+      <w:r>
+        <w:fldChar w:fldCharType="separate"/>
+      </w:r>
+      <w:r>
+        <w:rPr>
+          <w:rStyle w:val="Hyperlink"/>
+          <w:rFonts w:eastAsiaTheme="majorEastAsia"/>
+        </w:rPr>
+        <w:t>https://pmc.ncbi.nlm.nih.gov/articles/PMC12512823/</w:t>
+      </w:r>
+      <w:r>
+        <w:fldChar w:fldCharType="end"/>
+      </w:r>
+    </w:p>
+    <w:p>
+      <w:pPr>
+        <w:pStyle w:val="NormalWeb"/>
+        <w:numPr>
+          <w:ilvl w:val="0"/>
+          <w:numId w:val="68"/>
+        </w:numPr>
+        <w:spacing w:line="480" w:lineRule="auto"/>
+        <w:ind w:left="426"/>
+      </w:pPr>
+      <w:r>
+        <w:t>Multimodal Emotion Recognition for Children with Autism Spectrum Disorder in Social Interaction-Bohrium, accessed on November 24, 2025,</w:t>
+      </w:r>
+      <w:r>
+        <w:rPr>
+          <w:rStyle w:val="apple-converted-space"/>
+          <w:rFonts w:eastAsiaTheme="majorEastAsia"/>
+        </w:rPr>
+        <w:t> </w:t>
+      </w:r>
+      <w:r>
+        <w:fldChar w:fldCharType="begin"/>
+      </w:r>
+      <w:r>
+        <w:instrText>HYPERLINK "https://www.google.com/search?q=https://www.bohrium.com/paper-details/multimodal-emotion-recognition-for-children-with-autism-spectrum-disorder-in-social-interaction/886094040133533790-2624" \t "_blank"</w:instrText>
+      </w:r>
+      <w:r>
+        <w:fldChar w:fldCharType="separate"/>
+      </w:r>
+      <w:r>
+        <w:rPr>
+          <w:rStyle w:val="Hyperlink"/>
+          <w:rFonts w:eastAsiaTheme="majorEastAsia"/>
+        </w:rPr>
+        <w:t>https://www.bohrium.com/paper-details/multimodal-emotion-recognition-for-children-with-autism-spectrum-disorder-in-social-interaction/886094040133533790-2624</w:t>
+      </w:r>
+      <w:r>
+        <w:fldChar w:fldCharType="end"/>
+      </w:r>
+    </w:p>
+    <w:p>
+      <w:pPr>
+        <w:pStyle w:val="NormalWeb"/>
+        <w:numPr>
+          <w:ilvl w:val="0"/>
+          <w:numId w:val="68"/>
+        </w:numPr>
+        <w:spacing w:line="480" w:lineRule="auto"/>
+        <w:ind w:left="426"/>
+      </w:pPr>
+      <w:r>
+        <w:t>Affect and Inference in Bayesian Knowledge ... - Sam Spaulding, accessed on November 23, 2025,</w:t>
+      </w:r>
+      <w:r>
+        <w:rPr>
+          <w:rStyle w:val="apple-converted-space"/>
+          <w:rFonts w:eastAsiaTheme="majorEastAsia"/>
+        </w:rPr>
+        <w:t> </w:t>
+      </w:r>
+      <w:r>
+        <w:fldChar w:fldCharType="begin"/>
+      </w:r>
+      <w:r>
+        <w:instrText>HYPERLINK "https://www.samspaulding.com/resources/Spaulding_HRIPioneers15.pdf" \t "_blank"</w:instrText>
+      </w:r>
+      <w:r>
+        <w:fldChar w:fldCharType="separate"/>
+      </w:r>
+      <w:r>
+        <w:rPr>
+          <w:rStyle w:val="Hyperlink"/>
+          <w:rFonts w:eastAsiaTheme="majorEastAsia"/>
+        </w:rPr>
+        <w:t>https://www.samspaulding.com/resources/Spaulding_HRIPioneers15.pdf</w:t>
+      </w:r>
+      <w:r>
+        <w:fldChar w:fldCharType="end"/>
+      </w:r>
+    </w:p>
+    <w:p>
+      <w:pPr>
+        <w:pStyle w:val="NormalWeb"/>
+        <w:numPr>
+          <w:ilvl w:val="0"/>
+          <w:numId w:val="68"/>
+        </w:numPr>
+        <w:spacing w:line="480" w:lineRule="auto"/>
+        <w:ind w:left="426"/>
+      </w:pPr>
+      <w:r>
+        <w:t>arXiv:2501.05605v1 [cs.LG] 9 Jan 2025, accessed on November 24, 2025,</w:t>
+      </w:r>
+      <w:r>
+        <w:rPr>
+          <w:rStyle w:val="apple-converted-space"/>
+          <w:rFonts w:eastAsiaTheme="majorEastAsia"/>
+        </w:rPr>
+        <w:t> </w:t>
+      </w:r>
+      <w:r>
+        <w:fldChar w:fldCharType="begin"/>
+      </w:r>
+      <w:r>
+        <w:instrText>HYPERLINK "https://www.arxiv.org/pdf/2501.05605" \t "_blank"</w:instrText>
+      </w:r>
+      <w:r>
+        <w:fldChar w:fldCharType="separate"/>
+      </w:r>
+      <w:r>
+        <w:rPr>
+          <w:rStyle w:val="Hyperlink"/>
+          <w:rFonts w:eastAsiaTheme="majorEastAsia"/>
+        </w:rPr>
+        <w:t>https://www.arxiv.org/pdf/2501.05605</w:t>
+      </w:r>
+      <w:r>
+        <w:fldChar w:fldCharType="end"/>
+      </w:r>
+    </w:p>
+    <w:p>
+      <w:pPr>
+        <w:pStyle w:val="NormalWeb"/>
+        <w:numPr>
+          <w:ilvl w:val="0"/>
+          <w:numId w:val="68"/>
+        </w:numPr>
+        <w:spacing w:line="480" w:lineRule="auto"/>
+        <w:ind w:left="426"/>
+      </w:pPr>
+      <w:r>
+        <w:lastRenderedPageBreak/>
+        <w:t>AEKT: A Multi-dimensional Knowledge Tracing Model Integrating Student Cognitive Ability and Knowledge Acquisition - ResearchGate, accessed on November 24, 2025,</w:t>
+      </w:r>
+      <w:r>
+        <w:rPr>
+          <w:rStyle w:val="apple-converted-space"/>
+          <w:rFonts w:eastAsiaTheme="majorEastAsia"/>
+        </w:rPr>
+        <w:t> </w:t>
+      </w:r>
+      <w:r>
+        <w:fldChar w:fldCharType="begin"/>
+      </w:r>
+      <w:r>
+        <w:instrText>HYPERLINK "https://www.researchgate.net/publication/396682371_AEKT_A_Multi-dimensional_Knowledge_Tracing_Model_Integrating_Student_Cognitive_Ability_and_Knowledge_Acquisition" \t "_blank"</w:instrText>
+      </w:r>
+      <w:r>
+        <w:fldChar w:fldCharType="separate"/>
+      </w:r>
+      <w:r>
+        <w:rPr>
+          <w:rStyle w:val="Hyperlink"/>
+          <w:rFonts w:eastAsiaTheme="majorEastAsia"/>
+        </w:rPr>
+        <w:t>https://www.researchgate.net/publication/396682371_AEKT_A_Multi-dimensional_Knowledge_Tracing_Model_Integrating_Student_Cognitive_Ability_and_Knowledge_Acquisition</w:t>
+      </w:r>
+      <w:r>
+        <w:fldChar w:fldCharType="end"/>
+      </w:r>
+    </w:p>
+    <w:p>
+      <w:pPr>
+        <w:pStyle w:val="NormalWeb"/>
+        <w:numPr>
+          <w:ilvl w:val="0"/>
+          <w:numId w:val="68"/>
+        </w:numPr>
+        <w:spacing w:line="480" w:lineRule="auto"/>
+        <w:ind w:left="426"/>
+      </w:pPr>
+      <w:r>
+        <w:t>An Introduction to Bayesian Knowledge Tracing with pyBKT - MDPI, accessed on November 23, 2025,</w:t>
+      </w:r>
+      <w:r>
+        <w:rPr>
+          <w:rStyle w:val="apple-converted-space"/>
+          <w:rFonts w:eastAsiaTheme="majorEastAsia"/>
+        </w:rPr>
+        <w:t> </w:t>
+      </w:r>
+      <w:r>
+        <w:fldChar w:fldCharType="begin"/>
+      </w:r>
+      <w:r>
+        <w:instrText>HYPERLINK "https://www.mdpi.com/2624-8611/5/3/50" \t "_blank"</w:instrText>
+      </w:r>
+      <w:r>
+        <w:fldChar w:fldCharType="separate"/>
+      </w:r>
+      <w:r>
+        <w:rPr>
+          <w:rStyle w:val="Hyperlink"/>
+          <w:rFonts w:eastAsiaTheme="majorEastAsia"/>
+        </w:rPr>
+        <w:t>https://www.mdpi.com/2624-8611/5/3/50</w:t>
+      </w:r>
+      <w:r>
+        <w:fldChar w:fldCharType="end"/>
+      </w:r>
+    </w:p>
+    <w:p>
+      <w:pPr>
+        <w:pStyle w:val="NormalWeb"/>
+        <w:numPr>
+          <w:ilvl w:val="0"/>
+          <w:numId w:val="68"/>
+        </w:numPr>
+        <w:spacing w:line="480" w:lineRule="auto"/>
+        <w:ind w:left="426"/>
+      </w:pPr>
+      <w:r>
+        <w:t>Empowering Learning: Gamification Strategies for Special Education Success - ResearchGate, accessed on November 24, 2025,</w:t>
+      </w:r>
+      <w:r>
+        <w:rPr>
+          <w:rStyle w:val="apple-converted-space"/>
+          <w:rFonts w:eastAsiaTheme="majorEastAsia"/>
+        </w:rPr>
+        <w:t> </w:t>
+      </w:r>
+      <w:r>
+        <w:fldChar w:fldCharType="begin"/>
+      </w:r>
+      <w:r>
+        <w:instrText>HYPERLINK "https://www.researchgate.net/publication/390040379_Empowering_Learning_Gamification_Strategies_for_Special_Education_Success" \t "_blank"</w:instrText>
+      </w:r>
+      <w:r>
+        <w:fldChar w:fldCharType="separate"/>
+      </w:r>
+      <w:r>
+        <w:rPr>
+          <w:rStyle w:val="Hyperlink"/>
+          <w:rFonts w:eastAsiaTheme="majorEastAsia"/>
+        </w:rPr>
+        <w:t>https://www.researchgate.net/publication/390040379_Empowering_Learning_Gamification_Strategies_for_Special_Education_Success</w:t>
+      </w:r>
+      <w:r>
+        <w:fldChar w:fldCharType="end"/>
+      </w:r>
+    </w:p>
+    <w:p>
+      <w:pPr>
+        <w:pStyle w:val="NormalWeb"/>
+        <w:numPr>
+          <w:ilvl w:val="0"/>
+          <w:numId w:val="68"/>
+        </w:numPr>
+        <w:spacing w:line="480" w:lineRule="auto"/>
+        <w:ind w:left="426"/>
+      </w:pPr>
+      <w:r>
+        <w:t>Gamification in education: Serious Game Prototype for Children with Special Needs,</w:t>
+      </w:r>
+      <w:r>
+        <w:rPr>
+          <w:rStyle w:val="apple-converted-space"/>
+          <w:rFonts w:eastAsiaTheme="majorEastAsia"/>
+        </w:rPr>
+        <w:t> </w:t>
+      </w:r>
+      <w:r>
+        <w:rPr>
+          <w:i/>
+          <w:iCs/>
+        </w:rPr>
+        <w:t>International Journal of Computer and Information Technology</w:t>
+      </w:r>
+      <w:r>
+        <w:t>, 2022.</w:t>
+      </w:r>
+    </w:p>
+    <w:p>
+      <w:pPr>
+        <w:pStyle w:val="NormalWeb"/>
+        <w:numPr>
+          <w:ilvl w:val="0"/>
+          <w:numId w:val="68"/>
+        </w:numPr>
+        <w:spacing w:line="480" w:lineRule="auto"/>
+        <w:ind w:left="426"/>
+      </w:pPr>
+      <w:r>
+        <w:t>Adaptive gamification strategies for education: a systematic literature review - ResearchGate, accessed on November 24, 2025,</w:t>
+      </w:r>
+      <w:r>
+        <w:rPr>
+          <w:rStyle w:val="apple-converted-space"/>
+          <w:rFonts w:eastAsiaTheme="majorEastAsia"/>
+        </w:rPr>
+        <w:t> </w:t>
+      </w:r>
+      <w:r>
+        <w:fldChar w:fldCharType="begin"/>
+      </w:r>
+      <w:r>
+        <w:instrText>HYPERLINK "https://www.researchgate.net/publication/337412125_Adaptive_gamification_strategies_for_education_a_systematic_literature_review" \t "_blank"</w:instrText>
+      </w:r>
+      <w:r>
+        <w:fldChar w:fldCharType="separate"/>
+      </w:r>
+      <w:r>
+        <w:rPr>
+          <w:rStyle w:val="Hyperlink"/>
+          <w:rFonts w:eastAsiaTheme="majorEastAsia"/>
+        </w:rPr>
+        <w:t>https://www.researchgate.net/publication/337412125_Adaptive_gamification_strategies_for_education_a_systematic_literature_review</w:t>
+      </w:r>
+      <w:r>
+        <w:fldChar w:fldCharType="end"/>
+      </w:r>
+    </w:p>
+    <w:p>
+      <w:pPr>
+        <w:pStyle w:val="NormalWeb"/>
+        <w:numPr>
+          <w:ilvl w:val="0"/>
+          <w:numId w:val="68"/>
+        </w:numPr>
+        <w:spacing w:line="480" w:lineRule="auto"/>
+        <w:ind w:left="426"/>
+      </w:pPr>
+      <w:r>
+        <w:t>The Role of Gamification in SPED: Making Learning Engaging and Accessible,</w:t>
+      </w:r>
+      <w:r>
+        <w:rPr>
+          <w:rStyle w:val="apple-converted-space"/>
+          <w:rFonts w:eastAsiaTheme="majorEastAsia"/>
+        </w:rPr>
+        <w:t> </w:t>
+      </w:r>
+      <w:r>
+        <w:rPr>
+          <w:i/>
+          <w:iCs/>
+        </w:rPr>
+        <w:t>Insights to Behavior Blog</w:t>
+      </w:r>
+      <w:r>
+        <w:t>, 2024.</w:t>
+      </w:r>
+    </w:p>
+    <w:p>
+      <w:pPr>
+        <w:pStyle w:val="NormalWeb"/>
+        <w:numPr>
+          <w:ilvl w:val="0"/>
+          <w:numId w:val="68"/>
+        </w:numPr>
+        <w:spacing w:line="480" w:lineRule="auto"/>
+        <w:ind w:left="426"/>
+      </w:pPr>
+      <w:r>
+        <w:t>A Reinforcement Learning-Based Social Robot for Personalized Learning in Children with Autism,</w:t>
+      </w:r>
+      <w:r>
+        <w:rPr>
+          <w:rStyle w:val="apple-converted-space"/>
+          <w:rFonts w:eastAsiaTheme="majorEastAsia"/>
+        </w:rPr>
+        <w:t> </w:t>
+      </w:r>
+      <w:r>
+        <w:rPr>
+          <w:i/>
+          <w:iCs/>
+        </w:rPr>
+        <w:t>International Conference on Intelligent Autonomous Systems</w:t>
+      </w:r>
+      <w:r>
+        <w:t>, 2025.</w:t>
+      </w:r>
+    </w:p>
+    <w:p>
+      <w:pPr>
+        <w:pStyle w:val="NormalWeb"/>
+        <w:numPr>
+          <w:ilvl w:val="0"/>
+          <w:numId w:val="68"/>
+        </w:numPr>
+        <w:spacing w:line="480" w:lineRule="auto"/>
+        <w:ind w:left="426"/>
+      </w:pPr>
+      <w:r>
+        <w:t>AI and assistive technology in autism rehabilitation: Opportunities and ethical challenges,</w:t>
+      </w:r>
+      <w:r>
+        <w:rPr>
+          <w:rStyle w:val="apple-converted-space"/>
+          <w:rFonts w:eastAsiaTheme="majorEastAsia"/>
+        </w:rPr>
+        <w:t> </w:t>
+      </w:r>
+      <w:r>
+        <w:rPr>
+          <w:i/>
+          <w:iCs/>
+        </w:rPr>
+        <w:t>Rehabilitation Journal</w:t>
+      </w:r>
+      <w:r>
+        <w:t>, 2025.</w:t>
+      </w:r>
+    </w:p>
+    <w:p>
+      <w:pPr>
+        <w:pStyle w:val="NormalWeb"/>
+        <w:numPr>
+          <w:ilvl w:val="0"/>
+          <w:numId w:val="68"/>
+        </w:numPr>
+        <w:spacing w:line="480" w:lineRule="auto"/>
+        <w:ind w:left="426"/>
+      </w:pPr>
+      <w:r>
+        <w:lastRenderedPageBreak/>
+        <w:t>Technology-Assisted Intervention for Children with Autism Spectrum Disorder using Augmented Reality - ResearchGate, accessed on November 24, 2025,</w:t>
+      </w:r>
+      <w:r>
+        <w:rPr>
+          <w:rStyle w:val="apple-converted-space"/>
+          <w:rFonts w:eastAsiaTheme="majorEastAsia"/>
+        </w:rPr>
+        <w:t> </w:t>
+      </w:r>
+      <w:r>
+        <w:fldChar w:fldCharType="begin"/>
+      </w:r>
+      <w:r>
+        <w:instrText>HYPERLINK "https://www.researchgate.net/publication/364028830_Technology-Assisted_Intervention_for_Children_with_Autism_Spectrum_Disorder_using_Augmented_Reality" \t "_blank"</w:instrText>
+      </w:r>
+      <w:r>
+        <w:fldChar w:fldCharType="separate"/>
+      </w:r>
+      <w:r>
+        <w:rPr>
+          <w:rStyle w:val="Hyperlink"/>
+          <w:rFonts w:eastAsiaTheme="majorEastAsia"/>
+        </w:rPr>
+        <w:t>https://www.researchgate.net/publication/364028830_Technology-Assisted_Intervention_for_Children_with_Autism_Spectrum_Disorder_using_Augmented_Reality</w:t>
+      </w:r>
+      <w:r>
+        <w:fldChar w:fldCharType="end"/>
+      </w:r>
+    </w:p>
+    <w:p>
+      <w:pPr>
+        <w:pStyle w:val="NormalWeb"/>
+        <w:spacing w:line="480" w:lineRule="auto"/>
+        <w:ind w:left="66"/>
+      </w:pPr>
     </w:p>
     <w:p>
       <w:pPr>
         <w:pStyle w:val="ListParagraph"/>
         <w:numPr>
           <w:ilvl w:val="0"/>
-          <w:numId w:val="28"/>
+          <w:numId w:val="62"/>
         </w:numPr>
         <w:spacing w:line="480" w:lineRule="auto"/>
         <w:rPr>
-          <w:rFonts w:asciiTheme="majorBidi" w:eastAsia="Times New Roman" w:hAnsiTheme="majorBidi" w:cstheme="majorBidi"/>
+          <w:rFonts w:ascii="Times New Roman" w:hAnsi="Times New Roman" w:cs="Times New Roman"/>
+          <w:b/>
+          <w:bCs/>
+        </w:rPr>
+      </w:pPr>
+      <w:r>
+        <w:rPr>
+          <w:rFonts w:ascii="Times New Roman" w:hAnsi="Times New Roman" w:cs="Times New Roman"/>
+          <w:b/>
+          <w:bCs/>
           <w:kern w:val="0"/>
-          <w14:ligatures w14:val="none"/>
-        </w:rPr>
-      </w:pPr>
-      <w:r>
-        <w:rPr>
-          <w:rFonts w:asciiTheme="majorBidi" w:eastAsia="Times New Roman" w:hAnsiTheme="majorBidi" w:cstheme="majorBidi"/>
-          <w:kern w:val="0"/>
-          <w14:ligatures w14:val="none"/>
-        </w:rPr>
-        <w:t xml:space="preserve">A Comprehensive Review of Multimodal Emotion Recognition: Techniques, Challenges, and Future Directions - PMC - NIH, accessed on November 23, 2025, </w:t>
-      </w:r>
-      <w:r>
-        <w:rPr>
-          <w:rFonts w:asciiTheme="majorBidi" w:hAnsiTheme="majorBidi" w:cstheme="majorBidi"/>
-        </w:rPr>
-        <w:fldChar w:fldCharType="begin"/>
-      </w:r>
-      <w:r>
-        <w:rPr>
-          <w:rFonts w:asciiTheme="majorBidi" w:hAnsiTheme="majorBidi" w:cstheme="majorBidi"/>
-        </w:rPr>
-        <w:instrText>HYPERLINK "https://pmc.ncbi.nlm.nih.gov/articles/PMC12292624/"</w:instrText>
-      </w:r>
-      <w:r>
-        <w:rPr>
-          <w:rFonts w:asciiTheme="majorBidi" w:hAnsiTheme="majorBidi" w:cstheme="majorBidi"/>
-        </w:rPr>
-      </w:r>
-      <w:r>
-        <w:rPr>
-          <w:rFonts w:asciiTheme="majorBidi" w:hAnsiTheme="majorBidi" w:cstheme="majorBidi"/>
-        </w:rPr>
-        <w:fldChar w:fldCharType="separate"/>
-      </w:r>
-      <w:r>
-        <w:rPr>
-          <w:rFonts w:asciiTheme="majorBidi" w:eastAsia="Times New Roman" w:hAnsiTheme="majorBidi" w:cstheme="majorBidi"/>
-          <w:kern w:val="0"/>
-          <w:u w:val="single"/>
-          <w14:ligatures w14:val="none"/>
-        </w:rPr>
-        <w:t>https://pmc.ncbi.nlm.nih.gov/articles/PMC12292624/</w:t>
-      </w:r>
-      <w:r>
-        <w:rPr>
-          <w:rFonts w:asciiTheme="majorBidi" w:hAnsiTheme="majorBidi" w:cstheme="majorBidi"/>
-        </w:rPr>
-        <w:fldChar w:fldCharType="end"/>
+          <w:lang w:val="en-US"/>
+        </w:rPr>
+        <w:t>Existing Systems / Industry Solutions Review</w:t>
       </w:r>
     </w:p>
     <w:p>
       <w:pPr>
-        <w:pStyle w:val="ListParagraph"/>
-        <w:numPr>
-          <w:ilvl w:val="0"/>
-          <w:numId w:val="28"/>
-        </w:numPr>
         <w:spacing w:line="480" w:lineRule="auto"/>
         <w:rPr>
-          <w:rFonts w:asciiTheme="majorBidi" w:eastAsia="Times New Roman" w:hAnsiTheme="majorBidi" w:cstheme="majorBidi"/>
-          <w:kern w:val="0"/>
-          <w14:ligatures w14:val="none"/>
-        </w:rPr>
-      </w:pPr>
-      <w:r>
-        <w:rPr>
-          <w:rFonts w:asciiTheme="majorBidi" w:eastAsia="Times New Roman" w:hAnsiTheme="majorBidi" w:cstheme="majorBidi"/>
-          <w:kern w:val="0"/>
-          <w14:ligatures w14:val="none"/>
-        </w:rPr>
-        <w:t xml:space="preserve">Real-Time Emotion Detection in Live Video Streams using Multimodal Deep Learning Architectures - IEEE Xplore, accessed on November 23, 2025, </w:t>
-      </w:r>
-      <w:r>
-        <w:rPr>
-          <w:rFonts w:asciiTheme="majorBidi" w:hAnsiTheme="majorBidi" w:cstheme="majorBidi"/>
-        </w:rPr>
-        <w:fldChar w:fldCharType="begin"/>
-      </w:r>
-      <w:r>
-        <w:rPr>
-          <w:rFonts w:asciiTheme="majorBidi" w:hAnsiTheme="majorBidi" w:cstheme="majorBidi"/>
-        </w:rPr>
-        <w:instrText>HYPERLINK "https://ieeexplore.ieee.org/iel8/11034707/11034773/11034807.pdf"</w:instrText>
-      </w:r>
-      <w:r>
-        <w:rPr>
-          <w:rFonts w:asciiTheme="majorBidi" w:hAnsiTheme="majorBidi" w:cstheme="majorBidi"/>
-        </w:rPr>
-      </w:r>
-      <w:r>
-        <w:rPr>
-          <w:rFonts w:asciiTheme="majorBidi" w:hAnsiTheme="majorBidi" w:cstheme="majorBidi"/>
-        </w:rPr>
-        <w:fldChar w:fldCharType="separate"/>
-      </w:r>
-      <w:r>
-        <w:rPr>
-          <w:rFonts w:asciiTheme="majorBidi" w:eastAsia="Times New Roman" w:hAnsiTheme="majorBidi" w:cstheme="majorBidi"/>
-          <w:kern w:val="0"/>
-          <w:u w:val="single"/>
-          <w14:ligatures w14:val="none"/>
-        </w:rPr>
-        <w:t>https://ieeexplore.ieee.org/iel8/11034707/11034773/11034807.pdf</w:t>
-      </w:r>
-      <w:r>
-        <w:rPr>
-          <w:rFonts w:asciiTheme="majorBidi" w:hAnsiTheme="majorBidi" w:cstheme="majorBidi"/>
-        </w:rPr>
-        <w:fldChar w:fldCharType="end"/>
-      </w:r>
-    </w:p>
-    <w:p>
-      <w:pPr>
-        <w:pStyle w:val="ListParagraph"/>
-        <w:numPr>
-          <w:ilvl w:val="0"/>
-          <w:numId w:val="28"/>
-        </w:numPr>
-        <w:spacing w:line="480" w:lineRule="auto"/>
-        <w:rPr>
-          <w:rFonts w:asciiTheme="majorBidi" w:eastAsia="Times New Roman" w:hAnsiTheme="majorBidi" w:cstheme="majorBidi"/>
-          <w:kern w:val="0"/>
-          <w14:ligatures w14:val="none"/>
-        </w:rPr>
-      </w:pPr>
-      <w:r>
-        <w:rPr>
-          <w:rFonts w:asciiTheme="majorBidi" w:eastAsia="Times New Roman" w:hAnsiTheme="majorBidi" w:cstheme="majorBidi"/>
-          <w:kern w:val="0"/>
-          <w14:ligatures w14:val="none"/>
-        </w:rPr>
-        <w:lastRenderedPageBreak/>
-        <w:t xml:space="preserve">Comparing three algorithms of automated facial expression analysis in autistic children: different sensitivities but consistent proportions - PubMed Central, accessed on November 23, 2025, </w:t>
-      </w:r>
-      <w:r>
-        <w:rPr>
-          <w:rFonts w:asciiTheme="majorBidi" w:hAnsiTheme="majorBidi" w:cstheme="majorBidi"/>
-        </w:rPr>
-        <w:fldChar w:fldCharType="begin"/>
-      </w:r>
-      <w:r>
-        <w:rPr>
-          <w:rFonts w:asciiTheme="majorBidi" w:hAnsiTheme="majorBidi" w:cstheme="majorBidi"/>
-        </w:rPr>
-        <w:instrText>HYPERLINK "https://pmc.ncbi.nlm.nih.gov/articles/PMC12512823/"</w:instrText>
-      </w:r>
-      <w:r>
-        <w:rPr>
-          <w:rFonts w:asciiTheme="majorBidi" w:hAnsiTheme="majorBidi" w:cstheme="majorBidi"/>
-        </w:rPr>
-      </w:r>
-      <w:r>
-        <w:rPr>
-          <w:rFonts w:asciiTheme="majorBidi" w:hAnsiTheme="majorBidi" w:cstheme="majorBidi"/>
-        </w:rPr>
-        <w:fldChar w:fldCharType="separate"/>
-      </w:r>
-      <w:r>
-        <w:rPr>
-          <w:rFonts w:asciiTheme="majorBidi" w:eastAsia="Times New Roman" w:hAnsiTheme="majorBidi" w:cstheme="majorBidi"/>
-          <w:kern w:val="0"/>
-          <w:u w:val="single"/>
-          <w14:ligatures w14:val="none"/>
-        </w:rPr>
-        <w:t>https://pmc.ncbi.nlm.nih.gov/articles/PMC12512823/</w:t>
-      </w:r>
-      <w:r>
-        <w:rPr>
-          <w:rFonts w:asciiTheme="majorBidi" w:hAnsiTheme="majorBidi" w:cstheme="majorBidi"/>
-        </w:rPr>
-        <w:fldChar w:fldCharType="end"/>
-      </w:r>
-    </w:p>
-    <w:p>
-      <w:pPr>
-        <w:pStyle w:val="ListParagraph"/>
-        <w:numPr>
-          <w:ilvl w:val="0"/>
-          <w:numId w:val="28"/>
-        </w:numPr>
-        <w:spacing w:line="480" w:lineRule="auto"/>
-        <w:rPr>
-          <w:rFonts w:asciiTheme="majorBidi" w:eastAsia="Times New Roman" w:hAnsiTheme="majorBidi" w:cstheme="majorBidi"/>
-          <w:kern w:val="0"/>
-          <w14:ligatures w14:val="none"/>
-        </w:rPr>
-      </w:pPr>
-      <w:r>
-        <w:rPr>
-          <w:rFonts w:asciiTheme="majorBidi" w:eastAsia="Times New Roman" w:hAnsiTheme="majorBidi" w:cstheme="majorBidi"/>
-          <w:kern w:val="0"/>
-          <w14:ligatures w14:val="none"/>
-        </w:rPr>
-        <w:t xml:space="preserve">Comparing three algorithms of automated facial expression analysis in autistic children: different sensitivities but consistent proportions - PubMed, accessed on November 23, 2025, </w:t>
-      </w:r>
-      <w:r>
-        <w:rPr>
-          <w:rFonts w:asciiTheme="majorBidi" w:hAnsiTheme="majorBidi" w:cstheme="majorBidi"/>
-        </w:rPr>
-        <w:fldChar w:fldCharType="begin"/>
-      </w:r>
-      <w:r>
-        <w:rPr>
-          <w:rFonts w:asciiTheme="majorBidi" w:hAnsiTheme="majorBidi" w:cstheme="majorBidi"/>
-        </w:rPr>
-        <w:instrText>HYPERLINK "https://pubmed.ncbi.nlm.nih.gov/41068936/?utm_source=FeedFetcher&amp;utm_medium=rss&amp;utm_campaign=None&amp;utm_content=0io9yhXFu31v2Z7xOGVzbqkgyciJ-YQUvklOex1t2RM&amp;fc=None&amp;ff=20251028074510&amp;v=2.18.0.post22+67771e2"</w:instrText>
-      </w:r>
-      <w:r>
-        <w:rPr>
-          <w:rFonts w:asciiTheme="majorBidi" w:hAnsiTheme="majorBidi" w:cstheme="majorBidi"/>
-        </w:rPr>
-      </w:r>
-      <w:r>
-        <w:rPr>
-          <w:rFonts w:asciiTheme="majorBidi" w:hAnsiTheme="majorBidi" w:cstheme="majorBidi"/>
-        </w:rPr>
-        <w:fldChar w:fldCharType="separate"/>
-      </w:r>
-      <w:r>
-        <w:rPr>
-          <w:rFonts w:asciiTheme="majorBidi" w:eastAsia="Times New Roman" w:hAnsiTheme="majorBidi" w:cstheme="majorBidi"/>
-          <w:kern w:val="0"/>
-          <w:u w:val="single"/>
-          <w14:ligatures w14:val="none"/>
-        </w:rPr>
-        <w:t>https://pubmed.ncbi.nlm.nih.gov/41068936/?utm_source=FeedFetcher&amp;utm_medium=rss&amp;utm_campaign=None&amp;utm_content=0io9yhXFu31v2Z7xOGVzbqkgyciJ-YQUvklOex1t2RM&amp;fc=None&amp;ff=20251028074510&amp;v=2.18.0.post22+67771e2</w:t>
-      </w:r>
-      <w:r>
-        <w:rPr>
-          <w:rFonts w:asciiTheme="majorBidi" w:hAnsiTheme="majorBidi" w:cstheme="majorBidi"/>
-        </w:rPr>
-        <w:fldChar w:fldCharType="end"/>
-      </w:r>
-    </w:p>
-    <w:p>
-      <w:pPr>
-        <w:pStyle w:val="ListParagraph"/>
-        <w:numPr>
-          <w:ilvl w:val="0"/>
-          <w:numId w:val="28"/>
-        </w:numPr>
-        <w:spacing w:line="480" w:lineRule="auto"/>
-        <w:rPr>
-          <w:rFonts w:asciiTheme="majorBidi" w:eastAsia="Times New Roman" w:hAnsiTheme="majorBidi" w:cstheme="majorBidi"/>
-          <w:kern w:val="0"/>
-          <w14:ligatures w14:val="none"/>
-        </w:rPr>
-      </w:pPr>
-      <w:r>
-        <w:rPr>
-          <w:rFonts w:asciiTheme="majorBidi" w:eastAsia="Times New Roman" w:hAnsiTheme="majorBidi" w:cstheme="majorBidi"/>
-          <w:kern w:val="0"/>
-          <w14:ligatures w14:val="none"/>
-        </w:rPr>
-        <w:t xml:space="preserve">Affect and Inference in Bayesian Knowledge ... - Sam Spaulding, accessed on November 23, 2025, </w:t>
-      </w:r>
-      <w:r>
-        <w:rPr>
-          <w:rFonts w:asciiTheme="majorBidi" w:hAnsiTheme="majorBidi" w:cstheme="majorBidi"/>
-        </w:rPr>
-        <w:fldChar w:fldCharType="begin"/>
-      </w:r>
-      <w:r>
-        <w:rPr>
-          <w:rFonts w:asciiTheme="majorBidi" w:hAnsiTheme="majorBidi" w:cstheme="majorBidi"/>
-        </w:rPr>
-        <w:instrText>HYPERLINK "https://www.samspaulding.com/resources/Spaulding_HRIPioneers15.pdf"</w:instrText>
-      </w:r>
-      <w:r>
-        <w:rPr>
-          <w:rFonts w:asciiTheme="majorBidi" w:hAnsiTheme="majorBidi" w:cstheme="majorBidi"/>
-        </w:rPr>
-      </w:r>
-      <w:r>
-        <w:rPr>
-          <w:rFonts w:asciiTheme="majorBidi" w:hAnsiTheme="majorBidi" w:cstheme="majorBidi"/>
-        </w:rPr>
-        <w:fldChar w:fldCharType="separate"/>
-      </w:r>
-      <w:r>
-        <w:rPr>
-          <w:rFonts w:asciiTheme="majorBidi" w:eastAsia="Times New Roman" w:hAnsiTheme="majorBidi" w:cstheme="majorBidi"/>
-          <w:kern w:val="0"/>
-          <w:u w:val="single"/>
-          <w14:ligatures w14:val="none"/>
-        </w:rPr>
-        <w:t>https://www.samspaulding.com/resources/Spaulding_HRIPioneers15.pdf</w:t>
-      </w:r>
-      <w:r>
-        <w:rPr>
-          <w:rFonts w:asciiTheme="majorBidi" w:hAnsiTheme="majorBidi" w:cstheme="majorBidi"/>
-        </w:rPr>
-        <w:fldChar w:fldCharType="end"/>
-      </w:r>
-    </w:p>
-    <w:p>
-      <w:pPr>
-        <w:pStyle w:val="ListParagraph"/>
-        <w:numPr>
-          <w:ilvl w:val="0"/>
-          <w:numId w:val="28"/>
-        </w:numPr>
-        <w:spacing w:line="480" w:lineRule="auto"/>
-        <w:rPr>
-          <w:rFonts w:asciiTheme="majorBidi" w:eastAsia="Times New Roman" w:hAnsiTheme="majorBidi" w:cstheme="majorBidi"/>
-          <w:kern w:val="0"/>
-          <w14:ligatures w14:val="none"/>
-        </w:rPr>
-      </w:pPr>
-      <w:r>
-        <w:rPr>
-          <w:rFonts w:asciiTheme="majorBidi" w:eastAsia="Times New Roman" w:hAnsiTheme="majorBidi" w:cstheme="majorBidi"/>
-          <w:kern w:val="0"/>
-          <w14:ligatures w14:val="none"/>
-        </w:rPr>
-        <w:t xml:space="preserve">An Introduction to Bayesian Knowledge Tracing with pyBKT - MDPI, accessed on November 23, 2025, </w:t>
-      </w:r>
-      <w:r>
-        <w:rPr>
-          <w:rFonts w:asciiTheme="majorBidi" w:hAnsiTheme="majorBidi" w:cstheme="majorBidi"/>
-        </w:rPr>
-        <w:fldChar w:fldCharType="begin"/>
-      </w:r>
-      <w:r>
-        <w:rPr>
-          <w:rFonts w:asciiTheme="majorBidi" w:hAnsiTheme="majorBidi" w:cstheme="majorBidi"/>
-        </w:rPr>
-        <w:instrText>HYPERLINK "https://www.mdpi.com/2624-8611/5/3/50"</w:instrText>
-      </w:r>
-      <w:r>
-        <w:rPr>
-          <w:rFonts w:asciiTheme="majorBidi" w:hAnsiTheme="majorBidi" w:cstheme="majorBidi"/>
-        </w:rPr>
-      </w:r>
-      <w:r>
-        <w:rPr>
-          <w:rFonts w:asciiTheme="majorBidi" w:hAnsiTheme="majorBidi" w:cstheme="majorBidi"/>
-        </w:rPr>
-        <w:fldChar w:fldCharType="separate"/>
-      </w:r>
-      <w:r>
-        <w:rPr>
-          <w:rFonts w:asciiTheme="majorBidi" w:eastAsia="Times New Roman" w:hAnsiTheme="majorBidi" w:cstheme="majorBidi"/>
-          <w:kern w:val="0"/>
-          <w:u w:val="single"/>
-          <w14:ligatures w14:val="none"/>
-        </w:rPr>
-        <w:t>https://www.mdpi.com/2624-8611/5/3/50</w:t>
-      </w:r>
-      <w:r>
-        <w:rPr>
-          <w:rFonts w:asciiTheme="majorBidi" w:hAnsiTheme="majorBidi" w:cstheme="majorBidi"/>
-        </w:rPr>
-        <w:fldChar w:fldCharType="end"/>
-      </w:r>
-    </w:p>
-    <w:p>
-      <w:pPr>
-        <w:spacing w:line="480" w:lineRule="auto"/>
-        <w:rPr>
-          <w:rFonts w:asciiTheme="majorBidi" w:hAnsiTheme="majorBidi" w:cstheme="majorBidi"/>
-        </w:rPr>
-      </w:pPr>
-    </w:p>
-    <w:p>
-      <w:pPr>
-        <w:spacing w:line="480" w:lineRule="auto"/>
-        <w:rPr>
-          <w:rFonts w:asciiTheme="majorBidi" w:hAnsiTheme="majorBidi" w:cstheme="majorBidi"/>
-        </w:rPr>
-      </w:pPr>
-      <w:r>
-        <w:rPr>
-          <w:rFonts w:asciiTheme="majorBidi" w:hAnsiTheme="majorBidi" w:cstheme="majorBidi"/>
-        </w:rPr>
-        <w:br w:type="page"/>
-      </w:r>
-    </w:p>
-    <w:p>
-      <w:pPr>
-        <w:pStyle w:val="ListParagraph"/>
-        <w:numPr>
-          <w:ilvl w:val="0"/>
-          <w:numId w:val="26"/>
-        </w:numPr>
-        <w:spacing w:line="480" w:lineRule="auto"/>
-        <w:rPr>
-          <w:rFonts w:asciiTheme="majorBidi" w:hAnsiTheme="majorBidi" w:cstheme="majorBidi"/>
-          <w:b/>
-          <w:bCs/>
-        </w:rPr>
-      </w:pPr>
-      <w:bookmarkStart w:id="0" w:name="_vte919rxtte5" w:colFirst="0" w:colLast="0"/>
+          <w:rFonts w:ascii="Times New Roman" w:hAnsi="Times New Roman" w:cs="Times New Roman"/>
+          <w:b/>
+          <w:bCs/>
+        </w:rPr>
+      </w:pPr>
+      <w:bookmarkStart w:id="0" w:name="_lyztlsl05yg3" w:colFirst="0" w:colLast="0"/>
       <w:bookmarkEnd w:id="0"/>
       <w:r>
         <w:rPr>
-          <w:rFonts w:asciiTheme="majorBidi" w:hAnsiTheme="majorBidi" w:cstheme="majorBidi"/>
-          <w:b/>
-          <w:bCs/>
-          <w:kern w:val="0"/>
-          <w:lang w:val="en-US"/>
-        </w:rPr>
-        <w:lastRenderedPageBreak/>
-        <w:t>Existing Systems / Industry Solutions Review</w:t>
-      </w:r>
-    </w:p>
-    <w:p>
-      <w:pPr>
-        <w:spacing w:line="480" w:lineRule="auto"/>
-        <w:rPr>
-          <w:rFonts w:asciiTheme="majorBidi" w:hAnsiTheme="majorBidi" w:cstheme="majorBidi"/>
-          <w:b/>
-          <w:bCs/>
-        </w:rPr>
-      </w:pPr>
-      <w:bookmarkStart w:id="1" w:name="_lyztlsl05yg3" w:colFirst="0" w:colLast="0"/>
-      <w:bookmarkEnd w:id="1"/>
-      <w:r>
-        <w:rPr>
-          <w:rFonts w:asciiTheme="majorBidi" w:hAnsiTheme="majorBidi" w:cstheme="majorBidi"/>
+          <w:rFonts w:ascii="Times New Roman" w:hAnsi="Times New Roman" w:cs="Times New Roman"/>
           <w:b/>
           <w:bCs/>
         </w:rPr>
@@ -804,12 +2375,12 @@
         </w:numPr>
         <w:spacing w:line="480" w:lineRule="auto"/>
         <w:rPr>
-          <w:rFonts w:asciiTheme="majorBidi" w:hAnsiTheme="majorBidi" w:cstheme="majorBidi"/>
-        </w:rPr>
-      </w:pPr>
-      <w:r>
-        <w:rPr>
-          <w:rFonts w:asciiTheme="majorBidi" w:hAnsiTheme="majorBidi" w:cstheme="majorBidi"/>
+          <w:rFonts w:ascii="Times New Roman" w:hAnsi="Times New Roman" w:cs="Times New Roman"/>
+        </w:rPr>
+      </w:pPr>
+      <w:r>
+        <w:rPr>
+          <w:rFonts w:ascii="Times New Roman" w:hAnsi="Times New Roman" w:cs="Times New Roman"/>
           <w:b/>
           <w:bCs/>
         </w:rPr>
@@ -817,14 +2388,14 @@
       </w:r>
       <w:r>
         <w:rPr>
-          <w:rFonts w:asciiTheme="majorBidi" w:hAnsiTheme="majorBidi" w:cstheme="majorBidi"/>
+          <w:rFonts w:ascii="Times New Roman" w:hAnsi="Times New Roman" w:cs="Times New Roman"/>
         </w:rPr>
         <w:t xml:space="preserve"> </w:t>
       </w:r>
       <w:hyperlink r:id="rId5">
         <w:r>
           <w:rPr>
-            <w:rFonts w:asciiTheme="majorBidi" w:hAnsiTheme="majorBidi" w:cstheme="majorBidi"/>
+            <w:rFonts w:ascii="Times New Roman" w:hAnsi="Times New Roman" w:cs="Times New Roman"/>
             <w:u w:val="single"/>
           </w:rPr>
           <w:t>SMARTe-VR platform paper (2025)</w:t>
@@ -840,16 +2411,16 @@
         </w:numPr>
         <w:spacing w:line="480" w:lineRule="auto"/>
         <w:rPr>
-          <w:rFonts w:asciiTheme="majorBidi" w:hAnsiTheme="majorBidi" w:cstheme="majorBidi"/>
-          <w:b/>
-          <w:bCs/>
-        </w:rPr>
-      </w:pPr>
-      <w:bookmarkStart w:id="2" w:name="_f8bgfx3lb1er" w:colFirst="0" w:colLast="0"/>
-      <w:bookmarkEnd w:id="2"/>
-      <w:r>
-        <w:rPr>
-          <w:rFonts w:asciiTheme="majorBidi" w:hAnsiTheme="majorBidi" w:cstheme="majorBidi"/>
+          <w:rFonts w:ascii="Times New Roman" w:hAnsi="Times New Roman" w:cs="Times New Roman"/>
+          <w:b/>
+          <w:bCs/>
+        </w:rPr>
+      </w:pPr>
+      <w:bookmarkStart w:id="1" w:name="_f8bgfx3lb1er" w:colFirst="0" w:colLast="0"/>
+      <w:bookmarkEnd w:id="1"/>
+      <w:r>
+        <w:rPr>
+          <w:rFonts w:ascii="Times New Roman" w:hAnsi="Times New Roman" w:cs="Times New Roman"/>
           <w:b/>
           <w:bCs/>
         </w:rPr>
@@ -860,18 +2431,18 @@
       <w:pPr>
         <w:spacing w:line="480" w:lineRule="auto"/>
         <w:rPr>
-          <w:rFonts w:asciiTheme="majorBidi" w:hAnsiTheme="majorBidi" w:cstheme="majorBidi"/>
-        </w:rPr>
-      </w:pPr>
-      <w:r>
-        <w:rPr>
-          <w:rFonts w:asciiTheme="majorBidi" w:hAnsiTheme="majorBidi" w:cstheme="majorBidi"/>
+          <w:rFonts w:ascii="Times New Roman" w:hAnsi="Times New Roman" w:cs="Times New Roman"/>
+        </w:rPr>
+      </w:pPr>
+      <w:r>
+        <w:rPr>
+          <w:rFonts w:ascii="Times New Roman" w:hAnsi="Times New Roman" w:cs="Times New Roman"/>
         </w:rPr>
         <w:t xml:space="preserve">Provide </w:t>
       </w:r>
       <w:r>
         <w:rPr>
-          <w:rFonts w:asciiTheme="majorBidi" w:hAnsiTheme="majorBidi" w:cstheme="majorBidi"/>
+          <w:rFonts w:ascii="Times New Roman" w:hAnsi="Times New Roman" w:cs="Times New Roman"/>
           <w:b/>
           <w:bCs/>
         </w:rPr>
@@ -879,7 +2450,7 @@
       </w:r>
       <w:r>
         <w:rPr>
-          <w:rFonts w:asciiTheme="majorBidi" w:hAnsiTheme="majorBidi" w:cstheme="majorBidi"/>
+          <w:rFonts w:ascii="Times New Roman" w:hAnsi="Times New Roman" w:cs="Times New Roman"/>
         </w:rPr>
         <w:t xml:space="preserve"> inside immersive VR by combining real-time facial biometrics + activity/learning metadata for automated adaptation.</w:t>
       </w:r>
@@ -893,16 +2464,16 @@
         </w:numPr>
         <w:spacing w:line="480" w:lineRule="auto"/>
         <w:rPr>
-          <w:rFonts w:asciiTheme="majorBidi" w:hAnsiTheme="majorBidi" w:cstheme="majorBidi"/>
-          <w:b/>
-          <w:bCs/>
-        </w:rPr>
-      </w:pPr>
-      <w:bookmarkStart w:id="3" w:name="_8ahsra1vw9bj" w:colFirst="0" w:colLast="0"/>
-      <w:bookmarkEnd w:id="3"/>
-      <w:r>
-        <w:rPr>
-          <w:rFonts w:asciiTheme="majorBidi" w:hAnsiTheme="majorBidi" w:cstheme="majorBidi"/>
+          <w:rFonts w:ascii="Times New Roman" w:hAnsi="Times New Roman" w:cs="Times New Roman"/>
+          <w:b/>
+          <w:bCs/>
+        </w:rPr>
+      </w:pPr>
+      <w:bookmarkStart w:id="2" w:name="_8ahsra1vw9bj" w:colFirst="0" w:colLast="0"/>
+      <w:bookmarkEnd w:id="2"/>
+      <w:r>
+        <w:rPr>
+          <w:rFonts w:ascii="Times New Roman" w:hAnsi="Times New Roman" w:cs="Times New Roman"/>
           <w:b/>
           <w:bCs/>
         </w:rPr>
@@ -918,12 +2489,12 @@
         </w:numPr>
         <w:spacing w:line="480" w:lineRule="auto"/>
         <w:rPr>
-          <w:rFonts w:asciiTheme="majorBidi" w:hAnsiTheme="majorBidi" w:cstheme="majorBidi"/>
-        </w:rPr>
-      </w:pPr>
-      <w:r>
-        <w:rPr>
-          <w:rFonts w:asciiTheme="majorBidi" w:hAnsiTheme="majorBidi" w:cstheme="majorBidi"/>
+          <w:rFonts w:ascii="Times New Roman" w:hAnsi="Times New Roman" w:cs="Times New Roman"/>
+        </w:rPr>
+      </w:pPr>
+      <w:r>
+        <w:rPr>
+          <w:rFonts w:ascii="Times New Roman" w:hAnsi="Times New Roman" w:cs="Times New Roman"/>
         </w:rPr>
         <w:t>Facial biometrics inside VR: attention, gaze, facial features.</w:t>
       </w:r>
@@ -937,12 +2508,12 @@
         </w:numPr>
         <w:spacing w:line="480" w:lineRule="auto"/>
         <w:rPr>
-          <w:rFonts w:asciiTheme="majorBidi" w:hAnsiTheme="majorBidi" w:cstheme="majorBidi"/>
-        </w:rPr>
-      </w:pPr>
-      <w:r>
-        <w:rPr>
-          <w:rFonts w:asciiTheme="majorBidi" w:hAnsiTheme="majorBidi" w:cstheme="majorBidi"/>
+          <w:rFonts w:ascii="Times New Roman" w:hAnsi="Times New Roman" w:cs="Times New Roman"/>
+        </w:rPr>
+      </w:pPr>
+      <w:r>
+        <w:rPr>
+          <w:rFonts w:ascii="Times New Roman" w:hAnsi="Times New Roman" w:cs="Times New Roman"/>
         </w:rPr>
         <w:t>Learner interaction metadata (latency, correctness, IRT-style signals).</w:t>
       </w:r>
@@ -956,12 +2527,12 @@
         </w:numPr>
         <w:spacing w:line="480" w:lineRule="auto"/>
         <w:rPr>
-          <w:rFonts w:asciiTheme="majorBidi" w:hAnsiTheme="majorBidi" w:cstheme="majorBidi"/>
-        </w:rPr>
-      </w:pPr>
-      <w:r>
-        <w:rPr>
-          <w:rFonts w:asciiTheme="majorBidi" w:hAnsiTheme="majorBidi" w:cstheme="majorBidi"/>
+          <w:rFonts w:ascii="Times New Roman" w:hAnsi="Times New Roman" w:cs="Times New Roman"/>
+        </w:rPr>
+      </w:pPr>
+      <w:r>
+        <w:rPr>
+          <w:rFonts w:ascii="Times New Roman" w:hAnsi="Times New Roman" w:cs="Times New Roman"/>
         </w:rPr>
         <w:t>End-to-end dataset and prototype models demonstrating feasibility.</w:t>
       </w:r>
@@ -975,16 +2546,16 @@
         </w:numPr>
         <w:spacing w:line="480" w:lineRule="auto"/>
         <w:rPr>
-          <w:rFonts w:asciiTheme="majorBidi" w:hAnsiTheme="majorBidi" w:cstheme="majorBidi"/>
-          <w:b/>
-          <w:bCs/>
-        </w:rPr>
-      </w:pPr>
-      <w:bookmarkStart w:id="4" w:name="_ot5mczqzvra7" w:colFirst="0" w:colLast="0"/>
-      <w:bookmarkEnd w:id="4"/>
-      <w:r>
-        <w:rPr>
-          <w:rFonts w:asciiTheme="majorBidi" w:hAnsiTheme="majorBidi" w:cstheme="majorBidi"/>
+          <w:rFonts w:ascii="Times New Roman" w:hAnsi="Times New Roman" w:cs="Times New Roman"/>
+          <w:b/>
+          <w:bCs/>
+        </w:rPr>
+      </w:pPr>
+      <w:bookmarkStart w:id="3" w:name="_ot5mczqzvra7" w:colFirst="0" w:colLast="0"/>
+      <w:bookmarkEnd w:id="3"/>
+      <w:r>
+        <w:rPr>
+          <w:rFonts w:ascii="Times New Roman" w:hAnsi="Times New Roman" w:cs="Times New Roman"/>
           <w:b/>
           <w:bCs/>
         </w:rPr>
@@ -1000,18 +2571,18 @@
         </w:numPr>
         <w:spacing w:line="480" w:lineRule="auto"/>
         <w:rPr>
-          <w:rFonts w:asciiTheme="majorBidi" w:hAnsiTheme="majorBidi" w:cstheme="majorBidi"/>
-        </w:rPr>
-      </w:pPr>
-      <w:r>
-        <w:rPr>
-          <w:rFonts w:asciiTheme="majorBidi" w:hAnsiTheme="majorBidi" w:cstheme="majorBidi"/>
+          <w:rFonts w:ascii="Times New Roman" w:hAnsi="Times New Roman" w:cs="Times New Roman"/>
+        </w:rPr>
+      </w:pPr>
+      <w:r>
+        <w:rPr>
+          <w:rFonts w:ascii="Times New Roman" w:hAnsi="Times New Roman" w:cs="Times New Roman"/>
         </w:rPr>
         <w:t xml:space="preserve">Pure research prototype; </w:t>
       </w:r>
       <w:r>
         <w:rPr>
-          <w:rFonts w:asciiTheme="majorBidi" w:hAnsiTheme="majorBidi" w:cstheme="majorBidi"/>
+          <w:rFonts w:ascii="Times New Roman" w:hAnsi="Times New Roman" w:cs="Times New Roman"/>
           <w:b/>
           <w:bCs/>
         </w:rPr>
@@ -1019,7 +2590,7 @@
       </w:r>
       <w:r>
         <w:rPr>
-          <w:rFonts w:asciiTheme="majorBidi" w:hAnsiTheme="majorBidi" w:cstheme="majorBidi"/>
+          <w:rFonts w:ascii="Times New Roman" w:hAnsi="Times New Roman" w:cs="Times New Roman"/>
         </w:rPr>
         <w:t>, no privacy/consent flows for minors.</w:t>
       </w:r>
@@ -1033,18 +2604,18 @@
         </w:numPr>
         <w:spacing w:line="480" w:lineRule="auto"/>
         <w:rPr>
-          <w:rFonts w:asciiTheme="majorBidi" w:hAnsiTheme="majorBidi" w:cstheme="majorBidi"/>
-        </w:rPr>
-      </w:pPr>
-      <w:r>
-        <w:rPr>
-          <w:rFonts w:asciiTheme="majorBidi" w:eastAsia="Arial Unicode MS" w:hAnsiTheme="majorBidi" w:cstheme="majorBidi"/>
+          <w:rFonts w:ascii="Times New Roman" w:hAnsi="Times New Roman" w:cs="Times New Roman"/>
+        </w:rPr>
+      </w:pPr>
+      <w:r>
+        <w:rPr>
+          <w:rFonts w:ascii="Times New Roman" w:eastAsia="Arial Unicode MS" w:hAnsi="Times New Roman" w:cs="Times New Roman"/>
         </w:rPr>
         <w:t xml:space="preserve">Facial emotion models trained on adult populations → </w:t>
       </w:r>
       <w:r>
         <w:rPr>
-          <w:rFonts w:asciiTheme="majorBidi" w:hAnsiTheme="majorBidi" w:cstheme="majorBidi"/>
+          <w:rFonts w:ascii="Times New Roman" w:hAnsi="Times New Roman" w:cs="Times New Roman"/>
           <w:b/>
           <w:bCs/>
         </w:rPr>
@@ -1052,7 +2623,7 @@
       </w:r>
       <w:r>
         <w:rPr>
-          <w:rFonts w:asciiTheme="majorBidi" w:hAnsiTheme="majorBidi" w:cstheme="majorBidi"/>
+          <w:rFonts w:ascii="Times New Roman" w:hAnsi="Times New Roman" w:cs="Times New Roman"/>
         </w:rPr>
         <w:t>.</w:t>
       </w:r>
@@ -1066,18 +2637,19 @@
         </w:numPr>
         <w:spacing w:line="480" w:lineRule="auto"/>
         <w:rPr>
-          <w:rFonts w:asciiTheme="majorBidi" w:hAnsiTheme="majorBidi" w:cstheme="majorBidi"/>
-        </w:rPr>
-      </w:pPr>
-      <w:r>
-        <w:rPr>
-          <w:rFonts w:asciiTheme="majorBidi" w:hAnsiTheme="majorBidi" w:cstheme="majorBidi"/>
-        </w:rPr>
+          <w:rFonts w:ascii="Times New Roman" w:hAnsi="Times New Roman" w:cs="Times New Roman"/>
+        </w:rPr>
+      </w:pPr>
+      <w:r>
+        <w:rPr>
+          <w:rFonts w:ascii="Times New Roman" w:hAnsi="Times New Roman" w:cs="Times New Roman"/>
+        </w:rPr>
+        <w:lastRenderedPageBreak/>
         <w:t xml:space="preserve">VR hardware can be </w:t>
       </w:r>
       <w:r>
         <w:rPr>
-          <w:rFonts w:asciiTheme="majorBidi" w:hAnsiTheme="majorBidi" w:cstheme="majorBidi"/>
+          <w:rFonts w:ascii="Times New Roman" w:hAnsi="Times New Roman" w:cs="Times New Roman"/>
           <w:b/>
           <w:bCs/>
         </w:rPr>
@@ -1085,43 +2657,43 @@
       </w:r>
       <w:r>
         <w:rPr>
-          <w:rFonts w:asciiTheme="majorBidi" w:hAnsiTheme="majorBidi" w:cstheme="majorBidi"/>
+          <w:rFonts w:ascii="Times New Roman" w:hAnsi="Times New Roman" w:cs="Times New Roman"/>
         </w:rPr>
         <w:t xml:space="preserve"> for sensory-sensitive ASD learners. </w:t>
       </w:r>
       <w:r>
         <w:rPr>
-          <w:rFonts w:asciiTheme="majorBidi" w:hAnsiTheme="majorBidi" w:cstheme="majorBidi"/>
+          <w:rFonts w:ascii="Times New Roman" w:hAnsi="Times New Roman" w:cs="Times New Roman"/>
         </w:rPr>
         <w:fldChar w:fldCharType="begin"/>
       </w:r>
       <w:r>
         <w:rPr>
-          <w:rFonts w:asciiTheme="majorBidi" w:hAnsiTheme="majorBidi" w:cstheme="majorBidi"/>
+          <w:rFonts w:ascii="Times New Roman" w:hAnsi="Times New Roman" w:cs="Times New Roman"/>
         </w:rPr>
         <w:instrText>HYPERLINK "https://pmc.ncbi.nlm.nih.gov/articles/PMC9137951/" \h</w:instrText>
       </w:r>
       <w:r>
         <w:rPr>
-          <w:rFonts w:asciiTheme="majorBidi" w:hAnsiTheme="majorBidi" w:cstheme="majorBidi"/>
-        </w:rPr>
-      </w:r>
-      <w:r>
-        <w:rPr>
-          <w:rFonts w:asciiTheme="majorBidi" w:hAnsiTheme="majorBidi" w:cstheme="majorBidi"/>
+          <w:rFonts w:ascii="Times New Roman" w:hAnsi="Times New Roman" w:cs="Times New Roman"/>
+        </w:rPr>
+      </w:r>
+      <w:r>
+        <w:rPr>
+          <w:rFonts w:ascii="Times New Roman" w:hAnsi="Times New Roman" w:cs="Times New Roman"/>
         </w:rPr>
         <w:fldChar w:fldCharType="separate"/>
       </w:r>
       <w:r>
         <w:rPr>
-          <w:rFonts w:asciiTheme="majorBidi" w:hAnsiTheme="majorBidi" w:cstheme="majorBidi"/>
+          <w:rFonts w:ascii="Times New Roman" w:hAnsi="Times New Roman" w:cs="Times New Roman"/>
           <w:u w:val="single"/>
         </w:rPr>
         <w:t>https://pmc.ncbi.nlm.nih.gov/articles/PMC9137951/</w:t>
       </w:r>
       <w:r>
         <w:rPr>
-          <w:rFonts w:asciiTheme="majorBidi" w:hAnsiTheme="majorBidi" w:cstheme="majorBidi"/>
+          <w:rFonts w:ascii="Times New Roman" w:hAnsi="Times New Roman" w:cs="Times New Roman"/>
         </w:rPr>
         <w:fldChar w:fldCharType="end"/>
       </w:r>
@@ -1135,16 +2707,16 @@
         </w:numPr>
         <w:spacing w:line="480" w:lineRule="auto"/>
         <w:rPr>
-          <w:rFonts w:asciiTheme="majorBidi" w:hAnsiTheme="majorBidi" w:cstheme="majorBidi"/>
-          <w:b/>
-          <w:bCs/>
-        </w:rPr>
-      </w:pPr>
-      <w:bookmarkStart w:id="5" w:name="_cmf2f6jml8m2" w:colFirst="0" w:colLast="0"/>
-      <w:bookmarkEnd w:id="5"/>
-      <w:r>
-        <w:rPr>
-          <w:rFonts w:asciiTheme="majorBidi" w:hAnsiTheme="majorBidi" w:cstheme="majorBidi"/>
+          <w:rFonts w:ascii="Times New Roman" w:hAnsi="Times New Roman" w:cs="Times New Roman"/>
+          <w:b/>
+          <w:bCs/>
+        </w:rPr>
+      </w:pPr>
+      <w:bookmarkStart w:id="4" w:name="_cmf2f6jml8m2" w:colFirst="0" w:colLast="0"/>
+      <w:bookmarkEnd w:id="4"/>
+      <w:r>
+        <w:rPr>
+          <w:rFonts w:ascii="Times New Roman" w:hAnsi="Times New Roman" w:cs="Times New Roman"/>
           <w:b/>
           <w:bCs/>
         </w:rPr>
@@ -1160,12 +2732,12 @@
         </w:numPr>
         <w:spacing w:line="480" w:lineRule="auto"/>
         <w:rPr>
-          <w:rFonts w:asciiTheme="majorBidi" w:hAnsiTheme="majorBidi" w:cstheme="majorBidi"/>
-        </w:rPr>
-      </w:pPr>
-      <w:r>
-        <w:rPr>
-          <w:rFonts w:asciiTheme="majorBidi" w:hAnsiTheme="majorBidi" w:cstheme="majorBidi"/>
+          <w:rFonts w:ascii="Times New Roman" w:hAnsi="Times New Roman" w:cs="Times New Roman"/>
+        </w:rPr>
+      </w:pPr>
+      <w:r>
+        <w:rPr>
+          <w:rFonts w:ascii="Times New Roman" w:hAnsi="Times New Roman" w:cs="Times New Roman"/>
         </w:rPr>
         <w:t>Research supports multi-modal data (face + interaction) for adaptivity.</w:t>
       </w:r>
@@ -1179,18 +2751,18 @@
         </w:numPr>
         <w:spacing w:line="480" w:lineRule="auto"/>
         <w:rPr>
-          <w:rFonts w:asciiTheme="majorBidi" w:hAnsiTheme="majorBidi" w:cstheme="majorBidi"/>
-        </w:rPr>
-      </w:pPr>
-      <w:r>
-        <w:rPr>
-          <w:rFonts w:asciiTheme="majorBidi" w:hAnsiTheme="majorBidi" w:cstheme="majorBidi"/>
+          <w:rFonts w:ascii="Times New Roman" w:hAnsi="Times New Roman" w:cs="Times New Roman"/>
+        </w:rPr>
+      </w:pPr>
+      <w:r>
+        <w:rPr>
+          <w:rFonts w:ascii="Times New Roman" w:hAnsi="Times New Roman" w:cs="Times New Roman"/>
         </w:rPr>
         <w:t xml:space="preserve">BUT multiple studies warn facial-emotion models </w:t>
       </w:r>
       <w:r>
         <w:rPr>
-          <w:rFonts w:asciiTheme="majorBidi" w:hAnsiTheme="majorBidi" w:cstheme="majorBidi"/>
+          <w:rFonts w:ascii="Times New Roman" w:hAnsi="Times New Roman" w:cs="Times New Roman"/>
           <w:b/>
           <w:bCs/>
         </w:rPr>
@@ -1198,7 +2770,7 @@
       </w:r>
       <w:r>
         <w:rPr>
-          <w:rFonts w:asciiTheme="majorBidi" w:hAnsiTheme="majorBidi" w:cstheme="majorBidi"/>
+          <w:rFonts w:ascii="Times New Roman" w:hAnsi="Times New Roman" w:cs="Times New Roman"/>
         </w:rPr>
         <w:t xml:space="preserve"> due to expression variability and dataset bias.</w:t>
       </w:r>
@@ -1212,18 +2784,18 @@
         </w:numPr>
         <w:spacing w:line="480" w:lineRule="auto"/>
         <w:rPr>
-          <w:rFonts w:asciiTheme="majorBidi" w:hAnsiTheme="majorBidi" w:cstheme="majorBidi"/>
-        </w:rPr>
-      </w:pPr>
-      <w:r>
-        <w:rPr>
-          <w:rFonts w:asciiTheme="majorBidi" w:hAnsiTheme="majorBidi" w:cstheme="majorBidi"/>
+          <w:rFonts w:ascii="Times New Roman" w:hAnsi="Times New Roman" w:cs="Times New Roman"/>
+        </w:rPr>
+      </w:pPr>
+      <w:r>
+        <w:rPr>
+          <w:rFonts w:ascii="Times New Roman" w:hAnsi="Times New Roman" w:cs="Times New Roman"/>
         </w:rPr>
         <w:t xml:space="preserve">Literature recommends </w:t>
       </w:r>
       <w:r>
         <w:rPr>
-          <w:rFonts w:asciiTheme="majorBidi" w:hAnsiTheme="majorBidi" w:cstheme="majorBidi"/>
+          <w:rFonts w:ascii="Times New Roman" w:hAnsi="Times New Roman" w:cs="Times New Roman"/>
           <w:b/>
           <w:bCs/>
         </w:rPr>
@@ -1231,7 +2803,7 @@
       </w:r>
       <w:r>
         <w:rPr>
-          <w:rFonts w:asciiTheme="majorBidi" w:hAnsiTheme="majorBidi" w:cstheme="majorBidi"/>
+          <w:rFonts w:ascii="Times New Roman" w:hAnsi="Times New Roman" w:cs="Times New Roman"/>
         </w:rPr>
         <w:t xml:space="preserve"> before deployment.</w:t>
       </w:r>
@@ -1245,20 +2817,19 @@
         </w:numPr>
         <w:spacing w:line="480" w:lineRule="auto"/>
         <w:rPr>
-          <w:rFonts w:asciiTheme="majorBidi" w:hAnsiTheme="majorBidi" w:cstheme="majorBidi"/>
-          <w:b/>
-          <w:bCs/>
-        </w:rPr>
-      </w:pPr>
-      <w:bookmarkStart w:id="6" w:name="_bahyflgi37dk" w:colFirst="0" w:colLast="0"/>
-      <w:bookmarkEnd w:id="6"/>
-      <w:r>
-        <w:rPr>
-          <w:rFonts w:asciiTheme="majorBidi" w:hAnsiTheme="majorBidi" w:cstheme="majorBidi"/>
-          <w:b/>
-          <w:bCs/>
-        </w:rPr>
-        <w:lastRenderedPageBreak/>
+          <w:rFonts w:ascii="Times New Roman" w:hAnsi="Times New Roman" w:cs="Times New Roman"/>
+          <w:b/>
+          <w:bCs/>
+        </w:rPr>
+      </w:pPr>
+      <w:bookmarkStart w:id="5" w:name="_bahyflgi37dk" w:colFirst="0" w:colLast="0"/>
+      <w:bookmarkEnd w:id="5"/>
+      <w:r>
+        <w:rPr>
+          <w:rFonts w:ascii="Times New Roman" w:hAnsi="Times New Roman" w:cs="Times New Roman"/>
+          <w:b/>
+          <w:bCs/>
+        </w:rPr>
         <w:t>What Baseet Can Learn / Do Differently</w:t>
       </w:r>
     </w:p>
@@ -1271,18 +2842,18 @@
         </w:numPr>
         <w:spacing w:line="480" w:lineRule="auto"/>
         <w:rPr>
-          <w:rFonts w:asciiTheme="majorBidi" w:hAnsiTheme="majorBidi" w:cstheme="majorBidi"/>
-        </w:rPr>
-      </w:pPr>
-      <w:r>
-        <w:rPr>
-          <w:rFonts w:asciiTheme="majorBidi" w:hAnsiTheme="majorBidi" w:cstheme="majorBidi"/>
+          <w:rFonts w:ascii="Times New Roman" w:hAnsi="Times New Roman" w:cs="Times New Roman"/>
+        </w:rPr>
+      </w:pPr>
+      <w:r>
+        <w:rPr>
+          <w:rFonts w:ascii="Times New Roman" w:hAnsi="Times New Roman" w:cs="Times New Roman"/>
         </w:rPr>
         <w:t xml:space="preserve">Start with </w:t>
       </w:r>
       <w:r>
         <w:rPr>
-          <w:rFonts w:asciiTheme="majorBidi" w:hAnsiTheme="majorBidi" w:cstheme="majorBidi"/>
+          <w:rFonts w:ascii="Times New Roman" w:hAnsi="Times New Roman" w:cs="Times New Roman"/>
           <w:b/>
           <w:bCs/>
         </w:rPr>
@@ -1290,7 +2861,7 @@
       </w:r>
       <w:r>
         <w:rPr>
-          <w:rFonts w:asciiTheme="majorBidi" w:hAnsiTheme="majorBidi" w:cstheme="majorBidi"/>
+          <w:rFonts w:ascii="Times New Roman" w:hAnsi="Times New Roman" w:cs="Times New Roman"/>
         </w:rPr>
         <w:t xml:space="preserve"> (clicks, task persistence, latency).</w:t>
       </w:r>
@@ -1304,18 +2875,18 @@
         </w:numPr>
         <w:spacing w:line="480" w:lineRule="auto"/>
         <w:rPr>
-          <w:rFonts w:asciiTheme="majorBidi" w:hAnsiTheme="majorBidi" w:cstheme="majorBidi"/>
-        </w:rPr>
-      </w:pPr>
-      <w:r>
-        <w:rPr>
-          <w:rFonts w:asciiTheme="majorBidi" w:hAnsiTheme="majorBidi" w:cstheme="majorBidi"/>
+          <w:rFonts w:ascii="Times New Roman" w:hAnsi="Times New Roman" w:cs="Times New Roman"/>
+        </w:rPr>
+      </w:pPr>
+      <w:r>
+        <w:rPr>
+          <w:rFonts w:ascii="Times New Roman" w:hAnsi="Times New Roman" w:cs="Times New Roman"/>
         </w:rPr>
         <w:t xml:space="preserve">Add emotion/attention inference only with </w:t>
       </w:r>
       <w:r>
         <w:rPr>
-          <w:rFonts w:asciiTheme="majorBidi" w:hAnsiTheme="majorBidi" w:cstheme="majorBidi"/>
+          <w:rFonts w:ascii="Times New Roman" w:hAnsi="Times New Roman" w:cs="Times New Roman"/>
           <w:b/>
           <w:bCs/>
         </w:rPr>
@@ -1323,7 +2894,7 @@
       </w:r>
       <w:r>
         <w:rPr>
-          <w:rFonts w:asciiTheme="majorBidi" w:hAnsiTheme="majorBidi" w:cstheme="majorBidi"/>
+          <w:rFonts w:ascii="Times New Roman" w:hAnsi="Times New Roman" w:cs="Times New Roman"/>
         </w:rPr>
         <w:t>, optional modules.</w:t>
       </w:r>
@@ -1337,18 +2908,18 @@
         </w:numPr>
         <w:spacing w:line="480" w:lineRule="auto"/>
         <w:rPr>
-          <w:rFonts w:asciiTheme="majorBidi" w:hAnsiTheme="majorBidi" w:cstheme="majorBidi"/>
-        </w:rPr>
-      </w:pPr>
-      <w:r>
-        <w:rPr>
-          <w:rFonts w:asciiTheme="majorBidi" w:hAnsiTheme="majorBidi" w:cstheme="majorBidi"/>
+          <w:rFonts w:ascii="Times New Roman" w:hAnsi="Times New Roman" w:cs="Times New Roman"/>
+        </w:rPr>
+      </w:pPr>
+      <w:r>
+        <w:rPr>
+          <w:rFonts w:ascii="Times New Roman" w:hAnsi="Times New Roman" w:cs="Times New Roman"/>
         </w:rPr>
         <w:t xml:space="preserve">Build models </w:t>
       </w:r>
       <w:r>
         <w:rPr>
-          <w:rFonts w:asciiTheme="majorBidi" w:hAnsiTheme="majorBidi" w:cstheme="majorBidi"/>
+          <w:rFonts w:ascii="Times New Roman" w:hAnsi="Times New Roman" w:cs="Times New Roman"/>
           <w:b/>
           <w:bCs/>
         </w:rPr>
@@ -1356,7 +2927,7 @@
       </w:r>
       <w:r>
         <w:rPr>
-          <w:rFonts w:asciiTheme="majorBidi" w:hAnsiTheme="majorBidi" w:cstheme="majorBidi"/>
+          <w:rFonts w:ascii="Times New Roman" w:hAnsi="Times New Roman" w:cs="Times New Roman"/>
         </w:rPr>
         <w:t xml:space="preserve"> in local contexts.</w:t>
       </w:r>
@@ -1370,18 +2941,18 @@
         </w:numPr>
         <w:spacing w:line="480" w:lineRule="auto"/>
         <w:rPr>
-          <w:rFonts w:asciiTheme="majorBidi" w:hAnsiTheme="majorBidi" w:cstheme="majorBidi"/>
-        </w:rPr>
-      </w:pPr>
-      <w:r>
-        <w:rPr>
-          <w:rFonts w:asciiTheme="majorBidi" w:hAnsiTheme="majorBidi" w:cstheme="majorBidi"/>
+          <w:rFonts w:ascii="Times New Roman" w:hAnsi="Times New Roman" w:cs="Times New Roman"/>
+        </w:rPr>
+      </w:pPr>
+      <w:r>
+        <w:rPr>
+          <w:rFonts w:ascii="Times New Roman" w:hAnsi="Times New Roman" w:cs="Times New Roman"/>
         </w:rPr>
         <w:t xml:space="preserve">Integrate robust </w:t>
       </w:r>
       <w:r>
         <w:rPr>
-          <w:rFonts w:asciiTheme="majorBidi" w:hAnsiTheme="majorBidi" w:cstheme="majorBidi"/>
+          <w:rFonts w:ascii="Times New Roman" w:hAnsi="Times New Roman" w:cs="Times New Roman"/>
           <w:b/>
           <w:bCs/>
         </w:rPr>
@@ -1389,7 +2960,7 @@
       </w:r>
       <w:r>
         <w:rPr>
-          <w:rFonts w:asciiTheme="majorBidi" w:hAnsiTheme="majorBidi" w:cstheme="majorBidi"/>
+          <w:rFonts w:ascii="Times New Roman" w:hAnsi="Times New Roman" w:cs="Times New Roman"/>
         </w:rPr>
         <w:t>.</w:t>
       </w:r>
@@ -1398,16 +2969,16 @@
       <w:pPr>
         <w:spacing w:line="480" w:lineRule="auto"/>
         <w:rPr>
-          <w:rFonts w:asciiTheme="majorBidi" w:hAnsiTheme="majorBidi" w:cstheme="majorBidi"/>
-          <w:b/>
-          <w:bCs/>
-        </w:rPr>
-      </w:pPr>
-      <w:bookmarkStart w:id="7" w:name="_hh46rljxq2fr" w:colFirst="0" w:colLast="0"/>
-      <w:bookmarkEnd w:id="7"/>
-      <w:r>
-        <w:rPr>
-          <w:rFonts w:asciiTheme="majorBidi" w:hAnsiTheme="majorBidi" w:cstheme="majorBidi"/>
+          <w:rFonts w:ascii="Times New Roman" w:hAnsi="Times New Roman" w:cs="Times New Roman"/>
+          <w:b/>
+          <w:bCs/>
+        </w:rPr>
+      </w:pPr>
+      <w:bookmarkStart w:id="6" w:name="_hh46rljxq2fr" w:colFirst="0" w:colLast="0"/>
+      <w:bookmarkEnd w:id="6"/>
+      <w:r>
+        <w:rPr>
+          <w:rFonts w:ascii="Times New Roman" w:hAnsi="Times New Roman" w:cs="Times New Roman"/>
           <w:b/>
           <w:bCs/>
         </w:rPr>
@@ -1423,52 +2994,36 @@
         </w:numPr>
         <w:spacing w:line="480" w:lineRule="auto"/>
         <w:rPr>
-          <w:rFonts w:asciiTheme="majorBidi" w:hAnsiTheme="majorBidi" w:cstheme="majorBidi"/>
-          <w:b/>
-          <w:bCs/>
-        </w:rPr>
-      </w:pPr>
-      <w:r>
-        <w:rPr>
-          <w:rFonts w:asciiTheme="majorBidi" w:hAnsiTheme="majorBidi" w:cstheme="majorBidi"/>
-          <w:b/>
-          <w:bCs/>
-        </w:rPr>
-        <w:t>S</w:t>
-      </w:r>
-      <w:r>
-        <w:rPr>
-          <w:rFonts w:asciiTheme="majorBidi" w:hAnsiTheme="majorBidi" w:cstheme="majorBidi"/>
-          <w:b/>
-          <w:bCs/>
-        </w:rPr>
-        <w:t>o</w:t>
-      </w:r>
-      <w:r>
-        <w:rPr>
-          <w:rFonts w:asciiTheme="majorBidi" w:hAnsiTheme="majorBidi" w:cstheme="majorBidi"/>
-          <w:b/>
-          <w:bCs/>
-        </w:rPr>
-        <w:t>urce:</w:t>
-      </w:r>
-      <w:r>
-        <w:rPr>
-          <w:rFonts w:asciiTheme="majorBidi" w:hAnsiTheme="majorBidi" w:cstheme="majorBidi"/>
+          <w:rFonts w:ascii="Times New Roman" w:hAnsi="Times New Roman" w:cs="Times New Roman"/>
+          <w:b/>
+          <w:bCs/>
+        </w:rPr>
+      </w:pPr>
+      <w:r>
+        <w:rPr>
+          <w:rFonts w:ascii="Times New Roman" w:hAnsi="Times New Roman" w:cs="Times New Roman"/>
+          <w:b/>
+          <w:bCs/>
+        </w:rPr>
+        <w:t>Source:</w:t>
+      </w:r>
+      <w:r>
+        <w:rPr>
+          <w:rFonts w:ascii="Times New Roman" w:hAnsi="Times New Roman" w:cs="Times New Roman"/>
         </w:rPr>
         <w:t xml:space="preserve"> </w:t>
       </w:r>
       <w:hyperlink r:id="rId6">
         <w:r>
           <w:rPr>
-            <w:rFonts w:asciiTheme="majorBidi" w:hAnsiTheme="majorBidi" w:cstheme="majorBidi"/>
+            <w:rFonts w:ascii="Times New Roman" w:hAnsi="Times New Roman" w:cs="Times New Roman"/>
             <w:u w:val="single"/>
           </w:rPr>
           <w:t>VictoryXR immersive learning labs</w:t>
         </w:r>
       </w:hyperlink>
-      <w:bookmarkStart w:id="8" w:name="_rufesjyfg5l1" w:colFirst="0" w:colLast="0"/>
-      <w:bookmarkEnd w:id="8"/>
+      <w:bookmarkStart w:id="7" w:name="_rufesjyfg5l1" w:colFirst="0" w:colLast="0"/>
+      <w:bookmarkEnd w:id="7"/>
     </w:p>
     <w:p>
       <w:pPr>
@@ -1480,26 +3035,18 @@
         <w:spacing w:line="480" w:lineRule="auto"/>
         <w:ind w:left="993"/>
         <w:rPr>
-          <w:rFonts w:asciiTheme="majorBidi" w:hAnsiTheme="majorBidi" w:cstheme="majorBidi"/>
-          <w:b/>
-          <w:bCs/>
-        </w:rPr>
-      </w:pPr>
-      <w:r>
-        <w:rPr>
-          <w:rFonts w:asciiTheme="majorBidi" w:hAnsiTheme="majorBidi" w:cstheme="majorBidi"/>
-          <w:b/>
-          <w:bCs/>
-        </w:rPr>
-        <w:t>Problem They Claim to Solve</w:t>
-      </w:r>
-      <w:r>
-        <w:rPr>
-          <w:rFonts w:asciiTheme="majorBidi" w:hAnsiTheme="majorBidi" w:cstheme="majorBidi"/>
-          <w:b/>
-          <w:bCs/>
-        </w:rPr>
-        <w:t xml:space="preserve"> </w:t>
+          <w:rFonts w:ascii="Times New Roman" w:hAnsi="Times New Roman" w:cs="Times New Roman"/>
+          <w:b/>
+          <w:bCs/>
+        </w:rPr>
+      </w:pPr>
+      <w:r>
+        <w:rPr>
+          <w:rFonts w:ascii="Times New Roman" w:hAnsi="Times New Roman" w:cs="Times New Roman"/>
+          <w:b/>
+          <w:bCs/>
+        </w:rPr>
+        <w:t xml:space="preserve">Problem They Claim to Solve </w:t>
       </w:r>
     </w:p>
     <w:p>
@@ -1511,19 +3058,19 @@
         </w:numPr>
         <w:spacing w:line="480" w:lineRule="auto"/>
         <w:rPr>
-          <w:rFonts w:asciiTheme="majorBidi" w:hAnsiTheme="majorBidi" w:cstheme="majorBidi"/>
-          <w:b/>
-          <w:bCs/>
-        </w:rPr>
-      </w:pPr>
-      <w:r>
-        <w:rPr>
-          <w:rFonts w:asciiTheme="majorBidi" w:hAnsiTheme="majorBidi" w:cstheme="majorBidi"/>
+          <w:rFonts w:ascii="Times New Roman" w:hAnsi="Times New Roman" w:cs="Times New Roman"/>
+          <w:b/>
+          <w:bCs/>
+        </w:rPr>
+      </w:pPr>
+      <w:r>
+        <w:rPr>
+          <w:rFonts w:ascii="Times New Roman" w:hAnsi="Times New Roman" w:cs="Times New Roman"/>
         </w:rPr>
         <w:t>Make learning more immersive and interactive with AI tutors and 3D avatars across K–12 and higher ed.</w:t>
       </w:r>
-      <w:bookmarkStart w:id="9" w:name="_pkvaj574aqa1" w:colFirst="0" w:colLast="0"/>
-      <w:bookmarkEnd w:id="9"/>
+      <w:bookmarkStart w:id="8" w:name="_pkvaj574aqa1" w:colFirst="0" w:colLast="0"/>
+      <w:bookmarkEnd w:id="8"/>
     </w:p>
     <w:p>
       <w:pPr>
@@ -1535,14 +3082,14 @@
         <w:spacing w:line="480" w:lineRule="auto"/>
         <w:ind w:left="993"/>
         <w:rPr>
-          <w:rFonts w:asciiTheme="majorBidi" w:hAnsiTheme="majorBidi" w:cstheme="majorBidi"/>
-          <w:b/>
-          <w:bCs/>
-        </w:rPr>
-      </w:pPr>
-      <w:r>
-        <w:rPr>
-          <w:rFonts w:asciiTheme="majorBidi" w:hAnsiTheme="majorBidi" w:cstheme="majorBidi"/>
+          <w:rFonts w:ascii="Times New Roman" w:hAnsi="Times New Roman" w:cs="Times New Roman"/>
+          <w:b/>
+          <w:bCs/>
+        </w:rPr>
+      </w:pPr>
+      <w:r>
+        <w:rPr>
+          <w:rFonts w:ascii="Times New Roman" w:hAnsi="Times New Roman" w:cs="Times New Roman"/>
           <w:b/>
           <w:bCs/>
         </w:rPr>
@@ -1558,20 +3105,14 @@
         </w:numPr>
         <w:spacing w:line="480" w:lineRule="auto"/>
         <w:rPr>
-          <w:rFonts w:asciiTheme="majorBidi" w:hAnsiTheme="majorBidi" w:cstheme="majorBidi"/>
-        </w:rPr>
-      </w:pPr>
-      <w:r>
-        <w:rPr>
-          <w:rFonts w:asciiTheme="majorBidi" w:hAnsiTheme="majorBidi" w:cstheme="majorBidi"/>
-        </w:rPr>
-        <w:t>Browser-based 3D “metaverse” classrooms</w:t>
-      </w:r>
-      <w:r>
-        <w:rPr>
-          <w:rFonts w:asciiTheme="majorBidi" w:hAnsiTheme="majorBidi" w:cstheme="majorBidi"/>
-        </w:rPr>
-        <w:t>.</w:t>
+          <w:rFonts w:ascii="Times New Roman" w:hAnsi="Times New Roman" w:cs="Times New Roman"/>
+        </w:rPr>
+      </w:pPr>
+      <w:r>
+        <w:rPr>
+          <w:rFonts w:ascii="Times New Roman" w:hAnsi="Times New Roman" w:cs="Times New Roman"/>
+        </w:rPr>
+        <w:t>Browser-based 3D “metaverse” classrooms.</w:t>
       </w:r>
     </w:p>
     <w:p>
@@ -1583,12 +3124,12 @@
         </w:numPr>
         <w:spacing w:line="480" w:lineRule="auto"/>
         <w:rPr>
-          <w:rFonts w:asciiTheme="majorBidi" w:hAnsiTheme="majorBidi" w:cstheme="majorBidi"/>
-        </w:rPr>
-      </w:pPr>
-      <w:r>
-        <w:rPr>
-          <w:rFonts w:asciiTheme="majorBidi" w:hAnsiTheme="majorBidi" w:cstheme="majorBidi"/>
+          <w:rFonts w:ascii="Times New Roman" w:hAnsi="Times New Roman" w:cs="Times New Roman"/>
+        </w:rPr>
+      </w:pPr>
+      <w:r>
+        <w:rPr>
+          <w:rFonts w:ascii="Times New Roman" w:hAnsi="Times New Roman" w:cs="Times New Roman"/>
         </w:rPr>
         <w:t>AI avatars (HoloTutor) for guided lessons.</w:t>
       </w:r>
@@ -1602,12 +3143,12 @@
         </w:numPr>
         <w:spacing w:line="480" w:lineRule="auto"/>
         <w:rPr>
-          <w:rFonts w:asciiTheme="majorBidi" w:hAnsiTheme="majorBidi" w:cstheme="majorBidi"/>
-        </w:rPr>
-      </w:pPr>
-      <w:r>
-        <w:rPr>
-          <w:rFonts w:asciiTheme="majorBidi" w:hAnsiTheme="majorBidi" w:cstheme="majorBidi"/>
+          <w:rFonts w:ascii="Times New Roman" w:hAnsi="Times New Roman" w:cs="Times New Roman"/>
+        </w:rPr>
+      </w:pPr>
+      <w:r>
+        <w:rPr>
+          <w:rFonts w:ascii="Times New Roman" w:hAnsi="Times New Roman" w:cs="Times New Roman"/>
         </w:rPr>
         <w:t>Strong focus on spatial/3D content for STEM topics.</w:t>
       </w:r>
@@ -1621,16 +3162,16 @@
         </w:numPr>
         <w:spacing w:line="480" w:lineRule="auto"/>
         <w:rPr>
-          <w:rFonts w:asciiTheme="majorBidi" w:hAnsiTheme="majorBidi" w:cstheme="majorBidi"/>
-          <w:b/>
-          <w:bCs/>
-        </w:rPr>
-      </w:pPr>
-      <w:bookmarkStart w:id="10" w:name="_ik0tapn3xnt1" w:colFirst="0" w:colLast="0"/>
-      <w:bookmarkEnd w:id="10"/>
-      <w:r>
-        <w:rPr>
-          <w:rFonts w:asciiTheme="majorBidi" w:hAnsiTheme="majorBidi" w:cstheme="majorBidi"/>
+          <w:rFonts w:ascii="Times New Roman" w:hAnsi="Times New Roman" w:cs="Times New Roman"/>
+          <w:b/>
+          <w:bCs/>
+        </w:rPr>
+      </w:pPr>
+      <w:bookmarkStart w:id="9" w:name="_ik0tapn3xnt1" w:colFirst="0" w:colLast="0"/>
+      <w:bookmarkEnd w:id="9"/>
+      <w:r>
+        <w:rPr>
+          <w:rFonts w:ascii="Times New Roman" w:hAnsi="Times New Roman" w:cs="Times New Roman"/>
           <w:b/>
           <w:bCs/>
         </w:rPr>
@@ -1646,18 +3187,19 @@
         </w:numPr>
         <w:spacing w:line="480" w:lineRule="auto"/>
         <w:rPr>
-          <w:rFonts w:asciiTheme="majorBidi" w:hAnsiTheme="majorBidi" w:cstheme="majorBidi"/>
-        </w:rPr>
-      </w:pPr>
-      <w:r>
-        <w:rPr>
-          <w:rFonts w:asciiTheme="majorBidi" w:eastAsia="Arial Unicode MS" w:hAnsiTheme="majorBidi" w:cstheme="majorBidi"/>
-        </w:rPr>
+          <w:rFonts w:ascii="Times New Roman" w:hAnsi="Times New Roman" w:cs="Times New Roman"/>
+        </w:rPr>
+      </w:pPr>
+      <w:r>
+        <w:rPr>
+          <w:rFonts w:ascii="Times New Roman" w:eastAsia="Arial Unicode MS" w:hAnsi="Times New Roman" w:cs="Times New Roman"/>
+        </w:rPr>
+        <w:lastRenderedPageBreak/>
         <w:t xml:space="preserve">Designed for mainstream K–12, not ASD → </w:t>
       </w:r>
       <w:r>
         <w:rPr>
-          <w:rFonts w:asciiTheme="majorBidi" w:hAnsiTheme="majorBidi" w:cstheme="majorBidi"/>
+          <w:rFonts w:ascii="Times New Roman" w:hAnsi="Times New Roman" w:cs="Times New Roman"/>
           <w:b/>
           <w:bCs/>
         </w:rPr>
@@ -1665,7 +3207,7 @@
       </w:r>
       <w:r>
         <w:rPr>
-          <w:rFonts w:asciiTheme="majorBidi" w:hAnsiTheme="majorBidi" w:cstheme="majorBidi"/>
+          <w:rFonts w:ascii="Times New Roman" w:hAnsi="Times New Roman" w:cs="Times New Roman"/>
         </w:rPr>
         <w:t xml:space="preserve"> for some autistic learners.</w:t>
       </w:r>
@@ -1679,18 +3221,18 @@
         </w:numPr>
         <w:spacing w:line="480" w:lineRule="auto"/>
         <w:rPr>
-          <w:rFonts w:asciiTheme="majorBidi" w:hAnsiTheme="majorBidi" w:cstheme="majorBidi"/>
-        </w:rPr>
-      </w:pPr>
-      <w:r>
-        <w:rPr>
-          <w:rFonts w:asciiTheme="majorBidi" w:hAnsiTheme="majorBidi" w:cstheme="majorBidi"/>
+          <w:rFonts w:ascii="Times New Roman" w:hAnsi="Times New Roman" w:cs="Times New Roman"/>
+        </w:rPr>
+      </w:pPr>
+      <w:r>
+        <w:rPr>
+          <w:rFonts w:ascii="Times New Roman" w:hAnsi="Times New Roman" w:cs="Times New Roman"/>
         </w:rPr>
         <w:t xml:space="preserve">Avatar tutors rarely validated for </w:t>
       </w:r>
       <w:r>
         <w:rPr>
-          <w:rFonts w:asciiTheme="majorBidi" w:hAnsiTheme="majorBidi" w:cstheme="majorBidi"/>
+          <w:rFonts w:ascii="Times New Roman" w:hAnsi="Times New Roman" w:cs="Times New Roman"/>
           <w:b/>
           <w:bCs/>
         </w:rPr>
@@ -1698,7 +3240,7 @@
       </w:r>
       <w:r>
         <w:rPr>
-          <w:rFonts w:asciiTheme="majorBidi" w:hAnsiTheme="majorBidi" w:cstheme="majorBidi"/>
+          <w:rFonts w:ascii="Times New Roman" w:hAnsi="Times New Roman" w:cs="Times New Roman"/>
         </w:rPr>
         <w:t>.</w:t>
       </w:r>
@@ -1712,18 +3254,18 @@
         </w:numPr>
         <w:spacing w:line="480" w:lineRule="auto"/>
         <w:rPr>
-          <w:rFonts w:asciiTheme="majorBidi" w:hAnsiTheme="majorBidi" w:cstheme="majorBidi"/>
-        </w:rPr>
-      </w:pPr>
-      <w:r>
-        <w:rPr>
-          <w:rFonts w:asciiTheme="majorBidi" w:hAnsiTheme="majorBidi" w:cstheme="majorBidi"/>
+          <w:rFonts w:ascii="Times New Roman" w:hAnsi="Times New Roman" w:cs="Times New Roman"/>
+        </w:rPr>
+      </w:pPr>
+      <w:r>
+        <w:rPr>
+          <w:rFonts w:ascii="Times New Roman" w:hAnsi="Times New Roman" w:cs="Times New Roman"/>
         </w:rPr>
         <w:t xml:space="preserve">Limited </w:t>
       </w:r>
       <w:r>
         <w:rPr>
-          <w:rFonts w:asciiTheme="majorBidi" w:hAnsiTheme="majorBidi" w:cstheme="majorBidi"/>
+          <w:rFonts w:ascii="Times New Roman" w:hAnsi="Times New Roman" w:cs="Times New Roman"/>
           <w:b/>
           <w:bCs/>
         </w:rPr>
@@ -1731,7 +3273,7 @@
       </w:r>
       <w:r>
         <w:rPr>
-          <w:rFonts w:asciiTheme="majorBidi" w:hAnsiTheme="majorBidi" w:cstheme="majorBidi"/>
+          <w:rFonts w:ascii="Times New Roman" w:hAnsi="Times New Roman" w:cs="Times New Roman"/>
         </w:rPr>
         <w:t>, no Arabic-friendly UIs or contextual content.</w:t>
       </w:r>
@@ -1745,18 +3287,18 @@
         </w:numPr>
         <w:spacing w:line="480" w:lineRule="auto"/>
         <w:rPr>
-          <w:rFonts w:asciiTheme="majorBidi" w:hAnsiTheme="majorBidi" w:cstheme="majorBidi"/>
-        </w:rPr>
-      </w:pPr>
-      <w:r>
-        <w:rPr>
-          <w:rFonts w:asciiTheme="majorBidi" w:hAnsiTheme="majorBidi" w:cstheme="majorBidi"/>
+          <w:rFonts w:ascii="Times New Roman" w:hAnsi="Times New Roman" w:cs="Times New Roman"/>
+        </w:rPr>
+      </w:pPr>
+      <w:r>
+        <w:rPr>
+          <w:rFonts w:ascii="Times New Roman" w:hAnsi="Times New Roman" w:cs="Times New Roman"/>
         </w:rPr>
         <w:t xml:space="preserve">No evidence of real-time </w:t>
       </w:r>
       <w:r>
         <w:rPr>
-          <w:rFonts w:asciiTheme="majorBidi" w:hAnsiTheme="majorBidi" w:cstheme="majorBidi"/>
+          <w:rFonts w:ascii="Times New Roman" w:hAnsi="Times New Roman" w:cs="Times New Roman"/>
           <w:b/>
           <w:bCs/>
         </w:rPr>
@@ -1764,7 +3306,7 @@
       </w:r>
       <w:r>
         <w:rPr>
-          <w:rFonts w:asciiTheme="majorBidi" w:hAnsiTheme="majorBidi" w:cstheme="majorBidi"/>
+          <w:rFonts w:ascii="Times New Roman" w:hAnsi="Times New Roman" w:cs="Times New Roman"/>
         </w:rPr>
         <w:t>.</w:t>
       </w:r>
@@ -1778,16 +3320,16 @@
         </w:numPr>
         <w:spacing w:line="480" w:lineRule="auto"/>
         <w:rPr>
-          <w:rFonts w:asciiTheme="majorBidi" w:hAnsiTheme="majorBidi" w:cstheme="majorBidi"/>
-          <w:b/>
-          <w:bCs/>
-        </w:rPr>
-      </w:pPr>
-      <w:bookmarkStart w:id="11" w:name="_rv87q8i8gxcr" w:colFirst="0" w:colLast="0"/>
-      <w:bookmarkEnd w:id="11"/>
-      <w:r>
-        <w:rPr>
-          <w:rFonts w:asciiTheme="majorBidi" w:hAnsiTheme="majorBidi" w:cstheme="majorBidi"/>
+          <w:rFonts w:ascii="Times New Roman" w:hAnsi="Times New Roman" w:cs="Times New Roman"/>
+          <w:b/>
+          <w:bCs/>
+        </w:rPr>
+      </w:pPr>
+      <w:bookmarkStart w:id="10" w:name="_rv87q8i8gxcr" w:colFirst="0" w:colLast="0"/>
+      <w:bookmarkEnd w:id="10"/>
+      <w:r>
+        <w:rPr>
+          <w:rFonts w:ascii="Times New Roman" w:hAnsi="Times New Roman" w:cs="Times New Roman"/>
           <w:b/>
           <w:bCs/>
         </w:rPr>
@@ -1803,18 +3345,18 @@
         </w:numPr>
         <w:spacing w:line="480" w:lineRule="auto"/>
         <w:rPr>
-          <w:rFonts w:asciiTheme="majorBidi" w:hAnsiTheme="majorBidi" w:cstheme="majorBidi"/>
-        </w:rPr>
-      </w:pPr>
-      <w:r>
-        <w:rPr>
-          <w:rFonts w:asciiTheme="majorBidi" w:hAnsiTheme="majorBidi" w:cstheme="majorBidi"/>
+          <w:rFonts w:ascii="Times New Roman" w:hAnsi="Times New Roman" w:cs="Times New Roman"/>
+        </w:rPr>
+      </w:pPr>
+      <w:r>
+        <w:rPr>
+          <w:rFonts w:ascii="Times New Roman" w:hAnsi="Times New Roman" w:cs="Times New Roman"/>
         </w:rPr>
         <w:t xml:space="preserve">Spatial learning boosts engagement </w:t>
       </w:r>
       <w:r>
         <w:rPr>
-          <w:rFonts w:asciiTheme="majorBidi" w:hAnsiTheme="majorBidi" w:cstheme="majorBidi"/>
+          <w:rFonts w:ascii="Times New Roman" w:hAnsi="Times New Roman" w:cs="Times New Roman"/>
           <w:b/>
           <w:bCs/>
         </w:rPr>
@@ -1822,13 +3364,13 @@
       </w:r>
       <w:r>
         <w:rPr>
-          <w:rFonts w:asciiTheme="majorBidi" w:hAnsiTheme="majorBidi" w:cstheme="majorBidi"/>
+          <w:rFonts w:ascii="Times New Roman" w:hAnsi="Times New Roman" w:cs="Times New Roman"/>
         </w:rPr>
         <w:t xml:space="preserve"> ASD research stresses the need for </w:t>
       </w:r>
       <w:r>
         <w:rPr>
-          <w:rFonts w:asciiTheme="majorBidi" w:hAnsiTheme="majorBidi" w:cstheme="majorBidi"/>
+          <w:rFonts w:ascii="Times New Roman" w:hAnsi="Times New Roman" w:cs="Times New Roman"/>
           <w:b/>
           <w:bCs/>
         </w:rPr>
@@ -1836,7 +3378,7 @@
       </w:r>
       <w:r>
         <w:rPr>
-          <w:rFonts w:asciiTheme="majorBidi" w:hAnsiTheme="majorBidi" w:cstheme="majorBidi"/>
+          <w:rFonts w:ascii="Times New Roman" w:hAnsi="Times New Roman" w:cs="Times New Roman"/>
         </w:rPr>
         <w:t>.</w:t>
       </w:r>
@@ -1850,49 +3392,48 @@
         </w:numPr>
         <w:spacing w:line="480" w:lineRule="auto"/>
         <w:rPr>
-          <w:rFonts w:asciiTheme="majorBidi" w:hAnsiTheme="majorBidi" w:cstheme="majorBidi"/>
-        </w:rPr>
-      </w:pPr>
-      <w:r>
-        <w:rPr>
-          <w:rFonts w:asciiTheme="majorBidi" w:hAnsiTheme="majorBidi" w:cstheme="majorBidi"/>
-        </w:rPr>
-        <w:lastRenderedPageBreak/>
+          <w:rFonts w:ascii="Times New Roman" w:hAnsi="Times New Roman" w:cs="Times New Roman"/>
+        </w:rPr>
+      </w:pPr>
+      <w:r>
+        <w:rPr>
+          <w:rFonts w:ascii="Times New Roman" w:hAnsi="Times New Roman" w:cs="Times New Roman"/>
+        </w:rPr>
         <w:t xml:space="preserve">Avatar tutors’ impact heavily depends on scaffolding and real-world skill transfer — still under-studied in ASD populations. </w:t>
       </w:r>
       <w:r>
         <w:rPr>
-          <w:rFonts w:asciiTheme="majorBidi" w:hAnsiTheme="majorBidi" w:cstheme="majorBidi"/>
+          <w:rFonts w:ascii="Times New Roman" w:hAnsi="Times New Roman" w:cs="Times New Roman"/>
         </w:rPr>
         <w:fldChar w:fldCharType="begin"/>
       </w:r>
       <w:r>
         <w:rPr>
-          <w:rFonts w:asciiTheme="majorBidi" w:hAnsiTheme="majorBidi" w:cstheme="majorBidi"/>
+          <w:rFonts w:ascii="Times New Roman" w:hAnsi="Times New Roman" w:cs="Times New Roman"/>
         </w:rPr>
         <w:instrText>HYPERLINK "https://pmc.ncbi.nlm.nih.gov/articles/PMC9137951/?utm_source=chatgpt.com" \h</w:instrText>
       </w:r>
       <w:r>
         <w:rPr>
-          <w:rFonts w:asciiTheme="majorBidi" w:hAnsiTheme="majorBidi" w:cstheme="majorBidi"/>
-        </w:rPr>
-      </w:r>
-      <w:r>
-        <w:rPr>
-          <w:rFonts w:asciiTheme="majorBidi" w:hAnsiTheme="majorBidi" w:cstheme="majorBidi"/>
+          <w:rFonts w:ascii="Times New Roman" w:hAnsi="Times New Roman" w:cs="Times New Roman"/>
+        </w:rPr>
+      </w:r>
+      <w:r>
+        <w:rPr>
+          <w:rFonts w:ascii="Times New Roman" w:hAnsi="Times New Roman" w:cs="Times New Roman"/>
         </w:rPr>
         <w:fldChar w:fldCharType="separate"/>
       </w:r>
       <w:r>
         <w:rPr>
-          <w:rFonts w:asciiTheme="majorBidi" w:hAnsiTheme="majorBidi" w:cstheme="majorBidi"/>
+          <w:rFonts w:ascii="Times New Roman" w:hAnsi="Times New Roman" w:cs="Times New Roman"/>
           <w:u w:val="single"/>
         </w:rPr>
         <w:t>https://pmc.ncbi.nlm.nih.gov/articles/PMC9137951</w:t>
       </w:r>
       <w:r>
         <w:rPr>
-          <w:rFonts w:asciiTheme="majorBidi" w:hAnsiTheme="majorBidi" w:cstheme="majorBidi"/>
+          <w:rFonts w:ascii="Times New Roman" w:hAnsi="Times New Roman" w:cs="Times New Roman"/>
         </w:rPr>
         <w:fldChar w:fldCharType="end"/>
       </w:r>
@@ -1906,16 +3447,16 @@
         </w:numPr>
         <w:spacing w:line="480" w:lineRule="auto"/>
         <w:rPr>
-          <w:rFonts w:asciiTheme="majorBidi" w:hAnsiTheme="majorBidi" w:cstheme="majorBidi"/>
-          <w:b/>
-          <w:bCs/>
-        </w:rPr>
-      </w:pPr>
-      <w:bookmarkStart w:id="12" w:name="_a3hz8n8ksyqd" w:colFirst="0" w:colLast="0"/>
-      <w:bookmarkEnd w:id="12"/>
-      <w:r>
-        <w:rPr>
-          <w:rFonts w:asciiTheme="majorBidi" w:hAnsiTheme="majorBidi" w:cstheme="majorBidi"/>
+          <w:rFonts w:ascii="Times New Roman" w:hAnsi="Times New Roman" w:cs="Times New Roman"/>
+          <w:b/>
+          <w:bCs/>
+        </w:rPr>
+      </w:pPr>
+      <w:bookmarkStart w:id="11" w:name="_a3hz8n8ksyqd" w:colFirst="0" w:colLast="0"/>
+      <w:bookmarkEnd w:id="11"/>
+      <w:r>
+        <w:rPr>
+          <w:rFonts w:ascii="Times New Roman" w:hAnsi="Times New Roman" w:cs="Times New Roman"/>
           <w:b/>
           <w:bCs/>
         </w:rPr>
@@ -1931,18 +3472,18 @@
         </w:numPr>
         <w:spacing w:line="480" w:lineRule="auto"/>
         <w:rPr>
-          <w:rFonts w:asciiTheme="majorBidi" w:hAnsiTheme="majorBidi" w:cstheme="majorBidi"/>
-        </w:rPr>
-      </w:pPr>
-      <w:r>
-        <w:rPr>
-          <w:rFonts w:asciiTheme="majorBidi" w:hAnsiTheme="majorBidi" w:cstheme="majorBidi"/>
+          <w:rFonts w:ascii="Times New Roman" w:hAnsi="Times New Roman" w:cs="Times New Roman"/>
+        </w:rPr>
+      </w:pPr>
+      <w:r>
+        <w:rPr>
+          <w:rFonts w:ascii="Times New Roman" w:hAnsi="Times New Roman" w:cs="Times New Roman"/>
         </w:rPr>
         <w:t xml:space="preserve">Offer 3D/animated elements as </w:t>
       </w:r>
       <w:r>
         <w:rPr>
-          <w:rFonts w:asciiTheme="majorBidi" w:hAnsiTheme="majorBidi" w:cstheme="majorBidi"/>
+          <w:rFonts w:ascii="Times New Roman" w:hAnsi="Times New Roman" w:cs="Times New Roman"/>
           <w:b/>
           <w:bCs/>
         </w:rPr>
@@ -1950,13 +3491,13 @@
       </w:r>
       <w:r>
         <w:rPr>
-          <w:rFonts w:asciiTheme="majorBidi" w:hAnsiTheme="majorBidi" w:cstheme="majorBidi"/>
+          <w:rFonts w:ascii="Times New Roman" w:hAnsi="Times New Roman" w:cs="Times New Roman"/>
         </w:rPr>
         <w:t>, with sensory controls (motion, brightness, audio)</w:t>
       </w:r>
       <w:r>
         <w:rPr>
-          <w:rFonts w:asciiTheme="majorBidi" w:hAnsiTheme="majorBidi" w:cstheme="majorBidi"/>
+          <w:rFonts w:ascii="Times New Roman" w:hAnsi="Times New Roman" w:cs="Times New Roman"/>
         </w:rPr>
         <w:t>.</w:t>
       </w:r>
@@ -1970,18 +3511,18 @@
         </w:numPr>
         <w:spacing w:line="480" w:lineRule="auto"/>
         <w:rPr>
-          <w:rFonts w:asciiTheme="majorBidi" w:hAnsiTheme="majorBidi" w:cstheme="majorBidi"/>
-        </w:rPr>
-      </w:pPr>
-      <w:r>
-        <w:rPr>
-          <w:rFonts w:asciiTheme="majorBidi" w:hAnsiTheme="majorBidi" w:cstheme="majorBidi"/>
+          <w:rFonts w:ascii="Times New Roman" w:hAnsi="Times New Roman" w:cs="Times New Roman"/>
+        </w:rPr>
+      </w:pPr>
+      <w:r>
+        <w:rPr>
+          <w:rFonts w:ascii="Times New Roman" w:hAnsi="Times New Roman" w:cs="Times New Roman"/>
         </w:rPr>
         <w:t xml:space="preserve">Ensure </w:t>
       </w:r>
       <w:r>
         <w:rPr>
-          <w:rFonts w:asciiTheme="majorBidi" w:hAnsiTheme="majorBidi" w:cstheme="majorBidi"/>
+          <w:rFonts w:ascii="Times New Roman" w:hAnsi="Times New Roman" w:cs="Times New Roman"/>
           <w:b/>
           <w:bCs/>
         </w:rPr>
@@ -1989,7 +3530,7 @@
       </w:r>
       <w:r>
         <w:rPr>
-          <w:rFonts w:asciiTheme="majorBidi" w:hAnsiTheme="majorBidi" w:cstheme="majorBidi"/>
+          <w:rFonts w:ascii="Times New Roman" w:hAnsi="Times New Roman" w:cs="Times New Roman"/>
         </w:rPr>
         <w:t xml:space="preserve"> for autistic learners.</w:t>
       </w:r>
@@ -2003,18 +3544,18 @@
         </w:numPr>
         <w:spacing w:line="480" w:lineRule="auto"/>
         <w:rPr>
-          <w:rFonts w:asciiTheme="majorBidi" w:hAnsiTheme="majorBidi" w:cstheme="majorBidi"/>
-        </w:rPr>
-      </w:pPr>
-      <w:r>
-        <w:rPr>
-          <w:rFonts w:asciiTheme="majorBidi" w:hAnsiTheme="majorBidi" w:cstheme="majorBidi"/>
+          <w:rFonts w:ascii="Times New Roman" w:hAnsi="Times New Roman" w:cs="Times New Roman"/>
+        </w:rPr>
+      </w:pPr>
+      <w:r>
+        <w:rPr>
+          <w:rFonts w:ascii="Times New Roman" w:hAnsi="Times New Roman" w:cs="Times New Roman"/>
         </w:rPr>
         <w:t xml:space="preserve">Localize content to </w:t>
       </w:r>
       <w:r>
         <w:rPr>
-          <w:rFonts w:asciiTheme="majorBidi" w:hAnsiTheme="majorBidi" w:cstheme="majorBidi"/>
+          <w:rFonts w:ascii="Times New Roman" w:hAnsi="Times New Roman" w:cs="Times New Roman"/>
           <w:b/>
           <w:bCs/>
         </w:rPr>
@@ -2022,7 +3563,7 @@
       </w:r>
       <w:r>
         <w:rPr>
-          <w:rFonts w:asciiTheme="majorBidi" w:hAnsiTheme="majorBidi" w:cstheme="majorBidi"/>
+          <w:rFonts w:ascii="Times New Roman" w:hAnsi="Times New Roman" w:cs="Times New Roman"/>
         </w:rPr>
         <w:t xml:space="preserve"> and integrate school/parent dashboards.</w:t>
       </w:r>
@@ -2031,16 +3572,16 @@
       <w:pPr>
         <w:spacing w:line="480" w:lineRule="auto"/>
         <w:rPr>
-          <w:rFonts w:asciiTheme="majorBidi" w:hAnsiTheme="majorBidi" w:cstheme="majorBidi"/>
-          <w:b/>
-          <w:bCs/>
-        </w:rPr>
-      </w:pPr>
-      <w:bookmarkStart w:id="13" w:name="_yq797epmodap" w:colFirst="0" w:colLast="0"/>
-      <w:bookmarkEnd w:id="13"/>
-      <w:r>
-        <w:rPr>
-          <w:rFonts w:asciiTheme="majorBidi" w:hAnsiTheme="majorBidi" w:cstheme="majorBidi"/>
+          <w:rFonts w:ascii="Times New Roman" w:hAnsi="Times New Roman" w:cs="Times New Roman"/>
+          <w:b/>
+          <w:bCs/>
+        </w:rPr>
+      </w:pPr>
+      <w:bookmarkStart w:id="12" w:name="_yq797epmodap" w:colFirst="0" w:colLast="0"/>
+      <w:bookmarkEnd w:id="12"/>
+      <w:r>
+        <w:rPr>
+          <w:rFonts w:ascii="Times New Roman" w:hAnsi="Times New Roman" w:cs="Times New Roman"/>
           <w:b/>
           <w:bCs/>
         </w:rPr>
@@ -2057,12 +3598,12 @@
         <w:spacing w:line="480" w:lineRule="auto"/>
         <w:ind w:left="1134"/>
         <w:rPr>
-          <w:rFonts w:asciiTheme="majorBidi" w:hAnsiTheme="majorBidi" w:cstheme="majorBidi"/>
-        </w:rPr>
-      </w:pPr>
-      <w:r>
-        <w:rPr>
-          <w:rFonts w:asciiTheme="majorBidi" w:hAnsiTheme="majorBidi" w:cstheme="majorBidi"/>
+          <w:rFonts w:ascii="Times New Roman" w:hAnsi="Times New Roman" w:cs="Times New Roman"/>
+        </w:rPr>
+      </w:pPr>
+      <w:r>
+        <w:rPr>
+          <w:rFonts w:ascii="Times New Roman" w:hAnsi="Times New Roman" w:cs="Times New Roman"/>
           <w:b/>
           <w:bCs/>
         </w:rPr>
@@ -2070,21 +3611,21 @@
       </w:r>
       <w:r>
         <w:rPr>
-          <w:rFonts w:asciiTheme="majorBidi" w:hAnsiTheme="majorBidi" w:cstheme="majorBidi"/>
+          <w:rFonts w:ascii="Times New Roman" w:hAnsi="Times New Roman" w:cs="Times New Roman"/>
         </w:rPr>
         <w:t xml:space="preserve"> </w:t>
       </w:r>
       <w:hyperlink r:id="rId7">
         <w:r>
           <w:rPr>
-            <w:rFonts w:asciiTheme="majorBidi" w:hAnsiTheme="majorBidi" w:cstheme="majorBidi"/>
+            <w:rFonts w:ascii="Times New Roman" w:hAnsi="Times New Roman" w:cs="Times New Roman"/>
             <w:u w:val="single"/>
           </w:rPr>
           <w:t>Eduaide.ai</w:t>
         </w:r>
       </w:hyperlink>
-      <w:bookmarkStart w:id="14" w:name="_tvqwb0l1pd74" w:colFirst="0" w:colLast="0"/>
-      <w:bookmarkEnd w:id="14"/>
+      <w:bookmarkStart w:id="13" w:name="_tvqwb0l1pd74" w:colFirst="0" w:colLast="0"/>
+      <w:bookmarkEnd w:id="13"/>
     </w:p>
     <w:p>
       <w:pPr>
@@ -2096,12 +3637,12 @@
         <w:spacing w:line="480" w:lineRule="auto"/>
         <w:ind w:left="1134"/>
         <w:rPr>
-          <w:rFonts w:asciiTheme="majorBidi" w:hAnsiTheme="majorBidi" w:cstheme="majorBidi"/>
-        </w:rPr>
-      </w:pPr>
-      <w:r>
-        <w:rPr>
-          <w:rFonts w:asciiTheme="majorBidi" w:hAnsiTheme="majorBidi" w:cstheme="majorBidi"/>
+          <w:rFonts w:ascii="Times New Roman" w:hAnsi="Times New Roman" w:cs="Times New Roman"/>
+        </w:rPr>
+      </w:pPr>
+      <w:r>
+        <w:rPr>
+          <w:rFonts w:ascii="Times New Roman" w:hAnsi="Times New Roman" w:cs="Times New Roman"/>
           <w:b/>
           <w:bCs/>
         </w:rPr>
@@ -2117,12 +3658,12 @@
         </w:numPr>
         <w:spacing w:line="480" w:lineRule="auto"/>
         <w:rPr>
-          <w:rFonts w:asciiTheme="majorBidi" w:hAnsiTheme="majorBidi" w:cstheme="majorBidi"/>
-        </w:rPr>
-      </w:pPr>
-      <w:r>
-        <w:rPr>
-          <w:rFonts w:asciiTheme="majorBidi" w:hAnsiTheme="majorBidi" w:cstheme="majorBidi"/>
+          <w:rFonts w:ascii="Times New Roman" w:hAnsi="Times New Roman" w:cs="Times New Roman"/>
+        </w:rPr>
+      </w:pPr>
+      <w:r>
+        <w:rPr>
+          <w:rFonts w:ascii="Times New Roman" w:hAnsi="Times New Roman" w:cs="Times New Roman"/>
         </w:rPr>
         <w:t>Boost teacher productivity through AI-generated lessons, assessments, and performance tracking.</w:t>
       </w:r>
@@ -2137,16 +3678,16 @@
         <w:spacing w:line="480" w:lineRule="auto"/>
         <w:ind w:left="1134"/>
         <w:rPr>
-          <w:rFonts w:asciiTheme="majorBidi" w:hAnsiTheme="majorBidi" w:cstheme="majorBidi"/>
-          <w:b/>
-          <w:bCs/>
-        </w:rPr>
-      </w:pPr>
-      <w:bookmarkStart w:id="15" w:name="_kdwklnauh4n1" w:colFirst="0" w:colLast="0"/>
-      <w:bookmarkEnd w:id="15"/>
-      <w:r>
-        <w:rPr>
-          <w:rFonts w:asciiTheme="majorBidi" w:hAnsiTheme="majorBidi" w:cstheme="majorBidi"/>
+          <w:rFonts w:ascii="Times New Roman" w:hAnsi="Times New Roman" w:cs="Times New Roman"/>
+          <w:b/>
+          <w:bCs/>
+        </w:rPr>
+      </w:pPr>
+      <w:bookmarkStart w:id="14" w:name="_kdwklnauh4n1" w:colFirst="0" w:colLast="0"/>
+      <w:bookmarkEnd w:id="14"/>
+      <w:r>
+        <w:rPr>
+          <w:rFonts w:ascii="Times New Roman" w:hAnsi="Times New Roman" w:cs="Times New Roman"/>
           <w:b/>
           <w:bCs/>
         </w:rPr>
@@ -2162,18 +3703,18 @@
         </w:numPr>
         <w:spacing w:line="480" w:lineRule="auto"/>
         <w:rPr>
-          <w:rFonts w:asciiTheme="majorBidi" w:hAnsiTheme="majorBidi" w:cstheme="majorBidi"/>
-        </w:rPr>
-      </w:pPr>
-      <w:r>
-        <w:rPr>
-          <w:rFonts w:asciiTheme="majorBidi" w:hAnsiTheme="majorBidi" w:cstheme="majorBidi"/>
+          <w:rFonts w:ascii="Times New Roman" w:hAnsi="Times New Roman" w:cs="Times New Roman"/>
+        </w:rPr>
+      </w:pPr>
+      <w:r>
+        <w:rPr>
+          <w:rFonts w:ascii="Times New Roman" w:hAnsi="Times New Roman" w:cs="Times New Roman"/>
         </w:rPr>
         <w:t>AI lesson and worksheet generator</w:t>
       </w:r>
       <w:r>
         <w:rPr>
-          <w:rFonts w:asciiTheme="majorBidi" w:hAnsiTheme="majorBidi" w:cstheme="majorBidi"/>
+          <w:rFonts w:ascii="Times New Roman" w:hAnsi="Times New Roman" w:cs="Times New Roman"/>
         </w:rPr>
         <w:t>.</w:t>
       </w:r>
@@ -2187,12 +3728,12 @@
         </w:numPr>
         <w:spacing w:line="480" w:lineRule="auto"/>
         <w:rPr>
-          <w:rFonts w:asciiTheme="majorBidi" w:hAnsiTheme="majorBidi" w:cstheme="majorBidi"/>
-        </w:rPr>
-      </w:pPr>
-      <w:r>
-        <w:rPr>
-          <w:rFonts w:asciiTheme="majorBidi" w:hAnsiTheme="majorBidi" w:cstheme="majorBidi"/>
+          <w:rFonts w:ascii="Times New Roman" w:hAnsi="Times New Roman" w:cs="Times New Roman"/>
+        </w:rPr>
+      </w:pPr>
+      <w:r>
+        <w:rPr>
+          <w:rFonts w:ascii="Times New Roman" w:hAnsi="Times New Roman" w:cs="Times New Roman"/>
         </w:rPr>
         <w:t>Quizzes, rubrics, content planning tools.</w:t>
       </w:r>
@@ -2206,13 +3747,14 @@
         </w:numPr>
         <w:spacing w:line="480" w:lineRule="auto"/>
         <w:rPr>
-          <w:rFonts w:asciiTheme="majorBidi" w:hAnsiTheme="majorBidi" w:cstheme="majorBidi"/>
-        </w:rPr>
-      </w:pPr>
-      <w:r>
-        <w:rPr>
-          <w:rFonts w:asciiTheme="majorBidi" w:hAnsiTheme="majorBidi" w:cstheme="majorBidi"/>
-        </w:rPr>
+          <w:rFonts w:ascii="Times New Roman" w:hAnsi="Times New Roman" w:cs="Times New Roman"/>
+        </w:rPr>
+      </w:pPr>
+      <w:r>
+        <w:rPr>
+          <w:rFonts w:ascii="Times New Roman" w:hAnsi="Times New Roman" w:cs="Times New Roman"/>
+        </w:rPr>
+        <w:lastRenderedPageBreak/>
         <w:t>Teacher and parent dashboards for analytics.</w:t>
       </w:r>
     </w:p>
@@ -2226,16 +3768,16 @@
         <w:spacing w:line="480" w:lineRule="auto"/>
         <w:ind w:left="1134"/>
         <w:rPr>
-          <w:rFonts w:asciiTheme="majorBidi" w:hAnsiTheme="majorBidi" w:cstheme="majorBidi"/>
-          <w:b/>
-          <w:bCs/>
-        </w:rPr>
-      </w:pPr>
-      <w:bookmarkStart w:id="16" w:name="_fld4ywnod7n7" w:colFirst="0" w:colLast="0"/>
-      <w:bookmarkEnd w:id="16"/>
-      <w:r>
-        <w:rPr>
-          <w:rFonts w:asciiTheme="majorBidi" w:hAnsiTheme="majorBidi" w:cstheme="majorBidi"/>
+          <w:rFonts w:ascii="Times New Roman" w:hAnsi="Times New Roman" w:cs="Times New Roman"/>
+          <w:b/>
+          <w:bCs/>
+        </w:rPr>
+      </w:pPr>
+      <w:bookmarkStart w:id="15" w:name="_fld4ywnod7n7" w:colFirst="0" w:colLast="0"/>
+      <w:bookmarkEnd w:id="15"/>
+      <w:r>
+        <w:rPr>
+          <w:rFonts w:ascii="Times New Roman" w:hAnsi="Times New Roman" w:cs="Times New Roman"/>
           <w:b/>
           <w:bCs/>
         </w:rPr>
@@ -2251,18 +3793,18 @@
         </w:numPr>
         <w:spacing w:line="480" w:lineRule="auto"/>
         <w:rPr>
-          <w:rFonts w:asciiTheme="majorBidi" w:hAnsiTheme="majorBidi" w:cstheme="majorBidi"/>
-        </w:rPr>
-      </w:pPr>
-      <w:r>
-        <w:rPr>
-          <w:rFonts w:asciiTheme="majorBidi" w:eastAsia="Arial Unicode MS" w:hAnsiTheme="majorBidi" w:cstheme="majorBidi"/>
+          <w:rFonts w:ascii="Times New Roman" w:hAnsi="Times New Roman" w:cs="Times New Roman"/>
+        </w:rPr>
+      </w:pPr>
+      <w:r>
+        <w:rPr>
+          <w:rFonts w:ascii="Times New Roman" w:eastAsia="Arial Unicode MS" w:hAnsi="Times New Roman" w:cs="Times New Roman"/>
         </w:rPr>
         <w:t xml:space="preserve">Built for mainstream teachers → </w:t>
       </w:r>
       <w:r>
         <w:rPr>
-          <w:rFonts w:asciiTheme="majorBidi" w:hAnsiTheme="majorBidi" w:cstheme="majorBidi"/>
+          <w:rFonts w:ascii="Times New Roman" w:hAnsi="Times New Roman" w:cs="Times New Roman"/>
           <w:b/>
           <w:bCs/>
         </w:rPr>
@@ -2270,7 +3812,7 @@
       </w:r>
       <w:r>
         <w:rPr>
-          <w:rFonts w:asciiTheme="majorBidi" w:hAnsiTheme="majorBidi" w:cstheme="majorBidi"/>
+          <w:rFonts w:ascii="Times New Roman" w:hAnsi="Times New Roman" w:cs="Times New Roman"/>
         </w:rPr>
         <w:t>.</w:t>
       </w:r>
@@ -2284,12 +3826,12 @@
         </w:numPr>
         <w:spacing w:line="480" w:lineRule="auto"/>
         <w:rPr>
-          <w:rFonts w:asciiTheme="majorBidi" w:hAnsiTheme="majorBidi" w:cstheme="majorBidi"/>
-        </w:rPr>
-      </w:pPr>
-      <w:r>
-        <w:rPr>
-          <w:rFonts w:asciiTheme="majorBidi" w:hAnsiTheme="majorBidi" w:cstheme="majorBidi"/>
+          <w:rFonts w:ascii="Times New Roman" w:hAnsi="Times New Roman" w:cs="Times New Roman"/>
+        </w:rPr>
+      </w:pPr>
+      <w:r>
+        <w:rPr>
+          <w:rFonts w:ascii="Times New Roman" w:hAnsi="Times New Roman" w:cs="Times New Roman"/>
         </w:rPr>
         <w:t>No emotion/engagement detection.</w:t>
       </w:r>
@@ -2303,12 +3845,12 @@
         </w:numPr>
         <w:spacing w:line="480" w:lineRule="auto"/>
         <w:rPr>
-          <w:rFonts w:asciiTheme="majorBidi" w:hAnsiTheme="majorBidi" w:cstheme="majorBidi"/>
-        </w:rPr>
-      </w:pPr>
-      <w:r>
-        <w:rPr>
-          <w:rFonts w:asciiTheme="majorBidi" w:hAnsiTheme="majorBidi" w:cstheme="majorBidi"/>
+          <w:rFonts w:ascii="Times New Roman" w:hAnsi="Times New Roman" w:cs="Times New Roman"/>
+        </w:rPr>
+      </w:pPr>
+      <w:r>
+        <w:rPr>
+          <w:rFonts w:ascii="Times New Roman" w:hAnsi="Times New Roman" w:cs="Times New Roman"/>
         </w:rPr>
         <w:t>Limited accommodation for individualized special-education needs or IEP goals.</w:t>
       </w:r>
@@ -2322,12 +3864,12 @@
         </w:numPr>
         <w:spacing w:line="480" w:lineRule="auto"/>
         <w:rPr>
-          <w:rFonts w:asciiTheme="majorBidi" w:hAnsiTheme="majorBidi" w:cstheme="majorBidi"/>
-        </w:rPr>
-      </w:pPr>
-      <w:r>
-        <w:rPr>
-          <w:rFonts w:asciiTheme="majorBidi" w:hAnsiTheme="majorBidi" w:cstheme="majorBidi"/>
+          <w:rFonts w:ascii="Times New Roman" w:hAnsi="Times New Roman" w:cs="Times New Roman"/>
+        </w:rPr>
+      </w:pPr>
+      <w:r>
+        <w:rPr>
+          <w:rFonts w:ascii="Times New Roman" w:hAnsi="Times New Roman" w:cs="Times New Roman"/>
         </w:rPr>
         <w:t>Not localized to Arabic or Egyptian curriculum.</w:t>
       </w:r>
@@ -2342,16 +3884,16 @@
         <w:spacing w:line="480" w:lineRule="auto"/>
         <w:ind w:left="1134"/>
         <w:rPr>
-          <w:rFonts w:asciiTheme="majorBidi" w:hAnsiTheme="majorBidi" w:cstheme="majorBidi"/>
-          <w:b/>
-          <w:bCs/>
-        </w:rPr>
-      </w:pPr>
-      <w:bookmarkStart w:id="17" w:name="_cvwpe0z7ohcp" w:colFirst="0" w:colLast="0"/>
-      <w:bookmarkEnd w:id="17"/>
-      <w:r>
-        <w:rPr>
-          <w:rFonts w:asciiTheme="majorBidi" w:hAnsiTheme="majorBidi" w:cstheme="majorBidi"/>
+          <w:rFonts w:ascii="Times New Roman" w:hAnsi="Times New Roman" w:cs="Times New Roman"/>
+          <w:b/>
+          <w:bCs/>
+        </w:rPr>
+      </w:pPr>
+      <w:bookmarkStart w:id="16" w:name="_cvwpe0z7ohcp" w:colFirst="0" w:colLast="0"/>
+      <w:bookmarkEnd w:id="16"/>
+      <w:r>
+        <w:rPr>
+          <w:rFonts w:ascii="Times New Roman" w:hAnsi="Times New Roman" w:cs="Times New Roman"/>
           <w:b/>
           <w:bCs/>
         </w:rPr>
@@ -2367,19 +3909,18 @@
         </w:numPr>
         <w:spacing w:line="480" w:lineRule="auto"/>
         <w:rPr>
-          <w:rFonts w:asciiTheme="majorBidi" w:hAnsiTheme="majorBidi" w:cstheme="majorBidi"/>
-        </w:rPr>
-      </w:pPr>
-      <w:r>
-        <w:rPr>
-          <w:rFonts w:asciiTheme="majorBidi" w:hAnsiTheme="majorBidi" w:cstheme="majorBidi"/>
-        </w:rPr>
-        <w:lastRenderedPageBreak/>
+          <w:rFonts w:ascii="Times New Roman" w:hAnsi="Times New Roman" w:cs="Times New Roman"/>
+        </w:rPr>
+      </w:pPr>
+      <w:r>
+        <w:rPr>
+          <w:rFonts w:ascii="Times New Roman" w:hAnsi="Times New Roman" w:cs="Times New Roman"/>
+        </w:rPr>
         <w:t xml:space="preserve">AI can reduce teacher workload, but studies note the importance of </w:t>
       </w:r>
       <w:r>
         <w:rPr>
-          <w:rFonts w:asciiTheme="majorBidi" w:hAnsiTheme="majorBidi" w:cstheme="majorBidi"/>
+          <w:rFonts w:ascii="Times New Roman" w:hAnsi="Times New Roman" w:cs="Times New Roman"/>
           <w:b/>
           <w:bCs/>
         </w:rPr>
@@ -2387,7 +3928,7 @@
       </w:r>
       <w:r>
         <w:rPr>
-          <w:rFonts w:asciiTheme="majorBidi" w:hAnsiTheme="majorBidi" w:cstheme="majorBidi"/>
+          <w:rFonts w:ascii="Times New Roman" w:hAnsi="Times New Roman" w:cs="Times New Roman"/>
         </w:rPr>
         <w:t xml:space="preserve"> in special education.</w:t>
       </w:r>
@@ -2401,18 +3942,18 @@
         </w:numPr>
         <w:spacing w:line="480" w:lineRule="auto"/>
         <w:rPr>
-          <w:rFonts w:asciiTheme="majorBidi" w:hAnsiTheme="majorBidi" w:cstheme="majorBidi"/>
-        </w:rPr>
-      </w:pPr>
-      <w:r>
-        <w:rPr>
-          <w:rFonts w:asciiTheme="majorBidi" w:hAnsiTheme="majorBidi" w:cstheme="majorBidi"/>
+          <w:rFonts w:ascii="Times New Roman" w:hAnsi="Times New Roman" w:cs="Times New Roman"/>
+        </w:rPr>
+      </w:pPr>
+      <w:r>
+        <w:rPr>
+          <w:rFonts w:ascii="Times New Roman" w:hAnsi="Times New Roman" w:cs="Times New Roman"/>
         </w:rPr>
         <w:t xml:space="preserve">Automated content generators </w:t>
       </w:r>
       <w:r>
         <w:rPr>
-          <w:rFonts w:asciiTheme="majorBidi" w:hAnsiTheme="majorBidi" w:cstheme="majorBidi"/>
+          <w:rFonts w:ascii="Times New Roman" w:hAnsi="Times New Roman" w:cs="Times New Roman"/>
           <w:b/>
           <w:bCs/>
         </w:rPr>
@@ -2420,7 +3961,7 @@
       </w:r>
       <w:r>
         <w:rPr>
-          <w:rFonts w:asciiTheme="majorBidi" w:hAnsiTheme="majorBidi" w:cstheme="majorBidi"/>
+          <w:rFonts w:ascii="Times New Roman" w:hAnsi="Times New Roman" w:cs="Times New Roman"/>
         </w:rPr>
         <w:t xml:space="preserve"> individualized pedagogy for ASD.</w:t>
       </w:r>
@@ -2435,16 +3976,16 @@
         <w:spacing w:line="480" w:lineRule="auto"/>
         <w:ind w:left="1134"/>
         <w:rPr>
-          <w:rFonts w:asciiTheme="majorBidi" w:hAnsiTheme="majorBidi" w:cstheme="majorBidi"/>
-          <w:b/>
-          <w:bCs/>
-        </w:rPr>
-      </w:pPr>
-      <w:bookmarkStart w:id="18" w:name="_rgiirsme8786" w:colFirst="0" w:colLast="0"/>
-      <w:bookmarkEnd w:id="18"/>
-      <w:r>
-        <w:rPr>
-          <w:rFonts w:asciiTheme="majorBidi" w:hAnsiTheme="majorBidi" w:cstheme="majorBidi"/>
+          <w:rFonts w:ascii="Times New Roman" w:hAnsi="Times New Roman" w:cs="Times New Roman"/>
+          <w:b/>
+          <w:bCs/>
+        </w:rPr>
+      </w:pPr>
+      <w:bookmarkStart w:id="17" w:name="_rgiirsme8786" w:colFirst="0" w:colLast="0"/>
+      <w:bookmarkEnd w:id="17"/>
+      <w:r>
+        <w:rPr>
+          <w:rFonts w:ascii="Times New Roman" w:hAnsi="Times New Roman" w:cs="Times New Roman"/>
           <w:b/>
           <w:bCs/>
         </w:rPr>
@@ -2460,18 +4001,18 @@
         </w:numPr>
         <w:spacing w:line="480" w:lineRule="auto"/>
         <w:rPr>
-          <w:rFonts w:asciiTheme="majorBidi" w:hAnsiTheme="majorBidi" w:cstheme="majorBidi"/>
-        </w:rPr>
-      </w:pPr>
-      <w:r>
-        <w:rPr>
-          <w:rFonts w:asciiTheme="majorBidi" w:hAnsiTheme="majorBidi" w:cstheme="majorBidi"/>
+          <w:rFonts w:ascii="Times New Roman" w:hAnsi="Times New Roman" w:cs="Times New Roman"/>
+        </w:rPr>
+      </w:pPr>
+      <w:r>
+        <w:rPr>
+          <w:rFonts w:ascii="Times New Roman" w:hAnsi="Times New Roman" w:cs="Times New Roman"/>
         </w:rPr>
         <w:t xml:space="preserve">Use AI to </w:t>
       </w:r>
       <w:r>
         <w:rPr>
-          <w:rFonts w:asciiTheme="majorBidi" w:hAnsiTheme="majorBidi" w:cstheme="majorBidi"/>
+          <w:rFonts w:ascii="Times New Roman" w:hAnsi="Times New Roman" w:cs="Times New Roman"/>
           <w:b/>
           <w:bCs/>
         </w:rPr>
@@ -2479,7 +4020,7 @@
       </w:r>
       <w:r>
         <w:rPr>
-          <w:rFonts w:asciiTheme="majorBidi" w:hAnsiTheme="majorBidi" w:cstheme="majorBidi"/>
+          <w:rFonts w:ascii="Times New Roman" w:hAnsi="Times New Roman" w:cs="Times New Roman"/>
         </w:rPr>
         <w:t>, not automate, teacher decisions.</w:t>
       </w:r>
@@ -2493,18 +4034,18 @@
         </w:numPr>
         <w:spacing w:line="480" w:lineRule="auto"/>
         <w:rPr>
-          <w:rFonts w:asciiTheme="majorBidi" w:hAnsiTheme="majorBidi" w:cstheme="majorBidi"/>
-        </w:rPr>
-      </w:pPr>
-      <w:r>
-        <w:rPr>
-          <w:rFonts w:asciiTheme="majorBidi" w:hAnsiTheme="majorBidi" w:cstheme="majorBidi"/>
+          <w:rFonts w:ascii="Times New Roman" w:hAnsi="Times New Roman" w:cs="Times New Roman"/>
+        </w:rPr>
+      </w:pPr>
+      <w:r>
+        <w:rPr>
+          <w:rFonts w:ascii="Times New Roman" w:hAnsi="Times New Roman" w:cs="Times New Roman"/>
         </w:rPr>
         <w:t xml:space="preserve">Provide </w:t>
       </w:r>
       <w:r>
         <w:rPr>
-          <w:rFonts w:asciiTheme="majorBidi" w:hAnsiTheme="majorBidi" w:cstheme="majorBidi"/>
+          <w:rFonts w:ascii="Times New Roman" w:hAnsi="Times New Roman" w:cs="Times New Roman"/>
           <w:b/>
           <w:bCs/>
         </w:rPr>
@@ -2512,7 +4053,7 @@
       </w:r>
       <w:r>
         <w:rPr>
-          <w:rFonts w:asciiTheme="majorBidi" w:hAnsiTheme="majorBidi" w:cstheme="majorBidi"/>
+          <w:rFonts w:ascii="Times New Roman" w:hAnsi="Times New Roman" w:cs="Times New Roman"/>
         </w:rPr>
         <w:t xml:space="preserve"> recommendations and personalized scaffolds.</w:t>
       </w:r>
@@ -2526,18 +4067,18 @@
         </w:numPr>
         <w:spacing w:line="480" w:lineRule="auto"/>
         <w:rPr>
-          <w:rFonts w:asciiTheme="majorBidi" w:hAnsiTheme="majorBidi" w:cstheme="majorBidi"/>
-        </w:rPr>
-      </w:pPr>
-      <w:r>
-        <w:rPr>
-          <w:rFonts w:asciiTheme="majorBidi" w:hAnsiTheme="majorBidi" w:cstheme="majorBidi"/>
+          <w:rFonts w:ascii="Times New Roman" w:hAnsi="Times New Roman" w:cs="Times New Roman"/>
+        </w:rPr>
+      </w:pPr>
+      <w:r>
+        <w:rPr>
+          <w:rFonts w:ascii="Times New Roman" w:hAnsi="Times New Roman" w:cs="Times New Roman"/>
         </w:rPr>
         <w:t xml:space="preserve">Localize to </w:t>
       </w:r>
       <w:r>
         <w:rPr>
-          <w:rFonts w:asciiTheme="majorBidi" w:hAnsiTheme="majorBidi" w:cstheme="majorBidi"/>
+          <w:rFonts w:ascii="Times New Roman" w:hAnsi="Times New Roman" w:cs="Times New Roman"/>
           <w:b/>
           <w:bCs/>
         </w:rPr>
@@ -2545,7 +4086,7 @@
       </w:r>
       <w:r>
         <w:rPr>
-          <w:rFonts w:asciiTheme="majorBidi" w:hAnsiTheme="majorBidi" w:cstheme="majorBidi"/>
+          <w:rFonts w:ascii="Times New Roman" w:hAnsi="Times New Roman" w:cs="Times New Roman"/>
         </w:rPr>
         <w:t>, integrate ASD-friendly pedagogical templates.</w:t>
       </w:r>
@@ -2554,16 +4095,16 @@
       <w:pPr>
         <w:spacing w:line="480" w:lineRule="auto"/>
         <w:rPr>
-          <w:rFonts w:asciiTheme="majorBidi" w:hAnsiTheme="majorBidi" w:cstheme="majorBidi"/>
-          <w:b/>
-          <w:bCs/>
-        </w:rPr>
-      </w:pPr>
-      <w:bookmarkStart w:id="19" w:name="_7thhbzle14ri" w:colFirst="0" w:colLast="0"/>
-      <w:bookmarkEnd w:id="19"/>
-      <w:r>
-        <w:rPr>
-          <w:rFonts w:asciiTheme="majorBidi" w:hAnsiTheme="majorBidi" w:cstheme="majorBidi"/>
+          <w:rFonts w:ascii="Times New Roman" w:hAnsi="Times New Roman" w:cs="Times New Roman"/>
+          <w:b/>
+          <w:bCs/>
+        </w:rPr>
+      </w:pPr>
+      <w:bookmarkStart w:id="18" w:name="_7thhbzle14ri" w:colFirst="0" w:colLast="0"/>
+      <w:bookmarkEnd w:id="18"/>
+      <w:r>
+        <w:rPr>
+          <w:rFonts w:ascii="Times New Roman" w:hAnsi="Times New Roman" w:cs="Times New Roman"/>
           <w:b/>
           <w:bCs/>
         </w:rPr>
@@ -2580,12 +4121,12 @@
         <w:spacing w:line="480" w:lineRule="auto"/>
         <w:ind w:left="1134"/>
         <w:rPr>
-          <w:rFonts w:asciiTheme="majorBidi" w:hAnsiTheme="majorBidi" w:cstheme="majorBidi"/>
-        </w:rPr>
-      </w:pPr>
-      <w:r>
-        <w:rPr>
-          <w:rFonts w:asciiTheme="majorBidi" w:hAnsiTheme="majorBidi" w:cstheme="majorBidi"/>
+          <w:rFonts w:ascii="Times New Roman" w:hAnsi="Times New Roman" w:cs="Times New Roman"/>
+        </w:rPr>
+      </w:pPr>
+      <w:r>
+        <w:rPr>
+          <w:rFonts w:ascii="Times New Roman" w:hAnsi="Times New Roman" w:cs="Times New Roman"/>
           <w:b/>
           <w:bCs/>
         </w:rPr>
@@ -2593,21 +4134,21 @@
       </w:r>
       <w:r>
         <w:rPr>
-          <w:rFonts w:asciiTheme="majorBidi" w:hAnsiTheme="majorBidi" w:cstheme="majorBidi"/>
+          <w:rFonts w:ascii="Times New Roman" w:hAnsi="Times New Roman" w:cs="Times New Roman"/>
         </w:rPr>
         <w:t xml:space="preserve"> </w:t>
       </w:r>
       <w:hyperlink r:id="rId8">
         <w:r>
           <w:rPr>
-            <w:rFonts w:asciiTheme="majorBidi" w:hAnsiTheme="majorBidi" w:cstheme="majorBidi"/>
+            <w:rFonts w:ascii="Times New Roman" w:hAnsi="Times New Roman" w:cs="Times New Roman"/>
             <w:u w:val="single"/>
           </w:rPr>
           <w:t>TeachTown.com</w:t>
         </w:r>
       </w:hyperlink>
-      <w:bookmarkStart w:id="20" w:name="_lyylk54lq507" w:colFirst="0" w:colLast="0"/>
-      <w:bookmarkEnd w:id="20"/>
+      <w:bookmarkStart w:id="19" w:name="_lyylk54lq507" w:colFirst="0" w:colLast="0"/>
+      <w:bookmarkEnd w:id="19"/>
     </w:p>
     <w:p>
       <w:pPr>
@@ -2619,12 +4160,12 @@
         <w:spacing w:line="480" w:lineRule="auto"/>
         <w:ind w:left="1134"/>
         <w:rPr>
-          <w:rFonts w:asciiTheme="majorBidi" w:hAnsiTheme="majorBidi" w:cstheme="majorBidi"/>
-        </w:rPr>
-      </w:pPr>
-      <w:r>
-        <w:rPr>
-          <w:rFonts w:asciiTheme="majorBidi" w:hAnsiTheme="majorBidi" w:cstheme="majorBidi"/>
+          <w:rFonts w:ascii="Times New Roman" w:hAnsi="Times New Roman" w:cs="Times New Roman"/>
+        </w:rPr>
+      </w:pPr>
+      <w:r>
+        <w:rPr>
+          <w:rFonts w:ascii="Times New Roman" w:hAnsi="Times New Roman" w:cs="Times New Roman"/>
           <w:b/>
           <w:bCs/>
         </w:rPr>
@@ -2640,12 +4181,12 @@
         </w:numPr>
         <w:spacing w:line="480" w:lineRule="auto"/>
         <w:rPr>
-          <w:rFonts w:asciiTheme="majorBidi" w:hAnsiTheme="majorBidi" w:cstheme="majorBidi"/>
-        </w:rPr>
-      </w:pPr>
-      <w:r>
-        <w:rPr>
-          <w:rFonts w:asciiTheme="majorBidi" w:hAnsiTheme="majorBidi" w:cstheme="majorBidi"/>
+          <w:rFonts w:ascii="Times New Roman" w:hAnsi="Times New Roman" w:cs="Times New Roman"/>
+        </w:rPr>
+      </w:pPr>
+      <w:r>
+        <w:rPr>
+          <w:rFonts w:ascii="Times New Roman" w:hAnsi="Times New Roman" w:cs="Times New Roman"/>
         </w:rPr>
         <w:t>Deliver structured special-education curriculum for autism, intellectual disabilities, and emotional/behavior disorders.</w:t>
       </w:r>
@@ -2660,14 +4201,14 @@
         <w:spacing w:line="480" w:lineRule="auto"/>
         <w:ind w:left="1134"/>
         <w:rPr>
-          <w:rFonts w:asciiTheme="majorBidi" w:hAnsiTheme="majorBidi" w:cstheme="majorBidi"/>
-        </w:rPr>
-      </w:pPr>
-      <w:bookmarkStart w:id="21" w:name="_g1q991bfllv8" w:colFirst="0" w:colLast="0"/>
-      <w:bookmarkEnd w:id="21"/>
-      <w:r>
-        <w:rPr>
-          <w:rFonts w:asciiTheme="majorBidi" w:hAnsiTheme="majorBidi" w:cstheme="majorBidi"/>
+          <w:rFonts w:ascii="Times New Roman" w:hAnsi="Times New Roman" w:cs="Times New Roman"/>
+        </w:rPr>
+      </w:pPr>
+      <w:bookmarkStart w:id="20" w:name="_g1q991bfllv8" w:colFirst="0" w:colLast="0"/>
+      <w:bookmarkEnd w:id="20"/>
+      <w:r>
+        <w:rPr>
+          <w:rFonts w:ascii="Times New Roman" w:hAnsi="Times New Roman" w:cs="Times New Roman"/>
           <w:b/>
           <w:bCs/>
         </w:rPr>
@@ -2683,12 +4224,12 @@
         </w:numPr>
         <w:spacing w:line="480" w:lineRule="auto"/>
         <w:rPr>
-          <w:rFonts w:asciiTheme="majorBidi" w:hAnsiTheme="majorBidi" w:cstheme="majorBidi"/>
-        </w:rPr>
-      </w:pPr>
-      <w:r>
-        <w:rPr>
-          <w:rFonts w:asciiTheme="majorBidi" w:hAnsiTheme="majorBidi" w:cstheme="majorBidi"/>
+          <w:rFonts w:ascii="Times New Roman" w:hAnsi="Times New Roman" w:cs="Times New Roman"/>
+        </w:rPr>
+      </w:pPr>
+      <w:r>
+        <w:rPr>
+          <w:rFonts w:ascii="Times New Roman" w:hAnsi="Times New Roman" w:cs="Times New Roman"/>
         </w:rPr>
         <w:t>Highly structured curriculum.</w:t>
       </w:r>
@@ -2702,12 +4243,12 @@
         </w:numPr>
         <w:spacing w:line="480" w:lineRule="auto"/>
         <w:rPr>
-          <w:rFonts w:asciiTheme="majorBidi" w:hAnsiTheme="majorBidi" w:cstheme="majorBidi"/>
-        </w:rPr>
-      </w:pPr>
-      <w:r>
-        <w:rPr>
-          <w:rFonts w:asciiTheme="majorBidi" w:hAnsiTheme="majorBidi" w:cstheme="majorBidi"/>
+          <w:rFonts w:ascii="Times New Roman" w:hAnsi="Times New Roman" w:cs="Times New Roman"/>
+        </w:rPr>
+      </w:pPr>
+      <w:r>
+        <w:rPr>
+          <w:rFonts w:ascii="Times New Roman" w:hAnsi="Times New Roman" w:cs="Times New Roman"/>
         </w:rPr>
         <w:t>Behavior reporting and progress tracking.</w:t>
       </w:r>
@@ -2721,12 +4262,12 @@
         </w:numPr>
         <w:spacing w:line="480" w:lineRule="auto"/>
         <w:rPr>
-          <w:rFonts w:asciiTheme="majorBidi" w:hAnsiTheme="majorBidi" w:cstheme="majorBidi"/>
-        </w:rPr>
-      </w:pPr>
-      <w:r>
-        <w:rPr>
-          <w:rFonts w:asciiTheme="majorBidi" w:hAnsiTheme="majorBidi" w:cstheme="majorBidi"/>
+          <w:rFonts w:ascii="Times New Roman" w:hAnsi="Times New Roman" w:cs="Times New Roman"/>
+        </w:rPr>
+      </w:pPr>
+      <w:r>
+        <w:rPr>
+          <w:rFonts w:ascii="Times New Roman" w:hAnsi="Times New Roman" w:cs="Times New Roman"/>
         </w:rPr>
         <w:t>School + clinician + parent usability.</w:t>
       </w:r>
@@ -2741,19 +4282,20 @@
         <w:spacing w:line="480" w:lineRule="auto"/>
         <w:ind w:left="1134"/>
         <w:rPr>
-          <w:rFonts w:asciiTheme="majorBidi" w:hAnsiTheme="majorBidi" w:cstheme="majorBidi"/>
-          <w:b/>
-          <w:bCs/>
-        </w:rPr>
-      </w:pPr>
-      <w:bookmarkStart w:id="22" w:name="_kw0wd5ys4j17" w:colFirst="0" w:colLast="0"/>
-      <w:bookmarkEnd w:id="22"/>
-      <w:r>
-        <w:rPr>
-          <w:rFonts w:asciiTheme="majorBidi" w:hAnsiTheme="majorBidi" w:cstheme="majorBidi"/>
-          <w:b/>
-          <w:bCs/>
-        </w:rPr>
+          <w:rFonts w:ascii="Times New Roman" w:hAnsi="Times New Roman" w:cs="Times New Roman"/>
+          <w:b/>
+          <w:bCs/>
+        </w:rPr>
+      </w:pPr>
+      <w:bookmarkStart w:id="21" w:name="_kw0wd5ys4j17" w:colFirst="0" w:colLast="0"/>
+      <w:bookmarkEnd w:id="21"/>
+      <w:r>
+        <w:rPr>
+          <w:rFonts w:ascii="Times New Roman" w:hAnsi="Times New Roman" w:cs="Times New Roman"/>
+          <w:b/>
+          <w:bCs/>
+        </w:rPr>
+        <w:lastRenderedPageBreak/>
         <w:t>Limitations for Baseet’s Target</w:t>
       </w:r>
     </w:p>
@@ -2766,24 +4308,24 @@
         </w:numPr>
         <w:spacing w:line="480" w:lineRule="auto"/>
         <w:rPr>
-          <w:rFonts w:asciiTheme="majorBidi" w:hAnsiTheme="majorBidi" w:cstheme="majorBidi"/>
-        </w:rPr>
-      </w:pPr>
-      <w:r>
-        <w:rPr>
-          <w:rFonts w:asciiTheme="majorBidi" w:hAnsiTheme="majorBidi" w:cstheme="majorBidi"/>
+          <w:rFonts w:ascii="Times New Roman" w:hAnsi="Times New Roman" w:cs="Times New Roman"/>
+        </w:rPr>
+      </w:pPr>
+      <w:r>
+        <w:rPr>
+          <w:rFonts w:ascii="Times New Roman" w:hAnsi="Times New Roman" w:cs="Times New Roman"/>
         </w:rPr>
         <w:t xml:space="preserve">More traditional, less adaptive </w:t>
       </w:r>
       <w:r>
         <w:rPr>
-          <w:rFonts w:asciiTheme="majorBidi" w:hAnsiTheme="majorBidi" w:cstheme="majorBidi"/>
+          <w:rFonts w:ascii="Times New Roman" w:hAnsi="Times New Roman" w:cs="Times New Roman"/>
         </w:rPr>
         <w:t>(</w:t>
       </w:r>
       <w:r>
         <w:rPr>
-          <w:rFonts w:asciiTheme="majorBidi" w:hAnsiTheme="majorBidi" w:cstheme="majorBidi"/>
+          <w:rFonts w:ascii="Times New Roman" w:hAnsi="Times New Roman" w:cs="Times New Roman"/>
           <w:b/>
           <w:bCs/>
         </w:rPr>
@@ -2791,7 +4333,7 @@
       </w:r>
       <w:r>
         <w:rPr>
-          <w:rFonts w:asciiTheme="majorBidi" w:hAnsiTheme="majorBidi" w:cstheme="majorBidi"/>
+          <w:rFonts w:ascii="Times New Roman" w:hAnsi="Times New Roman" w:cs="Times New Roman"/>
           <w:b/>
           <w:bCs/>
         </w:rPr>
@@ -2799,7 +4341,7 @@
       </w:r>
       <w:r>
         <w:rPr>
-          <w:rFonts w:asciiTheme="majorBidi" w:hAnsiTheme="majorBidi" w:cstheme="majorBidi"/>
+          <w:rFonts w:ascii="Times New Roman" w:hAnsi="Times New Roman" w:cs="Times New Roman"/>
         </w:rPr>
         <w:t>.</w:t>
       </w:r>
@@ -2813,12 +4355,12 @@
         </w:numPr>
         <w:spacing w:line="480" w:lineRule="auto"/>
         <w:rPr>
-          <w:rFonts w:asciiTheme="majorBidi" w:hAnsiTheme="majorBidi" w:cstheme="majorBidi"/>
-        </w:rPr>
-      </w:pPr>
-      <w:r>
-        <w:rPr>
-          <w:rFonts w:asciiTheme="majorBidi" w:hAnsiTheme="majorBidi" w:cstheme="majorBidi"/>
+          <w:rFonts w:ascii="Times New Roman" w:hAnsi="Times New Roman" w:cs="Times New Roman"/>
+        </w:rPr>
+      </w:pPr>
+      <w:r>
+        <w:rPr>
+          <w:rFonts w:ascii="Times New Roman" w:hAnsi="Times New Roman" w:cs="Times New Roman"/>
         </w:rPr>
         <w:t>No real-time emotional monitoring or adaptive pedagogy.</w:t>
       </w:r>
@@ -2832,12 +4374,12 @@
         </w:numPr>
         <w:spacing w:line="480" w:lineRule="auto"/>
         <w:rPr>
-          <w:rFonts w:asciiTheme="majorBidi" w:hAnsiTheme="majorBidi" w:cstheme="majorBidi"/>
-        </w:rPr>
-      </w:pPr>
-      <w:r>
-        <w:rPr>
-          <w:rFonts w:asciiTheme="majorBidi" w:hAnsiTheme="majorBidi" w:cstheme="majorBidi"/>
+          <w:rFonts w:ascii="Times New Roman" w:hAnsi="Times New Roman" w:cs="Times New Roman"/>
+        </w:rPr>
+      </w:pPr>
+      <w:r>
+        <w:rPr>
+          <w:rFonts w:ascii="Times New Roman" w:hAnsi="Times New Roman" w:cs="Times New Roman"/>
         </w:rPr>
         <w:t>Limited insights on engagement patterns.</w:t>
       </w:r>
@@ -2851,12 +4393,12 @@
         </w:numPr>
         <w:spacing w:line="480" w:lineRule="auto"/>
         <w:rPr>
-          <w:rFonts w:asciiTheme="majorBidi" w:hAnsiTheme="majorBidi" w:cstheme="majorBidi"/>
-        </w:rPr>
-      </w:pPr>
-      <w:r>
-        <w:rPr>
-          <w:rFonts w:asciiTheme="majorBidi" w:hAnsiTheme="majorBidi" w:cstheme="majorBidi"/>
+          <w:rFonts w:ascii="Times New Roman" w:hAnsi="Times New Roman" w:cs="Times New Roman"/>
+        </w:rPr>
+      </w:pPr>
+      <w:r>
+        <w:rPr>
+          <w:rFonts w:ascii="Times New Roman" w:hAnsi="Times New Roman" w:cs="Times New Roman"/>
         </w:rPr>
         <w:t>Not built around Arabic or Egyptian context.</w:t>
       </w:r>
@@ -2871,16 +4413,16 @@
         <w:spacing w:line="480" w:lineRule="auto"/>
         <w:ind w:left="1134" w:hanging="414"/>
         <w:rPr>
-          <w:rFonts w:asciiTheme="majorBidi" w:hAnsiTheme="majorBidi" w:cstheme="majorBidi"/>
-          <w:b/>
-          <w:bCs/>
-        </w:rPr>
-      </w:pPr>
-      <w:bookmarkStart w:id="23" w:name="_tkvbycvi0wnx" w:colFirst="0" w:colLast="0"/>
-      <w:bookmarkEnd w:id="23"/>
-      <w:r>
-        <w:rPr>
-          <w:rFonts w:asciiTheme="majorBidi" w:hAnsiTheme="majorBidi" w:cstheme="majorBidi"/>
+          <w:rFonts w:ascii="Times New Roman" w:hAnsi="Times New Roman" w:cs="Times New Roman"/>
+          <w:b/>
+          <w:bCs/>
+        </w:rPr>
+      </w:pPr>
+      <w:bookmarkStart w:id="22" w:name="_tkvbycvi0wnx" w:colFirst="0" w:colLast="0"/>
+      <w:bookmarkEnd w:id="22"/>
+      <w:r>
+        <w:rPr>
+          <w:rFonts w:ascii="Times New Roman" w:hAnsi="Times New Roman" w:cs="Times New Roman"/>
           <w:b/>
           <w:bCs/>
         </w:rPr>
@@ -2896,19 +4438,18 @@
         </w:numPr>
         <w:spacing w:line="480" w:lineRule="auto"/>
         <w:rPr>
-          <w:rFonts w:asciiTheme="majorBidi" w:hAnsiTheme="majorBidi" w:cstheme="majorBidi"/>
-        </w:rPr>
-      </w:pPr>
-      <w:r>
-        <w:rPr>
-          <w:rFonts w:asciiTheme="majorBidi" w:hAnsiTheme="majorBidi" w:cstheme="majorBidi"/>
-        </w:rPr>
-        <w:lastRenderedPageBreak/>
+          <w:rFonts w:ascii="Times New Roman" w:hAnsi="Times New Roman" w:cs="Times New Roman"/>
+        </w:rPr>
+      </w:pPr>
+      <w:r>
+        <w:rPr>
+          <w:rFonts w:ascii="Times New Roman" w:hAnsi="Times New Roman" w:cs="Times New Roman"/>
+        </w:rPr>
         <w:t xml:space="preserve">Introduce </w:t>
       </w:r>
       <w:r>
         <w:rPr>
-          <w:rFonts w:asciiTheme="majorBidi" w:hAnsiTheme="majorBidi" w:cstheme="majorBidi"/>
+          <w:rFonts w:ascii="Times New Roman" w:hAnsi="Times New Roman" w:cs="Times New Roman"/>
           <w:b/>
           <w:bCs/>
         </w:rPr>
@@ -2916,7 +4457,7 @@
       </w:r>
       <w:r>
         <w:rPr>
-          <w:rFonts w:asciiTheme="majorBidi" w:hAnsiTheme="majorBidi" w:cstheme="majorBidi"/>
+          <w:rFonts w:ascii="Times New Roman" w:hAnsi="Times New Roman" w:cs="Times New Roman"/>
         </w:rPr>
         <w:t>, emotional/engagement metrics, and culturally localized content.</w:t>
       </w:r>
@@ -2925,16 +4466,16 @@
       <w:pPr>
         <w:spacing w:line="480" w:lineRule="auto"/>
         <w:rPr>
-          <w:rFonts w:asciiTheme="majorBidi" w:hAnsiTheme="majorBidi" w:cstheme="majorBidi"/>
-          <w:b/>
-          <w:bCs/>
-        </w:rPr>
-      </w:pPr>
-      <w:bookmarkStart w:id="24" w:name="_5m39yvvrbtnd" w:colFirst="0" w:colLast="0"/>
-      <w:bookmarkEnd w:id="24"/>
-      <w:r>
-        <w:rPr>
-          <w:rFonts w:asciiTheme="majorBidi" w:hAnsiTheme="majorBidi" w:cstheme="majorBidi"/>
+          <w:rFonts w:ascii="Times New Roman" w:hAnsi="Times New Roman" w:cs="Times New Roman"/>
+          <w:b/>
+          <w:bCs/>
+        </w:rPr>
+      </w:pPr>
+      <w:bookmarkStart w:id="23" w:name="_5m39yvvrbtnd" w:colFirst="0" w:colLast="0"/>
+      <w:bookmarkEnd w:id="23"/>
+      <w:r>
+        <w:rPr>
+          <w:rFonts w:ascii="Times New Roman" w:hAnsi="Times New Roman" w:cs="Times New Roman"/>
           <w:b/>
           <w:bCs/>
         </w:rPr>
@@ -2951,12 +4492,12 @@
         <w:spacing w:line="480" w:lineRule="auto"/>
         <w:ind w:left="1134"/>
         <w:rPr>
-          <w:rFonts w:asciiTheme="majorBidi" w:hAnsiTheme="majorBidi" w:cstheme="majorBidi"/>
-        </w:rPr>
-      </w:pPr>
-      <w:r>
-        <w:rPr>
-          <w:rFonts w:asciiTheme="majorBidi" w:hAnsiTheme="majorBidi" w:cstheme="majorBidi"/>
+          <w:rFonts w:ascii="Times New Roman" w:hAnsi="Times New Roman" w:cs="Times New Roman"/>
+        </w:rPr>
+      </w:pPr>
+      <w:r>
+        <w:rPr>
+          <w:rFonts w:ascii="Times New Roman" w:hAnsi="Times New Roman" w:cs="Times New Roman"/>
           <w:b/>
           <w:bCs/>
         </w:rPr>
@@ -2964,21 +4505,21 @@
       </w:r>
       <w:r>
         <w:rPr>
-          <w:rFonts w:asciiTheme="majorBidi" w:hAnsiTheme="majorBidi" w:cstheme="majorBidi"/>
+          <w:rFonts w:ascii="Times New Roman" w:hAnsi="Times New Roman" w:cs="Times New Roman"/>
         </w:rPr>
         <w:t xml:space="preserve"> </w:t>
       </w:r>
       <w:hyperlink r:id="rId9">
         <w:r>
           <w:rPr>
-            <w:rFonts w:asciiTheme="majorBidi" w:hAnsiTheme="majorBidi" w:cstheme="majorBidi"/>
+            <w:rFonts w:ascii="Times New Roman" w:hAnsi="Times New Roman" w:cs="Times New Roman"/>
             <w:u w:val="single"/>
           </w:rPr>
           <w:t>Otsimo.com</w:t>
         </w:r>
       </w:hyperlink>
-      <w:bookmarkStart w:id="25" w:name="_1pn4ntm5klfs" w:colFirst="0" w:colLast="0"/>
-      <w:bookmarkEnd w:id="25"/>
+      <w:bookmarkStart w:id="24" w:name="_1pn4ntm5klfs" w:colFirst="0" w:colLast="0"/>
+      <w:bookmarkEnd w:id="24"/>
     </w:p>
     <w:p>
       <w:pPr>
@@ -2990,12 +4531,12 @@
         <w:spacing w:line="480" w:lineRule="auto"/>
         <w:ind w:left="1134"/>
         <w:rPr>
-          <w:rFonts w:asciiTheme="majorBidi" w:hAnsiTheme="majorBidi" w:cstheme="majorBidi"/>
-        </w:rPr>
-      </w:pPr>
-      <w:r>
-        <w:rPr>
-          <w:rFonts w:asciiTheme="majorBidi" w:hAnsiTheme="majorBidi" w:cstheme="majorBidi"/>
+          <w:rFonts w:ascii="Times New Roman" w:hAnsi="Times New Roman" w:cs="Times New Roman"/>
+        </w:rPr>
+      </w:pPr>
+      <w:r>
+        <w:rPr>
+          <w:rFonts w:ascii="Times New Roman" w:hAnsi="Times New Roman" w:cs="Times New Roman"/>
           <w:b/>
           <w:bCs/>
         </w:rPr>
@@ -3011,12 +4552,12 @@
         </w:numPr>
         <w:spacing w:line="480" w:lineRule="auto"/>
         <w:rPr>
-          <w:rFonts w:asciiTheme="majorBidi" w:hAnsiTheme="majorBidi" w:cstheme="majorBidi"/>
-        </w:rPr>
-      </w:pPr>
-      <w:r>
-        <w:rPr>
-          <w:rFonts w:asciiTheme="majorBidi" w:hAnsiTheme="majorBidi" w:cstheme="majorBidi"/>
+          <w:rFonts w:ascii="Times New Roman" w:hAnsi="Times New Roman" w:cs="Times New Roman"/>
+        </w:rPr>
+      </w:pPr>
+      <w:r>
+        <w:rPr>
+          <w:rFonts w:ascii="Times New Roman" w:hAnsi="Times New Roman" w:cs="Times New Roman"/>
         </w:rPr>
         <w:t>Make speech therapy and early special-education exercises affordable and accessible at home.</w:t>
       </w:r>
@@ -3031,16 +4572,16 @@
         <w:spacing w:line="480" w:lineRule="auto"/>
         <w:ind w:left="1134"/>
         <w:rPr>
-          <w:rFonts w:asciiTheme="majorBidi" w:hAnsiTheme="majorBidi" w:cstheme="majorBidi"/>
-          <w:b/>
-          <w:bCs/>
-        </w:rPr>
-      </w:pPr>
-      <w:bookmarkStart w:id="26" w:name="_86801cs3x76o" w:colFirst="0" w:colLast="0"/>
-      <w:bookmarkEnd w:id="26"/>
-      <w:r>
-        <w:rPr>
-          <w:rFonts w:asciiTheme="majorBidi" w:hAnsiTheme="majorBidi" w:cstheme="majorBidi"/>
+          <w:rFonts w:ascii="Times New Roman" w:hAnsi="Times New Roman" w:cs="Times New Roman"/>
+          <w:b/>
+          <w:bCs/>
+        </w:rPr>
+      </w:pPr>
+      <w:bookmarkStart w:id="25" w:name="_86801cs3x76o" w:colFirst="0" w:colLast="0"/>
+      <w:bookmarkEnd w:id="25"/>
+      <w:r>
+        <w:rPr>
+          <w:rFonts w:ascii="Times New Roman" w:hAnsi="Times New Roman" w:cs="Times New Roman"/>
           <w:b/>
           <w:bCs/>
         </w:rPr>
@@ -3056,12 +4597,12 @@
         </w:numPr>
         <w:spacing w:line="480" w:lineRule="auto"/>
         <w:rPr>
-          <w:rFonts w:asciiTheme="majorBidi" w:hAnsiTheme="majorBidi" w:cstheme="majorBidi"/>
-        </w:rPr>
-      </w:pPr>
-      <w:r>
-        <w:rPr>
-          <w:rFonts w:asciiTheme="majorBidi" w:hAnsiTheme="majorBidi" w:cstheme="majorBidi"/>
+          <w:rFonts w:ascii="Times New Roman" w:hAnsi="Times New Roman" w:cs="Times New Roman"/>
+        </w:rPr>
+      </w:pPr>
+      <w:r>
+        <w:rPr>
+          <w:rFonts w:ascii="Times New Roman" w:hAnsi="Times New Roman" w:cs="Times New Roman"/>
         </w:rPr>
         <w:t>150+ gamified activities and speech exercises.</w:t>
       </w:r>
@@ -3075,12 +4616,12 @@
         </w:numPr>
         <w:spacing w:line="480" w:lineRule="auto"/>
         <w:rPr>
-          <w:rFonts w:asciiTheme="majorBidi" w:hAnsiTheme="majorBidi" w:cstheme="majorBidi"/>
-        </w:rPr>
-      </w:pPr>
-      <w:r>
-        <w:rPr>
-          <w:rFonts w:asciiTheme="majorBidi" w:eastAsia="Arial Unicode MS" w:hAnsiTheme="majorBidi" w:cstheme="majorBidi"/>
+          <w:rFonts w:ascii="Times New Roman" w:hAnsi="Times New Roman" w:cs="Times New Roman"/>
+        </w:rPr>
+      </w:pPr>
+      <w:r>
+        <w:rPr>
+          <w:rFonts w:ascii="Times New Roman" w:eastAsia="Arial Unicode MS" w:hAnsi="Times New Roman" w:cs="Times New Roman"/>
         </w:rPr>
         <w:t>Developmental screening → personalized learning pathway.</w:t>
       </w:r>
@@ -3094,12 +4635,12 @@
         </w:numPr>
         <w:spacing w:line="480" w:lineRule="auto"/>
         <w:rPr>
-          <w:rFonts w:asciiTheme="majorBidi" w:hAnsiTheme="majorBidi" w:cstheme="majorBidi"/>
-        </w:rPr>
-      </w:pPr>
-      <w:r>
-        <w:rPr>
-          <w:rFonts w:asciiTheme="majorBidi" w:hAnsiTheme="majorBidi" w:cstheme="majorBidi"/>
+          <w:rFonts w:ascii="Times New Roman" w:hAnsi="Times New Roman" w:cs="Times New Roman"/>
+        </w:rPr>
+      </w:pPr>
+      <w:r>
+        <w:rPr>
+          <w:rFonts w:ascii="Times New Roman" w:hAnsi="Times New Roman" w:cs="Times New Roman"/>
         </w:rPr>
         <w:t>Offline-friendly, simple UI for young children.</w:t>
       </w:r>
@@ -3114,16 +4655,16 @@
         <w:spacing w:line="480" w:lineRule="auto"/>
         <w:ind w:left="1134"/>
         <w:rPr>
-          <w:rFonts w:asciiTheme="majorBidi" w:hAnsiTheme="majorBidi" w:cstheme="majorBidi"/>
-          <w:b/>
-          <w:bCs/>
-        </w:rPr>
-      </w:pPr>
-      <w:bookmarkStart w:id="27" w:name="_q7xb2g6bhxvh" w:colFirst="0" w:colLast="0"/>
-      <w:bookmarkEnd w:id="27"/>
-      <w:r>
-        <w:rPr>
-          <w:rFonts w:asciiTheme="majorBidi" w:hAnsiTheme="majorBidi" w:cstheme="majorBidi"/>
+          <w:rFonts w:ascii="Times New Roman" w:hAnsi="Times New Roman" w:cs="Times New Roman"/>
+          <w:b/>
+          <w:bCs/>
+        </w:rPr>
+      </w:pPr>
+      <w:bookmarkStart w:id="26" w:name="_q7xb2g6bhxvh" w:colFirst="0" w:colLast="0"/>
+      <w:bookmarkEnd w:id="26"/>
+      <w:r>
+        <w:rPr>
+          <w:rFonts w:ascii="Times New Roman" w:hAnsi="Times New Roman" w:cs="Times New Roman"/>
           <w:b/>
           <w:bCs/>
         </w:rPr>
@@ -3139,18 +4680,18 @@
         </w:numPr>
         <w:spacing w:line="480" w:lineRule="auto"/>
         <w:rPr>
-          <w:rFonts w:asciiTheme="majorBidi" w:hAnsiTheme="majorBidi" w:cstheme="majorBidi"/>
-        </w:rPr>
-      </w:pPr>
-      <w:r>
-        <w:rPr>
-          <w:rFonts w:asciiTheme="majorBidi" w:hAnsiTheme="majorBidi" w:cstheme="majorBidi"/>
+          <w:rFonts w:ascii="Times New Roman" w:hAnsi="Times New Roman" w:cs="Times New Roman"/>
+        </w:rPr>
+      </w:pPr>
+      <w:r>
+        <w:rPr>
+          <w:rFonts w:ascii="Times New Roman" w:hAnsi="Times New Roman" w:cs="Times New Roman"/>
         </w:rPr>
         <w:t xml:space="preserve">Focused heavily on </w:t>
       </w:r>
       <w:r>
         <w:rPr>
-          <w:rFonts w:asciiTheme="majorBidi" w:hAnsiTheme="majorBidi" w:cstheme="majorBidi"/>
+          <w:rFonts w:ascii="Times New Roman" w:hAnsi="Times New Roman" w:cs="Times New Roman"/>
           <w:b/>
           <w:bCs/>
         </w:rPr>
@@ -3158,7 +4699,7 @@
       </w:r>
       <w:r>
         <w:rPr>
-          <w:rFonts w:asciiTheme="majorBidi" w:hAnsiTheme="majorBidi" w:cstheme="majorBidi"/>
+          <w:rFonts w:ascii="Times New Roman" w:hAnsi="Times New Roman" w:cs="Times New Roman"/>
         </w:rPr>
         <w:t>, not deep adaptivity.</w:t>
       </w:r>
@@ -3172,12 +4713,12 @@
         </w:numPr>
         <w:spacing w:line="480" w:lineRule="auto"/>
         <w:rPr>
-          <w:rFonts w:asciiTheme="majorBidi" w:hAnsiTheme="majorBidi" w:cstheme="majorBidi"/>
-        </w:rPr>
-      </w:pPr>
-      <w:r>
-        <w:rPr>
-          <w:rFonts w:asciiTheme="majorBidi" w:hAnsiTheme="majorBidi" w:cstheme="majorBidi"/>
+          <w:rFonts w:ascii="Times New Roman" w:hAnsi="Times New Roman" w:cs="Times New Roman"/>
+        </w:rPr>
+      </w:pPr>
+      <w:r>
+        <w:rPr>
+          <w:rFonts w:ascii="Times New Roman" w:hAnsi="Times New Roman" w:cs="Times New Roman"/>
         </w:rPr>
         <w:t>Limited school/teacher dashboards.</w:t>
       </w:r>
@@ -3191,12 +4732,12 @@
         </w:numPr>
         <w:spacing w:line="480" w:lineRule="auto"/>
         <w:rPr>
-          <w:rFonts w:asciiTheme="majorBidi" w:hAnsiTheme="majorBidi" w:cstheme="majorBidi"/>
-        </w:rPr>
-      </w:pPr>
-      <w:r>
-        <w:rPr>
-          <w:rFonts w:asciiTheme="majorBidi" w:hAnsiTheme="majorBidi" w:cstheme="majorBidi"/>
+          <w:rFonts w:ascii="Times New Roman" w:hAnsi="Times New Roman" w:cs="Times New Roman"/>
+        </w:rPr>
+      </w:pPr>
+      <w:r>
+        <w:rPr>
+          <w:rFonts w:ascii="Times New Roman" w:hAnsi="Times New Roman" w:cs="Times New Roman"/>
         </w:rPr>
         <w:t>Lacks real-time emotion/engagement analytics.</w:t>
       </w:r>
@@ -3210,12 +4751,12 @@
         </w:numPr>
         <w:spacing w:line="480" w:lineRule="auto"/>
         <w:rPr>
-          <w:rFonts w:asciiTheme="majorBidi" w:hAnsiTheme="majorBidi" w:cstheme="majorBidi"/>
-        </w:rPr>
-      </w:pPr>
-      <w:r>
-        <w:rPr>
-          <w:rFonts w:asciiTheme="majorBidi" w:hAnsiTheme="majorBidi" w:cstheme="majorBidi"/>
+          <w:rFonts w:ascii="Times New Roman" w:hAnsi="Times New Roman" w:cs="Times New Roman"/>
+        </w:rPr>
+      </w:pPr>
+      <w:r>
+        <w:rPr>
+          <w:rFonts w:ascii="Times New Roman" w:hAnsi="Times New Roman" w:cs="Times New Roman"/>
         </w:rPr>
         <w:t>Limited peer-reviewed RCT evidence for long-term outcomes.</w:t>
       </w:r>
@@ -3230,16 +4771,16 @@
         <w:spacing w:line="480" w:lineRule="auto"/>
         <w:ind w:left="1134"/>
         <w:rPr>
-          <w:rFonts w:asciiTheme="majorBidi" w:hAnsiTheme="majorBidi" w:cstheme="majorBidi"/>
-          <w:b/>
-          <w:bCs/>
-        </w:rPr>
-      </w:pPr>
-      <w:bookmarkStart w:id="28" w:name="_hx45814dfvfk" w:colFirst="0" w:colLast="0"/>
-      <w:bookmarkEnd w:id="28"/>
-      <w:r>
-        <w:rPr>
-          <w:rFonts w:asciiTheme="majorBidi" w:hAnsiTheme="majorBidi" w:cstheme="majorBidi"/>
+          <w:rFonts w:ascii="Times New Roman" w:hAnsi="Times New Roman" w:cs="Times New Roman"/>
+          <w:b/>
+          <w:bCs/>
+        </w:rPr>
+      </w:pPr>
+      <w:bookmarkStart w:id="27" w:name="_hx45814dfvfk" w:colFirst="0" w:colLast="0"/>
+      <w:bookmarkEnd w:id="27"/>
+      <w:r>
+        <w:rPr>
+          <w:rFonts w:ascii="Times New Roman" w:hAnsi="Times New Roman" w:cs="Times New Roman"/>
           <w:b/>
           <w:bCs/>
         </w:rPr>
@@ -3255,18 +4796,19 @@
         </w:numPr>
         <w:spacing w:line="480" w:lineRule="auto"/>
         <w:rPr>
-          <w:rFonts w:asciiTheme="majorBidi" w:hAnsiTheme="majorBidi" w:cstheme="majorBidi"/>
-        </w:rPr>
-      </w:pPr>
-      <w:r>
-        <w:rPr>
-          <w:rFonts w:asciiTheme="majorBidi" w:hAnsiTheme="majorBidi" w:cstheme="majorBidi"/>
-        </w:rPr>
+          <w:rFonts w:ascii="Times New Roman" w:hAnsi="Times New Roman" w:cs="Times New Roman"/>
+        </w:rPr>
+      </w:pPr>
+      <w:r>
+        <w:rPr>
+          <w:rFonts w:ascii="Times New Roman" w:hAnsi="Times New Roman" w:cs="Times New Roman"/>
+        </w:rPr>
+        <w:lastRenderedPageBreak/>
         <w:t xml:space="preserve">Apps increase practice time but </w:t>
       </w:r>
       <w:r>
         <w:rPr>
-          <w:rFonts w:asciiTheme="majorBidi" w:hAnsiTheme="majorBidi" w:cstheme="majorBidi"/>
+          <w:rFonts w:ascii="Times New Roman" w:hAnsi="Times New Roman" w:cs="Times New Roman"/>
           <w:b/>
           <w:bCs/>
         </w:rPr>
@@ -3274,7 +4816,7 @@
       </w:r>
       <w:r>
         <w:rPr>
-          <w:rFonts w:asciiTheme="majorBidi" w:hAnsiTheme="majorBidi" w:cstheme="majorBidi"/>
+          <w:rFonts w:ascii="Times New Roman" w:hAnsi="Times New Roman" w:cs="Times New Roman"/>
         </w:rPr>
         <w:t xml:space="preserve"> often requires structured teacher/therapist involvement.</w:t>
       </w:r>
@@ -3288,12 +4830,12 @@
         </w:numPr>
         <w:spacing w:line="480" w:lineRule="auto"/>
         <w:rPr>
-          <w:rFonts w:asciiTheme="majorBidi" w:hAnsiTheme="majorBidi" w:cstheme="majorBidi"/>
-        </w:rPr>
-      </w:pPr>
-      <w:r>
-        <w:rPr>
-          <w:rFonts w:asciiTheme="majorBidi" w:hAnsiTheme="majorBidi" w:cstheme="majorBidi"/>
+          <w:rFonts w:ascii="Times New Roman" w:hAnsi="Times New Roman" w:cs="Times New Roman"/>
+        </w:rPr>
+      </w:pPr>
+      <w:r>
+        <w:rPr>
+          <w:rFonts w:ascii="Times New Roman" w:hAnsi="Times New Roman" w:cs="Times New Roman"/>
         </w:rPr>
         <w:t>Most consumer therapy apps lack strong evidence for ASD-specific learning gains.</w:t>
       </w:r>
@@ -3308,16 +4850,16 @@
         <w:spacing w:line="480" w:lineRule="auto"/>
         <w:ind w:left="1134"/>
         <w:rPr>
-          <w:rFonts w:asciiTheme="majorBidi" w:hAnsiTheme="majorBidi" w:cstheme="majorBidi"/>
-          <w:b/>
-          <w:bCs/>
-        </w:rPr>
-      </w:pPr>
-      <w:bookmarkStart w:id="29" w:name="_tbpc72i074qk" w:colFirst="0" w:colLast="0"/>
-      <w:bookmarkEnd w:id="29"/>
-      <w:r>
-        <w:rPr>
-          <w:rFonts w:asciiTheme="majorBidi" w:hAnsiTheme="majorBidi" w:cstheme="majorBidi"/>
+          <w:rFonts w:ascii="Times New Roman" w:hAnsi="Times New Roman" w:cs="Times New Roman"/>
+          <w:b/>
+          <w:bCs/>
+        </w:rPr>
+      </w:pPr>
+      <w:bookmarkStart w:id="28" w:name="_tbpc72i074qk" w:colFirst="0" w:colLast="0"/>
+      <w:bookmarkEnd w:id="28"/>
+      <w:r>
+        <w:rPr>
+          <w:rFonts w:ascii="Times New Roman" w:hAnsi="Times New Roman" w:cs="Times New Roman"/>
           <w:b/>
           <w:bCs/>
         </w:rPr>
@@ -3333,18 +4875,18 @@
         </w:numPr>
         <w:spacing w:line="480" w:lineRule="auto"/>
         <w:rPr>
-          <w:rFonts w:asciiTheme="majorBidi" w:hAnsiTheme="majorBidi" w:cstheme="majorBidi"/>
-        </w:rPr>
-      </w:pPr>
-      <w:r>
-        <w:rPr>
-          <w:rFonts w:asciiTheme="majorBidi" w:hAnsiTheme="majorBidi" w:cstheme="majorBidi"/>
+          <w:rFonts w:ascii="Times New Roman" w:hAnsi="Times New Roman" w:cs="Times New Roman"/>
+        </w:rPr>
+      </w:pPr>
+      <w:r>
+        <w:rPr>
+          <w:rFonts w:ascii="Times New Roman" w:hAnsi="Times New Roman" w:cs="Times New Roman"/>
         </w:rPr>
         <w:t xml:space="preserve">Combine at-home practice with </w:t>
       </w:r>
       <w:r>
         <w:rPr>
-          <w:rFonts w:asciiTheme="majorBidi" w:hAnsiTheme="majorBidi" w:cstheme="majorBidi"/>
+          <w:rFonts w:ascii="Times New Roman" w:hAnsi="Times New Roman" w:cs="Times New Roman"/>
           <w:b/>
           <w:bCs/>
         </w:rPr>
@@ -3352,7 +4894,7 @@
       </w:r>
       <w:r>
         <w:rPr>
-          <w:rFonts w:asciiTheme="majorBidi" w:hAnsiTheme="majorBidi" w:cstheme="majorBidi"/>
+          <w:rFonts w:ascii="Times New Roman" w:hAnsi="Times New Roman" w:cs="Times New Roman"/>
         </w:rPr>
         <w:t xml:space="preserve"> and in-school usage.</w:t>
       </w:r>
@@ -3366,18 +4908,18 @@
         </w:numPr>
         <w:spacing w:line="480" w:lineRule="auto"/>
         <w:rPr>
-          <w:rFonts w:asciiTheme="majorBidi" w:hAnsiTheme="majorBidi" w:cstheme="majorBidi"/>
-        </w:rPr>
-      </w:pPr>
-      <w:r>
-        <w:rPr>
-          <w:rFonts w:asciiTheme="majorBidi" w:hAnsiTheme="majorBidi" w:cstheme="majorBidi"/>
+          <w:rFonts w:ascii="Times New Roman" w:hAnsi="Times New Roman" w:cs="Times New Roman"/>
+        </w:rPr>
+      </w:pPr>
+      <w:r>
+        <w:rPr>
+          <w:rFonts w:ascii="Times New Roman" w:hAnsi="Times New Roman" w:cs="Times New Roman"/>
         </w:rPr>
         <w:t xml:space="preserve">Include </w:t>
       </w:r>
       <w:r>
         <w:rPr>
-          <w:rFonts w:asciiTheme="majorBidi" w:hAnsiTheme="majorBidi" w:cstheme="majorBidi"/>
+          <w:rFonts w:ascii="Times New Roman" w:hAnsi="Times New Roman" w:cs="Times New Roman"/>
           <w:b/>
           <w:bCs/>
         </w:rPr>
@@ -3385,7 +4927,7 @@
       </w:r>
       <w:r>
         <w:rPr>
-          <w:rFonts w:asciiTheme="majorBidi" w:hAnsiTheme="majorBidi" w:cstheme="majorBidi"/>
+          <w:rFonts w:ascii="Times New Roman" w:hAnsi="Times New Roman" w:cs="Times New Roman"/>
         </w:rPr>
         <w:t xml:space="preserve"> and emotional engagement analysis.</w:t>
       </w:r>
@@ -3399,19 +4941,18 @@
         </w:numPr>
         <w:spacing w:line="480" w:lineRule="auto"/>
         <w:rPr>
-          <w:rFonts w:asciiTheme="majorBidi" w:hAnsiTheme="majorBidi" w:cstheme="majorBidi"/>
-        </w:rPr>
-      </w:pPr>
-      <w:r>
-        <w:rPr>
-          <w:rFonts w:asciiTheme="majorBidi" w:hAnsiTheme="majorBidi" w:cstheme="majorBidi"/>
-        </w:rPr>
-        <w:lastRenderedPageBreak/>
+          <w:rFonts w:ascii="Times New Roman" w:hAnsi="Times New Roman" w:cs="Times New Roman"/>
+        </w:rPr>
+      </w:pPr>
+      <w:r>
+        <w:rPr>
+          <w:rFonts w:ascii="Times New Roman" w:hAnsi="Times New Roman" w:cs="Times New Roman"/>
+        </w:rPr>
         <w:t xml:space="preserve">Provide stronger </w:t>
       </w:r>
       <w:r>
         <w:rPr>
-          <w:rFonts w:asciiTheme="majorBidi" w:hAnsiTheme="majorBidi" w:cstheme="majorBidi"/>
+          <w:rFonts w:ascii="Times New Roman" w:hAnsi="Times New Roman" w:cs="Times New Roman"/>
           <w:b/>
           <w:bCs/>
         </w:rPr>
@@ -3419,36 +4960,36 @@
       </w:r>
       <w:r>
         <w:rPr>
-          <w:rFonts w:asciiTheme="majorBidi" w:hAnsiTheme="majorBidi" w:cstheme="majorBidi"/>
+          <w:rFonts w:ascii="Times New Roman" w:hAnsi="Times New Roman" w:cs="Times New Roman"/>
         </w:rPr>
         <w:t xml:space="preserve"> with real student data.</w:t>
       </w:r>
       <w:r>
         <w:rPr>
-          <w:rFonts w:asciiTheme="majorBidi" w:hAnsiTheme="majorBidi" w:cstheme="majorBidi"/>
+          <w:rFonts w:ascii="Times New Roman" w:hAnsi="Times New Roman" w:cs="Times New Roman"/>
         </w:rPr>
         <w:br/>
       </w:r>
-      <w:bookmarkStart w:id="30" w:name="_fjqq1yifwto" w:colFirst="0" w:colLast="0"/>
-      <w:bookmarkEnd w:id="30"/>
+      <w:bookmarkStart w:id="29" w:name="_fjqq1yifwto" w:colFirst="0" w:colLast="0"/>
+      <w:bookmarkEnd w:id="29"/>
     </w:p>
     <w:p>
       <w:pPr>
         <w:pStyle w:val="ListParagraph"/>
         <w:numPr>
           <w:ilvl w:val="0"/>
-          <w:numId w:val="26"/>
+          <w:numId w:val="62"/>
         </w:numPr>
         <w:spacing w:line="480" w:lineRule="auto"/>
         <w:rPr>
-          <w:rFonts w:asciiTheme="majorBidi" w:hAnsiTheme="majorBidi" w:cstheme="majorBidi"/>
-          <w:b/>
-          <w:bCs/>
-        </w:rPr>
-      </w:pPr>
-      <w:r>
-        <w:rPr>
-          <w:rFonts w:asciiTheme="majorBidi" w:hAnsiTheme="majorBidi" w:cstheme="majorBidi"/>
+          <w:rFonts w:ascii="Times New Roman" w:hAnsi="Times New Roman" w:cs="Times New Roman"/>
+          <w:b/>
+          <w:bCs/>
+        </w:rPr>
+      </w:pPr>
+      <w:r>
+        <w:rPr>
+          <w:rFonts w:ascii="Times New Roman" w:hAnsi="Times New Roman" w:cs="Times New Roman"/>
           <w:b/>
           <w:bCs/>
           <w:color w:val="000000"/>
@@ -3468,7 +5009,7 @@
       <w:tblGrid>
         <w:gridCol w:w="2160"/>
         <w:gridCol w:w="2160"/>
-        <w:gridCol w:w="2160"/>
+        <w:gridCol w:w="2203"/>
         <w:gridCol w:w="2160"/>
       </w:tblGrid>
       <w:tr>
@@ -3483,22 +5024,23 @@
           </w:tcPr>
           <w:p>
             <w:pPr>
+              <w:spacing w:line="480" w:lineRule="auto"/>
               <w:jc w:val="center"/>
               <w:rPr>
-                <w:rFonts w:asciiTheme="majorBidi" w:hAnsiTheme="majorBidi" w:cstheme="majorBidi"/>
+                <w:rFonts w:ascii="Times New Roman" w:hAnsi="Times New Roman" w:cs="Times New Roman"/>
                 <w:b/>
                 <w:bCs/>
-                <w:sz w:val="20"/>
-                <w:szCs w:val="20"/>
+                <w:sz w:val="24"/>
+                <w:szCs w:val="24"/>
               </w:rPr>
             </w:pPr>
             <w:r>
               <w:rPr>
-                <w:rFonts w:asciiTheme="majorBidi" w:hAnsiTheme="majorBidi" w:cstheme="majorBidi"/>
+                <w:rFonts w:ascii="Times New Roman" w:hAnsi="Times New Roman" w:cs="Times New Roman"/>
                 <w:b/>
                 <w:bCs/>
-                <w:sz w:val="20"/>
-                <w:szCs w:val="20"/>
+                <w:sz w:val="24"/>
+                <w:szCs w:val="24"/>
               </w:rPr>
               <w:t>Feature / Need</w:t>
             </w:r>
@@ -3511,22 +5053,23 @@
           </w:tcPr>
           <w:p>
             <w:pPr>
+              <w:spacing w:line="480" w:lineRule="auto"/>
               <w:jc w:val="center"/>
               <w:rPr>
-                <w:rFonts w:asciiTheme="majorBidi" w:hAnsiTheme="majorBidi" w:cstheme="majorBidi"/>
+                <w:rFonts w:ascii="Times New Roman" w:hAnsi="Times New Roman" w:cs="Times New Roman"/>
                 <w:b/>
                 <w:bCs/>
-                <w:sz w:val="20"/>
-                <w:szCs w:val="20"/>
+                <w:sz w:val="24"/>
+                <w:szCs w:val="24"/>
               </w:rPr>
             </w:pPr>
             <w:r>
               <w:rPr>
-                <w:rFonts w:asciiTheme="majorBidi" w:hAnsiTheme="majorBidi" w:cstheme="majorBidi"/>
+                <w:rFonts w:ascii="Times New Roman" w:hAnsi="Times New Roman" w:cs="Times New Roman"/>
                 <w:b/>
                 <w:bCs/>
-                <w:sz w:val="20"/>
-                <w:szCs w:val="20"/>
+                <w:sz w:val="24"/>
+                <w:szCs w:val="24"/>
               </w:rPr>
               <w:t>Research Insights</w:t>
             </w:r>
@@ -3539,22 +5082,23 @@
           </w:tcPr>
           <w:p>
             <w:pPr>
+              <w:spacing w:line="480" w:lineRule="auto"/>
               <w:jc w:val="center"/>
               <w:rPr>
-                <w:rFonts w:asciiTheme="majorBidi" w:hAnsiTheme="majorBidi" w:cstheme="majorBidi"/>
+                <w:rFonts w:ascii="Times New Roman" w:hAnsi="Times New Roman" w:cs="Times New Roman"/>
                 <w:b/>
                 <w:bCs/>
-                <w:sz w:val="20"/>
-                <w:szCs w:val="20"/>
+                <w:sz w:val="24"/>
+                <w:szCs w:val="24"/>
               </w:rPr>
             </w:pPr>
             <w:r>
               <w:rPr>
-                <w:rFonts w:asciiTheme="majorBidi" w:hAnsiTheme="majorBidi" w:cstheme="majorBidi"/>
+                <w:rFonts w:ascii="Times New Roman" w:hAnsi="Times New Roman" w:cs="Times New Roman"/>
                 <w:b/>
                 <w:bCs/>
-                <w:sz w:val="20"/>
-                <w:szCs w:val="20"/>
+                <w:sz w:val="24"/>
+                <w:szCs w:val="24"/>
               </w:rPr>
               <w:t>Existing Products</w:t>
             </w:r>
@@ -3567,22 +5111,23 @@
           </w:tcPr>
           <w:p>
             <w:pPr>
+              <w:spacing w:line="480" w:lineRule="auto"/>
               <w:jc w:val="center"/>
               <w:rPr>
-                <w:rFonts w:asciiTheme="majorBidi" w:hAnsiTheme="majorBidi" w:cstheme="majorBidi"/>
+                <w:rFonts w:ascii="Times New Roman" w:hAnsi="Times New Roman" w:cs="Times New Roman"/>
                 <w:b/>
                 <w:bCs/>
-                <w:sz w:val="20"/>
-                <w:szCs w:val="20"/>
+                <w:sz w:val="24"/>
+                <w:szCs w:val="24"/>
               </w:rPr>
             </w:pPr>
             <w:r>
               <w:rPr>
-                <w:rFonts w:asciiTheme="majorBidi" w:hAnsiTheme="majorBidi" w:cstheme="majorBidi"/>
+                <w:rFonts w:ascii="Times New Roman" w:hAnsi="Times New Roman" w:cs="Times New Roman"/>
                 <w:b/>
                 <w:bCs/>
-                <w:sz w:val="20"/>
-                <w:szCs w:val="20"/>
+                <w:sz w:val="24"/>
+                <w:szCs w:val="24"/>
               </w:rPr>
               <w:t>Gap / Missing</w:t>
             </w:r>
@@ -3601,22 +5146,23 @@
           </w:tcPr>
           <w:p>
             <w:pPr>
+              <w:spacing w:line="480" w:lineRule="auto"/>
               <w:jc w:val="center"/>
               <w:rPr>
-                <w:rFonts w:asciiTheme="majorBidi" w:hAnsiTheme="majorBidi" w:cstheme="majorBidi"/>
+                <w:rFonts w:ascii="Times New Roman" w:hAnsi="Times New Roman" w:cs="Times New Roman"/>
                 <w:b/>
                 <w:bCs/>
-                <w:sz w:val="20"/>
-                <w:szCs w:val="20"/>
+                <w:sz w:val="24"/>
+                <w:szCs w:val="24"/>
               </w:rPr>
             </w:pPr>
             <w:r>
               <w:rPr>
-                <w:rFonts w:asciiTheme="majorBidi" w:hAnsiTheme="majorBidi" w:cstheme="majorBidi"/>
+                <w:rFonts w:ascii="Times New Roman" w:hAnsi="Times New Roman" w:cs="Times New Roman"/>
                 <w:b/>
                 <w:bCs/>
-                <w:sz w:val="20"/>
-                <w:szCs w:val="20"/>
+                <w:sz w:val="24"/>
+                <w:szCs w:val="24"/>
               </w:rPr>
               <w:t>Adaptive Tutoring</w:t>
             </w:r>
@@ -3629,18 +5175,19 @@
           </w:tcPr>
           <w:p>
             <w:pPr>
+              <w:spacing w:line="480" w:lineRule="auto"/>
               <w:jc w:val="center"/>
               <w:rPr>
-                <w:rFonts w:asciiTheme="majorBidi" w:hAnsiTheme="majorBidi" w:cstheme="majorBidi"/>
-                <w:sz w:val="20"/>
-                <w:szCs w:val="20"/>
+                <w:rFonts w:ascii="Times New Roman" w:hAnsi="Times New Roman" w:cs="Times New Roman"/>
+                <w:sz w:val="24"/>
+                <w:szCs w:val="24"/>
               </w:rPr>
             </w:pPr>
             <w:r>
               <w:rPr>
-                <w:rFonts w:asciiTheme="majorBidi" w:hAnsiTheme="majorBidi" w:cstheme="majorBidi"/>
-                <w:sz w:val="20"/>
-                <w:szCs w:val="20"/>
+                <w:rFonts w:ascii="Times New Roman" w:hAnsi="Times New Roman" w:cs="Times New Roman"/>
+                <w:sz w:val="24"/>
+                <w:szCs w:val="24"/>
               </w:rPr>
               <w:t>RL-based ITS (RELETAS) enables individualized learning using working memory &amp; ZPD models</w:t>
             </w:r>
@@ -3653,100 +5200,101 @@
           </w:tcPr>
           <w:p>
             <w:pPr>
+              <w:spacing w:line="480" w:lineRule="auto"/>
               <w:jc w:val="center"/>
               <w:rPr>
-                <w:rFonts w:asciiTheme="majorBidi" w:hAnsiTheme="majorBidi" w:cstheme="majorBidi"/>
-                <w:sz w:val="20"/>
-                <w:szCs w:val="20"/>
+                <w:rFonts w:ascii="Times New Roman" w:hAnsi="Times New Roman" w:cs="Times New Roman"/>
+                <w:sz w:val="24"/>
+                <w:szCs w:val="24"/>
               </w:rPr>
             </w:pPr>
             <w:proofErr w:type="spellStart"/>
             <w:r>
               <w:rPr>
-                <w:rFonts w:asciiTheme="majorBidi" w:hAnsiTheme="majorBidi" w:cstheme="majorBidi"/>
-                <w:sz w:val="20"/>
-                <w:szCs w:val="20"/>
+                <w:rFonts w:ascii="Times New Roman" w:hAnsi="Times New Roman" w:cs="Times New Roman"/>
+                <w:sz w:val="24"/>
+                <w:szCs w:val="24"/>
               </w:rPr>
               <w:t>SMARTe</w:t>
             </w:r>
             <w:proofErr w:type="spellEnd"/>
             <w:r>
               <w:rPr>
-                <w:rFonts w:asciiTheme="majorBidi" w:hAnsiTheme="majorBidi" w:cstheme="majorBidi"/>
-                <w:sz w:val="20"/>
-                <w:szCs w:val="20"/>
+                <w:rFonts w:ascii="Times New Roman" w:hAnsi="Times New Roman" w:cs="Times New Roman"/>
+                <w:sz w:val="24"/>
+                <w:szCs w:val="24"/>
               </w:rPr>
               <w:t xml:space="preserve">-VR, </w:t>
             </w:r>
             <w:proofErr w:type="spellStart"/>
             <w:r>
               <w:rPr>
-                <w:rFonts w:asciiTheme="majorBidi" w:hAnsiTheme="majorBidi" w:cstheme="majorBidi"/>
-                <w:sz w:val="20"/>
-                <w:szCs w:val="20"/>
+                <w:rFonts w:ascii="Times New Roman" w:hAnsi="Times New Roman" w:cs="Times New Roman"/>
+                <w:sz w:val="24"/>
+                <w:szCs w:val="24"/>
               </w:rPr>
               <w:t>EduAide</w:t>
             </w:r>
             <w:proofErr w:type="spellEnd"/>
             <w:r>
               <w:rPr>
-                <w:rFonts w:asciiTheme="majorBidi" w:hAnsiTheme="majorBidi" w:cstheme="majorBidi"/>
-                <w:sz w:val="20"/>
-                <w:szCs w:val="20"/>
+                <w:rFonts w:ascii="Times New Roman" w:hAnsi="Times New Roman" w:cs="Times New Roman"/>
+                <w:sz w:val="24"/>
+                <w:szCs w:val="24"/>
               </w:rPr>
               <w:t xml:space="preserve">, </w:t>
             </w:r>
             <w:proofErr w:type="spellStart"/>
             <w:r>
               <w:rPr>
-                <w:rFonts w:asciiTheme="majorBidi" w:hAnsiTheme="majorBidi" w:cstheme="majorBidi"/>
-                <w:sz w:val="20"/>
-                <w:szCs w:val="20"/>
+                <w:rFonts w:ascii="Times New Roman" w:hAnsi="Times New Roman" w:cs="Times New Roman"/>
+                <w:sz w:val="24"/>
+                <w:szCs w:val="24"/>
               </w:rPr>
               <w:t>VictoryXR</w:t>
             </w:r>
             <w:proofErr w:type="spellEnd"/>
             <w:r>
               <w:rPr>
-                <w:rFonts w:asciiTheme="majorBidi" w:hAnsiTheme="majorBidi" w:cstheme="majorBidi"/>
-                <w:sz w:val="20"/>
-                <w:szCs w:val="20"/>
+                <w:rFonts w:ascii="Times New Roman" w:hAnsi="Times New Roman" w:cs="Times New Roman"/>
+                <w:sz w:val="24"/>
+                <w:szCs w:val="24"/>
               </w:rPr>
               <w:t xml:space="preserve">: partial adaptivity; </w:t>
             </w:r>
             <w:proofErr w:type="spellStart"/>
             <w:r>
               <w:rPr>
-                <w:rFonts w:asciiTheme="majorBidi" w:hAnsiTheme="majorBidi" w:cstheme="majorBidi"/>
-                <w:sz w:val="20"/>
-                <w:szCs w:val="20"/>
+                <w:rFonts w:ascii="Times New Roman" w:hAnsi="Times New Roman" w:cs="Times New Roman"/>
+                <w:sz w:val="24"/>
+                <w:szCs w:val="24"/>
               </w:rPr>
               <w:t>TeachTown</w:t>
             </w:r>
             <w:proofErr w:type="spellEnd"/>
             <w:r>
               <w:rPr>
-                <w:rFonts w:asciiTheme="majorBidi" w:hAnsiTheme="majorBidi" w:cstheme="majorBidi"/>
-                <w:sz w:val="20"/>
-                <w:szCs w:val="20"/>
+                <w:rFonts w:ascii="Times New Roman" w:hAnsi="Times New Roman" w:cs="Times New Roman"/>
+                <w:sz w:val="24"/>
+                <w:szCs w:val="24"/>
               </w:rPr>
               <w:t>/</w:t>
             </w:r>
             <w:proofErr w:type="spellStart"/>
             <w:r>
               <w:rPr>
-                <w:rFonts w:asciiTheme="majorBidi" w:hAnsiTheme="majorBidi" w:cstheme="majorBidi"/>
-                <w:sz w:val="20"/>
-                <w:szCs w:val="20"/>
+                <w:rFonts w:ascii="Times New Roman" w:hAnsi="Times New Roman" w:cs="Times New Roman"/>
+                <w:sz w:val="24"/>
+                <w:szCs w:val="24"/>
               </w:rPr>
               <w:t>Otsimo</w:t>
             </w:r>
             <w:proofErr w:type="spellEnd"/>
             <w:r>
               <w:rPr>
-                <w:rFonts w:asciiTheme="majorBidi" w:hAnsiTheme="majorBidi" w:cstheme="majorBidi"/>
-                <w:sz w:val="20"/>
-                <w:szCs w:val="20"/>
+                <w:rFonts w:ascii="Times New Roman" w:hAnsi="Times New Roman" w:cs="Times New Roman"/>
+                <w:sz w:val="24"/>
+                <w:szCs w:val="24"/>
               </w:rPr>
               <w:t>: structured lessons</w:t>
             </w:r>
@@ -3759,18 +5307,19 @@
           </w:tcPr>
           <w:p>
             <w:pPr>
+              <w:spacing w:line="480" w:lineRule="auto"/>
               <w:jc w:val="center"/>
               <w:rPr>
-                <w:rFonts w:asciiTheme="majorBidi" w:hAnsiTheme="majorBidi" w:cstheme="majorBidi"/>
-                <w:sz w:val="20"/>
-                <w:szCs w:val="20"/>
+                <w:rFonts w:ascii="Times New Roman" w:hAnsi="Times New Roman" w:cs="Times New Roman"/>
+                <w:sz w:val="24"/>
+                <w:szCs w:val="24"/>
               </w:rPr>
             </w:pPr>
             <w:r>
               <w:rPr>
-                <w:rFonts w:asciiTheme="majorBidi" w:hAnsiTheme="majorBidi" w:cstheme="majorBidi"/>
-                <w:sz w:val="20"/>
-                <w:szCs w:val="20"/>
+                <w:rFonts w:ascii="Times New Roman" w:hAnsi="Times New Roman" w:cs="Times New Roman"/>
+                <w:sz w:val="24"/>
+                <w:szCs w:val="24"/>
               </w:rPr>
               <w:t>Real-time, fully personalized tutoring for autistic learners</w:t>
             </w:r>
@@ -3789,22 +5338,23 @@
           </w:tcPr>
           <w:p>
             <w:pPr>
+              <w:spacing w:line="480" w:lineRule="auto"/>
               <w:jc w:val="center"/>
               <w:rPr>
-                <w:rFonts w:asciiTheme="majorBidi" w:hAnsiTheme="majorBidi" w:cstheme="majorBidi"/>
+                <w:rFonts w:ascii="Times New Roman" w:hAnsi="Times New Roman" w:cs="Times New Roman"/>
                 <w:b/>
                 <w:bCs/>
-                <w:sz w:val="20"/>
-                <w:szCs w:val="20"/>
+                <w:sz w:val="24"/>
+                <w:szCs w:val="24"/>
               </w:rPr>
             </w:pPr>
             <w:r>
               <w:rPr>
-                <w:rFonts w:asciiTheme="majorBidi" w:hAnsiTheme="majorBidi" w:cstheme="majorBidi"/>
+                <w:rFonts w:ascii="Times New Roman" w:hAnsi="Times New Roman" w:cs="Times New Roman"/>
                 <w:b/>
                 <w:bCs/>
-                <w:sz w:val="20"/>
-                <w:szCs w:val="20"/>
+                <w:sz w:val="24"/>
+                <w:szCs w:val="24"/>
               </w:rPr>
               <w:t>Emotion / Engagement Monitoring</w:t>
             </w:r>
@@ -3817,20 +5367,30 @@
           </w:tcPr>
           <w:p>
             <w:pPr>
+              <w:spacing w:line="480" w:lineRule="auto"/>
               <w:jc w:val="center"/>
               <w:rPr>
-                <w:rFonts w:asciiTheme="majorBidi" w:hAnsiTheme="majorBidi" w:cstheme="majorBidi"/>
-                <w:sz w:val="20"/>
-                <w:szCs w:val="20"/>
+                <w:rFonts w:ascii="Times New Roman" w:hAnsi="Times New Roman" w:cs="Times New Roman"/>
+                <w:sz w:val="24"/>
+                <w:szCs w:val="24"/>
               </w:rPr>
             </w:pPr>
             <w:r>
               <w:rPr>
-                <w:rFonts w:asciiTheme="majorBidi" w:hAnsiTheme="majorBidi" w:cstheme="majorBidi"/>
-                <w:sz w:val="20"/>
-                <w:szCs w:val="20"/>
+                <w:rFonts w:ascii="Times New Roman" w:hAnsi="Times New Roman" w:cs="Times New Roman"/>
+                <w:sz w:val="24"/>
+                <w:szCs w:val="24"/>
               </w:rPr>
-              <w:t>Multimodal deep learning (visual, audio, text) allows low-latency emotion detection; temporal/contextual cues critical for ASD</w:t>
+              <w:t xml:space="preserve">Multimodal deep learning (visual, audio, text) allows low-latency emotion detection; temporal/contextual </w:t>
+            </w:r>
+            <w:r>
+              <w:rPr>
+                <w:rFonts w:ascii="Times New Roman" w:hAnsi="Times New Roman" w:cs="Times New Roman"/>
+                <w:sz w:val="24"/>
+                <w:szCs w:val="24"/>
+              </w:rPr>
+              <w:lastRenderedPageBreak/>
+              <w:t>cues critical for ASD</w:t>
             </w:r>
           </w:p>
         </w:tc>
@@ -3841,28 +5401,30 @@
           </w:tcPr>
           <w:p>
             <w:pPr>
+              <w:spacing w:line="480" w:lineRule="auto"/>
               <w:jc w:val="center"/>
               <w:rPr>
-                <w:rFonts w:asciiTheme="majorBidi" w:hAnsiTheme="majorBidi" w:cstheme="majorBidi"/>
-                <w:sz w:val="20"/>
-                <w:szCs w:val="20"/>
+                <w:rFonts w:ascii="Times New Roman" w:hAnsi="Times New Roman" w:cs="Times New Roman"/>
+                <w:sz w:val="24"/>
+                <w:szCs w:val="24"/>
               </w:rPr>
             </w:pPr>
             <w:proofErr w:type="spellStart"/>
             <w:r>
               <w:rPr>
-                <w:rFonts w:asciiTheme="majorBidi" w:hAnsiTheme="majorBidi" w:cstheme="majorBidi"/>
-                <w:sz w:val="20"/>
-                <w:szCs w:val="20"/>
+                <w:rFonts w:ascii="Times New Roman" w:hAnsi="Times New Roman" w:cs="Times New Roman"/>
+                <w:sz w:val="24"/>
+                <w:szCs w:val="24"/>
               </w:rPr>
+              <w:lastRenderedPageBreak/>
               <w:t>SMARTe</w:t>
             </w:r>
             <w:proofErr w:type="spellEnd"/>
             <w:r>
               <w:rPr>
-                <w:rFonts w:asciiTheme="majorBidi" w:hAnsiTheme="majorBidi" w:cstheme="majorBidi"/>
-                <w:sz w:val="20"/>
-                <w:szCs w:val="20"/>
+                <w:rFonts w:ascii="Times New Roman" w:hAnsi="Times New Roman" w:cs="Times New Roman"/>
+                <w:sz w:val="24"/>
+                <w:szCs w:val="24"/>
               </w:rPr>
               <w:t>-VR: adult-trained models; others: minimal/no emotion tracking</w:t>
             </w:r>
@@ -3875,18 +5437,19 @@
           </w:tcPr>
           <w:p>
             <w:pPr>
+              <w:spacing w:line="480" w:lineRule="auto"/>
               <w:jc w:val="center"/>
               <w:rPr>
-                <w:rFonts w:asciiTheme="majorBidi" w:hAnsiTheme="majorBidi" w:cstheme="majorBidi"/>
-                <w:sz w:val="20"/>
-                <w:szCs w:val="20"/>
+                <w:rFonts w:ascii="Times New Roman" w:hAnsi="Times New Roman" w:cs="Times New Roman"/>
+                <w:sz w:val="24"/>
+                <w:szCs w:val="24"/>
               </w:rPr>
             </w:pPr>
             <w:r>
               <w:rPr>
-                <w:rFonts w:asciiTheme="majorBidi" w:hAnsiTheme="majorBidi" w:cstheme="majorBidi"/>
-                <w:sz w:val="20"/>
-                <w:szCs w:val="20"/>
+                <w:rFonts w:ascii="Times New Roman" w:hAnsi="Times New Roman" w:cs="Times New Roman"/>
+                <w:sz w:val="24"/>
+                <w:szCs w:val="24"/>
               </w:rPr>
               <w:t>Real-time monitoring tailored to ASD, including stress and voice tone</w:t>
             </w:r>
@@ -3905,22 +5468,23 @@
           </w:tcPr>
           <w:p>
             <w:pPr>
+              <w:spacing w:line="480" w:lineRule="auto"/>
               <w:jc w:val="center"/>
               <w:rPr>
-                <w:rFonts w:asciiTheme="majorBidi" w:hAnsiTheme="majorBidi" w:cstheme="majorBidi"/>
+                <w:rFonts w:ascii="Times New Roman" w:hAnsi="Times New Roman" w:cs="Times New Roman"/>
                 <w:b/>
                 <w:bCs/>
-                <w:sz w:val="20"/>
-                <w:szCs w:val="20"/>
+                <w:sz w:val="24"/>
+                <w:szCs w:val="24"/>
               </w:rPr>
             </w:pPr>
             <w:r>
               <w:rPr>
-                <w:rFonts w:asciiTheme="majorBidi" w:hAnsiTheme="majorBidi" w:cstheme="majorBidi"/>
+                <w:rFonts w:ascii="Times New Roman" w:hAnsi="Times New Roman" w:cs="Times New Roman"/>
                 <w:b/>
                 <w:bCs/>
-                <w:sz w:val="20"/>
-                <w:szCs w:val="20"/>
+                <w:sz w:val="24"/>
+                <w:szCs w:val="24"/>
               </w:rPr>
               <w:t>Localization</w:t>
             </w:r>
@@ -3933,18 +5497,19 @@
           </w:tcPr>
           <w:p>
             <w:pPr>
+              <w:spacing w:line="480" w:lineRule="auto"/>
               <w:jc w:val="center"/>
               <w:rPr>
-                <w:rFonts w:asciiTheme="majorBidi" w:hAnsiTheme="majorBidi" w:cstheme="majorBidi"/>
-                <w:sz w:val="20"/>
-                <w:szCs w:val="20"/>
+                <w:rFonts w:ascii="Times New Roman" w:hAnsi="Times New Roman" w:cs="Times New Roman"/>
+                <w:sz w:val="24"/>
+                <w:szCs w:val="24"/>
               </w:rPr>
             </w:pPr>
             <w:r>
               <w:rPr>
-                <w:rFonts w:asciiTheme="majorBidi" w:hAnsiTheme="majorBidi" w:cstheme="majorBidi"/>
-                <w:sz w:val="20"/>
-                <w:szCs w:val="20"/>
+                <w:rFonts w:ascii="Times New Roman" w:hAnsi="Times New Roman" w:cs="Times New Roman"/>
+                <w:sz w:val="24"/>
+                <w:szCs w:val="24"/>
               </w:rPr>
               <w:t>Effective learning requires content aligned with local language &amp; culture</w:t>
             </w:r>
@@ -3957,18 +5522,19 @@
           </w:tcPr>
           <w:p>
             <w:pPr>
+              <w:spacing w:line="480" w:lineRule="auto"/>
               <w:jc w:val="center"/>
               <w:rPr>
-                <w:rFonts w:asciiTheme="majorBidi" w:hAnsiTheme="majorBidi" w:cstheme="majorBidi"/>
-                <w:sz w:val="20"/>
-                <w:szCs w:val="20"/>
+                <w:rFonts w:ascii="Times New Roman" w:hAnsi="Times New Roman" w:cs="Times New Roman"/>
+                <w:sz w:val="24"/>
+                <w:szCs w:val="24"/>
               </w:rPr>
             </w:pPr>
             <w:r>
               <w:rPr>
-                <w:rFonts w:asciiTheme="majorBidi" w:hAnsiTheme="majorBidi" w:cstheme="majorBidi"/>
-                <w:sz w:val="20"/>
-                <w:szCs w:val="20"/>
+                <w:rFonts w:ascii="Times New Roman" w:hAnsi="Times New Roman" w:cs="Times New Roman"/>
+                <w:sz w:val="24"/>
+                <w:szCs w:val="24"/>
               </w:rPr>
               <w:t>None fully localized to Arabic/Egyptian curriculum</w:t>
             </w:r>
@@ -3981,18 +5547,19 @@
           </w:tcPr>
           <w:p>
             <w:pPr>
+              <w:spacing w:line="480" w:lineRule="auto"/>
               <w:jc w:val="center"/>
               <w:rPr>
-                <w:rFonts w:asciiTheme="majorBidi" w:hAnsiTheme="majorBidi" w:cstheme="majorBidi"/>
-                <w:sz w:val="20"/>
-                <w:szCs w:val="20"/>
+                <w:rFonts w:ascii="Times New Roman" w:hAnsi="Times New Roman" w:cs="Times New Roman"/>
+                <w:sz w:val="24"/>
+                <w:szCs w:val="24"/>
               </w:rPr>
             </w:pPr>
             <w:r>
               <w:rPr>
-                <w:rFonts w:asciiTheme="majorBidi" w:hAnsiTheme="majorBidi" w:cstheme="majorBidi"/>
-                <w:sz w:val="20"/>
-                <w:szCs w:val="20"/>
+                <w:rFonts w:ascii="Times New Roman" w:hAnsi="Times New Roman" w:cs="Times New Roman"/>
+                <w:sz w:val="24"/>
+                <w:szCs w:val="24"/>
               </w:rPr>
               <w:t>Culturally relevant lessons, UIs, and interactions for Egyptian context</w:t>
             </w:r>
@@ -4011,22 +5578,23 @@
           </w:tcPr>
           <w:p>
             <w:pPr>
+              <w:spacing w:line="480" w:lineRule="auto"/>
               <w:jc w:val="center"/>
               <w:rPr>
-                <w:rFonts w:asciiTheme="majorBidi" w:hAnsiTheme="majorBidi" w:cstheme="majorBidi"/>
+                <w:rFonts w:ascii="Times New Roman" w:hAnsi="Times New Roman" w:cs="Times New Roman"/>
                 <w:b/>
                 <w:bCs/>
-                <w:sz w:val="20"/>
-                <w:szCs w:val="20"/>
+                <w:sz w:val="24"/>
+                <w:szCs w:val="24"/>
               </w:rPr>
             </w:pPr>
             <w:r>
               <w:rPr>
-                <w:rFonts w:asciiTheme="majorBidi" w:hAnsiTheme="majorBidi" w:cstheme="majorBidi"/>
+                <w:rFonts w:ascii="Times New Roman" w:hAnsi="Times New Roman" w:cs="Times New Roman"/>
                 <w:b/>
                 <w:bCs/>
-                <w:sz w:val="20"/>
-                <w:szCs w:val="20"/>
+                <w:sz w:val="24"/>
+                <w:szCs w:val="24"/>
               </w:rPr>
               <w:t>Stakeholder Integration</w:t>
             </w:r>
@@ -4039,18 +5607,19 @@
           </w:tcPr>
           <w:p>
             <w:pPr>
+              <w:spacing w:line="480" w:lineRule="auto"/>
               <w:jc w:val="center"/>
               <w:rPr>
-                <w:rFonts w:asciiTheme="majorBidi" w:hAnsiTheme="majorBidi" w:cstheme="majorBidi"/>
-                <w:sz w:val="20"/>
-                <w:szCs w:val="20"/>
+                <w:rFonts w:ascii="Times New Roman" w:hAnsi="Times New Roman" w:cs="Times New Roman"/>
+                <w:sz w:val="24"/>
+                <w:szCs w:val="24"/>
               </w:rPr>
             </w:pPr>
             <w:r>
               <w:rPr>
-                <w:rFonts w:asciiTheme="majorBidi" w:hAnsiTheme="majorBidi" w:cstheme="majorBidi"/>
-                <w:sz w:val="20"/>
-                <w:szCs w:val="20"/>
+                <w:rFonts w:ascii="Times New Roman" w:hAnsi="Times New Roman" w:cs="Times New Roman"/>
+                <w:sz w:val="24"/>
+                <w:szCs w:val="24"/>
               </w:rPr>
               <w:t>Affective knowledge tracing works best when combining home, school, therapy data</w:t>
             </w:r>
@@ -4063,91 +5632,92 @@
           </w:tcPr>
           <w:p>
             <w:pPr>
+              <w:spacing w:line="480" w:lineRule="auto"/>
               <w:jc w:val="center"/>
               <w:rPr>
-                <w:rFonts w:asciiTheme="majorBidi" w:hAnsiTheme="majorBidi" w:cstheme="majorBidi"/>
-                <w:sz w:val="20"/>
-                <w:szCs w:val="20"/>
+                <w:rFonts w:ascii="Times New Roman" w:hAnsi="Times New Roman" w:cs="Times New Roman"/>
+                <w:sz w:val="24"/>
+                <w:szCs w:val="24"/>
               </w:rPr>
             </w:pPr>
             <w:proofErr w:type="spellStart"/>
             <w:r>
               <w:rPr>
-                <w:rFonts w:asciiTheme="majorBidi" w:hAnsiTheme="majorBidi" w:cstheme="majorBidi"/>
-                <w:sz w:val="20"/>
-                <w:szCs w:val="20"/>
+                <w:rFonts w:ascii="Times New Roman" w:hAnsi="Times New Roman" w:cs="Times New Roman"/>
+                <w:sz w:val="24"/>
+                <w:szCs w:val="24"/>
               </w:rPr>
               <w:t>Otsimo</w:t>
             </w:r>
             <w:proofErr w:type="spellEnd"/>
             <w:r>
               <w:rPr>
-                <w:rFonts w:asciiTheme="majorBidi" w:hAnsiTheme="majorBidi" w:cstheme="majorBidi"/>
-                <w:sz w:val="20"/>
-                <w:szCs w:val="20"/>
+                <w:rFonts w:ascii="Times New Roman" w:hAnsi="Times New Roman" w:cs="Times New Roman"/>
+                <w:sz w:val="24"/>
+                <w:szCs w:val="24"/>
               </w:rPr>
               <w:t xml:space="preserve">: home only; </w:t>
             </w:r>
             <w:proofErr w:type="spellStart"/>
             <w:r>
               <w:rPr>
-                <w:rFonts w:asciiTheme="majorBidi" w:hAnsiTheme="majorBidi" w:cstheme="majorBidi"/>
-                <w:sz w:val="20"/>
-                <w:szCs w:val="20"/>
+                <w:rFonts w:ascii="Times New Roman" w:hAnsi="Times New Roman" w:cs="Times New Roman"/>
+                <w:sz w:val="24"/>
+                <w:szCs w:val="24"/>
               </w:rPr>
               <w:t>TeachTown</w:t>
             </w:r>
             <w:proofErr w:type="spellEnd"/>
             <w:r>
               <w:rPr>
-                <w:rFonts w:asciiTheme="majorBidi" w:hAnsiTheme="majorBidi" w:cstheme="majorBidi"/>
-                <w:sz w:val="20"/>
-                <w:szCs w:val="20"/>
+                <w:rFonts w:ascii="Times New Roman" w:hAnsi="Times New Roman" w:cs="Times New Roman"/>
+                <w:sz w:val="24"/>
+                <w:szCs w:val="24"/>
               </w:rPr>
               <w:t xml:space="preserve">: </w:t>
             </w:r>
             <w:proofErr w:type="spellStart"/>
             <w:r>
               <w:rPr>
-                <w:rFonts w:asciiTheme="majorBidi" w:hAnsiTheme="majorBidi" w:cstheme="majorBidi"/>
-                <w:sz w:val="20"/>
-                <w:szCs w:val="20"/>
+                <w:rFonts w:ascii="Times New Roman" w:hAnsi="Times New Roman" w:cs="Times New Roman"/>
+                <w:sz w:val="24"/>
+                <w:szCs w:val="24"/>
               </w:rPr>
               <w:t>school+clinician</w:t>
             </w:r>
             <w:proofErr w:type="spellEnd"/>
             <w:r>
               <w:rPr>
-                <w:rFonts w:asciiTheme="majorBidi" w:hAnsiTheme="majorBidi" w:cstheme="majorBidi"/>
-                <w:sz w:val="20"/>
-                <w:szCs w:val="20"/>
+                <w:rFonts w:ascii="Times New Roman" w:hAnsi="Times New Roman" w:cs="Times New Roman"/>
+                <w:sz w:val="24"/>
+                <w:szCs w:val="24"/>
               </w:rPr>
               <w:t xml:space="preserve">; </w:t>
             </w:r>
             <w:proofErr w:type="spellStart"/>
             <w:r>
               <w:rPr>
-                <w:rFonts w:asciiTheme="majorBidi" w:hAnsiTheme="majorBidi" w:cstheme="majorBidi"/>
-                <w:sz w:val="20"/>
-                <w:szCs w:val="20"/>
+                <w:rFonts w:ascii="Times New Roman" w:hAnsi="Times New Roman" w:cs="Times New Roman"/>
+                <w:sz w:val="24"/>
+                <w:szCs w:val="24"/>
               </w:rPr>
               <w:t>EduAide</w:t>
             </w:r>
             <w:proofErr w:type="spellEnd"/>
             <w:r>
               <w:rPr>
-                <w:rFonts w:asciiTheme="majorBidi" w:hAnsiTheme="majorBidi" w:cstheme="majorBidi"/>
-                <w:sz w:val="20"/>
-                <w:szCs w:val="20"/>
+                <w:rFonts w:ascii="Times New Roman" w:hAnsi="Times New Roman" w:cs="Times New Roman"/>
+                <w:sz w:val="24"/>
+                <w:szCs w:val="24"/>
               </w:rPr>
               <w:t xml:space="preserve">: </w:t>
             </w:r>
             <w:proofErr w:type="spellStart"/>
             <w:r>
               <w:rPr>
-                <w:rFonts w:asciiTheme="majorBidi" w:hAnsiTheme="majorBidi" w:cstheme="majorBidi"/>
-                <w:sz w:val="20"/>
-                <w:szCs w:val="20"/>
+                <w:rFonts w:ascii="Times New Roman" w:hAnsi="Times New Roman" w:cs="Times New Roman"/>
+                <w:sz w:val="24"/>
+                <w:szCs w:val="24"/>
               </w:rPr>
               <w:t>teacher+parent</w:t>
             </w:r>
@@ -4161,18 +5731,19 @@
           </w:tcPr>
           <w:p>
             <w:pPr>
+              <w:spacing w:line="480" w:lineRule="auto"/>
               <w:jc w:val="center"/>
               <w:rPr>
-                <w:rFonts w:asciiTheme="majorBidi" w:hAnsiTheme="majorBidi" w:cstheme="majorBidi"/>
-                <w:sz w:val="20"/>
-                <w:szCs w:val="20"/>
+                <w:rFonts w:ascii="Times New Roman" w:hAnsi="Times New Roman" w:cs="Times New Roman"/>
+                <w:sz w:val="24"/>
+                <w:szCs w:val="24"/>
               </w:rPr>
             </w:pPr>
             <w:r>
               <w:rPr>
-                <w:rFonts w:asciiTheme="majorBidi" w:hAnsiTheme="majorBidi" w:cstheme="majorBidi"/>
-                <w:sz w:val="20"/>
-                <w:szCs w:val="20"/>
+                <w:rFonts w:ascii="Times New Roman" w:hAnsi="Times New Roman" w:cs="Times New Roman"/>
+                <w:sz w:val="24"/>
+                <w:szCs w:val="24"/>
               </w:rPr>
               <w:t>Centralized dashboards for teachers, parents, and experts with combined insights</w:t>
             </w:r>
@@ -4191,22 +5762,23 @@
           </w:tcPr>
           <w:p>
             <w:pPr>
+              <w:spacing w:line="480" w:lineRule="auto"/>
               <w:jc w:val="center"/>
               <w:rPr>
-                <w:rFonts w:asciiTheme="majorBidi" w:hAnsiTheme="majorBidi" w:cstheme="majorBidi"/>
+                <w:rFonts w:ascii="Times New Roman" w:hAnsi="Times New Roman" w:cs="Times New Roman"/>
                 <w:b/>
                 <w:bCs/>
-                <w:sz w:val="20"/>
-                <w:szCs w:val="20"/>
+                <w:sz w:val="24"/>
+                <w:szCs w:val="24"/>
               </w:rPr>
             </w:pPr>
             <w:r>
               <w:rPr>
-                <w:rFonts w:asciiTheme="majorBidi" w:hAnsiTheme="majorBidi" w:cstheme="majorBidi"/>
+                <w:rFonts w:ascii="Times New Roman" w:hAnsi="Times New Roman" w:cs="Times New Roman"/>
                 <w:b/>
                 <w:bCs/>
-                <w:sz w:val="20"/>
-                <w:szCs w:val="20"/>
+                <w:sz w:val="24"/>
+                <w:szCs w:val="24"/>
               </w:rPr>
               <w:t>ASD-Friendly UI</w:t>
             </w:r>
@@ -4219,18 +5791,19 @@
           </w:tcPr>
           <w:p>
             <w:pPr>
+              <w:spacing w:line="480" w:lineRule="auto"/>
               <w:jc w:val="center"/>
               <w:rPr>
-                <w:rFonts w:asciiTheme="majorBidi" w:hAnsiTheme="majorBidi" w:cstheme="majorBidi"/>
-                <w:sz w:val="20"/>
-                <w:szCs w:val="20"/>
+                <w:rFonts w:ascii="Times New Roman" w:hAnsi="Times New Roman" w:cs="Times New Roman"/>
+                <w:sz w:val="24"/>
+                <w:szCs w:val="24"/>
               </w:rPr>
             </w:pPr>
             <w:r>
               <w:rPr>
-                <w:rFonts w:asciiTheme="majorBidi" w:hAnsiTheme="majorBidi" w:cstheme="majorBidi"/>
-                <w:sz w:val="20"/>
-                <w:szCs w:val="20"/>
+                <w:rFonts w:ascii="Times New Roman" w:hAnsi="Times New Roman" w:cs="Times New Roman"/>
+                <w:sz w:val="24"/>
+                <w:szCs w:val="24"/>
               </w:rPr>
               <w:t>Low-intrusion cues (latency, persistence) more reliable than standard facial models; minimize overstimulation</w:t>
             </w:r>
@@ -4243,64 +5816,65 @@
           </w:tcPr>
           <w:p>
             <w:pPr>
+              <w:spacing w:line="480" w:lineRule="auto"/>
               <w:jc w:val="center"/>
               <w:rPr>
-                <w:rFonts w:asciiTheme="majorBidi" w:hAnsiTheme="majorBidi" w:cstheme="majorBidi"/>
-                <w:sz w:val="20"/>
-                <w:szCs w:val="20"/>
+                <w:rFonts w:ascii="Times New Roman" w:hAnsi="Times New Roman" w:cs="Times New Roman"/>
+                <w:sz w:val="24"/>
+                <w:szCs w:val="24"/>
               </w:rPr>
             </w:pPr>
             <w:proofErr w:type="spellStart"/>
             <w:r>
               <w:rPr>
-                <w:rFonts w:asciiTheme="majorBidi" w:hAnsiTheme="majorBidi" w:cstheme="majorBidi"/>
-                <w:sz w:val="20"/>
-                <w:szCs w:val="20"/>
+                <w:rFonts w:ascii="Times New Roman" w:hAnsi="Times New Roman" w:cs="Times New Roman"/>
+                <w:sz w:val="24"/>
+                <w:szCs w:val="24"/>
               </w:rPr>
               <w:t>SMARTe</w:t>
             </w:r>
             <w:proofErr w:type="spellEnd"/>
             <w:r>
               <w:rPr>
-                <w:rFonts w:asciiTheme="majorBidi" w:hAnsiTheme="majorBidi" w:cstheme="majorBidi"/>
-                <w:sz w:val="20"/>
-                <w:szCs w:val="20"/>
+                <w:rFonts w:ascii="Times New Roman" w:hAnsi="Times New Roman" w:cs="Times New Roman"/>
+                <w:sz w:val="24"/>
+                <w:szCs w:val="24"/>
               </w:rPr>
               <w:t xml:space="preserve">-VR: VR overstimulating; </w:t>
             </w:r>
             <w:proofErr w:type="spellStart"/>
             <w:r>
               <w:rPr>
-                <w:rFonts w:asciiTheme="majorBidi" w:hAnsiTheme="majorBidi" w:cstheme="majorBidi"/>
-                <w:sz w:val="20"/>
-                <w:szCs w:val="20"/>
+                <w:rFonts w:ascii="Times New Roman" w:hAnsi="Times New Roman" w:cs="Times New Roman"/>
+                <w:sz w:val="24"/>
+                <w:szCs w:val="24"/>
               </w:rPr>
               <w:t>VictoryXR</w:t>
             </w:r>
             <w:proofErr w:type="spellEnd"/>
             <w:r>
               <w:rPr>
-                <w:rFonts w:asciiTheme="majorBidi" w:hAnsiTheme="majorBidi" w:cstheme="majorBidi"/>
-                <w:sz w:val="20"/>
-                <w:szCs w:val="20"/>
+                <w:rFonts w:ascii="Times New Roman" w:hAnsi="Times New Roman" w:cs="Times New Roman"/>
+                <w:sz w:val="24"/>
+                <w:szCs w:val="24"/>
               </w:rPr>
               <w:t xml:space="preserve">: complex; </w:t>
             </w:r>
             <w:proofErr w:type="spellStart"/>
             <w:r>
               <w:rPr>
-                <w:rFonts w:asciiTheme="majorBidi" w:hAnsiTheme="majorBidi" w:cstheme="majorBidi"/>
-                <w:sz w:val="20"/>
-                <w:szCs w:val="20"/>
+                <w:rFonts w:ascii="Times New Roman" w:hAnsi="Times New Roman" w:cs="Times New Roman"/>
+                <w:sz w:val="24"/>
+                <w:szCs w:val="24"/>
               </w:rPr>
               <w:t>Otsimo</w:t>
             </w:r>
             <w:proofErr w:type="spellEnd"/>
             <w:r>
               <w:rPr>
-                <w:rFonts w:asciiTheme="majorBidi" w:hAnsiTheme="majorBidi" w:cstheme="majorBidi"/>
-                <w:sz w:val="20"/>
-                <w:szCs w:val="20"/>
+                <w:rFonts w:ascii="Times New Roman" w:hAnsi="Times New Roman" w:cs="Times New Roman"/>
+                <w:sz w:val="24"/>
+                <w:szCs w:val="24"/>
               </w:rPr>
               <w:t>: simple but drill-focused</w:t>
             </w:r>
@@ -4313,18 +5887,19 @@
           </w:tcPr>
           <w:p>
             <w:pPr>
+              <w:spacing w:line="480" w:lineRule="auto"/>
               <w:jc w:val="center"/>
               <w:rPr>
-                <w:rFonts w:asciiTheme="majorBidi" w:hAnsiTheme="majorBidi" w:cstheme="majorBidi"/>
-                <w:sz w:val="20"/>
-                <w:szCs w:val="20"/>
+                <w:rFonts w:ascii="Times New Roman" w:hAnsi="Times New Roman" w:cs="Times New Roman"/>
+                <w:sz w:val="24"/>
+                <w:szCs w:val="24"/>
               </w:rPr>
             </w:pPr>
             <w:r>
               <w:rPr>
-                <w:rFonts w:asciiTheme="majorBidi" w:hAnsiTheme="majorBidi" w:cstheme="majorBidi"/>
-                <w:sz w:val="20"/>
-                <w:szCs w:val="20"/>
+                <w:rFonts w:ascii="Times New Roman" w:hAnsi="Times New Roman" w:cs="Times New Roman"/>
+                <w:sz w:val="24"/>
+                <w:szCs w:val="24"/>
               </w:rPr>
               <w:t>Predictable, sensory-sensitive interfaces with optional gamified/adaptive elements</w:t>
             </w:r>
@@ -4343,22 +5918,23 @@
           </w:tcPr>
           <w:p>
             <w:pPr>
+              <w:spacing w:line="480" w:lineRule="auto"/>
               <w:jc w:val="center"/>
               <w:rPr>
-                <w:rFonts w:asciiTheme="majorBidi" w:hAnsiTheme="majorBidi" w:cstheme="majorBidi"/>
+                <w:rFonts w:ascii="Times New Roman" w:hAnsi="Times New Roman" w:cs="Times New Roman"/>
                 <w:b/>
                 <w:bCs/>
-                <w:sz w:val="20"/>
-                <w:szCs w:val="20"/>
+                <w:sz w:val="24"/>
+                <w:szCs w:val="24"/>
               </w:rPr>
             </w:pPr>
             <w:r>
               <w:rPr>
-                <w:rFonts w:asciiTheme="majorBidi" w:hAnsiTheme="majorBidi" w:cstheme="majorBidi"/>
+                <w:rFonts w:ascii="Times New Roman" w:hAnsi="Times New Roman" w:cs="Times New Roman"/>
                 <w:b/>
                 <w:bCs/>
-                <w:sz w:val="20"/>
-                <w:szCs w:val="20"/>
+                <w:sz w:val="24"/>
+                <w:szCs w:val="24"/>
               </w:rPr>
               <w:t>AI Content &amp; Gamification</w:t>
             </w:r>
@@ -4371,20 +5947,30 @@
           </w:tcPr>
           <w:p>
             <w:pPr>
+              <w:spacing w:line="480" w:lineRule="auto"/>
               <w:jc w:val="center"/>
               <w:rPr>
-                <w:rFonts w:asciiTheme="majorBidi" w:hAnsiTheme="majorBidi" w:cstheme="majorBidi"/>
-                <w:sz w:val="20"/>
-                <w:szCs w:val="20"/>
+                <w:rFonts w:ascii="Times New Roman" w:hAnsi="Times New Roman" w:cs="Times New Roman"/>
+                <w:sz w:val="24"/>
+                <w:szCs w:val="24"/>
               </w:rPr>
             </w:pPr>
             <w:r>
               <w:rPr>
-                <w:rFonts w:asciiTheme="majorBidi" w:hAnsiTheme="majorBidi" w:cstheme="majorBidi"/>
-                <w:sz w:val="20"/>
-                <w:szCs w:val="20"/>
+                <w:rFonts w:ascii="Times New Roman" w:hAnsi="Times New Roman" w:cs="Times New Roman"/>
+                <w:sz w:val="24"/>
+                <w:szCs w:val="24"/>
               </w:rPr>
-              <w:t>AI content generation + gamification boosts engagement and supports differentiated instruction</w:t>
+              <w:t xml:space="preserve">AI content generation + gamification boosts </w:t>
+            </w:r>
+            <w:r>
+              <w:rPr>
+                <w:rFonts w:ascii="Times New Roman" w:hAnsi="Times New Roman" w:cs="Times New Roman"/>
+                <w:sz w:val="24"/>
+                <w:szCs w:val="24"/>
+              </w:rPr>
+              <w:lastRenderedPageBreak/>
+              <w:t>engagement and supports differentiated instruction</w:t>
             </w:r>
           </w:p>
         </w:tc>
@@ -4395,64 +5981,67 @@
           </w:tcPr>
           <w:p>
             <w:pPr>
+              <w:spacing w:line="480" w:lineRule="auto"/>
               <w:jc w:val="center"/>
               <w:rPr>
-                <w:rFonts w:asciiTheme="majorBidi" w:hAnsiTheme="majorBidi" w:cstheme="majorBidi"/>
-                <w:sz w:val="20"/>
-                <w:szCs w:val="20"/>
+                <w:rFonts w:ascii="Times New Roman" w:hAnsi="Times New Roman" w:cs="Times New Roman"/>
+                <w:sz w:val="24"/>
+                <w:szCs w:val="24"/>
               </w:rPr>
             </w:pPr>
             <w:proofErr w:type="spellStart"/>
             <w:r>
               <w:rPr>
-                <w:rFonts w:asciiTheme="majorBidi" w:hAnsiTheme="majorBidi" w:cstheme="majorBidi"/>
-                <w:sz w:val="20"/>
-                <w:szCs w:val="20"/>
+                <w:rFonts w:ascii="Times New Roman" w:hAnsi="Times New Roman" w:cs="Times New Roman"/>
+                <w:sz w:val="24"/>
+                <w:szCs w:val="24"/>
               </w:rPr>
+              <w:lastRenderedPageBreak/>
               <w:t>EduAide</w:t>
             </w:r>
             <w:proofErr w:type="spellEnd"/>
             <w:r>
               <w:rPr>
-                <w:rFonts w:asciiTheme="majorBidi" w:hAnsiTheme="majorBidi" w:cstheme="majorBidi"/>
-                <w:sz w:val="20"/>
-                <w:szCs w:val="20"/>
+                <w:rFonts w:ascii="Times New Roman" w:hAnsi="Times New Roman" w:cs="Times New Roman"/>
+                <w:sz w:val="24"/>
+                <w:szCs w:val="24"/>
               </w:rPr>
               <w:t xml:space="preserve">: AI lessons; </w:t>
             </w:r>
             <w:proofErr w:type="spellStart"/>
             <w:r>
               <w:rPr>
-                <w:rFonts w:asciiTheme="majorBidi" w:hAnsiTheme="majorBidi" w:cstheme="majorBidi"/>
-                <w:sz w:val="20"/>
-                <w:szCs w:val="20"/>
+                <w:rFonts w:ascii="Times New Roman" w:hAnsi="Times New Roman" w:cs="Times New Roman"/>
+                <w:sz w:val="24"/>
+                <w:szCs w:val="24"/>
               </w:rPr>
               <w:t>Otsimo</w:t>
             </w:r>
             <w:proofErr w:type="spellEnd"/>
             <w:r>
               <w:rPr>
-                <w:rFonts w:asciiTheme="majorBidi" w:hAnsiTheme="majorBidi" w:cstheme="majorBidi"/>
-                <w:sz w:val="20"/>
-                <w:szCs w:val="20"/>
+                <w:rFonts w:ascii="Times New Roman" w:hAnsi="Times New Roman" w:cs="Times New Roman"/>
+                <w:sz w:val="24"/>
+                <w:szCs w:val="24"/>
               </w:rPr>
               <w:t xml:space="preserve">: gamified exercises; </w:t>
             </w:r>
             <w:proofErr w:type="spellStart"/>
             <w:r>
               <w:rPr>
-                <w:rFonts w:asciiTheme="majorBidi" w:hAnsiTheme="majorBidi" w:cstheme="majorBidi"/>
-                <w:sz w:val="20"/>
-                <w:szCs w:val="20"/>
+                <w:rFonts w:ascii="Times New Roman" w:hAnsi="Times New Roman" w:cs="Times New Roman"/>
+                <w:sz w:val="24"/>
+                <w:szCs w:val="24"/>
               </w:rPr>
+              <w:lastRenderedPageBreak/>
               <w:t>VictoryXR</w:t>
             </w:r>
             <w:proofErr w:type="spellEnd"/>
             <w:r>
               <w:rPr>
-                <w:rFonts w:asciiTheme="majorBidi" w:hAnsiTheme="majorBidi" w:cstheme="majorBidi"/>
-                <w:sz w:val="20"/>
-                <w:szCs w:val="20"/>
+                <w:rFonts w:ascii="Times New Roman" w:hAnsi="Times New Roman" w:cs="Times New Roman"/>
+                <w:sz w:val="24"/>
+                <w:szCs w:val="24"/>
               </w:rPr>
               <w:t>: AI avatars</w:t>
             </w:r>
@@ -4465,20 +6054,31 @@
           </w:tcPr>
           <w:p>
             <w:pPr>
+              <w:spacing w:line="480" w:lineRule="auto"/>
               <w:jc w:val="center"/>
               <w:rPr>
-                <w:rFonts w:asciiTheme="majorBidi" w:hAnsiTheme="majorBidi" w:cstheme="majorBidi"/>
-                <w:sz w:val="20"/>
-                <w:szCs w:val="20"/>
+                <w:rFonts w:ascii="Times New Roman" w:hAnsi="Times New Roman" w:cs="Times New Roman"/>
+                <w:sz w:val="24"/>
+                <w:szCs w:val="24"/>
               </w:rPr>
             </w:pPr>
             <w:r>
               <w:rPr>
-                <w:rFonts w:asciiTheme="majorBidi" w:hAnsiTheme="majorBidi" w:cstheme="majorBidi"/>
-                <w:sz w:val="20"/>
-                <w:szCs w:val="20"/>
+                <w:rFonts w:ascii="Times New Roman" w:hAnsi="Times New Roman" w:cs="Times New Roman"/>
+                <w:sz w:val="24"/>
+                <w:szCs w:val="24"/>
               </w:rPr>
-              <w:t>Integrated, culturally adapted, ASD-friendly AI content with gamification</w:t>
+              <w:lastRenderedPageBreak/>
+              <w:t xml:space="preserve">Integrated, culturally adapted, ASD-friendly AI </w:t>
+            </w:r>
+            <w:r>
+              <w:rPr>
+                <w:rFonts w:ascii="Times New Roman" w:hAnsi="Times New Roman" w:cs="Times New Roman"/>
+                <w:sz w:val="24"/>
+                <w:szCs w:val="24"/>
+              </w:rPr>
+              <w:lastRenderedPageBreak/>
+              <w:t>content with gamification</w:t>
             </w:r>
           </w:p>
         </w:tc>
@@ -4495,23 +6095,25 @@
           </w:tcPr>
           <w:p>
             <w:pPr>
+              <w:spacing w:line="480" w:lineRule="auto"/>
               <w:jc w:val="center"/>
               <w:rPr>
-                <w:rFonts w:asciiTheme="majorBidi" w:hAnsiTheme="majorBidi" w:cstheme="majorBidi"/>
+                <w:rFonts w:ascii="Times New Roman" w:hAnsi="Times New Roman" w:cs="Times New Roman"/>
                 <w:b/>
                 <w:bCs/>
-                <w:sz w:val="20"/>
-                <w:szCs w:val="20"/>
+                <w:sz w:val="24"/>
+                <w:szCs w:val="24"/>
               </w:rPr>
             </w:pPr>
             <w:r>
               <w:rPr>
-                <w:rFonts w:asciiTheme="majorBidi" w:hAnsiTheme="majorBidi" w:cstheme="majorBidi"/>
+                <w:rFonts w:ascii="Times New Roman" w:hAnsi="Times New Roman" w:cs="Times New Roman"/>
                 <w:b/>
                 <w:bCs/>
-                <w:sz w:val="20"/>
-                <w:szCs w:val="20"/>
+                <w:sz w:val="24"/>
+                <w:szCs w:val="24"/>
               </w:rPr>
+              <w:lastRenderedPageBreak/>
               <w:t>Reporting &amp; Insights</w:t>
             </w:r>
           </w:p>
@@ -4523,29 +6125,21 @@
           </w:tcPr>
           <w:p>
             <w:pPr>
+              <w:spacing w:line="480" w:lineRule="auto"/>
               <w:jc w:val="center"/>
               <w:rPr>
-                <w:rFonts w:asciiTheme="majorBidi" w:hAnsiTheme="majorBidi" w:cstheme="majorBidi"/>
-                <w:sz w:val="20"/>
-                <w:szCs w:val="20"/>
+                <w:rFonts w:ascii="Times New Roman" w:hAnsi="Times New Roman" w:cs="Times New Roman"/>
+                <w:sz w:val="24"/>
+                <w:szCs w:val="24"/>
               </w:rPr>
             </w:pPr>
             <w:r>
               <w:rPr>
-                <w:rFonts w:asciiTheme="majorBidi" w:hAnsiTheme="majorBidi" w:cstheme="majorBidi"/>
-                <w:sz w:val="20"/>
-                <w:szCs w:val="20"/>
+                <w:rFonts w:ascii="Times New Roman" w:hAnsi="Times New Roman" w:cs="Times New Roman"/>
+                <w:sz w:val="24"/>
+                <w:szCs w:val="24"/>
               </w:rPr>
-              <w:t xml:space="preserve">KT-IDEM shows combining performance </w:t>
-            </w:r>
-            <w:r>
-              <w:rPr>
-                <w:rFonts w:asciiTheme="majorBidi" w:hAnsiTheme="majorBidi" w:cstheme="majorBidi"/>
-                <w:sz w:val="20"/>
-                <w:szCs w:val="20"/>
-              </w:rPr>
-              <w:lastRenderedPageBreak/>
-              <w:t>&amp; emotion improves assessment accuracy</w:t>
+              <w:t>KT-IDEM shows combining performance &amp; emotion improves assessment accuracy</w:t>
             </w:r>
           </w:p>
         </w:tc>
@@ -4556,74 +6150,65 @@
           </w:tcPr>
           <w:p>
             <w:pPr>
+              <w:spacing w:line="480" w:lineRule="auto"/>
               <w:jc w:val="center"/>
               <w:rPr>
-                <w:rFonts w:asciiTheme="majorBidi" w:hAnsiTheme="majorBidi" w:cstheme="majorBidi"/>
-                <w:sz w:val="20"/>
-                <w:szCs w:val="20"/>
+                <w:rFonts w:ascii="Times New Roman" w:hAnsi="Times New Roman" w:cs="Times New Roman"/>
+                <w:sz w:val="24"/>
+                <w:szCs w:val="24"/>
               </w:rPr>
             </w:pPr>
             <w:proofErr w:type="spellStart"/>
             <w:r>
               <w:rPr>
-                <w:rFonts w:asciiTheme="majorBidi" w:hAnsiTheme="majorBidi" w:cstheme="majorBidi"/>
-                <w:sz w:val="20"/>
-                <w:szCs w:val="20"/>
+                <w:rFonts w:ascii="Times New Roman" w:hAnsi="Times New Roman" w:cs="Times New Roman"/>
+                <w:sz w:val="24"/>
+                <w:szCs w:val="24"/>
               </w:rPr>
-              <w:lastRenderedPageBreak/>
               <w:t>EduAide</w:t>
             </w:r>
             <w:proofErr w:type="spellEnd"/>
             <w:r>
               <w:rPr>
-                <w:rFonts w:asciiTheme="majorBidi" w:hAnsiTheme="majorBidi" w:cstheme="majorBidi"/>
-                <w:sz w:val="20"/>
-                <w:szCs w:val="20"/>
+                <w:rFonts w:ascii="Times New Roman" w:hAnsi="Times New Roman" w:cs="Times New Roman"/>
+                <w:sz w:val="24"/>
+                <w:szCs w:val="24"/>
               </w:rPr>
               <w:t xml:space="preserve">: dashboards; </w:t>
             </w:r>
             <w:proofErr w:type="spellStart"/>
             <w:r>
               <w:rPr>
-                <w:rFonts w:asciiTheme="majorBidi" w:hAnsiTheme="majorBidi" w:cstheme="majorBidi"/>
-                <w:sz w:val="20"/>
-                <w:szCs w:val="20"/>
+                <w:rFonts w:ascii="Times New Roman" w:hAnsi="Times New Roman" w:cs="Times New Roman"/>
+                <w:sz w:val="24"/>
+                <w:szCs w:val="24"/>
               </w:rPr>
               <w:t>TeachTown</w:t>
             </w:r>
             <w:proofErr w:type="spellEnd"/>
             <w:r>
               <w:rPr>
-                <w:rFonts w:asciiTheme="majorBidi" w:hAnsiTheme="majorBidi" w:cstheme="majorBidi"/>
-                <w:sz w:val="20"/>
-                <w:szCs w:val="20"/>
+                <w:rFonts w:ascii="Times New Roman" w:hAnsi="Times New Roman" w:cs="Times New Roman"/>
+                <w:sz w:val="24"/>
+                <w:szCs w:val="24"/>
               </w:rPr>
-              <w:t xml:space="preserve">: behavior </w:t>
-            </w:r>
-            <w:r>
-              <w:rPr>
-                <w:rFonts w:asciiTheme="majorBidi" w:hAnsiTheme="majorBidi" w:cstheme="majorBidi"/>
-                <w:sz w:val="20"/>
-                <w:szCs w:val="20"/>
-              </w:rPr>
-              <w:lastRenderedPageBreak/>
-              <w:t xml:space="preserve">tracking; </w:t>
+              <w:t xml:space="preserve">: behavior tracking; </w:t>
             </w:r>
             <w:proofErr w:type="spellStart"/>
             <w:r>
               <w:rPr>
-                <w:rFonts w:asciiTheme="majorBidi" w:hAnsiTheme="majorBidi" w:cstheme="majorBidi"/>
-                <w:sz w:val="20"/>
-                <w:szCs w:val="20"/>
+                <w:rFonts w:ascii="Times New Roman" w:hAnsi="Times New Roman" w:cs="Times New Roman"/>
+                <w:sz w:val="24"/>
+                <w:szCs w:val="24"/>
               </w:rPr>
               <w:t>Otsimo</w:t>
             </w:r>
             <w:proofErr w:type="spellEnd"/>
             <w:r>
               <w:rPr>
-                <w:rFonts w:asciiTheme="majorBidi" w:hAnsiTheme="majorBidi" w:cstheme="majorBidi"/>
-                <w:sz w:val="20"/>
-                <w:szCs w:val="20"/>
+                <w:rFonts w:ascii="Times New Roman" w:hAnsi="Times New Roman" w:cs="Times New Roman"/>
+                <w:sz w:val="24"/>
+                <w:szCs w:val="24"/>
               </w:rPr>
               <w:t>: limited</w:t>
             </w:r>
@@ -4636,30 +6221,21 @@
           </w:tcPr>
           <w:p>
             <w:pPr>
+              <w:spacing w:line="480" w:lineRule="auto"/>
               <w:jc w:val="center"/>
               <w:rPr>
-                <w:rFonts w:asciiTheme="majorBidi" w:hAnsiTheme="majorBidi" w:cstheme="majorBidi"/>
-                <w:sz w:val="20"/>
-                <w:szCs w:val="20"/>
+                <w:rFonts w:ascii="Times New Roman" w:hAnsi="Times New Roman" w:cs="Times New Roman"/>
+                <w:sz w:val="24"/>
+                <w:szCs w:val="24"/>
               </w:rPr>
             </w:pPr>
             <w:r>
               <w:rPr>
-                <w:rFonts w:asciiTheme="majorBidi" w:hAnsiTheme="majorBidi" w:cstheme="majorBidi"/>
-                <w:sz w:val="20"/>
-                <w:szCs w:val="20"/>
+                <w:rFonts w:ascii="Times New Roman" w:hAnsi="Times New Roman" w:cs="Times New Roman"/>
+                <w:sz w:val="24"/>
+                <w:szCs w:val="24"/>
               </w:rPr>
-              <w:lastRenderedPageBreak/>
-              <w:t xml:space="preserve">Comprehensive dashboards combining academic, emotional, </w:t>
-            </w:r>
-            <w:r>
-              <w:rPr>
-                <w:rFonts w:asciiTheme="majorBidi" w:hAnsiTheme="majorBidi" w:cstheme="majorBidi"/>
-                <w:sz w:val="20"/>
-                <w:szCs w:val="20"/>
-              </w:rPr>
-              <w:lastRenderedPageBreak/>
-              <w:t>and AI-driven recommendations</w:t>
+              <w:t>Comprehensive dashboards combining academic, emotional, and AI-driven recommendations</w:t>
             </w:r>
           </w:p>
         </w:tc>
@@ -4670,7 +6246,7 @@
         <w:pStyle w:val="ListParagraph"/>
         <w:spacing w:line="480" w:lineRule="auto"/>
         <w:rPr>
-          <w:rFonts w:asciiTheme="majorBidi" w:hAnsiTheme="majorBidi" w:cstheme="majorBidi"/>
+          <w:rFonts w:ascii="Times New Roman" w:hAnsi="Times New Roman" w:cs="Times New Roman"/>
         </w:rPr>
       </w:pPr>
     </w:p>
@@ -4679,7 +6255,7 @@
         <w:pStyle w:val="ListParagraph"/>
         <w:numPr>
           <w:ilvl w:val="0"/>
-          <w:numId w:val="26"/>
+          <w:numId w:val="62"/>
         </w:numPr>
         <w:spacing w:line="480" w:lineRule="auto"/>
         <w:rPr>
@@ -4732,7 +6308,16 @@
           <w:rFonts w:ascii="Times New Roman" w:eastAsiaTheme="majorEastAsia" w:hAnsi="Times New Roman" w:cs="Times New Roman"/>
           <w:color w:val="000000"/>
         </w:rPr>
-        <w:t>there is currently no system that integrates real-time emotional monitoring, low-intrusion interaction signals, and reinforcement learning-based personalization specifically for neurodiverse children, particularly in culturally localized settings.</w:t>
+        <w:t xml:space="preserve">there is currently no system that integrates real-time emotional monitoring, low-intrusion interaction signals, </w:t>
+      </w:r>
+      <w:r>
+        <w:rPr>
+          <w:rStyle w:val="Strong"/>
+          <w:rFonts w:ascii="Times New Roman" w:eastAsiaTheme="majorEastAsia" w:hAnsi="Times New Roman" w:cs="Times New Roman"/>
+          <w:color w:val="000000"/>
+        </w:rPr>
+        <w:lastRenderedPageBreak/>
+        <w:t>and reinforcement learning-based personalization specifically for neurodiverse children, particularly in culturally localized settings.</w:t>
       </w:r>
     </w:p>
     <w:p>
@@ -4779,15 +6364,7 @@
           <w:rFonts w:ascii="Times New Roman" w:hAnsi="Times New Roman" w:cs="Times New Roman"/>
           <w:color w:val="000000"/>
         </w:rPr>
-        <w:t xml:space="preserve">Existing products either focus on one environment, rely on adult-trained emotion models, or provide limited personalization, leaving a clear gap for a </w:t>
-      </w:r>
-      <w:r>
-        <w:rPr>
-          <w:rFonts w:ascii="Times New Roman" w:hAnsi="Times New Roman" w:cs="Times New Roman"/>
-          <w:color w:val="000000"/>
-        </w:rPr>
-        <w:lastRenderedPageBreak/>
-        <w:t>system designed to support neurodiverse students in a practical, culturally relevant, and AI-driven learning ecosystem.</w:t>
+        <w:t>Existing products either focus on one environment, rely on adult-trained emotion models, or provide limited personalization, leaving a clear gap for a system designed to support neurodiverse students in a practical, culturally relevant, and AI-driven learning ecosystem.</w:t>
       </w:r>
     </w:p>
     <w:p>
@@ -4795,7 +6372,7 @@
         <w:pStyle w:val="ListParagraph"/>
         <w:numPr>
           <w:ilvl w:val="0"/>
-          <w:numId w:val="26"/>
+          <w:numId w:val="62"/>
         </w:numPr>
         <w:spacing w:line="480" w:lineRule="auto"/>
         <w:rPr>
@@ -4993,7 +6570,14 @@
         <w:rPr>
           <w:color w:val="000000"/>
         </w:rPr>
-        <w:t>will track attention, stress levels, and voice tone during learning using low-intrusion signals. These metrics will feed into adaptive tutoring and reporting, allowing content delivery to respond to student emotional states while minimizing sensory overload.</w:t>
+        <w:t xml:space="preserve">will track attention, stress levels, and voice tone during learning using low-intrusion signals. These metrics will feed into adaptive </w:t>
+      </w:r>
+      <w:r>
+        <w:rPr>
+          <w:color w:val="000000"/>
+        </w:rPr>
+        <w:lastRenderedPageBreak/>
+        <w:t>tutoring and reporting, allowing content delivery to respond to student emotional states while minimizing sensory overload.</w:t>
       </w:r>
     </w:p>
     <w:p>
@@ -5179,14 +6763,7 @@
         <w:rPr>
           <w:color w:val="000000"/>
         </w:rPr>
-        <w:t xml:space="preserve">will centralize student data to provide teachers, parents, and experts with unified access to academic progress, emotional engagement, </w:t>
-      </w:r>
-      <w:r>
-        <w:rPr>
-          <w:color w:val="000000"/>
-        </w:rPr>
-        <w:lastRenderedPageBreak/>
-        <w:t>and AI-driven recommendations, supporting continuity and collaboration across learning environments.</w:t>
+        <w:t>will centralize student data to provide teachers, parents, and experts with unified access to academic progress, emotional engagement, and AI-driven recommendations, supporting continuity and collaboration across learning environments.</w:t>
       </w:r>
     </w:p>
     <w:p>
@@ -5336,13 +6913,7 @@
         <w:rPr>
           <w:color w:val="000000"/>
         </w:rPr>
-        <w:t>will analyze student performance, update AI personalization, and generate reports with explanations, progress metrics, and recommendations, providing stakeholders with actionable insights rather than raw data</w:t>
-      </w:r>
-      <w:r>
-        <w:rPr>
-          <w:color w:val="000000"/>
-        </w:rPr>
-        <w:t>.</w:t>
+        <w:t>will analyze student performance, update AI personalization, and generate reports with explanations, progress metrics, and recommendations, providing stakeholders with actionable insights rather than raw data.</w:t>
       </w:r>
     </w:p>
     <w:p>
@@ -8737,6 +10308,119 @@
     </w:lvl>
   </w:abstractNum>
   <w:abstractNum w:abstractNumId="32" w15:restartNumberingAfterBreak="0">
+    <w:nsid w:val="3E9C3338"/>
+    <w:multiLevelType w:val="multilevel"/>
+    <w:tmpl w:val="56520A62"/>
+    <w:lvl w:ilvl="0">
+      <w:start w:val="1"/>
+      <w:numFmt w:val="decimal"/>
+      <w:lvlText w:val="%1."/>
+      <w:lvlJc w:val="left"/>
+      <w:pPr>
+        <w:tabs>
+          <w:tab w:val="num" w:pos="720"/>
+        </w:tabs>
+        <w:ind w:left="720" w:hanging="360"/>
+      </w:pPr>
+    </w:lvl>
+    <w:lvl w:ilvl="1" w:tentative="1">
+      <w:start w:val="1"/>
+      <w:numFmt w:val="decimal"/>
+      <w:lvlText w:val="%2."/>
+      <w:lvlJc w:val="left"/>
+      <w:pPr>
+        <w:tabs>
+          <w:tab w:val="num" w:pos="1440"/>
+        </w:tabs>
+        <w:ind w:left="1440" w:hanging="360"/>
+      </w:pPr>
+    </w:lvl>
+    <w:lvl w:ilvl="2" w:tentative="1">
+      <w:start w:val="1"/>
+      <w:numFmt w:val="decimal"/>
+      <w:lvlText w:val="%3."/>
+      <w:lvlJc w:val="left"/>
+      <w:pPr>
+        <w:tabs>
+          <w:tab w:val="num" w:pos="2160"/>
+        </w:tabs>
+        <w:ind w:left="2160" w:hanging="360"/>
+      </w:pPr>
+    </w:lvl>
+    <w:lvl w:ilvl="3" w:tentative="1">
+      <w:start w:val="1"/>
+      <w:numFmt w:val="decimal"/>
+      <w:lvlText w:val="%4."/>
+      <w:lvlJc w:val="left"/>
+      <w:pPr>
+        <w:tabs>
+          <w:tab w:val="num" w:pos="2880"/>
+        </w:tabs>
+        <w:ind w:left="2880" w:hanging="360"/>
+      </w:pPr>
+    </w:lvl>
+    <w:lvl w:ilvl="4" w:tentative="1">
+      <w:start w:val="1"/>
+      <w:numFmt w:val="decimal"/>
+      <w:lvlText w:val="%5."/>
+      <w:lvlJc w:val="left"/>
+      <w:pPr>
+        <w:tabs>
+          <w:tab w:val="num" w:pos="3600"/>
+        </w:tabs>
+        <w:ind w:left="3600" w:hanging="360"/>
+      </w:pPr>
+    </w:lvl>
+    <w:lvl w:ilvl="5" w:tentative="1">
+      <w:start w:val="1"/>
+      <w:numFmt w:val="decimal"/>
+      <w:lvlText w:val="%6."/>
+      <w:lvlJc w:val="left"/>
+      <w:pPr>
+        <w:tabs>
+          <w:tab w:val="num" w:pos="4320"/>
+        </w:tabs>
+        <w:ind w:left="4320" w:hanging="360"/>
+      </w:pPr>
+    </w:lvl>
+    <w:lvl w:ilvl="6" w:tentative="1">
+      <w:start w:val="1"/>
+      <w:numFmt w:val="decimal"/>
+      <w:lvlText w:val="%7."/>
+      <w:lvlJc w:val="left"/>
+      <w:pPr>
+        <w:tabs>
+          <w:tab w:val="num" w:pos="5040"/>
+        </w:tabs>
+        <w:ind w:left="5040" w:hanging="360"/>
+      </w:pPr>
+    </w:lvl>
+    <w:lvl w:ilvl="7" w:tentative="1">
+      <w:start w:val="1"/>
+      <w:numFmt w:val="decimal"/>
+      <w:lvlText w:val="%8."/>
+      <w:lvlJc w:val="left"/>
+      <w:pPr>
+        <w:tabs>
+          <w:tab w:val="num" w:pos="5760"/>
+        </w:tabs>
+        <w:ind w:left="5760" w:hanging="360"/>
+      </w:pPr>
+    </w:lvl>
+    <w:lvl w:ilvl="8" w:tentative="1">
+      <w:start w:val="1"/>
+      <w:numFmt w:val="decimal"/>
+      <w:lvlText w:val="%9."/>
+      <w:lvlJc w:val="left"/>
+      <w:pPr>
+        <w:tabs>
+          <w:tab w:val="num" w:pos="6480"/>
+        </w:tabs>
+        <w:ind w:left="6480" w:hanging="360"/>
+      </w:pPr>
+    </w:lvl>
+  </w:abstractNum>
+  <w:abstractNum w:abstractNumId="33" w15:restartNumberingAfterBreak="0">
     <w:nsid w:val="3EA04D22"/>
     <w:multiLevelType w:val="multilevel"/>
     <w:tmpl w:val="C4404998"/>
@@ -8849,7 +10533,209 @@
       </w:rPr>
     </w:lvl>
   </w:abstractNum>
-  <w:abstractNum w:abstractNumId="33" w15:restartNumberingAfterBreak="0">
+  <w:abstractNum w:abstractNumId="34" w15:restartNumberingAfterBreak="0">
+    <w:nsid w:val="43D46093"/>
+    <w:multiLevelType w:val="hybridMultilevel"/>
+    <w:tmpl w:val="4CA274DC"/>
+    <w:lvl w:ilvl="0" w:tplc="04090001">
+      <w:start w:val="1"/>
+      <w:numFmt w:val="bullet"/>
+      <w:lvlText w:val=""/>
+      <w:lvlJc w:val="left"/>
+      <w:pPr>
+        <w:ind w:left="720" w:hanging="360"/>
+      </w:pPr>
+      <w:rPr>
+        <w:rFonts w:ascii="Symbol" w:hAnsi="Symbol" w:hint="default"/>
+      </w:rPr>
+    </w:lvl>
+    <w:lvl w:ilvl="1" w:tplc="04090003" w:tentative="1">
+      <w:start w:val="1"/>
+      <w:numFmt w:val="bullet"/>
+      <w:lvlText w:val="o"/>
+      <w:lvlJc w:val="left"/>
+      <w:pPr>
+        <w:ind w:left="1440" w:hanging="360"/>
+      </w:pPr>
+      <w:rPr>
+        <w:rFonts w:ascii="Courier New" w:hAnsi="Courier New" w:cs="Courier New" w:hint="default"/>
+      </w:rPr>
+    </w:lvl>
+    <w:lvl w:ilvl="2" w:tplc="04090005" w:tentative="1">
+      <w:start w:val="1"/>
+      <w:numFmt w:val="bullet"/>
+      <w:lvlText w:val=""/>
+      <w:lvlJc w:val="left"/>
+      <w:pPr>
+        <w:ind w:left="2160" w:hanging="360"/>
+      </w:pPr>
+      <w:rPr>
+        <w:rFonts w:ascii="Wingdings" w:hAnsi="Wingdings" w:hint="default"/>
+      </w:rPr>
+    </w:lvl>
+    <w:lvl w:ilvl="3" w:tplc="04090001" w:tentative="1">
+      <w:start w:val="1"/>
+      <w:numFmt w:val="bullet"/>
+      <w:lvlText w:val=""/>
+      <w:lvlJc w:val="left"/>
+      <w:pPr>
+        <w:ind w:left="2880" w:hanging="360"/>
+      </w:pPr>
+      <w:rPr>
+        <w:rFonts w:ascii="Symbol" w:hAnsi="Symbol" w:hint="default"/>
+      </w:rPr>
+    </w:lvl>
+    <w:lvl w:ilvl="4" w:tplc="04090003" w:tentative="1">
+      <w:start w:val="1"/>
+      <w:numFmt w:val="bullet"/>
+      <w:lvlText w:val="o"/>
+      <w:lvlJc w:val="left"/>
+      <w:pPr>
+        <w:ind w:left="3600" w:hanging="360"/>
+      </w:pPr>
+      <w:rPr>
+        <w:rFonts w:ascii="Courier New" w:hAnsi="Courier New" w:cs="Courier New" w:hint="default"/>
+      </w:rPr>
+    </w:lvl>
+    <w:lvl w:ilvl="5" w:tplc="04090005" w:tentative="1">
+      <w:start w:val="1"/>
+      <w:numFmt w:val="bullet"/>
+      <w:lvlText w:val=""/>
+      <w:lvlJc w:val="left"/>
+      <w:pPr>
+        <w:ind w:left="4320" w:hanging="360"/>
+      </w:pPr>
+      <w:rPr>
+        <w:rFonts w:ascii="Wingdings" w:hAnsi="Wingdings" w:hint="default"/>
+      </w:rPr>
+    </w:lvl>
+    <w:lvl w:ilvl="6" w:tplc="04090001" w:tentative="1">
+      <w:start w:val="1"/>
+      <w:numFmt w:val="bullet"/>
+      <w:lvlText w:val=""/>
+      <w:lvlJc w:val="left"/>
+      <w:pPr>
+        <w:ind w:left="5040" w:hanging="360"/>
+      </w:pPr>
+      <w:rPr>
+        <w:rFonts w:ascii="Symbol" w:hAnsi="Symbol" w:hint="default"/>
+      </w:rPr>
+    </w:lvl>
+    <w:lvl w:ilvl="7" w:tplc="04090003" w:tentative="1">
+      <w:start w:val="1"/>
+      <w:numFmt w:val="bullet"/>
+      <w:lvlText w:val="o"/>
+      <w:lvlJc w:val="left"/>
+      <w:pPr>
+        <w:ind w:left="5760" w:hanging="360"/>
+      </w:pPr>
+      <w:rPr>
+        <w:rFonts w:ascii="Courier New" w:hAnsi="Courier New" w:cs="Courier New" w:hint="default"/>
+      </w:rPr>
+    </w:lvl>
+    <w:lvl w:ilvl="8" w:tplc="04090005" w:tentative="1">
+      <w:start w:val="1"/>
+      <w:numFmt w:val="bullet"/>
+      <w:lvlText w:val=""/>
+      <w:lvlJc w:val="left"/>
+      <w:pPr>
+        <w:ind w:left="6480" w:hanging="360"/>
+      </w:pPr>
+      <w:rPr>
+        <w:rFonts w:ascii="Wingdings" w:hAnsi="Wingdings" w:hint="default"/>
+      </w:rPr>
+    </w:lvl>
+  </w:abstractNum>
+  <w:abstractNum w:abstractNumId="35" w15:restartNumberingAfterBreak="0">
+    <w:nsid w:val="44220023"/>
+    <w:multiLevelType w:val="hybridMultilevel"/>
+    <w:tmpl w:val="ADD2BCC4"/>
+    <w:lvl w:ilvl="0" w:tplc="04090017">
+      <w:start w:val="2"/>
+      <w:numFmt w:val="lowerLetter"/>
+      <w:lvlText w:val="%1)"/>
+      <w:lvlJc w:val="left"/>
+      <w:pPr>
+        <w:ind w:left="720" w:hanging="360"/>
+      </w:pPr>
+      <w:rPr>
+        <w:rFonts w:hint="default"/>
+      </w:rPr>
+    </w:lvl>
+    <w:lvl w:ilvl="1" w:tplc="04090019" w:tentative="1">
+      <w:start w:val="1"/>
+      <w:numFmt w:val="lowerLetter"/>
+      <w:lvlText w:val="%2."/>
+      <w:lvlJc w:val="left"/>
+      <w:pPr>
+        <w:ind w:left="1440" w:hanging="360"/>
+      </w:pPr>
+    </w:lvl>
+    <w:lvl w:ilvl="2" w:tplc="0409001B" w:tentative="1">
+      <w:start w:val="1"/>
+      <w:numFmt w:val="lowerRoman"/>
+      <w:lvlText w:val="%3."/>
+      <w:lvlJc w:val="right"/>
+      <w:pPr>
+        <w:ind w:left="2160" w:hanging="180"/>
+      </w:pPr>
+    </w:lvl>
+    <w:lvl w:ilvl="3" w:tplc="0409000F" w:tentative="1">
+      <w:start w:val="1"/>
+      <w:numFmt w:val="decimal"/>
+      <w:lvlText w:val="%4."/>
+      <w:lvlJc w:val="left"/>
+      <w:pPr>
+        <w:ind w:left="2880" w:hanging="360"/>
+      </w:pPr>
+    </w:lvl>
+    <w:lvl w:ilvl="4" w:tplc="04090019" w:tentative="1">
+      <w:start w:val="1"/>
+      <w:numFmt w:val="lowerLetter"/>
+      <w:lvlText w:val="%5."/>
+      <w:lvlJc w:val="left"/>
+      <w:pPr>
+        <w:ind w:left="3600" w:hanging="360"/>
+      </w:pPr>
+    </w:lvl>
+    <w:lvl w:ilvl="5" w:tplc="0409001B" w:tentative="1">
+      <w:start w:val="1"/>
+      <w:numFmt w:val="lowerRoman"/>
+      <w:lvlText w:val="%6."/>
+      <w:lvlJc w:val="right"/>
+      <w:pPr>
+        <w:ind w:left="4320" w:hanging="180"/>
+      </w:pPr>
+    </w:lvl>
+    <w:lvl w:ilvl="6" w:tplc="0409000F" w:tentative="1">
+      <w:start w:val="1"/>
+      <w:numFmt w:val="decimal"/>
+      <w:lvlText w:val="%7."/>
+      <w:lvlJc w:val="left"/>
+      <w:pPr>
+        <w:ind w:left="5040" w:hanging="360"/>
+      </w:pPr>
+    </w:lvl>
+    <w:lvl w:ilvl="7" w:tplc="04090019" w:tentative="1">
+      <w:start w:val="1"/>
+      <w:numFmt w:val="lowerLetter"/>
+      <w:lvlText w:val="%8."/>
+      <w:lvlJc w:val="left"/>
+      <w:pPr>
+        <w:ind w:left="5760" w:hanging="360"/>
+      </w:pPr>
+    </w:lvl>
+    <w:lvl w:ilvl="8" w:tplc="0409001B" w:tentative="1">
+      <w:start w:val="1"/>
+      <w:numFmt w:val="lowerRoman"/>
+      <w:lvlText w:val="%9."/>
+      <w:lvlJc w:val="right"/>
+      <w:pPr>
+        <w:ind w:left="6480" w:hanging="180"/>
+      </w:pPr>
+    </w:lvl>
+  </w:abstractNum>
+  <w:abstractNum w:abstractNumId="36" w15:restartNumberingAfterBreak="0">
     <w:nsid w:val="489F3750"/>
     <w:multiLevelType w:val="hybridMultilevel"/>
     <w:tmpl w:val="50A8BD54"/>
@@ -8939,7 +10825,7 @@
       </w:pPr>
     </w:lvl>
   </w:abstractNum>
-  <w:abstractNum w:abstractNumId="34" w15:restartNumberingAfterBreak="0">
+  <w:abstractNum w:abstractNumId="37" w15:restartNumberingAfterBreak="0">
     <w:nsid w:val="48F7711E"/>
     <w:multiLevelType w:val="hybridMultilevel"/>
     <w:tmpl w:val="63CE46BA"/>
@@ -9030,7 +10916,7 @@
       </w:pPr>
     </w:lvl>
   </w:abstractNum>
-  <w:abstractNum w:abstractNumId="35" w15:restartNumberingAfterBreak="0">
+  <w:abstractNum w:abstractNumId="38" w15:restartNumberingAfterBreak="0">
     <w:nsid w:val="4D5B6656"/>
     <w:multiLevelType w:val="multilevel"/>
     <w:tmpl w:val="64442470"/>
@@ -9143,7 +11029,7 @@
       </w:rPr>
     </w:lvl>
   </w:abstractNum>
-  <w:abstractNum w:abstractNumId="36" w15:restartNumberingAfterBreak="0">
+  <w:abstractNum w:abstractNumId="39" w15:restartNumberingAfterBreak="0">
     <w:nsid w:val="4DB27472"/>
     <w:multiLevelType w:val="multilevel"/>
     <w:tmpl w:val="FC1A3838"/>
@@ -9256,7 +11142,7 @@
       </w:rPr>
     </w:lvl>
   </w:abstractNum>
-  <w:abstractNum w:abstractNumId="37" w15:restartNumberingAfterBreak="0">
+  <w:abstractNum w:abstractNumId="40" w15:restartNumberingAfterBreak="0">
     <w:nsid w:val="4DCB225A"/>
     <w:multiLevelType w:val="multilevel"/>
     <w:tmpl w:val="2CDA24E0"/>
@@ -9369,7 +11255,7 @@
       </w:rPr>
     </w:lvl>
   </w:abstractNum>
-  <w:abstractNum w:abstractNumId="38" w15:restartNumberingAfterBreak="0">
+  <w:abstractNum w:abstractNumId="41" w15:restartNumberingAfterBreak="0">
     <w:nsid w:val="50661F0A"/>
     <w:multiLevelType w:val="hybridMultilevel"/>
     <w:tmpl w:val="FFC6FC24"/>
@@ -9483,7 +11369,7 @@
       </w:rPr>
     </w:lvl>
   </w:abstractNum>
-  <w:abstractNum w:abstractNumId="39" w15:restartNumberingAfterBreak="0">
+  <w:abstractNum w:abstractNumId="42" w15:restartNumberingAfterBreak="0">
     <w:nsid w:val="50AD4E55"/>
     <w:multiLevelType w:val="hybridMultilevel"/>
     <w:tmpl w:val="ABCC1C84"/>
@@ -9597,7 +11483,7 @@
       </w:rPr>
     </w:lvl>
   </w:abstractNum>
-  <w:abstractNum w:abstractNumId="40" w15:restartNumberingAfterBreak="0">
+  <w:abstractNum w:abstractNumId="43" w15:restartNumberingAfterBreak="0">
     <w:nsid w:val="53714A1F"/>
     <w:multiLevelType w:val="hybridMultilevel"/>
     <w:tmpl w:val="9C12FBAE"/>
@@ -9687,7 +11573,7 @@
       </w:pPr>
     </w:lvl>
   </w:abstractNum>
-  <w:abstractNum w:abstractNumId="41" w15:restartNumberingAfterBreak="0">
+  <w:abstractNum w:abstractNumId="44" w15:restartNumberingAfterBreak="0">
     <w:nsid w:val="542E373D"/>
     <w:multiLevelType w:val="hybridMultilevel"/>
     <w:tmpl w:val="9CE43E76"/>
@@ -9776,7 +11662,7 @@
       </w:pPr>
     </w:lvl>
   </w:abstractNum>
-  <w:abstractNum w:abstractNumId="42" w15:restartNumberingAfterBreak="0">
+  <w:abstractNum w:abstractNumId="45" w15:restartNumberingAfterBreak="0">
     <w:nsid w:val="543D6306"/>
     <w:multiLevelType w:val="hybridMultilevel"/>
     <w:tmpl w:val="D6EA722E"/>
@@ -9890,7 +11776,7 @@
       </w:rPr>
     </w:lvl>
   </w:abstractNum>
-  <w:abstractNum w:abstractNumId="43" w15:restartNumberingAfterBreak="0">
+  <w:abstractNum w:abstractNumId="46" w15:restartNumberingAfterBreak="0">
     <w:nsid w:val="57A33FFB"/>
     <w:multiLevelType w:val="hybridMultilevel"/>
     <w:tmpl w:val="AFF8526C"/>
@@ -9980,7 +11866,7 @@
       </w:pPr>
     </w:lvl>
   </w:abstractNum>
-  <w:abstractNum w:abstractNumId="44" w15:restartNumberingAfterBreak="0">
+  <w:abstractNum w:abstractNumId="47" w15:restartNumberingAfterBreak="0">
     <w:nsid w:val="57DA119F"/>
     <w:multiLevelType w:val="multilevel"/>
     <w:tmpl w:val="57D28F66"/>
@@ -10093,7 +11979,7 @@
       </w:rPr>
     </w:lvl>
   </w:abstractNum>
-  <w:abstractNum w:abstractNumId="45" w15:restartNumberingAfterBreak="0">
+  <w:abstractNum w:abstractNumId="48" w15:restartNumberingAfterBreak="0">
     <w:nsid w:val="59E7491F"/>
     <w:multiLevelType w:val="multilevel"/>
     <w:tmpl w:val="CB3C726C"/>
@@ -10206,7 +12092,93 @@
       </w:rPr>
     </w:lvl>
   </w:abstractNum>
-  <w:abstractNum w:abstractNumId="46" w15:restartNumberingAfterBreak="0">
+  <w:abstractNum w:abstractNumId="49" w15:restartNumberingAfterBreak="0">
+    <w:nsid w:val="5B4E1474"/>
+    <w:multiLevelType w:val="hybridMultilevel"/>
+    <w:tmpl w:val="4152777A"/>
+    <w:lvl w:ilvl="0" w:tplc="0409000F">
+      <w:start w:val="1"/>
+      <w:numFmt w:val="decimal"/>
+      <w:lvlText w:val="%1."/>
+      <w:lvlJc w:val="left"/>
+      <w:pPr>
+        <w:ind w:left="720" w:hanging="360"/>
+      </w:pPr>
+    </w:lvl>
+    <w:lvl w:ilvl="1" w:tplc="FFFFFFFF" w:tentative="1">
+      <w:start w:val="1"/>
+      <w:numFmt w:val="lowerLetter"/>
+      <w:lvlText w:val="%2."/>
+      <w:lvlJc w:val="left"/>
+      <w:pPr>
+        <w:ind w:left="1440" w:hanging="360"/>
+      </w:pPr>
+    </w:lvl>
+    <w:lvl w:ilvl="2" w:tplc="FFFFFFFF" w:tentative="1">
+      <w:start w:val="1"/>
+      <w:numFmt w:val="lowerRoman"/>
+      <w:lvlText w:val="%3."/>
+      <w:lvlJc w:val="right"/>
+      <w:pPr>
+        <w:ind w:left="2160" w:hanging="180"/>
+      </w:pPr>
+    </w:lvl>
+    <w:lvl w:ilvl="3" w:tplc="FFFFFFFF" w:tentative="1">
+      <w:start w:val="1"/>
+      <w:numFmt w:val="decimal"/>
+      <w:lvlText w:val="%4."/>
+      <w:lvlJc w:val="left"/>
+      <w:pPr>
+        <w:ind w:left="2880" w:hanging="360"/>
+      </w:pPr>
+    </w:lvl>
+    <w:lvl w:ilvl="4" w:tplc="FFFFFFFF" w:tentative="1">
+      <w:start w:val="1"/>
+      <w:numFmt w:val="lowerLetter"/>
+      <w:lvlText w:val="%5."/>
+      <w:lvlJc w:val="left"/>
+      <w:pPr>
+        <w:ind w:left="3600" w:hanging="360"/>
+      </w:pPr>
+    </w:lvl>
+    <w:lvl w:ilvl="5" w:tplc="FFFFFFFF" w:tentative="1">
+      <w:start w:val="1"/>
+      <w:numFmt w:val="lowerRoman"/>
+      <w:lvlText w:val="%6."/>
+      <w:lvlJc w:val="right"/>
+      <w:pPr>
+        <w:ind w:left="4320" w:hanging="180"/>
+      </w:pPr>
+    </w:lvl>
+    <w:lvl w:ilvl="6" w:tplc="FFFFFFFF" w:tentative="1">
+      <w:start w:val="1"/>
+      <w:numFmt w:val="decimal"/>
+      <w:lvlText w:val="%7."/>
+      <w:lvlJc w:val="left"/>
+      <w:pPr>
+        <w:ind w:left="5040" w:hanging="360"/>
+      </w:pPr>
+    </w:lvl>
+    <w:lvl w:ilvl="7" w:tplc="FFFFFFFF" w:tentative="1">
+      <w:start w:val="1"/>
+      <w:numFmt w:val="lowerLetter"/>
+      <w:lvlText w:val="%8."/>
+      <w:lvlJc w:val="left"/>
+      <w:pPr>
+        <w:ind w:left="5760" w:hanging="360"/>
+      </w:pPr>
+    </w:lvl>
+    <w:lvl w:ilvl="8" w:tplc="FFFFFFFF" w:tentative="1">
+      <w:start w:val="1"/>
+      <w:numFmt w:val="lowerRoman"/>
+      <w:lvlText w:val="%9."/>
+      <w:lvlJc w:val="right"/>
+      <w:pPr>
+        <w:ind w:left="6480" w:hanging="180"/>
+      </w:pPr>
+    </w:lvl>
+  </w:abstractNum>
+  <w:abstractNum w:abstractNumId="50" w15:restartNumberingAfterBreak="0">
     <w:nsid w:val="5BEA623B"/>
     <w:multiLevelType w:val="hybridMultilevel"/>
     <w:tmpl w:val="6A442292"/>
@@ -10320,7 +12292,93 @@
       </w:rPr>
     </w:lvl>
   </w:abstractNum>
-  <w:abstractNum w:abstractNumId="47" w15:restartNumberingAfterBreak="0">
+  <w:abstractNum w:abstractNumId="51" w15:restartNumberingAfterBreak="0">
+    <w:nsid w:val="5C3347DA"/>
+    <w:multiLevelType w:val="hybridMultilevel"/>
+    <w:tmpl w:val="7146F71C"/>
+    <w:lvl w:ilvl="0" w:tplc="0409000F">
+      <w:start w:val="1"/>
+      <w:numFmt w:val="decimal"/>
+      <w:lvlText w:val="%1."/>
+      <w:lvlJc w:val="left"/>
+      <w:pPr>
+        <w:ind w:left="1080" w:hanging="360"/>
+      </w:pPr>
+    </w:lvl>
+    <w:lvl w:ilvl="1" w:tplc="04090019" w:tentative="1">
+      <w:start w:val="1"/>
+      <w:numFmt w:val="lowerLetter"/>
+      <w:lvlText w:val="%2."/>
+      <w:lvlJc w:val="left"/>
+      <w:pPr>
+        <w:ind w:left="1800" w:hanging="360"/>
+      </w:pPr>
+    </w:lvl>
+    <w:lvl w:ilvl="2" w:tplc="0409001B" w:tentative="1">
+      <w:start w:val="1"/>
+      <w:numFmt w:val="lowerRoman"/>
+      <w:lvlText w:val="%3."/>
+      <w:lvlJc w:val="right"/>
+      <w:pPr>
+        <w:ind w:left="2520" w:hanging="180"/>
+      </w:pPr>
+    </w:lvl>
+    <w:lvl w:ilvl="3" w:tplc="0409000F" w:tentative="1">
+      <w:start w:val="1"/>
+      <w:numFmt w:val="decimal"/>
+      <w:lvlText w:val="%4."/>
+      <w:lvlJc w:val="left"/>
+      <w:pPr>
+        <w:ind w:left="3240" w:hanging="360"/>
+      </w:pPr>
+    </w:lvl>
+    <w:lvl w:ilvl="4" w:tplc="04090019" w:tentative="1">
+      <w:start w:val="1"/>
+      <w:numFmt w:val="lowerLetter"/>
+      <w:lvlText w:val="%5."/>
+      <w:lvlJc w:val="left"/>
+      <w:pPr>
+        <w:ind w:left="3960" w:hanging="360"/>
+      </w:pPr>
+    </w:lvl>
+    <w:lvl w:ilvl="5" w:tplc="0409001B" w:tentative="1">
+      <w:start w:val="1"/>
+      <w:numFmt w:val="lowerRoman"/>
+      <w:lvlText w:val="%6."/>
+      <w:lvlJc w:val="right"/>
+      <w:pPr>
+        <w:ind w:left="4680" w:hanging="180"/>
+      </w:pPr>
+    </w:lvl>
+    <w:lvl w:ilvl="6" w:tplc="0409000F" w:tentative="1">
+      <w:start w:val="1"/>
+      <w:numFmt w:val="decimal"/>
+      <w:lvlText w:val="%7."/>
+      <w:lvlJc w:val="left"/>
+      <w:pPr>
+        <w:ind w:left="5400" w:hanging="360"/>
+      </w:pPr>
+    </w:lvl>
+    <w:lvl w:ilvl="7" w:tplc="04090019" w:tentative="1">
+      <w:start w:val="1"/>
+      <w:numFmt w:val="lowerLetter"/>
+      <w:lvlText w:val="%8."/>
+      <w:lvlJc w:val="left"/>
+      <w:pPr>
+        <w:ind w:left="6120" w:hanging="360"/>
+      </w:pPr>
+    </w:lvl>
+    <w:lvl w:ilvl="8" w:tplc="0409001B" w:tentative="1">
+      <w:start w:val="1"/>
+      <w:numFmt w:val="lowerRoman"/>
+      <w:lvlText w:val="%9."/>
+      <w:lvlJc w:val="right"/>
+      <w:pPr>
+        <w:ind w:left="6840" w:hanging="180"/>
+      </w:pPr>
+    </w:lvl>
+  </w:abstractNum>
+  <w:abstractNum w:abstractNumId="52" w15:restartNumberingAfterBreak="0">
     <w:nsid w:val="5E7F7338"/>
     <w:multiLevelType w:val="multilevel"/>
     <w:tmpl w:val="FAA2D996"/>
@@ -10433,7 +12491,7 @@
       </w:rPr>
     </w:lvl>
   </w:abstractNum>
-  <w:abstractNum w:abstractNumId="48" w15:restartNumberingAfterBreak="0">
+  <w:abstractNum w:abstractNumId="53" w15:restartNumberingAfterBreak="0">
     <w:nsid w:val="5FD41DF1"/>
     <w:multiLevelType w:val="hybridMultilevel"/>
     <w:tmpl w:val="C908E564"/>
@@ -10523,7 +12581,7 @@
       </w:pPr>
     </w:lvl>
   </w:abstractNum>
-  <w:abstractNum w:abstractNumId="49" w15:restartNumberingAfterBreak="0">
+  <w:abstractNum w:abstractNumId="54" w15:restartNumberingAfterBreak="0">
     <w:nsid w:val="617B7A18"/>
     <w:multiLevelType w:val="hybridMultilevel"/>
     <w:tmpl w:val="C908E564"/>
@@ -10613,7 +12671,96 @@
       </w:pPr>
     </w:lvl>
   </w:abstractNum>
-  <w:abstractNum w:abstractNumId="50" w15:restartNumberingAfterBreak="0">
+  <w:abstractNum w:abstractNumId="55" w15:restartNumberingAfterBreak="0">
+    <w:nsid w:val="627602D8"/>
+    <w:multiLevelType w:val="hybridMultilevel"/>
+    <w:tmpl w:val="B05A04CA"/>
+    <w:lvl w:ilvl="0" w:tplc="1DE8B14E">
+      <w:start w:val="1"/>
+      <w:numFmt w:val="upperRoman"/>
+      <w:lvlText w:val="%1."/>
+      <w:lvlJc w:val="left"/>
+      <w:pPr>
+        <w:ind w:left="1080" w:hanging="720"/>
+      </w:pPr>
+      <w:rPr>
+        <w:rFonts w:hint="default"/>
+      </w:rPr>
+    </w:lvl>
+    <w:lvl w:ilvl="1" w:tplc="04090019" w:tentative="1">
+      <w:start w:val="1"/>
+      <w:numFmt w:val="lowerLetter"/>
+      <w:lvlText w:val="%2."/>
+      <w:lvlJc w:val="left"/>
+      <w:pPr>
+        <w:ind w:left="1440" w:hanging="360"/>
+      </w:pPr>
+    </w:lvl>
+    <w:lvl w:ilvl="2" w:tplc="0409001B" w:tentative="1">
+      <w:start w:val="1"/>
+      <w:numFmt w:val="lowerRoman"/>
+      <w:lvlText w:val="%3."/>
+      <w:lvlJc w:val="right"/>
+      <w:pPr>
+        <w:ind w:left="2160" w:hanging="180"/>
+      </w:pPr>
+    </w:lvl>
+    <w:lvl w:ilvl="3" w:tplc="0409000F" w:tentative="1">
+      <w:start w:val="1"/>
+      <w:numFmt w:val="decimal"/>
+      <w:lvlText w:val="%4."/>
+      <w:lvlJc w:val="left"/>
+      <w:pPr>
+        <w:ind w:left="2880" w:hanging="360"/>
+      </w:pPr>
+    </w:lvl>
+    <w:lvl w:ilvl="4" w:tplc="04090019" w:tentative="1">
+      <w:start w:val="1"/>
+      <w:numFmt w:val="lowerLetter"/>
+      <w:lvlText w:val="%5."/>
+      <w:lvlJc w:val="left"/>
+      <w:pPr>
+        <w:ind w:left="3600" w:hanging="360"/>
+      </w:pPr>
+    </w:lvl>
+    <w:lvl w:ilvl="5" w:tplc="0409001B" w:tentative="1">
+      <w:start w:val="1"/>
+      <w:numFmt w:val="lowerRoman"/>
+      <w:lvlText w:val="%6."/>
+      <w:lvlJc w:val="right"/>
+      <w:pPr>
+        <w:ind w:left="4320" w:hanging="180"/>
+      </w:pPr>
+    </w:lvl>
+    <w:lvl w:ilvl="6" w:tplc="0409000F" w:tentative="1">
+      <w:start w:val="1"/>
+      <w:numFmt w:val="decimal"/>
+      <w:lvlText w:val="%7."/>
+      <w:lvlJc w:val="left"/>
+      <w:pPr>
+        <w:ind w:left="5040" w:hanging="360"/>
+      </w:pPr>
+    </w:lvl>
+    <w:lvl w:ilvl="7" w:tplc="04090019" w:tentative="1">
+      <w:start w:val="1"/>
+      <w:numFmt w:val="lowerLetter"/>
+      <w:lvlText w:val="%8."/>
+      <w:lvlJc w:val="left"/>
+      <w:pPr>
+        <w:ind w:left="5760" w:hanging="360"/>
+      </w:pPr>
+    </w:lvl>
+    <w:lvl w:ilvl="8" w:tplc="0409001B" w:tentative="1">
+      <w:start w:val="1"/>
+      <w:numFmt w:val="lowerRoman"/>
+      <w:lvlText w:val="%9."/>
+      <w:lvlJc w:val="right"/>
+      <w:pPr>
+        <w:ind w:left="6480" w:hanging="180"/>
+      </w:pPr>
+    </w:lvl>
+  </w:abstractNum>
+  <w:abstractNum w:abstractNumId="56" w15:restartNumberingAfterBreak="0">
     <w:nsid w:val="646F3625"/>
     <w:multiLevelType w:val="hybridMultilevel"/>
     <w:tmpl w:val="4370A2E4"/>
@@ -10727,7 +12874,7 @@
       </w:rPr>
     </w:lvl>
   </w:abstractNum>
-  <w:abstractNum w:abstractNumId="51" w15:restartNumberingAfterBreak="0">
+  <w:abstractNum w:abstractNumId="57" w15:restartNumberingAfterBreak="0">
     <w:nsid w:val="64B53F92"/>
     <w:multiLevelType w:val="hybridMultilevel"/>
     <w:tmpl w:val="ABBAA8A6"/>
@@ -10817,7 +12964,96 @@
       </w:pPr>
     </w:lvl>
   </w:abstractNum>
-  <w:abstractNum w:abstractNumId="52" w15:restartNumberingAfterBreak="0">
+  <w:abstractNum w:abstractNumId="58" w15:restartNumberingAfterBreak="0">
+    <w:nsid w:val="6AB20AB2"/>
+    <w:multiLevelType w:val="hybridMultilevel"/>
+    <w:tmpl w:val="C4A4661C"/>
+    <w:lvl w:ilvl="0" w:tplc="04090013">
+      <w:start w:val="1"/>
+      <w:numFmt w:val="upperRoman"/>
+      <w:lvlText w:val="%1."/>
+      <w:lvlJc w:val="right"/>
+      <w:pPr>
+        <w:ind w:left="720" w:hanging="360"/>
+      </w:pPr>
+    </w:lvl>
+    <w:lvl w:ilvl="1" w:tplc="9EF47EB2">
+      <w:start w:val="6"/>
+      <w:numFmt w:val="bullet"/>
+      <w:lvlText w:val=""/>
+      <w:lvlJc w:val="left"/>
+      <w:pPr>
+        <w:ind w:left="1440" w:hanging="360"/>
+      </w:pPr>
+      <w:rPr>
+        <w:rFonts w:ascii="Symbol" w:eastAsia="Times New Roman" w:hAnsi="Symbol" w:cs="Times New Roman" w:hint="default"/>
+      </w:rPr>
+    </w:lvl>
+    <w:lvl w:ilvl="2" w:tplc="0409001B" w:tentative="1">
+      <w:start w:val="1"/>
+      <w:numFmt w:val="lowerRoman"/>
+      <w:lvlText w:val="%3."/>
+      <w:lvlJc w:val="right"/>
+      <w:pPr>
+        <w:ind w:left="2160" w:hanging="180"/>
+      </w:pPr>
+    </w:lvl>
+    <w:lvl w:ilvl="3" w:tplc="0409000F" w:tentative="1">
+      <w:start w:val="1"/>
+      <w:numFmt w:val="decimal"/>
+      <w:lvlText w:val="%4."/>
+      <w:lvlJc w:val="left"/>
+      <w:pPr>
+        <w:ind w:left="2880" w:hanging="360"/>
+      </w:pPr>
+    </w:lvl>
+    <w:lvl w:ilvl="4" w:tplc="04090019" w:tentative="1">
+      <w:start w:val="1"/>
+      <w:numFmt w:val="lowerLetter"/>
+      <w:lvlText w:val="%5."/>
+      <w:lvlJc w:val="left"/>
+      <w:pPr>
+        <w:ind w:left="3600" w:hanging="360"/>
+      </w:pPr>
+    </w:lvl>
+    <w:lvl w:ilvl="5" w:tplc="0409001B" w:tentative="1">
+      <w:start w:val="1"/>
+      <w:numFmt w:val="lowerRoman"/>
+      <w:lvlText w:val="%6."/>
+      <w:lvlJc w:val="right"/>
+      <w:pPr>
+        <w:ind w:left="4320" w:hanging="180"/>
+      </w:pPr>
+    </w:lvl>
+    <w:lvl w:ilvl="6" w:tplc="0409000F" w:tentative="1">
+      <w:start w:val="1"/>
+      <w:numFmt w:val="decimal"/>
+      <w:lvlText w:val="%7."/>
+      <w:lvlJc w:val="left"/>
+      <w:pPr>
+        <w:ind w:left="5040" w:hanging="360"/>
+      </w:pPr>
+    </w:lvl>
+    <w:lvl w:ilvl="7" w:tplc="04090019" w:tentative="1">
+      <w:start w:val="1"/>
+      <w:numFmt w:val="lowerLetter"/>
+      <w:lvlText w:val="%8."/>
+      <w:lvlJc w:val="left"/>
+      <w:pPr>
+        <w:ind w:left="5760" w:hanging="360"/>
+      </w:pPr>
+    </w:lvl>
+    <w:lvl w:ilvl="8" w:tplc="0409001B" w:tentative="1">
+      <w:start w:val="1"/>
+      <w:numFmt w:val="lowerRoman"/>
+      <w:lvlText w:val="%9."/>
+      <w:lvlJc w:val="right"/>
+      <w:pPr>
+        <w:ind w:left="6480" w:hanging="180"/>
+      </w:pPr>
+    </w:lvl>
+  </w:abstractNum>
+  <w:abstractNum w:abstractNumId="59" w15:restartNumberingAfterBreak="0">
     <w:nsid w:val="6F1A1696"/>
     <w:multiLevelType w:val="multilevel"/>
     <w:tmpl w:val="7F3210E2"/>
@@ -10930,7 +13166,93 @@
       </w:rPr>
     </w:lvl>
   </w:abstractNum>
-  <w:abstractNum w:abstractNumId="53" w15:restartNumberingAfterBreak="0">
+  <w:abstractNum w:abstractNumId="60" w15:restartNumberingAfterBreak="0">
+    <w:nsid w:val="712F7573"/>
+    <w:multiLevelType w:val="hybridMultilevel"/>
+    <w:tmpl w:val="F906E0EC"/>
+    <w:lvl w:ilvl="0" w:tplc="0409000F">
+      <w:start w:val="1"/>
+      <w:numFmt w:val="decimal"/>
+      <w:lvlText w:val="%1."/>
+      <w:lvlJc w:val="left"/>
+      <w:pPr>
+        <w:ind w:left="1800" w:hanging="360"/>
+      </w:pPr>
+    </w:lvl>
+    <w:lvl w:ilvl="1" w:tplc="04090019" w:tentative="1">
+      <w:start w:val="1"/>
+      <w:numFmt w:val="lowerLetter"/>
+      <w:lvlText w:val="%2."/>
+      <w:lvlJc w:val="left"/>
+      <w:pPr>
+        <w:ind w:left="2520" w:hanging="360"/>
+      </w:pPr>
+    </w:lvl>
+    <w:lvl w:ilvl="2" w:tplc="0409001B" w:tentative="1">
+      <w:start w:val="1"/>
+      <w:numFmt w:val="lowerRoman"/>
+      <w:lvlText w:val="%3."/>
+      <w:lvlJc w:val="right"/>
+      <w:pPr>
+        <w:ind w:left="3240" w:hanging="180"/>
+      </w:pPr>
+    </w:lvl>
+    <w:lvl w:ilvl="3" w:tplc="0409000F" w:tentative="1">
+      <w:start w:val="1"/>
+      <w:numFmt w:val="decimal"/>
+      <w:lvlText w:val="%4."/>
+      <w:lvlJc w:val="left"/>
+      <w:pPr>
+        <w:ind w:left="3960" w:hanging="360"/>
+      </w:pPr>
+    </w:lvl>
+    <w:lvl w:ilvl="4" w:tplc="04090019" w:tentative="1">
+      <w:start w:val="1"/>
+      <w:numFmt w:val="lowerLetter"/>
+      <w:lvlText w:val="%5."/>
+      <w:lvlJc w:val="left"/>
+      <w:pPr>
+        <w:ind w:left="4680" w:hanging="360"/>
+      </w:pPr>
+    </w:lvl>
+    <w:lvl w:ilvl="5" w:tplc="0409001B" w:tentative="1">
+      <w:start w:val="1"/>
+      <w:numFmt w:val="lowerRoman"/>
+      <w:lvlText w:val="%6."/>
+      <w:lvlJc w:val="right"/>
+      <w:pPr>
+        <w:ind w:left="5400" w:hanging="180"/>
+      </w:pPr>
+    </w:lvl>
+    <w:lvl w:ilvl="6" w:tplc="0409000F" w:tentative="1">
+      <w:start w:val="1"/>
+      <w:numFmt w:val="decimal"/>
+      <w:lvlText w:val="%7."/>
+      <w:lvlJc w:val="left"/>
+      <w:pPr>
+        <w:ind w:left="6120" w:hanging="360"/>
+      </w:pPr>
+    </w:lvl>
+    <w:lvl w:ilvl="7" w:tplc="04090019" w:tentative="1">
+      <w:start w:val="1"/>
+      <w:numFmt w:val="lowerLetter"/>
+      <w:lvlText w:val="%8."/>
+      <w:lvlJc w:val="left"/>
+      <w:pPr>
+        <w:ind w:left="6840" w:hanging="360"/>
+      </w:pPr>
+    </w:lvl>
+    <w:lvl w:ilvl="8" w:tplc="0409001B" w:tentative="1">
+      <w:start w:val="1"/>
+      <w:numFmt w:val="lowerRoman"/>
+      <w:lvlText w:val="%9."/>
+      <w:lvlJc w:val="right"/>
+      <w:pPr>
+        <w:ind w:left="7560" w:hanging="180"/>
+      </w:pPr>
+    </w:lvl>
+  </w:abstractNum>
+  <w:abstractNum w:abstractNumId="61" w15:restartNumberingAfterBreak="0">
     <w:nsid w:val="72324042"/>
     <w:multiLevelType w:val="multilevel"/>
     <w:tmpl w:val="B7C23B52"/>
@@ -11043,7 +13365,7 @@
       </w:rPr>
     </w:lvl>
   </w:abstractNum>
-  <w:abstractNum w:abstractNumId="54" w15:restartNumberingAfterBreak="0">
+  <w:abstractNum w:abstractNumId="62" w15:restartNumberingAfterBreak="0">
     <w:nsid w:val="72FF5E7E"/>
     <w:multiLevelType w:val="multilevel"/>
     <w:tmpl w:val="ADE0F8B6"/>
@@ -11156,7 +13478,7 @@
       </w:rPr>
     </w:lvl>
   </w:abstractNum>
-  <w:abstractNum w:abstractNumId="55" w15:restartNumberingAfterBreak="0">
+  <w:abstractNum w:abstractNumId="63" w15:restartNumberingAfterBreak="0">
     <w:nsid w:val="73CA5966"/>
     <w:multiLevelType w:val="hybridMultilevel"/>
     <w:tmpl w:val="754C67CE"/>
@@ -11246,7 +13568,7 @@
       </w:pPr>
     </w:lvl>
   </w:abstractNum>
-  <w:abstractNum w:abstractNumId="56" w15:restartNumberingAfterBreak="0">
+  <w:abstractNum w:abstractNumId="64" w15:restartNumberingAfterBreak="0">
     <w:nsid w:val="762A7315"/>
     <w:multiLevelType w:val="hybridMultilevel"/>
     <w:tmpl w:val="A0CEA02E"/>
@@ -11332,7 +13654,7 @@
       </w:pPr>
     </w:lvl>
   </w:abstractNum>
-  <w:abstractNum w:abstractNumId="57" w15:restartNumberingAfterBreak="0">
+  <w:abstractNum w:abstractNumId="65" w15:restartNumberingAfterBreak="0">
     <w:nsid w:val="784E0D12"/>
     <w:multiLevelType w:val="hybridMultilevel"/>
     <w:tmpl w:val="1772D936"/>
@@ -11446,7 +13768,7 @@
       </w:rPr>
     </w:lvl>
   </w:abstractNum>
-  <w:abstractNum w:abstractNumId="58" w15:restartNumberingAfterBreak="0">
+  <w:abstractNum w:abstractNumId="66" w15:restartNumberingAfterBreak="0">
     <w:nsid w:val="7E8E66EB"/>
     <w:multiLevelType w:val="multilevel"/>
     <w:tmpl w:val="443402BE"/>
@@ -11559,7 +13881,7 @@
       </w:rPr>
     </w:lvl>
   </w:abstractNum>
-  <w:abstractNum w:abstractNumId="59" w15:restartNumberingAfterBreak="0">
+  <w:abstractNum w:abstractNumId="67" w15:restartNumberingAfterBreak="0">
     <w:nsid w:val="7F2F71E7"/>
     <w:multiLevelType w:val="hybridMultilevel"/>
     <w:tmpl w:val="EB70E046"/>
@@ -11661,13 +13983,13 @@
     <w:abstractNumId w:val="29"/>
   </w:num>
   <w:num w:numId="6" w16cid:durableId="1640306967">
-    <w:abstractNumId w:val="53"/>
+    <w:abstractNumId w:val="61"/>
   </w:num>
   <w:num w:numId="7" w16cid:durableId="307441739">
-    <w:abstractNumId w:val="36"/>
+    <w:abstractNumId w:val="39"/>
   </w:num>
   <w:num w:numId="8" w16cid:durableId="332031608">
-    <w:abstractNumId w:val="37"/>
+    <w:abstractNumId w:val="40"/>
   </w:num>
   <w:num w:numId="9" w16cid:durableId="1863126026">
     <w:abstractNumId w:val="3"/>
@@ -11682,25 +14004,25 @@
     <w:abstractNumId w:val="10"/>
   </w:num>
   <w:num w:numId="13" w16cid:durableId="1979526903">
-    <w:abstractNumId w:val="45"/>
+    <w:abstractNumId w:val="48"/>
   </w:num>
   <w:num w:numId="14" w16cid:durableId="291176727">
-    <w:abstractNumId w:val="54"/>
+    <w:abstractNumId w:val="62"/>
   </w:num>
   <w:num w:numId="15" w16cid:durableId="955868208">
     <w:abstractNumId w:val="24"/>
   </w:num>
   <w:num w:numId="16" w16cid:durableId="1855995752">
-    <w:abstractNumId w:val="58"/>
+    <w:abstractNumId w:val="66"/>
   </w:num>
   <w:num w:numId="17" w16cid:durableId="1512138607">
     <w:abstractNumId w:val="8"/>
   </w:num>
   <w:num w:numId="18" w16cid:durableId="1256594352">
-    <w:abstractNumId w:val="32"/>
+    <w:abstractNumId w:val="33"/>
   </w:num>
   <w:num w:numId="19" w16cid:durableId="310838757">
-    <w:abstractNumId w:val="44"/>
+    <w:abstractNumId w:val="47"/>
   </w:num>
   <w:num w:numId="20" w16cid:durableId="1120144898">
     <w:abstractNumId w:val="0"/>
@@ -11709,22 +14031,22 @@
     <w:abstractNumId w:val="15"/>
   </w:num>
   <w:num w:numId="22" w16cid:durableId="519515225">
-    <w:abstractNumId w:val="35"/>
+    <w:abstractNumId w:val="38"/>
   </w:num>
   <w:num w:numId="23" w16cid:durableId="37437175">
-    <w:abstractNumId w:val="52"/>
+    <w:abstractNumId w:val="59"/>
   </w:num>
   <w:num w:numId="24" w16cid:durableId="1601328525">
-    <w:abstractNumId w:val="47"/>
+    <w:abstractNumId w:val="52"/>
   </w:num>
   <w:num w:numId="25" w16cid:durableId="233399116">
     <w:abstractNumId w:val="1"/>
   </w:num>
   <w:num w:numId="26" w16cid:durableId="1354458634">
-    <w:abstractNumId w:val="49"/>
+    <w:abstractNumId w:val="54"/>
   </w:num>
   <w:num w:numId="27" w16cid:durableId="1938520385">
-    <w:abstractNumId w:val="59"/>
+    <w:abstractNumId w:val="67"/>
   </w:num>
   <w:num w:numId="28" w16cid:durableId="1409303286">
     <w:abstractNumId w:val="20"/>
@@ -11745,13 +14067,13 @@
     <w:abstractNumId w:val="18"/>
   </w:num>
   <w:num w:numId="34" w16cid:durableId="470250098">
-    <w:abstractNumId w:val="40"/>
+    <w:abstractNumId w:val="43"/>
   </w:num>
   <w:num w:numId="35" w16cid:durableId="837115466">
-    <w:abstractNumId w:val="41"/>
+    <w:abstractNumId w:val="44"/>
   </w:num>
   <w:num w:numId="36" w16cid:durableId="1241479293">
-    <w:abstractNumId w:val="34"/>
+    <w:abstractNumId w:val="37"/>
   </w:num>
   <w:num w:numId="37" w16cid:durableId="1606576942">
     <w:abstractNumId w:val="12"/>
@@ -11763,7 +14085,7 @@
     <w:abstractNumId w:val="23"/>
   </w:num>
   <w:num w:numId="40" w16cid:durableId="26566400">
-    <w:abstractNumId w:val="42"/>
+    <w:abstractNumId w:val="45"/>
   </w:num>
   <w:num w:numId="41" w16cid:durableId="1079015868">
     <w:abstractNumId w:val="7"/>
@@ -11778,52 +14100,76 @@
     <w:abstractNumId w:val="30"/>
   </w:num>
   <w:num w:numId="45" w16cid:durableId="197863571">
-    <w:abstractNumId w:val="38"/>
+    <w:abstractNumId w:val="41"/>
   </w:num>
   <w:num w:numId="46" w16cid:durableId="1096244122">
-    <w:abstractNumId w:val="43"/>
+    <w:abstractNumId w:val="46"/>
   </w:num>
   <w:num w:numId="47" w16cid:durableId="586578417">
     <w:abstractNumId w:val="2"/>
   </w:num>
   <w:num w:numId="48" w16cid:durableId="884099175">
-    <w:abstractNumId w:val="39"/>
+    <w:abstractNumId w:val="42"/>
   </w:num>
   <w:num w:numId="49" w16cid:durableId="462768128">
-    <w:abstractNumId w:val="50"/>
+    <w:abstractNumId w:val="56"/>
   </w:num>
   <w:num w:numId="50" w16cid:durableId="886185156">
-    <w:abstractNumId w:val="51"/>
+    <w:abstractNumId w:val="57"/>
   </w:num>
   <w:num w:numId="51" w16cid:durableId="176777449">
-    <w:abstractNumId w:val="55"/>
+    <w:abstractNumId w:val="63"/>
   </w:num>
   <w:num w:numId="52" w16cid:durableId="2056931042">
     <w:abstractNumId w:val="6"/>
   </w:num>
   <w:num w:numId="53" w16cid:durableId="307788897">
-    <w:abstractNumId w:val="46"/>
+    <w:abstractNumId w:val="50"/>
   </w:num>
   <w:num w:numId="54" w16cid:durableId="1912427127">
-    <w:abstractNumId w:val="57"/>
+    <w:abstractNumId w:val="65"/>
   </w:num>
   <w:num w:numId="55" w16cid:durableId="1822383144">
     <w:abstractNumId w:val="25"/>
   </w:num>
   <w:num w:numId="56" w16cid:durableId="1039816751">
-    <w:abstractNumId w:val="33"/>
+    <w:abstractNumId w:val="36"/>
   </w:num>
   <w:num w:numId="57" w16cid:durableId="548109971">
     <w:abstractNumId w:val="11"/>
   </w:num>
   <w:num w:numId="58" w16cid:durableId="1504665946">
-    <w:abstractNumId w:val="48"/>
+    <w:abstractNumId w:val="53"/>
   </w:num>
   <w:num w:numId="59" w16cid:durableId="723529530">
     <w:abstractNumId w:val="22"/>
   </w:num>
   <w:num w:numId="60" w16cid:durableId="1670792496">
-    <w:abstractNumId w:val="56"/>
+    <w:abstractNumId w:val="64"/>
+  </w:num>
+  <w:num w:numId="61" w16cid:durableId="1186095470">
+    <w:abstractNumId w:val="32"/>
+  </w:num>
+  <w:num w:numId="62" w16cid:durableId="2066220390">
+    <w:abstractNumId w:val="35"/>
+  </w:num>
+  <w:num w:numId="63" w16cid:durableId="1838954762">
+    <w:abstractNumId w:val="58"/>
+  </w:num>
+  <w:num w:numId="64" w16cid:durableId="1822187900">
+    <w:abstractNumId w:val="55"/>
+  </w:num>
+  <w:num w:numId="65" w16cid:durableId="947932137">
+    <w:abstractNumId w:val="51"/>
+  </w:num>
+  <w:num w:numId="66" w16cid:durableId="1492403505">
+    <w:abstractNumId w:val="49"/>
+  </w:num>
+  <w:num w:numId="67" w16cid:durableId="1959607641">
+    <w:abstractNumId w:val="34"/>
+  </w:num>
+  <w:num w:numId="68" w16cid:durableId="928003204">
+    <w:abstractNumId w:val="60"/>
   </w:num>
 </w:numbering>
 </file>
@@ -12512,7 +14858,6 @@
     <w:basedOn w:val="DefaultParagraphFont"/>
     <w:link w:val="Heading3"/>
     <w:uiPriority w:val="9"/>
-    <w:semiHidden/>
     <w:rsid w:val="007539CF"/>
     <w:rPr>
       <w:rFonts w:eastAsiaTheme="majorEastAsia" w:cstheme="majorBidi"/>
@@ -12839,6 +15184,18 @@
       <w:iCs/>
     </w:rPr>
   </w:style>
+  <w:style w:type="character" w:styleId="Hyperlink">
+    <w:name w:val="Hyperlink"/>
+    <w:basedOn w:val="DefaultParagraphFont"/>
+    <w:uiPriority w:val="99"/>
+    <w:semiHidden/>
+    <w:unhideWhenUsed/>
+    <w:rsid w:val="00DF658C"/>
+    <w:rPr>
+      <w:color w:val="0000FF"/>
+      <w:u w:val="single"/>
+    </w:rPr>
+  </w:style>
 </w:styles>
 </file>
 

--- a/docs/Documentation/Phase 2/Phase2.docx
+++ b/docs/Documentation/Phase 2/Phase2.docx
@@ -2308,7 +2308,21 @@
           <w:rStyle w:val="Hyperlink"/>
           <w:rFonts w:eastAsiaTheme="majorEastAsia"/>
         </w:rPr>
-        <w:t>https://www.researchgate.net/publication/364028830_Technology-Assisted_Intervention_for_Children_with_Autism_Spectrum_Disorder_using_Augmented_Reality</w:t>
+        <w:t>https://www.researchgate.net/publication/364028830_Technology-Assisted_Intervention_for_Children_with_Autism_Spectrum_Disorder_using_Augmented_</w:t>
+      </w:r>
+      <w:r>
+        <w:rPr>
+          <w:rStyle w:val="Hyperlink"/>
+          <w:rFonts w:eastAsiaTheme="majorEastAsia"/>
+        </w:rPr>
+        <w:t>R</w:t>
+      </w:r>
+      <w:r>
+        <w:rPr>
+          <w:rStyle w:val="Hyperlink"/>
+          <w:rFonts w:eastAsiaTheme="majorEastAsia"/>
+        </w:rPr>
+        <w:t>eality</w:t>
       </w:r>
       <w:r>
         <w:fldChar w:fldCharType="end"/>
@@ -2317,8 +2331,664 @@
     <w:p>
       <w:pPr>
         <w:pStyle w:val="NormalWeb"/>
+        <w:numPr>
+          <w:ilvl w:val="0"/>
+          <w:numId w:val="26"/>
+        </w:numPr>
         <w:spacing w:line="480" w:lineRule="auto"/>
-        <w:ind w:left="66"/>
+        <w:rPr>
+          <w:b/>
+          <w:bCs/>
+        </w:rPr>
+      </w:pPr>
+      <w:r>
+        <w:rPr>
+          <w:b/>
+          <w:bCs/>
+          <w:color w:val="000000"/>
+          <w:lang w:val="en-US"/>
+        </w:rPr>
+        <w:t>Comparative Table</w:t>
+      </w:r>
+      <w:r>
+        <w:rPr>
+          <w:b/>
+          <w:bCs/>
+          <w:color w:val="000000"/>
+          <w:lang w:val="en-US"/>
+        </w:rPr>
+        <w:t xml:space="preserve"> for Research Insights</w:t>
+      </w:r>
+    </w:p>
+    <w:tbl>
+      <w:tblPr>
+        <w:tblStyle w:val="Table"/>
+        <w:tblW w:w="5000" w:type="pct"/>
+        <w:tblBorders>
+          <w:top w:val="single" w:sz="4" w:space="0" w:color="auto"/>
+          <w:left w:val="single" w:sz="4" w:space="0" w:color="auto"/>
+          <w:bottom w:val="single" w:sz="4" w:space="0" w:color="auto"/>
+          <w:right w:val="single" w:sz="4" w:space="0" w:color="auto"/>
+          <w:insideH w:val="single" w:sz="4" w:space="0" w:color="auto"/>
+          <w:insideV w:val="single" w:sz="4" w:space="0" w:color="auto"/>
+        </w:tblBorders>
+        <w:tblLayout w:type="fixed"/>
+        <w:tblLook w:val="0020" w:firstRow="1" w:lastRow="0" w:firstColumn="0" w:lastColumn="0" w:noHBand="0" w:noVBand="0"/>
+      </w:tblPr>
+      <w:tblGrid>
+        <w:gridCol w:w="1838"/>
+        <w:gridCol w:w="2516"/>
+        <w:gridCol w:w="2587"/>
+        <w:gridCol w:w="2409"/>
+      </w:tblGrid>
+      <w:tr>
+        <w:trPr>
+          <w:cnfStyle w:val="100000000000" w:firstRow="1" w:lastRow="0" w:firstColumn="0" w:lastColumn="0" w:oddVBand="0" w:evenVBand="0" w:oddHBand="0" w:evenHBand="0" w:firstRowFirstColumn="0" w:firstRowLastColumn="0" w:lastRowFirstColumn="0" w:lastRowLastColumn="0"/>
+          <w:trHeight w:val="1195"/>
+          <w:tblHeader/>
+        </w:trPr>
+        <w:tc>
+          <w:tcPr>
+            <w:tcW w:w="1838" w:type="dxa"/>
+            <w:tcBorders>
+              <w:bottom w:val="none" w:sz="0" w:space="0" w:color="auto"/>
+            </w:tcBorders>
+            <w:vAlign w:val="center"/>
+          </w:tcPr>
+          <w:p>
+            <w:pPr>
+              <w:pStyle w:val="Compact"/>
+              <w:jc w:val="center"/>
+              <w:rPr>
+                <w:rFonts w:ascii="Times New Roman" w:hAnsi="Times New Roman" w:cs="Times New Roman"/>
+                <w:b/>
+                <w:bCs/>
+              </w:rPr>
+            </w:pPr>
+            <w:r>
+              <w:rPr>
+                <w:rFonts w:ascii="Times New Roman" w:hAnsi="Times New Roman" w:cs="Times New Roman"/>
+                <w:b/>
+                <w:bCs/>
+              </w:rPr>
+              <w:t>Core Concept</w:t>
+            </w:r>
+          </w:p>
+        </w:tc>
+        <w:tc>
+          <w:tcPr>
+            <w:tcW w:w="2516" w:type="dxa"/>
+            <w:tcBorders>
+              <w:bottom w:val="none" w:sz="0" w:space="0" w:color="auto"/>
+            </w:tcBorders>
+            <w:vAlign w:val="center"/>
+          </w:tcPr>
+          <w:p>
+            <w:pPr>
+              <w:pStyle w:val="Compact"/>
+              <w:jc w:val="center"/>
+              <w:rPr>
+                <w:rFonts w:ascii="Times New Roman" w:hAnsi="Times New Roman" w:cs="Times New Roman"/>
+                <w:b/>
+                <w:bCs/>
+              </w:rPr>
+            </w:pPr>
+            <w:r>
+              <w:rPr>
+                <w:rFonts w:ascii="Times New Roman" w:hAnsi="Times New Roman" w:cs="Times New Roman"/>
+                <w:b/>
+                <w:bCs/>
+              </w:rPr>
+              <w:t>Key Approaches in Literature</w:t>
+            </w:r>
+          </w:p>
+        </w:tc>
+        <w:tc>
+          <w:tcPr>
+            <w:tcW w:w="2587" w:type="dxa"/>
+            <w:tcBorders>
+              <w:bottom w:val="none" w:sz="0" w:space="0" w:color="auto"/>
+            </w:tcBorders>
+            <w:vAlign w:val="center"/>
+          </w:tcPr>
+          <w:p>
+            <w:pPr>
+              <w:pStyle w:val="Compact"/>
+              <w:jc w:val="center"/>
+              <w:rPr>
+                <w:rFonts w:ascii="Times New Roman" w:hAnsi="Times New Roman" w:cs="Times New Roman"/>
+                <w:b/>
+                <w:bCs/>
+              </w:rPr>
+            </w:pPr>
+            <w:r>
+              <w:rPr>
+                <w:rFonts w:ascii="Times New Roman" w:hAnsi="Times New Roman" w:cs="Times New Roman"/>
+                <w:b/>
+                <w:bCs/>
+              </w:rPr>
+              <w:t>Implementation Maturity (What’s Done Well?)</w:t>
+            </w:r>
+          </w:p>
+        </w:tc>
+        <w:tc>
+          <w:tcPr>
+            <w:tcW w:w="2409" w:type="dxa"/>
+            <w:tcBorders>
+              <w:bottom w:val="none" w:sz="0" w:space="0" w:color="auto"/>
+            </w:tcBorders>
+            <w:vAlign w:val="center"/>
+          </w:tcPr>
+          <w:p>
+            <w:pPr>
+              <w:pStyle w:val="Compact"/>
+              <w:jc w:val="center"/>
+              <w:rPr>
+                <w:rFonts w:ascii="Times New Roman" w:hAnsi="Times New Roman" w:cs="Times New Roman"/>
+                <w:b/>
+                <w:bCs/>
+              </w:rPr>
+            </w:pPr>
+            <w:r>
+              <w:rPr>
+                <w:rFonts w:ascii="Times New Roman" w:hAnsi="Times New Roman" w:cs="Times New Roman"/>
+                <w:b/>
+                <w:bCs/>
+              </w:rPr>
+              <w:t>Critical Gaps &amp; Missing Elements</w:t>
+            </w:r>
+          </w:p>
+        </w:tc>
+      </w:tr>
+      <w:tr>
+        <w:trPr>
+          <w:trHeight w:val="3278"/>
+        </w:trPr>
+        <w:tc>
+          <w:tcPr>
+            <w:tcW w:w="1838" w:type="dxa"/>
+            <w:vAlign w:val="center"/>
+          </w:tcPr>
+          <w:p>
+            <w:pPr>
+              <w:pStyle w:val="Compact"/>
+              <w:jc w:val="center"/>
+              <w:rPr>
+                <w:rFonts w:ascii="Times New Roman" w:hAnsi="Times New Roman" w:cs="Times New Roman"/>
+                <w:b/>
+                <w:bCs/>
+              </w:rPr>
+            </w:pPr>
+            <w:r>
+              <w:rPr>
+                <w:rFonts w:ascii="Times New Roman" w:hAnsi="Times New Roman" w:cs="Times New Roman"/>
+                <w:b/>
+                <w:bCs/>
+              </w:rPr>
+              <w:t>I. Adaptive Tutoring Policy (Adaptive Tutor Module)</w:t>
+            </w:r>
+          </w:p>
+        </w:tc>
+        <w:tc>
+          <w:tcPr>
+            <w:tcW w:w="2516" w:type="dxa"/>
+            <w:vAlign w:val="center"/>
+          </w:tcPr>
+          <w:p>
+            <w:pPr>
+              <w:pStyle w:val="Compact"/>
+              <w:jc w:val="center"/>
+              <w:rPr>
+                <w:rFonts w:ascii="Times New Roman" w:hAnsi="Times New Roman" w:cs="Times New Roman"/>
+              </w:rPr>
+            </w:pPr>
+            <w:r>
+              <w:rPr>
+                <w:rFonts w:ascii="Times New Roman" w:hAnsi="Times New Roman" w:cs="Times New Roman"/>
+              </w:rPr>
+              <w:t>RL Algorithms (DQN) with MDP modeling; RELETAS with ZPD and Working Memory modeling [1, 3].</w:t>
+            </w:r>
+          </w:p>
+        </w:tc>
+        <w:tc>
+          <w:tcPr>
+            <w:tcW w:w="2587" w:type="dxa"/>
+            <w:vAlign w:val="center"/>
+          </w:tcPr>
+          <w:p>
+            <w:pPr>
+              <w:pStyle w:val="Compact"/>
+              <w:jc w:val="center"/>
+              <w:rPr>
+                <w:rFonts w:ascii="Times New Roman" w:hAnsi="Times New Roman" w:cs="Times New Roman"/>
+              </w:rPr>
+            </w:pPr>
+            <w:r>
+              <w:rPr>
+                <w:rFonts w:ascii="Times New Roman" w:hAnsi="Times New Roman" w:cs="Times New Roman"/>
+              </w:rPr>
+              <w:t>Proven use of RL to generate personalized instructional sequences based on academic state and cognitive models [1].</w:t>
+            </w:r>
+          </w:p>
+        </w:tc>
+        <w:tc>
+          <w:tcPr>
+            <w:tcW w:w="2409" w:type="dxa"/>
+            <w:vAlign w:val="center"/>
+          </w:tcPr>
+          <w:p>
+            <w:pPr>
+              <w:pStyle w:val="Compact"/>
+              <w:jc w:val="center"/>
+              <w:rPr>
+                <w:rFonts w:ascii="Times New Roman" w:hAnsi="Times New Roman" w:cs="Times New Roman"/>
+              </w:rPr>
+            </w:pPr>
+            <w:r>
+              <w:rPr>
+                <w:rFonts w:ascii="Times New Roman" w:hAnsi="Times New Roman" w:cs="Times New Roman"/>
+              </w:rPr>
+              <w:t>Affective Integration Gap: RL models fail to integrate real-time affective/stress states from monitoring into the RL state space or reward function to optimize interventions [4].</w:t>
+            </w:r>
+          </w:p>
+        </w:tc>
+      </w:tr>
+      <w:tr>
+        <w:trPr>
+          <w:trHeight w:val="3098"/>
+        </w:trPr>
+        <w:tc>
+          <w:tcPr>
+            <w:tcW w:w="1838" w:type="dxa"/>
+            <w:vAlign w:val="center"/>
+          </w:tcPr>
+          <w:p>
+            <w:pPr>
+              <w:pStyle w:val="Compact"/>
+              <w:jc w:val="center"/>
+              <w:rPr>
+                <w:rFonts w:ascii="Times New Roman" w:hAnsi="Times New Roman" w:cs="Times New Roman"/>
+                <w:b/>
+                <w:bCs/>
+              </w:rPr>
+            </w:pPr>
+            <w:r>
+              <w:rPr>
+                <w:rFonts w:ascii="Times New Roman" w:hAnsi="Times New Roman" w:cs="Times New Roman"/>
+                <w:b/>
+                <w:bCs/>
+              </w:rPr>
+              <w:t>II. Multimodal Affective Monitoring (Student Monitoring Module)</w:t>
+            </w:r>
+          </w:p>
+        </w:tc>
+        <w:tc>
+          <w:tcPr>
+            <w:tcW w:w="2516" w:type="dxa"/>
+            <w:vAlign w:val="center"/>
+          </w:tcPr>
+          <w:p>
+            <w:pPr>
+              <w:pStyle w:val="Compact"/>
+              <w:jc w:val="center"/>
+              <w:rPr>
+                <w:rFonts w:ascii="Times New Roman" w:hAnsi="Times New Roman" w:cs="Times New Roman"/>
+              </w:rPr>
+            </w:pPr>
+            <w:r>
+              <w:rPr>
+                <w:rFonts w:ascii="Times New Roman" w:hAnsi="Times New Roman" w:cs="Times New Roman"/>
+              </w:rPr>
+              <w:t>Multimodal Deep Learning (CNN, GCN); Fusion of Facial Expressions and Body Pose [5, 8].</w:t>
+            </w:r>
+          </w:p>
+        </w:tc>
+        <w:tc>
+          <w:tcPr>
+            <w:tcW w:w="2587" w:type="dxa"/>
+            <w:vAlign w:val="center"/>
+          </w:tcPr>
+          <w:p>
+            <w:pPr>
+              <w:pStyle w:val="Compact"/>
+              <w:jc w:val="center"/>
+              <w:rPr>
+                <w:rFonts w:ascii="Times New Roman" w:hAnsi="Times New Roman" w:cs="Times New Roman"/>
+              </w:rPr>
+            </w:pPr>
+            <w:r>
+              <w:rPr>
+                <w:rFonts w:ascii="Times New Roman" w:hAnsi="Times New Roman" w:cs="Times New Roman"/>
+              </w:rPr>
+              <w:t>High robustness achieved by fusing video modalities [5]. Recognition of basic emotions is mature [6].</w:t>
+            </w:r>
+          </w:p>
+        </w:tc>
+        <w:tc>
+          <w:tcPr>
+            <w:tcW w:w="2409" w:type="dxa"/>
+            <w:vAlign w:val="center"/>
+          </w:tcPr>
+          <w:p>
+            <w:pPr>
+              <w:pStyle w:val="Compact"/>
+              <w:jc w:val="center"/>
+              <w:rPr>
+                <w:rFonts w:ascii="Times New Roman" w:hAnsi="Times New Roman" w:cs="Times New Roman"/>
+              </w:rPr>
+            </w:pPr>
+            <w:r>
+              <w:rPr>
+                <w:rFonts w:ascii="Times New Roman" w:hAnsi="Times New Roman" w:cs="Times New Roman"/>
+              </w:rPr>
+              <w:t>Physiological/ASD Gap: Systems lack reliable fusion of physiological data (EDA) for stress measurement. Tools struggle with atypical timing/quality of ASD expressions [7, 18].</w:t>
+            </w:r>
+          </w:p>
+        </w:tc>
+      </w:tr>
+      <w:tr>
+        <w:trPr>
+          <w:trHeight w:val="3183"/>
+        </w:trPr>
+        <w:tc>
+          <w:tcPr>
+            <w:tcW w:w="1838" w:type="dxa"/>
+            <w:vAlign w:val="center"/>
+          </w:tcPr>
+          <w:p>
+            <w:pPr>
+              <w:pStyle w:val="Compact"/>
+              <w:jc w:val="center"/>
+              <w:rPr>
+                <w:rFonts w:ascii="Times New Roman" w:hAnsi="Times New Roman" w:cs="Times New Roman"/>
+                <w:b/>
+                <w:bCs/>
+              </w:rPr>
+            </w:pPr>
+            <w:r>
+              <w:rPr>
+                <w:rFonts w:ascii="Times New Roman" w:hAnsi="Times New Roman" w:cs="Times New Roman"/>
+                <w:b/>
+                <w:bCs/>
+              </w:rPr>
+              <w:lastRenderedPageBreak/>
+              <w:t>III. Affective Knowledge Tracing (Evaluation Module)</w:t>
+            </w:r>
+          </w:p>
+        </w:tc>
+        <w:tc>
+          <w:tcPr>
+            <w:tcW w:w="2516" w:type="dxa"/>
+            <w:vAlign w:val="center"/>
+          </w:tcPr>
+          <w:p>
+            <w:pPr>
+              <w:pStyle w:val="Compact"/>
+              <w:jc w:val="center"/>
+              <w:rPr>
+                <w:rFonts w:ascii="Times New Roman" w:hAnsi="Times New Roman" w:cs="Times New Roman"/>
+              </w:rPr>
+            </w:pPr>
+            <w:r>
+              <w:rPr>
+                <w:rFonts w:ascii="Times New Roman" w:hAnsi="Times New Roman" w:cs="Times New Roman"/>
+              </w:rPr>
+              <w:t>Advanced KT Models (AKT, AEKT); incorporation of Affective States and Cognitive Ability [9, 11].</w:t>
+            </w:r>
+          </w:p>
+        </w:tc>
+        <w:tc>
+          <w:tcPr>
+            <w:tcW w:w="2587" w:type="dxa"/>
+            <w:vAlign w:val="center"/>
+          </w:tcPr>
+          <w:p>
+            <w:pPr>
+              <w:pStyle w:val="Compact"/>
+              <w:jc w:val="center"/>
+              <w:rPr>
+                <w:rFonts w:ascii="Times New Roman" w:hAnsi="Times New Roman" w:cs="Times New Roman"/>
+              </w:rPr>
+            </w:pPr>
+            <w:r>
+              <w:rPr>
+                <w:rFonts w:ascii="Times New Roman" w:hAnsi="Times New Roman" w:cs="Times New Roman"/>
+              </w:rPr>
+              <w:t xml:space="preserve">Strong diagnostic </w:t>
+            </w:r>
+            <w:r>
+              <w:rPr>
+                <w:rFonts w:ascii="Times New Roman" w:hAnsi="Times New Roman" w:cs="Times New Roman"/>
+              </w:rPr>
+              <w:t>power</w:t>
+            </w:r>
+            <w:r>
+              <w:rPr>
+                <w:rFonts w:ascii="Times New Roman" w:hAnsi="Times New Roman" w:cs="Times New Roman"/>
+              </w:rPr>
+              <w:t xml:space="preserve"> successfully distinguishes performance errors from “confusion” vs. “knowledge gaps” using affective input [9].</w:t>
+            </w:r>
+          </w:p>
+        </w:tc>
+        <w:tc>
+          <w:tcPr>
+            <w:tcW w:w="2409" w:type="dxa"/>
+            <w:vAlign w:val="center"/>
+          </w:tcPr>
+          <w:p>
+            <w:pPr>
+              <w:pStyle w:val="Compact"/>
+              <w:jc w:val="center"/>
+              <w:rPr>
+                <w:rFonts w:ascii="Times New Roman" w:hAnsi="Times New Roman" w:cs="Times New Roman"/>
+              </w:rPr>
+            </w:pPr>
+            <w:r>
+              <w:rPr>
+                <w:rFonts w:ascii="Times New Roman" w:hAnsi="Times New Roman" w:cs="Times New Roman"/>
+              </w:rPr>
+              <w:t>Gamification Context Gap: KT models rarely incorporate the student’s “player type” or reward history as contextual input to explain motivation-related performance variance.</w:t>
+            </w:r>
+          </w:p>
+        </w:tc>
+      </w:tr>
+      <w:tr>
+        <w:trPr>
+          <w:trHeight w:val="3760"/>
+        </w:trPr>
+        <w:tc>
+          <w:tcPr>
+            <w:tcW w:w="1838" w:type="dxa"/>
+            <w:vAlign w:val="center"/>
+          </w:tcPr>
+          <w:p>
+            <w:pPr>
+              <w:pStyle w:val="Compact"/>
+              <w:jc w:val="center"/>
+              <w:rPr>
+                <w:rFonts w:ascii="Times New Roman" w:hAnsi="Times New Roman" w:cs="Times New Roman"/>
+                <w:b/>
+                <w:bCs/>
+              </w:rPr>
+            </w:pPr>
+            <w:r>
+              <w:rPr>
+                <w:rFonts w:ascii="Times New Roman" w:hAnsi="Times New Roman" w:cs="Times New Roman"/>
+                <w:b/>
+                <w:bCs/>
+              </w:rPr>
+              <w:t>IV. Adaptive Gamification (Gamification Module)</w:t>
+            </w:r>
+          </w:p>
+        </w:tc>
+        <w:tc>
+          <w:tcPr>
+            <w:tcW w:w="2516" w:type="dxa"/>
+            <w:vAlign w:val="center"/>
+          </w:tcPr>
+          <w:p>
+            <w:pPr>
+              <w:pStyle w:val="Compact"/>
+              <w:jc w:val="center"/>
+              <w:rPr>
+                <w:rFonts w:ascii="Times New Roman" w:hAnsi="Times New Roman" w:cs="Times New Roman"/>
+              </w:rPr>
+            </w:pPr>
+            <w:r>
+              <w:rPr>
+                <w:rFonts w:ascii="Times New Roman" w:hAnsi="Times New Roman" w:cs="Times New Roman"/>
+              </w:rPr>
+              <w:t>Adaptive Gamification using Bayesian Networks; Player Profiling [15].</w:t>
+            </w:r>
+          </w:p>
+        </w:tc>
+        <w:tc>
+          <w:tcPr>
+            <w:tcW w:w="2587" w:type="dxa"/>
+            <w:vAlign w:val="center"/>
+          </w:tcPr>
+          <w:p>
+            <w:pPr>
+              <w:pStyle w:val="Compact"/>
+              <w:jc w:val="center"/>
+              <w:rPr>
+                <w:rFonts w:ascii="Times New Roman" w:hAnsi="Times New Roman" w:cs="Times New Roman"/>
+              </w:rPr>
+            </w:pPr>
+            <w:r>
+              <w:rPr>
+                <w:rFonts w:ascii="Times New Roman" w:hAnsi="Times New Roman" w:cs="Times New Roman"/>
+              </w:rPr>
+              <w:t>Proven method for increasing motivation and providing structured, positive reinforcement [13]. Adaptive methods tailor elements based on static preferences [15].</w:t>
+            </w:r>
+          </w:p>
+        </w:tc>
+        <w:tc>
+          <w:tcPr>
+            <w:tcW w:w="2409" w:type="dxa"/>
+            <w:vAlign w:val="center"/>
+          </w:tcPr>
+          <w:p>
+            <w:pPr>
+              <w:pStyle w:val="Compact"/>
+              <w:jc w:val="center"/>
+              <w:rPr>
+                <w:rFonts w:ascii="Times New Roman" w:hAnsi="Times New Roman" w:cs="Times New Roman"/>
+              </w:rPr>
+            </w:pPr>
+            <w:r>
+              <w:rPr>
+                <w:rFonts w:ascii="Times New Roman" w:hAnsi="Times New Roman" w:cs="Times New Roman"/>
+              </w:rPr>
+              <w:t>Real-Time Adaptivity Gap: Systems adapt based on pre-defined profiles. They lack adaptation driven by real-time emotional data (stress/boredom detected mid-session) to dynamically adjust rewards or difficulty [16].</w:t>
+            </w:r>
+          </w:p>
+        </w:tc>
+      </w:tr>
+      <w:tr>
+        <w:trPr>
+          <w:trHeight w:val="4380"/>
+        </w:trPr>
+        <w:tc>
+          <w:tcPr>
+            <w:tcW w:w="1838" w:type="dxa"/>
+            <w:vAlign w:val="center"/>
+          </w:tcPr>
+          <w:p>
+            <w:pPr>
+              <w:pStyle w:val="Compact"/>
+              <w:jc w:val="center"/>
+              <w:rPr>
+                <w:rFonts w:ascii="Times New Roman" w:hAnsi="Times New Roman" w:cs="Times New Roman"/>
+                <w:b/>
+                <w:bCs/>
+              </w:rPr>
+            </w:pPr>
+            <w:r>
+              <w:rPr>
+                <w:rFonts w:ascii="Times New Roman" w:hAnsi="Times New Roman" w:cs="Times New Roman"/>
+                <w:b/>
+                <w:bCs/>
+              </w:rPr>
+              <w:t>V. Socially Assistive Design (Personalization Module)</w:t>
+            </w:r>
+          </w:p>
+        </w:tc>
+        <w:tc>
+          <w:tcPr>
+            <w:tcW w:w="2516" w:type="dxa"/>
+            <w:vAlign w:val="center"/>
+          </w:tcPr>
+          <w:p>
+            <w:pPr>
+              <w:pStyle w:val="Compact"/>
+              <w:jc w:val="center"/>
+              <w:rPr>
+                <w:rFonts w:ascii="Times New Roman" w:hAnsi="Times New Roman" w:cs="Times New Roman"/>
+              </w:rPr>
+            </w:pPr>
+            <w:r>
+              <w:rPr>
+                <w:rFonts w:ascii="Times New Roman" w:hAnsi="Times New Roman" w:cs="Times New Roman"/>
+              </w:rPr>
+              <w:t>RL for Social Cue Selection [17]; Review of AR/VR and Wearable Biosensors [18, 19].</w:t>
+            </w:r>
+          </w:p>
+        </w:tc>
+        <w:tc>
+          <w:tcPr>
+            <w:tcW w:w="2587" w:type="dxa"/>
+            <w:vAlign w:val="center"/>
+          </w:tcPr>
+          <w:p>
+            <w:pPr>
+              <w:pStyle w:val="Compact"/>
+              <w:jc w:val="center"/>
+              <w:rPr>
+                <w:rFonts w:ascii="Times New Roman" w:hAnsi="Times New Roman" w:cs="Times New Roman"/>
+              </w:rPr>
+            </w:pPr>
+            <w:r>
+              <w:rPr>
+                <w:rFonts w:ascii="Times New Roman" w:hAnsi="Times New Roman" w:cs="Times New Roman"/>
+              </w:rPr>
+              <w:t>Demonstrated efficacy of using RL to personalize behavioral/social interventions [17]. AR is proven to increase focus and engagement in ASD [19].</w:t>
+            </w:r>
+          </w:p>
+        </w:tc>
+        <w:tc>
+          <w:tcPr>
+            <w:tcW w:w="2409" w:type="dxa"/>
+            <w:vAlign w:val="center"/>
+          </w:tcPr>
+          <w:p>
+            <w:pPr>
+              <w:pStyle w:val="Compact"/>
+              <w:jc w:val="center"/>
+              <w:rPr>
+                <w:rFonts w:ascii="Times New Roman" w:hAnsi="Times New Roman" w:cs="Times New Roman"/>
+              </w:rPr>
+            </w:pPr>
+            <w:r>
+              <w:rPr>
+                <w:rFonts w:ascii="Times New Roman" w:hAnsi="Times New Roman" w:cs="Times New Roman"/>
+              </w:rPr>
+              <w:t>Unified Policy Gap: Current systems separate academic tutoring (RL in I) from behavioral intervention (RL in V). Missing a single, unified policy to simultaneously decide on academic content and emotional/behavioral intervention type.</w:t>
+            </w:r>
+          </w:p>
+        </w:tc>
+      </w:tr>
+    </w:tbl>
+    <w:p>
+      <w:pPr>
+        <w:spacing w:line="480" w:lineRule="auto"/>
+        <w:rPr>
+          <w:rFonts w:ascii="Times New Roman" w:hAnsi="Times New Roman" w:cs="Times New Roman"/>
+          <w:b/>
+          <w:bCs/>
+          <w:kern w:val="0"/>
+          <w:lang w:val="en-US"/>
+        </w:rPr>
       </w:pPr>
     </w:p>
     <w:p>
@@ -2326,7 +2996,7 @@
         <w:pStyle w:val="ListParagraph"/>
         <w:numPr>
           <w:ilvl w:val="0"/>
-          <w:numId w:val="62"/>
+          <w:numId w:val="26"/>
         </w:numPr>
         <w:spacing w:line="480" w:lineRule="auto"/>
         <w:rPr>
@@ -2343,6 +3013,7 @@
           <w:kern w:val="0"/>
           <w:lang w:val="en-US"/>
         </w:rPr>
+        <w:lastRenderedPageBreak/>
         <w:t>Existing Systems / Industry Solutions Review</w:t>
       </w:r>
     </w:p>
@@ -2644,7 +3315,6 @@
         <w:rPr>
           <w:rFonts w:ascii="Times New Roman" w:hAnsi="Times New Roman" w:cs="Times New Roman"/>
         </w:rPr>
-        <w:lastRenderedPageBreak/>
         <w:t xml:space="preserve">VR hardware can be </w:t>
       </w:r>
       <w:r>
@@ -2830,6 +3500,7 @@
           <w:b/>
           <w:bCs/>
         </w:rPr>
+        <w:lastRenderedPageBreak/>
         <w:t>What Baseet Can Learn / Do Differently</w:t>
       </w:r>
     </w:p>
@@ -3194,7 +3865,6 @@
         <w:rPr>
           <w:rFonts w:ascii="Times New Roman" w:eastAsia="Arial Unicode MS" w:hAnsi="Times New Roman" w:cs="Times New Roman"/>
         </w:rPr>
-        <w:lastRenderedPageBreak/>
         <w:t xml:space="preserve">Designed for mainstream K–12, not ASD → </w:t>
       </w:r>
       <w:r>
@@ -3399,6 +4069,7 @@
         <w:rPr>
           <w:rFonts w:ascii="Times New Roman" w:hAnsi="Times New Roman" w:cs="Times New Roman"/>
         </w:rPr>
+        <w:lastRenderedPageBreak/>
         <w:t xml:space="preserve">Avatar tutors’ impact heavily depends on scaffolding and real-world skill transfer — still under-studied in ASD populations. </w:t>
       </w:r>
       <w:r>
@@ -3754,7 +4425,6 @@
         <w:rPr>
           <w:rFonts w:ascii="Times New Roman" w:hAnsi="Times New Roman" w:cs="Times New Roman"/>
         </w:rPr>
-        <w:lastRenderedPageBreak/>
         <w:t>Teacher and parent dashboards for analytics.</w:t>
       </w:r>
     </w:p>
@@ -3916,6 +4586,7 @@
         <w:rPr>
           <w:rFonts w:ascii="Times New Roman" w:hAnsi="Times New Roman" w:cs="Times New Roman"/>
         </w:rPr>
+        <w:lastRenderedPageBreak/>
         <w:t xml:space="preserve">AI can reduce teacher workload, but studies note the importance of </w:t>
       </w:r>
       <w:r>
@@ -4295,7 +4966,6 @@
           <w:b/>
           <w:bCs/>
         </w:rPr>
-        <w:lastRenderedPageBreak/>
         <w:t>Limitations for Baseet’s Target</w:t>
       </w:r>
     </w:p>
@@ -4445,6 +5115,7 @@
         <w:rPr>
           <w:rFonts w:ascii="Times New Roman" w:hAnsi="Times New Roman" w:cs="Times New Roman"/>
         </w:rPr>
+        <w:lastRenderedPageBreak/>
         <w:t xml:space="preserve">Introduce </w:t>
       </w:r>
       <w:r>
@@ -4803,7 +5474,6 @@
         <w:rPr>
           <w:rFonts w:ascii="Times New Roman" w:hAnsi="Times New Roman" w:cs="Times New Roman"/>
         </w:rPr>
-        <w:lastRenderedPageBreak/>
         <w:t xml:space="preserve">Apps increase practice time but </w:t>
       </w:r>
       <w:r>
@@ -4948,6 +5618,7 @@
         <w:rPr>
           <w:rFonts w:ascii="Times New Roman" w:hAnsi="Times New Roman" w:cs="Times New Roman"/>
         </w:rPr>
+        <w:lastRenderedPageBreak/>
         <w:t xml:space="preserve">Provide stronger </w:t>
       </w:r>
       <w:r>
@@ -4963,12 +5634,6 @@
           <w:rFonts w:ascii="Times New Roman" w:hAnsi="Times New Roman" w:cs="Times New Roman"/>
         </w:rPr>
         <w:t xml:space="preserve"> with real student data.</w:t>
-      </w:r>
-      <w:r>
-        <w:rPr>
-          <w:rFonts w:ascii="Times New Roman" w:hAnsi="Times New Roman" w:cs="Times New Roman"/>
-        </w:rPr>
-        <w:br/>
       </w:r>
       <w:bookmarkStart w:id="29" w:name="_fjqq1yifwto" w:colFirst="0" w:colLast="0"/>
       <w:bookmarkEnd w:id="29"/>
@@ -4978,7 +5643,7 @@
         <w:pStyle w:val="ListParagraph"/>
         <w:numPr>
           <w:ilvl w:val="0"/>
-          <w:numId w:val="62"/>
+          <w:numId w:val="26"/>
         </w:numPr>
         <w:spacing w:line="480" w:lineRule="auto"/>
         <w:rPr>
@@ -4996,42 +5661,63 @@
           <w:kern w:val="0"/>
           <w:lang w:val="en-US"/>
         </w:rPr>
-        <w:t>Comparative Table or Bullet Comparison</w:t>
+        <w:t xml:space="preserve">Comparative Table </w:t>
+      </w:r>
+      <w:r>
+        <w:rPr>
+          <w:rFonts w:ascii="Times New Roman" w:hAnsi="Times New Roman" w:cs="Times New Roman"/>
+          <w:b/>
+          <w:bCs/>
+          <w:color w:val="000000"/>
+          <w:kern w:val="0"/>
+          <w:lang w:val="en-US"/>
+        </w:rPr>
+        <w:t>for Existing Solutions</w:t>
       </w:r>
     </w:p>
     <w:tbl>
       <w:tblPr>
-        <w:tblStyle w:val="TableGrid"/>
-        <w:tblW w:w="0" w:type="auto"/>
-        <w:jc w:val="center"/>
-        <w:tblLook w:val="04A0" w:firstRow="1" w:lastRow="0" w:firstColumn="1" w:lastColumn="0" w:noHBand="0" w:noVBand="1"/>
+        <w:tblStyle w:val="Table"/>
+        <w:tblW w:w="5000" w:type="pct"/>
+        <w:tblBorders>
+          <w:top w:val="single" w:sz="4" w:space="0" w:color="auto"/>
+          <w:left w:val="single" w:sz="4" w:space="0" w:color="auto"/>
+          <w:bottom w:val="single" w:sz="4" w:space="0" w:color="auto"/>
+          <w:right w:val="single" w:sz="4" w:space="0" w:color="auto"/>
+          <w:insideH w:val="single" w:sz="4" w:space="0" w:color="auto"/>
+          <w:insideV w:val="single" w:sz="4" w:space="0" w:color="auto"/>
+        </w:tblBorders>
+        <w:tblLayout w:type="fixed"/>
+        <w:tblLook w:val="0020" w:firstRow="1" w:lastRow="0" w:firstColumn="0" w:lastColumn="0" w:noHBand="0" w:noVBand="0"/>
       </w:tblPr>
       <w:tblGrid>
-        <w:gridCol w:w="2160"/>
-        <w:gridCol w:w="2160"/>
-        <w:gridCol w:w="2203"/>
-        <w:gridCol w:w="2160"/>
+        <w:gridCol w:w="1792"/>
+        <w:gridCol w:w="2562"/>
+        <w:gridCol w:w="2445"/>
+        <w:gridCol w:w="2551"/>
       </w:tblGrid>
       <w:tr>
         <w:trPr>
-          <w:trHeight w:val="413"/>
-          <w:jc w:val="center"/>
+          <w:cnfStyle w:val="100000000000" w:firstRow="1" w:lastRow="0" w:firstColumn="0" w:lastColumn="0" w:oddVBand="0" w:evenVBand="0" w:oddHBand="0" w:evenHBand="0" w:firstRowFirstColumn="0" w:firstRowLastColumn="0" w:lastRowFirstColumn="0" w:lastRowLastColumn="0"/>
+          <w:trHeight w:val="1149"/>
+          <w:tblHeader/>
         </w:trPr>
         <w:tc>
           <w:tcPr>
-            <w:tcW w:w="2160" w:type="dxa"/>
+            <w:tcW w:w="1792" w:type="dxa"/>
+            <w:tcBorders>
+              <w:bottom w:val="none" w:sz="0" w:space="0" w:color="auto"/>
+            </w:tcBorders>
             <w:vAlign w:val="center"/>
           </w:tcPr>
           <w:p>
             <w:pPr>
-              <w:spacing w:line="480" w:lineRule="auto"/>
+              <w:pStyle w:val="Compact"/>
               <w:jc w:val="center"/>
               <w:rPr>
                 <w:rFonts w:ascii="Times New Roman" w:hAnsi="Times New Roman" w:cs="Times New Roman"/>
                 <w:b/>
                 <w:bCs/>
-                <w:sz w:val="24"/>
-                <w:szCs w:val="24"/>
               </w:rPr>
             </w:pPr>
             <w:r>
@@ -5039,28 +5725,27 @@
                 <w:rFonts w:ascii="Times New Roman" w:hAnsi="Times New Roman" w:cs="Times New Roman"/>
                 <w:b/>
                 <w:bCs/>
-                <w:sz w:val="24"/>
-                <w:szCs w:val="24"/>
               </w:rPr>
-              <w:t>Feature / Need</w:t>
+              <w:t>Existing Solution</w:t>
             </w:r>
           </w:p>
         </w:tc>
         <w:tc>
           <w:tcPr>
-            <w:tcW w:w="2160" w:type="dxa"/>
+            <w:tcW w:w="2562" w:type="dxa"/>
+            <w:tcBorders>
+              <w:bottom w:val="none" w:sz="0" w:space="0" w:color="auto"/>
+            </w:tcBorders>
             <w:vAlign w:val="center"/>
           </w:tcPr>
           <w:p>
             <w:pPr>
-              <w:spacing w:line="480" w:lineRule="auto"/>
+              <w:pStyle w:val="Compact"/>
               <w:jc w:val="center"/>
               <w:rPr>
                 <w:rFonts w:ascii="Times New Roman" w:hAnsi="Times New Roman" w:cs="Times New Roman"/>
                 <w:b/>
                 <w:bCs/>
-                <w:sz w:val="24"/>
-                <w:szCs w:val="24"/>
               </w:rPr>
             </w:pPr>
             <w:r>
@@ -5068,28 +5753,27 @@
                 <w:rFonts w:ascii="Times New Roman" w:hAnsi="Times New Roman" w:cs="Times New Roman"/>
                 <w:b/>
                 <w:bCs/>
-                <w:sz w:val="24"/>
-                <w:szCs w:val="24"/>
               </w:rPr>
-              <w:t>Research Insights</w:t>
+              <w:t>Key Approaches</w:t>
             </w:r>
           </w:p>
         </w:tc>
         <w:tc>
           <w:tcPr>
-            <w:tcW w:w="2160" w:type="dxa"/>
+            <w:tcW w:w="2445" w:type="dxa"/>
+            <w:tcBorders>
+              <w:bottom w:val="none" w:sz="0" w:space="0" w:color="auto"/>
+            </w:tcBorders>
             <w:vAlign w:val="center"/>
           </w:tcPr>
           <w:p>
             <w:pPr>
-              <w:spacing w:line="480" w:lineRule="auto"/>
+              <w:pStyle w:val="Compact"/>
               <w:jc w:val="center"/>
               <w:rPr>
                 <w:rFonts w:ascii="Times New Roman" w:hAnsi="Times New Roman" w:cs="Times New Roman"/>
                 <w:b/>
                 <w:bCs/>
-                <w:sz w:val="24"/>
-                <w:szCs w:val="24"/>
               </w:rPr>
             </w:pPr>
             <w:r>
@@ -5097,28 +5781,27 @@
                 <w:rFonts w:ascii="Times New Roman" w:hAnsi="Times New Roman" w:cs="Times New Roman"/>
                 <w:b/>
                 <w:bCs/>
-                <w:sz w:val="24"/>
-                <w:szCs w:val="24"/>
               </w:rPr>
-              <w:t>Existing Products</w:t>
+              <w:t>Implementation Maturity (What’s Done Well?)</w:t>
             </w:r>
           </w:p>
         </w:tc>
         <w:tc>
           <w:tcPr>
-            <w:tcW w:w="2160" w:type="dxa"/>
+            <w:tcW w:w="2551" w:type="dxa"/>
+            <w:tcBorders>
+              <w:bottom w:val="none" w:sz="0" w:space="0" w:color="auto"/>
+            </w:tcBorders>
             <w:vAlign w:val="center"/>
           </w:tcPr>
           <w:p>
             <w:pPr>
-              <w:spacing w:line="480" w:lineRule="auto"/>
+              <w:pStyle w:val="Compact"/>
               <w:jc w:val="center"/>
               <w:rPr>
                 <w:rFonts w:ascii="Times New Roman" w:hAnsi="Times New Roman" w:cs="Times New Roman"/>
                 <w:b/>
                 <w:bCs/>
-                <w:sz w:val="24"/>
-                <w:szCs w:val="24"/>
               </w:rPr>
             </w:pPr>
             <w:r>
@@ -5126,94 +5809,37 @@
                 <w:rFonts w:ascii="Times New Roman" w:hAnsi="Times New Roman" w:cs="Times New Roman"/>
                 <w:b/>
                 <w:bCs/>
-                <w:sz w:val="24"/>
-                <w:szCs w:val="24"/>
               </w:rPr>
-              <w:t>Gap / Missing</w:t>
+              <w:t>Critical Gaps &amp; Missing Elements</w:t>
             </w:r>
           </w:p>
         </w:tc>
       </w:tr>
       <w:tr>
         <w:trPr>
-          <w:trHeight w:val="1681"/>
-          <w:jc w:val="center"/>
+          <w:trHeight w:val="2413"/>
         </w:trPr>
         <w:tc>
           <w:tcPr>
-            <w:tcW w:w="2160" w:type="dxa"/>
+            <w:tcW w:w="1792" w:type="dxa"/>
             <w:vAlign w:val="center"/>
           </w:tcPr>
           <w:p>
             <w:pPr>
-              <w:spacing w:line="480" w:lineRule="auto"/>
+              <w:pStyle w:val="Compact"/>
               <w:jc w:val="center"/>
               <w:rPr>
                 <w:rFonts w:ascii="Times New Roman" w:hAnsi="Times New Roman" w:cs="Times New Roman"/>
                 <w:b/>
                 <w:bCs/>
-                <w:sz w:val="24"/>
-                <w:szCs w:val="24"/>
-              </w:rPr>
-            </w:pPr>
-            <w:r>
-              <w:rPr>
-                <w:rFonts w:ascii="Times New Roman" w:hAnsi="Times New Roman" w:cs="Times New Roman"/>
-                <w:b/>
-                <w:bCs/>
-                <w:sz w:val="24"/>
-                <w:szCs w:val="24"/>
-              </w:rPr>
-              <w:t>Adaptive Tutoring</w:t>
-            </w:r>
-          </w:p>
-        </w:tc>
-        <w:tc>
-          <w:tcPr>
-            <w:tcW w:w="2160" w:type="dxa"/>
-            <w:vAlign w:val="center"/>
-          </w:tcPr>
-          <w:p>
-            <w:pPr>
-              <w:spacing w:line="480" w:lineRule="auto"/>
-              <w:jc w:val="center"/>
-              <w:rPr>
-                <w:rFonts w:ascii="Times New Roman" w:hAnsi="Times New Roman" w:cs="Times New Roman"/>
-                <w:sz w:val="24"/>
-                <w:szCs w:val="24"/>
-              </w:rPr>
-            </w:pPr>
-            <w:r>
-              <w:rPr>
-                <w:rFonts w:ascii="Times New Roman" w:hAnsi="Times New Roman" w:cs="Times New Roman"/>
-                <w:sz w:val="24"/>
-                <w:szCs w:val="24"/>
-              </w:rPr>
-              <w:t>RL-based ITS (RELETAS) enables individualized learning using working memory &amp; ZPD models</w:t>
-            </w:r>
-          </w:p>
-        </w:tc>
-        <w:tc>
-          <w:tcPr>
-            <w:tcW w:w="2160" w:type="dxa"/>
-            <w:vAlign w:val="center"/>
-          </w:tcPr>
-          <w:p>
-            <w:pPr>
-              <w:spacing w:line="480" w:lineRule="auto"/>
-              <w:jc w:val="center"/>
-              <w:rPr>
-                <w:rFonts w:ascii="Times New Roman" w:hAnsi="Times New Roman" w:cs="Times New Roman"/>
-                <w:sz w:val="24"/>
-                <w:szCs w:val="24"/>
               </w:rPr>
             </w:pPr>
             <w:proofErr w:type="spellStart"/>
             <w:r>
               <w:rPr>
                 <w:rFonts w:ascii="Times New Roman" w:hAnsi="Times New Roman" w:cs="Times New Roman"/>
-                <w:sz w:val="24"/>
-                <w:szCs w:val="24"/>
+                <w:b/>
+                <w:bCs/>
               </w:rPr>
               <w:t>SMARTe</w:t>
             </w:r>
@@ -5221,35 +5847,102 @@
             <w:r>
               <w:rPr>
                 <w:rFonts w:ascii="Times New Roman" w:hAnsi="Times New Roman" w:cs="Times New Roman"/>
-                <w:sz w:val="24"/>
-                <w:szCs w:val="24"/>
+                <w:b/>
+                <w:bCs/>
               </w:rPr>
-              <w:t xml:space="preserve">-VR, </w:t>
+              <w:t>-VR (Research Prototype)</w:t>
             </w:r>
+          </w:p>
+        </w:tc>
+        <w:tc>
+          <w:tcPr>
+            <w:tcW w:w="2562" w:type="dxa"/>
+            <w:vAlign w:val="center"/>
+          </w:tcPr>
+          <w:p>
+            <w:pPr>
+              <w:pStyle w:val="Compact"/>
+              <w:jc w:val="center"/>
+              <w:rPr>
+                <w:rFonts w:ascii="Times New Roman" w:hAnsi="Times New Roman" w:cs="Times New Roman"/>
+              </w:rPr>
+            </w:pPr>
+            <w:r>
+              <w:rPr>
+                <w:rFonts w:ascii="Times New Roman" w:hAnsi="Times New Roman" w:cs="Times New Roman"/>
+              </w:rPr>
+              <w:t>VR-based immersive learning with real-time facial biometrics + interaction metadata</w:t>
+            </w:r>
+          </w:p>
+        </w:tc>
+        <w:tc>
+          <w:tcPr>
+            <w:tcW w:w="2445" w:type="dxa"/>
+            <w:vAlign w:val="center"/>
+          </w:tcPr>
+          <w:p>
+            <w:pPr>
+              <w:pStyle w:val="Compact"/>
+              <w:jc w:val="center"/>
+              <w:rPr>
+                <w:rFonts w:ascii="Times New Roman" w:hAnsi="Times New Roman" w:cs="Times New Roman"/>
+              </w:rPr>
+            </w:pPr>
+            <w:r>
+              <w:rPr>
+                <w:rFonts w:ascii="Times New Roman" w:hAnsi="Times New Roman" w:cs="Times New Roman"/>
+              </w:rPr>
+              <w:t>Feasibility demonstrated with prototype datasets; end-to-end VR adaptivity pipeline tested in research</w:t>
+            </w:r>
+          </w:p>
+        </w:tc>
+        <w:tc>
+          <w:tcPr>
+            <w:tcW w:w="2551" w:type="dxa"/>
+            <w:vAlign w:val="center"/>
+          </w:tcPr>
+          <w:p>
+            <w:pPr>
+              <w:pStyle w:val="Compact"/>
+              <w:jc w:val="center"/>
+              <w:rPr>
+                <w:rFonts w:ascii="Times New Roman" w:hAnsi="Times New Roman" w:cs="Times New Roman"/>
+              </w:rPr>
+            </w:pPr>
+            <w:r>
+              <w:rPr>
+                <w:rFonts w:ascii="Times New Roman" w:hAnsi="Times New Roman" w:cs="Times New Roman"/>
+              </w:rPr>
+              <w:t>Not production-ready; adult-trained facial emotion models fail for ASD children; VR overstimulation; lacks privacy/consent flows; not culturally localized</w:t>
+            </w:r>
+          </w:p>
+        </w:tc>
+      </w:tr>
+      <w:tr>
+        <w:trPr>
+          <w:trHeight w:val="2399"/>
+        </w:trPr>
+        <w:tc>
+          <w:tcPr>
+            <w:tcW w:w="1792" w:type="dxa"/>
+            <w:vAlign w:val="center"/>
+          </w:tcPr>
+          <w:p>
+            <w:pPr>
+              <w:pStyle w:val="Compact"/>
+              <w:jc w:val="center"/>
+              <w:rPr>
+                <w:rFonts w:ascii="Times New Roman" w:hAnsi="Times New Roman" w:cs="Times New Roman"/>
+                <w:b/>
+                <w:bCs/>
+              </w:rPr>
+            </w:pPr>
             <w:proofErr w:type="spellStart"/>
             <w:r>
               <w:rPr>
                 <w:rFonts w:ascii="Times New Roman" w:hAnsi="Times New Roman" w:cs="Times New Roman"/>
-                <w:sz w:val="24"/>
-                <w:szCs w:val="24"/>
-              </w:rPr>
-              <w:t>EduAide</w:t>
-            </w:r>
-            <w:proofErr w:type="spellEnd"/>
-            <w:r>
-              <w:rPr>
-                <w:rFonts w:ascii="Times New Roman" w:hAnsi="Times New Roman" w:cs="Times New Roman"/>
-                <w:sz w:val="24"/>
-                <w:szCs w:val="24"/>
-              </w:rPr>
-              <w:t xml:space="preserve">, </w:t>
-            </w:r>
-            <w:proofErr w:type="spellStart"/>
-            <w:r>
-              <w:rPr>
-                <w:rFonts w:ascii="Times New Roman" w:hAnsi="Times New Roman" w:cs="Times New Roman"/>
-                <w:sz w:val="24"/>
-                <w:szCs w:val="24"/>
+                <w:b/>
+                <w:bCs/>
               </w:rPr>
               <w:t>VictoryXR</w:t>
             </w:r>
@@ -5257,985 +5950,371 @@
             <w:r>
               <w:rPr>
                 <w:rFonts w:ascii="Times New Roman" w:hAnsi="Times New Roman" w:cs="Times New Roman"/>
-                <w:sz w:val="24"/>
-                <w:szCs w:val="24"/>
+                <w:b/>
+                <w:bCs/>
               </w:rPr>
-              <w:t xml:space="preserve">: partial adaptivity; </w:t>
+              <w:t xml:space="preserve"> — </w:t>
             </w:r>
             <w:proofErr w:type="spellStart"/>
             <w:r>
               <w:rPr>
                 <w:rFonts w:ascii="Times New Roman" w:hAnsi="Times New Roman" w:cs="Times New Roman"/>
-                <w:sz w:val="24"/>
-                <w:szCs w:val="24"/>
+                <w:b/>
+                <w:bCs/>
+              </w:rPr>
+              <w:t>HoloTutor</w:t>
+            </w:r>
+            <w:proofErr w:type="spellEnd"/>
+          </w:p>
+        </w:tc>
+        <w:tc>
+          <w:tcPr>
+            <w:tcW w:w="2562" w:type="dxa"/>
+            <w:vAlign w:val="center"/>
+          </w:tcPr>
+          <w:p>
+            <w:pPr>
+              <w:pStyle w:val="Compact"/>
+              <w:jc w:val="center"/>
+              <w:rPr>
+                <w:rFonts w:ascii="Times New Roman" w:hAnsi="Times New Roman" w:cs="Times New Roman"/>
+              </w:rPr>
+            </w:pPr>
+            <w:r>
+              <w:rPr>
+                <w:rFonts w:ascii="Times New Roman" w:hAnsi="Times New Roman" w:cs="Times New Roman"/>
+              </w:rPr>
+              <w:t>AI avatars + browser-based 3D classrooms for immersive STEM learning</w:t>
+            </w:r>
+          </w:p>
+        </w:tc>
+        <w:tc>
+          <w:tcPr>
+            <w:tcW w:w="2445" w:type="dxa"/>
+            <w:vAlign w:val="center"/>
+          </w:tcPr>
+          <w:p>
+            <w:pPr>
+              <w:pStyle w:val="Compact"/>
+              <w:jc w:val="center"/>
+              <w:rPr>
+                <w:rFonts w:ascii="Times New Roman" w:hAnsi="Times New Roman" w:cs="Times New Roman"/>
+              </w:rPr>
+            </w:pPr>
+            <w:r>
+              <w:rPr>
+                <w:rFonts w:ascii="Times New Roman" w:hAnsi="Times New Roman" w:cs="Times New Roman"/>
+              </w:rPr>
+              <w:t>Engaging spatial learning and interactive AI-guided lessons for mainstream learners</w:t>
+            </w:r>
+          </w:p>
+        </w:tc>
+        <w:tc>
+          <w:tcPr>
+            <w:tcW w:w="2551" w:type="dxa"/>
+            <w:vAlign w:val="center"/>
+          </w:tcPr>
+          <w:p>
+            <w:pPr>
+              <w:pStyle w:val="Compact"/>
+              <w:jc w:val="center"/>
+              <w:rPr>
+                <w:rFonts w:ascii="Times New Roman" w:hAnsi="Times New Roman" w:cs="Times New Roman"/>
+              </w:rPr>
+            </w:pPr>
+            <w:r>
+              <w:rPr>
+                <w:rFonts w:ascii="Times New Roman" w:hAnsi="Times New Roman" w:cs="Times New Roman"/>
+              </w:rPr>
+              <w:t>Too visually complex for ASD learners; avatars not validated for special-ed outcomes; lacks emotion-based adaptivity; limited localization</w:t>
+            </w:r>
+          </w:p>
+        </w:tc>
+      </w:tr>
+      <w:tr>
+        <w:trPr>
+          <w:trHeight w:val="2817"/>
+        </w:trPr>
+        <w:tc>
+          <w:tcPr>
+            <w:tcW w:w="1792" w:type="dxa"/>
+            <w:vAlign w:val="center"/>
+          </w:tcPr>
+          <w:p>
+            <w:pPr>
+              <w:pStyle w:val="Compact"/>
+              <w:jc w:val="center"/>
+              <w:rPr>
+                <w:rFonts w:ascii="Times New Roman" w:hAnsi="Times New Roman" w:cs="Times New Roman"/>
+                <w:b/>
+                <w:bCs/>
+              </w:rPr>
+            </w:pPr>
+            <w:proofErr w:type="spellStart"/>
+            <w:r>
+              <w:rPr>
+                <w:rFonts w:ascii="Times New Roman" w:hAnsi="Times New Roman" w:cs="Times New Roman"/>
+                <w:b/>
+                <w:bCs/>
+              </w:rPr>
+              <w:t>EduAide</w:t>
+            </w:r>
+            <w:proofErr w:type="spellEnd"/>
+          </w:p>
+        </w:tc>
+        <w:tc>
+          <w:tcPr>
+            <w:tcW w:w="2562" w:type="dxa"/>
+            <w:vAlign w:val="center"/>
+          </w:tcPr>
+          <w:p>
+            <w:pPr>
+              <w:pStyle w:val="Compact"/>
+              <w:jc w:val="center"/>
+              <w:rPr>
+                <w:rFonts w:ascii="Times New Roman" w:hAnsi="Times New Roman" w:cs="Times New Roman"/>
+              </w:rPr>
+            </w:pPr>
+            <w:r>
+              <w:rPr>
+                <w:rFonts w:ascii="Times New Roman" w:hAnsi="Times New Roman" w:cs="Times New Roman"/>
+              </w:rPr>
+              <w:t>AI-generated lessons, assessments, and dashboards for teachers</w:t>
+            </w:r>
+          </w:p>
+        </w:tc>
+        <w:tc>
+          <w:tcPr>
+            <w:tcW w:w="2445" w:type="dxa"/>
+            <w:vAlign w:val="center"/>
+          </w:tcPr>
+          <w:p>
+            <w:pPr>
+              <w:pStyle w:val="Compact"/>
+              <w:jc w:val="center"/>
+              <w:rPr>
+                <w:rFonts w:ascii="Times New Roman" w:hAnsi="Times New Roman" w:cs="Times New Roman"/>
+              </w:rPr>
+            </w:pPr>
+            <w:r>
+              <w:rPr>
+                <w:rFonts w:ascii="Times New Roman" w:hAnsi="Times New Roman" w:cs="Times New Roman"/>
+              </w:rPr>
+              <w:t>Effective AI-assisted content generation and performance tracking for mainstream classrooms</w:t>
+            </w:r>
+          </w:p>
+        </w:tc>
+        <w:tc>
+          <w:tcPr>
+            <w:tcW w:w="2551" w:type="dxa"/>
+            <w:vAlign w:val="center"/>
+          </w:tcPr>
+          <w:p>
+            <w:pPr>
+              <w:pStyle w:val="Compact"/>
+              <w:jc w:val="center"/>
+              <w:rPr>
+                <w:rFonts w:ascii="Times New Roman" w:hAnsi="Times New Roman" w:cs="Times New Roman"/>
+              </w:rPr>
+            </w:pPr>
+            <w:r>
+              <w:rPr>
+                <w:rFonts w:ascii="Times New Roman" w:hAnsi="Times New Roman" w:cs="Times New Roman"/>
+              </w:rPr>
+              <w:t>Not ASD-specific; no emotion/engagement monitoring; limited individualized accommodations; not localized to Arabic/Egyptian curriculum</w:t>
+            </w:r>
+          </w:p>
+        </w:tc>
+      </w:tr>
+      <w:tr>
+        <w:tc>
+          <w:tcPr>
+            <w:tcW w:w="1792" w:type="dxa"/>
+            <w:vAlign w:val="center"/>
+          </w:tcPr>
+          <w:p>
+            <w:pPr>
+              <w:pStyle w:val="Compact"/>
+              <w:jc w:val="center"/>
+              <w:rPr>
+                <w:rFonts w:ascii="Times New Roman" w:hAnsi="Times New Roman" w:cs="Times New Roman"/>
+                <w:b/>
+                <w:bCs/>
+              </w:rPr>
+            </w:pPr>
+            <w:proofErr w:type="spellStart"/>
+            <w:r>
+              <w:rPr>
+                <w:rFonts w:ascii="Times New Roman" w:hAnsi="Times New Roman" w:cs="Times New Roman"/>
+                <w:b/>
+                <w:bCs/>
               </w:rPr>
               <w:t>TeachTown</w:t>
             </w:r>
             <w:proofErr w:type="spellEnd"/>
+          </w:p>
+        </w:tc>
+        <w:tc>
+          <w:tcPr>
+            <w:tcW w:w="2562" w:type="dxa"/>
+            <w:vAlign w:val="center"/>
+          </w:tcPr>
+          <w:p>
+            <w:pPr>
+              <w:pStyle w:val="Compact"/>
+              <w:jc w:val="center"/>
+              <w:rPr>
+                <w:rFonts w:ascii="Times New Roman" w:hAnsi="Times New Roman" w:cs="Times New Roman"/>
+              </w:rPr>
+            </w:pPr>
             <w:r>
               <w:rPr>
                 <w:rFonts w:ascii="Times New Roman" w:hAnsi="Times New Roman" w:cs="Times New Roman"/>
-                <w:sz w:val="24"/>
-                <w:szCs w:val="24"/>
               </w:rPr>
-              <w:t>/</w:t>
+              <w:t>Structured special-education curriculum delivery for autism/intellectual disabilities</w:t>
             </w:r>
+          </w:p>
+        </w:tc>
+        <w:tc>
+          <w:tcPr>
+            <w:tcW w:w="2445" w:type="dxa"/>
+            <w:vAlign w:val="center"/>
+          </w:tcPr>
+          <w:p>
+            <w:pPr>
+              <w:pStyle w:val="Compact"/>
+              <w:jc w:val="center"/>
+              <w:rPr>
+                <w:rFonts w:ascii="Times New Roman" w:hAnsi="Times New Roman" w:cs="Times New Roman"/>
+              </w:rPr>
+            </w:pPr>
+            <w:r>
+              <w:rPr>
+                <w:rFonts w:ascii="Times New Roman" w:hAnsi="Times New Roman" w:cs="Times New Roman"/>
+              </w:rPr>
+              <w:t>Strong structured curriculum; behavior reporting and progress tracking; multi-user accessibility</w:t>
+            </w:r>
+          </w:p>
+        </w:tc>
+        <w:tc>
+          <w:tcPr>
+            <w:tcW w:w="2551" w:type="dxa"/>
+            <w:vAlign w:val="center"/>
+          </w:tcPr>
+          <w:p>
+            <w:pPr>
+              <w:pStyle w:val="Compact"/>
+              <w:jc w:val="center"/>
+              <w:rPr>
+                <w:rFonts w:ascii="Times New Roman" w:hAnsi="Times New Roman" w:cs="Times New Roman"/>
+              </w:rPr>
+            </w:pPr>
+            <w:r>
+              <w:rPr>
+                <w:rFonts w:ascii="Times New Roman" w:hAnsi="Times New Roman" w:cs="Times New Roman"/>
+              </w:rPr>
+              <w:t>Traditional/non-adaptive; no AI-driven emotional or engagement monitoring; limited insights on engagement; not localized for Egyptian/Arabic context</w:t>
+            </w:r>
+          </w:p>
+        </w:tc>
+      </w:tr>
+      <w:tr>
+        <w:tc>
+          <w:tcPr>
+            <w:tcW w:w="1792" w:type="dxa"/>
+            <w:vAlign w:val="center"/>
+          </w:tcPr>
+          <w:p>
+            <w:pPr>
+              <w:pStyle w:val="Compact"/>
+              <w:jc w:val="center"/>
+              <w:rPr>
+                <w:rFonts w:ascii="Times New Roman" w:hAnsi="Times New Roman" w:cs="Times New Roman"/>
+                <w:b/>
+                <w:bCs/>
+              </w:rPr>
+            </w:pPr>
             <w:proofErr w:type="spellStart"/>
             <w:r>
               <w:rPr>
                 <w:rFonts w:ascii="Times New Roman" w:hAnsi="Times New Roman" w:cs="Times New Roman"/>
-                <w:sz w:val="24"/>
-                <w:szCs w:val="24"/>
+                <w:b/>
+                <w:bCs/>
               </w:rPr>
+              <w:lastRenderedPageBreak/>
               <w:t>Otsimo</w:t>
             </w:r>
             <w:proofErr w:type="spellEnd"/>
             <w:r>
               <w:rPr>
                 <w:rFonts w:ascii="Times New Roman" w:hAnsi="Times New Roman" w:cs="Times New Roman"/>
-                <w:sz w:val="24"/>
-                <w:szCs w:val="24"/>
+                <w:b/>
+                <w:bCs/>
               </w:rPr>
-              <w:t>: structured lessons</w:t>
+              <w:t xml:space="preserve"> (Special Education &amp; Speech Apps)</w:t>
             </w:r>
           </w:p>
         </w:tc>
         <w:tc>
           <w:tcPr>
-            <w:tcW w:w="2160" w:type="dxa"/>
+            <w:tcW w:w="2562" w:type="dxa"/>
             <w:vAlign w:val="center"/>
           </w:tcPr>
           <w:p>
             <w:pPr>
-              <w:spacing w:line="480" w:lineRule="auto"/>
+              <w:pStyle w:val="Compact"/>
               <w:jc w:val="center"/>
               <w:rPr>
                 <w:rFonts w:ascii="Times New Roman" w:hAnsi="Times New Roman" w:cs="Times New Roman"/>
-                <w:sz w:val="24"/>
-                <w:szCs w:val="24"/>
               </w:rPr>
             </w:pPr>
             <w:r>
               <w:rPr>
                 <w:rFonts w:ascii="Times New Roman" w:hAnsi="Times New Roman" w:cs="Times New Roman"/>
-                <w:sz w:val="24"/>
-                <w:szCs w:val="24"/>
               </w:rPr>
-              <w:t>Real-time, fully personalized tutoring for autistic learners</w:t>
+              <w:t>Gamified activities and speech exercises; developmental screening</w:t>
             </w:r>
           </w:p>
         </w:tc>
-      </w:tr>
-      <w:tr>
-        <w:trPr>
-          <w:trHeight w:val="1988"/>
-          <w:jc w:val="center"/>
-        </w:trPr>
         <w:tc>
           <w:tcPr>
-            <w:tcW w:w="2160" w:type="dxa"/>
+            <w:tcW w:w="2445" w:type="dxa"/>
             <w:vAlign w:val="center"/>
           </w:tcPr>
           <w:p>
             <w:pPr>
-              <w:spacing w:line="480" w:lineRule="auto"/>
+              <w:pStyle w:val="Compact"/>
               <w:jc w:val="center"/>
               <w:rPr>
                 <w:rFonts w:ascii="Times New Roman" w:hAnsi="Times New Roman" w:cs="Times New Roman"/>
-                <w:b/>
-                <w:bCs/>
-                <w:sz w:val="24"/>
-                <w:szCs w:val="24"/>
               </w:rPr>
             </w:pPr>
             <w:r>
               <w:rPr>
                 <w:rFonts w:ascii="Times New Roman" w:hAnsi="Times New Roman" w:cs="Times New Roman"/>
-                <w:b/>
-                <w:bCs/>
-                <w:sz w:val="24"/>
-                <w:szCs w:val="24"/>
               </w:rPr>
-              <w:t>Emotion / Engagement Monitoring</w:t>
+              <w:t>Wide variety of gamified exercises; offline-friendly; simple UI for young children</w:t>
             </w:r>
           </w:p>
         </w:tc>
         <w:tc>
           <w:tcPr>
-            <w:tcW w:w="2160" w:type="dxa"/>
+            <w:tcW w:w="2551" w:type="dxa"/>
             <w:vAlign w:val="center"/>
           </w:tcPr>
           <w:p>
             <w:pPr>
-              <w:spacing w:line="480" w:lineRule="auto"/>
+              <w:pStyle w:val="Compact"/>
               <w:jc w:val="center"/>
               <w:rPr>
                 <w:rFonts w:ascii="Times New Roman" w:hAnsi="Times New Roman" w:cs="Times New Roman"/>
-                <w:sz w:val="24"/>
-                <w:szCs w:val="24"/>
               </w:rPr>
             </w:pPr>
             <w:r>
               <w:rPr>
                 <w:rFonts w:ascii="Times New Roman" w:hAnsi="Times New Roman" w:cs="Times New Roman"/>
-                <w:sz w:val="24"/>
-                <w:szCs w:val="24"/>
               </w:rPr>
-              <w:t xml:space="preserve">Multimodal deep learning (visual, audio, text) allows low-latency emotion detection; temporal/contextual </w:t>
-            </w:r>
-            <w:r>
-              <w:rPr>
-                <w:rFonts w:ascii="Times New Roman" w:hAnsi="Times New Roman" w:cs="Times New Roman"/>
-                <w:sz w:val="24"/>
-                <w:szCs w:val="24"/>
-              </w:rPr>
-              <w:lastRenderedPageBreak/>
-              <w:t>cues critical for ASD</w:t>
-            </w:r>
-          </w:p>
-        </w:tc>
-        <w:tc>
-          <w:tcPr>
-            <w:tcW w:w="2160" w:type="dxa"/>
-            <w:vAlign w:val="center"/>
-          </w:tcPr>
-          <w:p>
-            <w:pPr>
-              <w:spacing w:line="480" w:lineRule="auto"/>
-              <w:jc w:val="center"/>
-              <w:rPr>
-                <w:rFonts w:ascii="Times New Roman" w:hAnsi="Times New Roman" w:cs="Times New Roman"/>
-                <w:sz w:val="24"/>
-                <w:szCs w:val="24"/>
-              </w:rPr>
-            </w:pPr>
-            <w:proofErr w:type="spellStart"/>
-            <w:r>
-              <w:rPr>
-                <w:rFonts w:ascii="Times New Roman" w:hAnsi="Times New Roman" w:cs="Times New Roman"/>
-                <w:sz w:val="24"/>
-                <w:szCs w:val="24"/>
-              </w:rPr>
-              <w:lastRenderedPageBreak/>
-              <w:t>SMARTe</w:t>
-            </w:r>
-            <w:proofErr w:type="spellEnd"/>
-            <w:r>
-              <w:rPr>
-                <w:rFonts w:ascii="Times New Roman" w:hAnsi="Times New Roman" w:cs="Times New Roman"/>
-                <w:sz w:val="24"/>
-                <w:szCs w:val="24"/>
-              </w:rPr>
-              <w:t>-VR: adult-trained models; others: minimal/no emotion tracking</w:t>
-            </w:r>
-          </w:p>
-        </w:tc>
-        <w:tc>
-          <w:tcPr>
-            <w:tcW w:w="2160" w:type="dxa"/>
-            <w:vAlign w:val="center"/>
-          </w:tcPr>
-          <w:p>
-            <w:pPr>
-              <w:spacing w:line="480" w:lineRule="auto"/>
-              <w:jc w:val="center"/>
-              <w:rPr>
-                <w:rFonts w:ascii="Times New Roman" w:hAnsi="Times New Roman" w:cs="Times New Roman"/>
-                <w:sz w:val="24"/>
-                <w:szCs w:val="24"/>
-              </w:rPr>
-            </w:pPr>
-            <w:r>
-              <w:rPr>
-                <w:rFonts w:ascii="Times New Roman" w:hAnsi="Times New Roman" w:cs="Times New Roman"/>
-                <w:sz w:val="24"/>
-                <w:szCs w:val="24"/>
-              </w:rPr>
-              <w:t>Real-time monitoring tailored to ASD, including stress and voice tone</w:t>
-            </w:r>
-          </w:p>
-        </w:tc>
-      </w:tr>
-      <w:tr>
-        <w:trPr>
-          <w:trHeight w:val="1265"/>
-          <w:jc w:val="center"/>
-        </w:trPr>
-        <w:tc>
-          <w:tcPr>
-            <w:tcW w:w="2160" w:type="dxa"/>
-            <w:vAlign w:val="center"/>
-          </w:tcPr>
-          <w:p>
-            <w:pPr>
-              <w:spacing w:line="480" w:lineRule="auto"/>
-              <w:jc w:val="center"/>
-              <w:rPr>
-                <w:rFonts w:ascii="Times New Roman" w:hAnsi="Times New Roman" w:cs="Times New Roman"/>
-                <w:b/>
-                <w:bCs/>
-                <w:sz w:val="24"/>
-                <w:szCs w:val="24"/>
-              </w:rPr>
-            </w:pPr>
-            <w:r>
-              <w:rPr>
-                <w:rFonts w:ascii="Times New Roman" w:hAnsi="Times New Roman" w:cs="Times New Roman"/>
-                <w:b/>
-                <w:bCs/>
-                <w:sz w:val="24"/>
-                <w:szCs w:val="24"/>
-              </w:rPr>
-              <w:t>Localization</w:t>
-            </w:r>
-          </w:p>
-        </w:tc>
-        <w:tc>
-          <w:tcPr>
-            <w:tcW w:w="2160" w:type="dxa"/>
-            <w:vAlign w:val="center"/>
-          </w:tcPr>
-          <w:p>
-            <w:pPr>
-              <w:spacing w:line="480" w:lineRule="auto"/>
-              <w:jc w:val="center"/>
-              <w:rPr>
-                <w:rFonts w:ascii="Times New Roman" w:hAnsi="Times New Roman" w:cs="Times New Roman"/>
-                <w:sz w:val="24"/>
-                <w:szCs w:val="24"/>
-              </w:rPr>
-            </w:pPr>
-            <w:r>
-              <w:rPr>
-                <w:rFonts w:ascii="Times New Roman" w:hAnsi="Times New Roman" w:cs="Times New Roman"/>
-                <w:sz w:val="24"/>
-                <w:szCs w:val="24"/>
-              </w:rPr>
-              <w:t>Effective learning requires content aligned with local language &amp; culture</w:t>
-            </w:r>
-          </w:p>
-        </w:tc>
-        <w:tc>
-          <w:tcPr>
-            <w:tcW w:w="2160" w:type="dxa"/>
-            <w:vAlign w:val="center"/>
-          </w:tcPr>
-          <w:p>
-            <w:pPr>
-              <w:spacing w:line="480" w:lineRule="auto"/>
-              <w:jc w:val="center"/>
-              <w:rPr>
-                <w:rFonts w:ascii="Times New Roman" w:hAnsi="Times New Roman" w:cs="Times New Roman"/>
-                <w:sz w:val="24"/>
-                <w:szCs w:val="24"/>
-              </w:rPr>
-            </w:pPr>
-            <w:r>
-              <w:rPr>
-                <w:rFonts w:ascii="Times New Roman" w:hAnsi="Times New Roman" w:cs="Times New Roman"/>
-                <w:sz w:val="24"/>
-                <w:szCs w:val="24"/>
-              </w:rPr>
-              <w:t>None fully localized to Arabic/Egyptian curriculum</w:t>
-            </w:r>
-          </w:p>
-        </w:tc>
-        <w:tc>
-          <w:tcPr>
-            <w:tcW w:w="2160" w:type="dxa"/>
-            <w:vAlign w:val="center"/>
-          </w:tcPr>
-          <w:p>
-            <w:pPr>
-              <w:spacing w:line="480" w:lineRule="auto"/>
-              <w:jc w:val="center"/>
-              <w:rPr>
-                <w:rFonts w:ascii="Times New Roman" w:hAnsi="Times New Roman" w:cs="Times New Roman"/>
-                <w:sz w:val="24"/>
-                <w:szCs w:val="24"/>
-              </w:rPr>
-            </w:pPr>
-            <w:r>
-              <w:rPr>
-                <w:rFonts w:ascii="Times New Roman" w:hAnsi="Times New Roman" w:cs="Times New Roman"/>
-                <w:sz w:val="24"/>
-                <w:szCs w:val="24"/>
-              </w:rPr>
-              <w:t>Culturally relevant lessons, UIs, and interactions for Egyptian context</w:t>
-            </w:r>
-          </w:p>
-        </w:tc>
-      </w:tr>
-      <w:tr>
-        <w:trPr>
-          <w:trHeight w:val="1553"/>
-          <w:jc w:val="center"/>
-        </w:trPr>
-        <w:tc>
-          <w:tcPr>
-            <w:tcW w:w="2160" w:type="dxa"/>
-            <w:vAlign w:val="center"/>
-          </w:tcPr>
-          <w:p>
-            <w:pPr>
-              <w:spacing w:line="480" w:lineRule="auto"/>
-              <w:jc w:val="center"/>
-              <w:rPr>
-                <w:rFonts w:ascii="Times New Roman" w:hAnsi="Times New Roman" w:cs="Times New Roman"/>
-                <w:b/>
-                <w:bCs/>
-                <w:sz w:val="24"/>
-                <w:szCs w:val="24"/>
-              </w:rPr>
-            </w:pPr>
-            <w:r>
-              <w:rPr>
-                <w:rFonts w:ascii="Times New Roman" w:hAnsi="Times New Roman" w:cs="Times New Roman"/>
-                <w:b/>
-                <w:bCs/>
-                <w:sz w:val="24"/>
-                <w:szCs w:val="24"/>
-              </w:rPr>
-              <w:t>Stakeholder Integration</w:t>
-            </w:r>
-          </w:p>
-        </w:tc>
-        <w:tc>
-          <w:tcPr>
-            <w:tcW w:w="2160" w:type="dxa"/>
-            <w:vAlign w:val="center"/>
-          </w:tcPr>
-          <w:p>
-            <w:pPr>
-              <w:spacing w:line="480" w:lineRule="auto"/>
-              <w:jc w:val="center"/>
-              <w:rPr>
-                <w:rFonts w:ascii="Times New Roman" w:hAnsi="Times New Roman" w:cs="Times New Roman"/>
-                <w:sz w:val="24"/>
-                <w:szCs w:val="24"/>
-              </w:rPr>
-            </w:pPr>
-            <w:r>
-              <w:rPr>
-                <w:rFonts w:ascii="Times New Roman" w:hAnsi="Times New Roman" w:cs="Times New Roman"/>
-                <w:sz w:val="24"/>
-                <w:szCs w:val="24"/>
-              </w:rPr>
-              <w:t>Affective knowledge tracing works best when combining home, school, therapy data</w:t>
-            </w:r>
-          </w:p>
-        </w:tc>
-        <w:tc>
-          <w:tcPr>
-            <w:tcW w:w="2160" w:type="dxa"/>
-            <w:vAlign w:val="center"/>
-          </w:tcPr>
-          <w:p>
-            <w:pPr>
-              <w:spacing w:line="480" w:lineRule="auto"/>
-              <w:jc w:val="center"/>
-              <w:rPr>
-                <w:rFonts w:ascii="Times New Roman" w:hAnsi="Times New Roman" w:cs="Times New Roman"/>
-                <w:sz w:val="24"/>
-                <w:szCs w:val="24"/>
-              </w:rPr>
-            </w:pPr>
-            <w:proofErr w:type="spellStart"/>
-            <w:r>
-              <w:rPr>
-                <w:rFonts w:ascii="Times New Roman" w:hAnsi="Times New Roman" w:cs="Times New Roman"/>
-                <w:sz w:val="24"/>
-                <w:szCs w:val="24"/>
-              </w:rPr>
-              <w:t>Otsimo</w:t>
-            </w:r>
-            <w:proofErr w:type="spellEnd"/>
-            <w:r>
-              <w:rPr>
-                <w:rFonts w:ascii="Times New Roman" w:hAnsi="Times New Roman" w:cs="Times New Roman"/>
-                <w:sz w:val="24"/>
-                <w:szCs w:val="24"/>
-              </w:rPr>
-              <w:t xml:space="preserve">: home only; </w:t>
-            </w:r>
-            <w:proofErr w:type="spellStart"/>
-            <w:r>
-              <w:rPr>
-                <w:rFonts w:ascii="Times New Roman" w:hAnsi="Times New Roman" w:cs="Times New Roman"/>
-                <w:sz w:val="24"/>
-                <w:szCs w:val="24"/>
-              </w:rPr>
-              <w:t>TeachTown</w:t>
-            </w:r>
-            <w:proofErr w:type="spellEnd"/>
-            <w:r>
-              <w:rPr>
-                <w:rFonts w:ascii="Times New Roman" w:hAnsi="Times New Roman" w:cs="Times New Roman"/>
-                <w:sz w:val="24"/>
-                <w:szCs w:val="24"/>
-              </w:rPr>
-              <w:t xml:space="preserve">: </w:t>
-            </w:r>
-            <w:proofErr w:type="spellStart"/>
-            <w:r>
-              <w:rPr>
-                <w:rFonts w:ascii="Times New Roman" w:hAnsi="Times New Roman" w:cs="Times New Roman"/>
-                <w:sz w:val="24"/>
-                <w:szCs w:val="24"/>
-              </w:rPr>
-              <w:t>school+clinician</w:t>
-            </w:r>
-            <w:proofErr w:type="spellEnd"/>
-            <w:r>
-              <w:rPr>
-                <w:rFonts w:ascii="Times New Roman" w:hAnsi="Times New Roman" w:cs="Times New Roman"/>
-                <w:sz w:val="24"/>
-                <w:szCs w:val="24"/>
-              </w:rPr>
-              <w:t xml:space="preserve">; </w:t>
-            </w:r>
-            <w:proofErr w:type="spellStart"/>
-            <w:r>
-              <w:rPr>
-                <w:rFonts w:ascii="Times New Roman" w:hAnsi="Times New Roman" w:cs="Times New Roman"/>
-                <w:sz w:val="24"/>
-                <w:szCs w:val="24"/>
-              </w:rPr>
-              <w:t>EduAide</w:t>
-            </w:r>
-            <w:proofErr w:type="spellEnd"/>
-            <w:r>
-              <w:rPr>
-                <w:rFonts w:ascii="Times New Roman" w:hAnsi="Times New Roman" w:cs="Times New Roman"/>
-                <w:sz w:val="24"/>
-                <w:szCs w:val="24"/>
-              </w:rPr>
-              <w:t xml:space="preserve">: </w:t>
-            </w:r>
-            <w:proofErr w:type="spellStart"/>
-            <w:r>
-              <w:rPr>
-                <w:rFonts w:ascii="Times New Roman" w:hAnsi="Times New Roman" w:cs="Times New Roman"/>
-                <w:sz w:val="24"/>
-                <w:szCs w:val="24"/>
-              </w:rPr>
-              <w:t>teacher+parent</w:t>
-            </w:r>
-            <w:proofErr w:type="spellEnd"/>
-          </w:p>
-        </w:tc>
-        <w:tc>
-          <w:tcPr>
-            <w:tcW w:w="2160" w:type="dxa"/>
-            <w:vAlign w:val="center"/>
-          </w:tcPr>
-          <w:p>
-            <w:pPr>
-              <w:spacing w:line="480" w:lineRule="auto"/>
-              <w:jc w:val="center"/>
-              <w:rPr>
-                <w:rFonts w:ascii="Times New Roman" w:hAnsi="Times New Roman" w:cs="Times New Roman"/>
-                <w:sz w:val="24"/>
-                <w:szCs w:val="24"/>
-              </w:rPr>
-            </w:pPr>
-            <w:r>
-              <w:rPr>
-                <w:rFonts w:ascii="Times New Roman" w:hAnsi="Times New Roman" w:cs="Times New Roman"/>
-                <w:sz w:val="24"/>
-                <w:szCs w:val="24"/>
-              </w:rPr>
-              <w:t>Centralized dashboards for teachers, parents, and experts with combined insights</w:t>
-            </w:r>
-          </w:p>
-        </w:tc>
-      </w:tr>
-      <w:tr>
-        <w:trPr>
-          <w:trHeight w:val="1674"/>
-          <w:jc w:val="center"/>
-        </w:trPr>
-        <w:tc>
-          <w:tcPr>
-            <w:tcW w:w="2160" w:type="dxa"/>
-            <w:vAlign w:val="center"/>
-          </w:tcPr>
-          <w:p>
-            <w:pPr>
-              <w:spacing w:line="480" w:lineRule="auto"/>
-              <w:jc w:val="center"/>
-              <w:rPr>
-                <w:rFonts w:ascii="Times New Roman" w:hAnsi="Times New Roman" w:cs="Times New Roman"/>
-                <w:b/>
-                <w:bCs/>
-                <w:sz w:val="24"/>
-                <w:szCs w:val="24"/>
-              </w:rPr>
-            </w:pPr>
-            <w:r>
-              <w:rPr>
-                <w:rFonts w:ascii="Times New Roman" w:hAnsi="Times New Roman" w:cs="Times New Roman"/>
-                <w:b/>
-                <w:bCs/>
-                <w:sz w:val="24"/>
-                <w:szCs w:val="24"/>
-              </w:rPr>
-              <w:t>ASD-Friendly UI</w:t>
-            </w:r>
-          </w:p>
-        </w:tc>
-        <w:tc>
-          <w:tcPr>
-            <w:tcW w:w="2160" w:type="dxa"/>
-            <w:vAlign w:val="center"/>
-          </w:tcPr>
-          <w:p>
-            <w:pPr>
-              <w:spacing w:line="480" w:lineRule="auto"/>
-              <w:jc w:val="center"/>
-              <w:rPr>
-                <w:rFonts w:ascii="Times New Roman" w:hAnsi="Times New Roman" w:cs="Times New Roman"/>
-                <w:sz w:val="24"/>
-                <w:szCs w:val="24"/>
-              </w:rPr>
-            </w:pPr>
-            <w:r>
-              <w:rPr>
-                <w:rFonts w:ascii="Times New Roman" w:hAnsi="Times New Roman" w:cs="Times New Roman"/>
-                <w:sz w:val="24"/>
-                <w:szCs w:val="24"/>
-              </w:rPr>
-              <w:t>Low-intrusion cues (latency, persistence) more reliable than standard facial models; minimize overstimulation</w:t>
-            </w:r>
-          </w:p>
-        </w:tc>
-        <w:tc>
-          <w:tcPr>
-            <w:tcW w:w="2160" w:type="dxa"/>
-            <w:vAlign w:val="center"/>
-          </w:tcPr>
-          <w:p>
-            <w:pPr>
-              <w:spacing w:line="480" w:lineRule="auto"/>
-              <w:jc w:val="center"/>
-              <w:rPr>
-                <w:rFonts w:ascii="Times New Roman" w:hAnsi="Times New Roman" w:cs="Times New Roman"/>
-                <w:sz w:val="24"/>
-                <w:szCs w:val="24"/>
-              </w:rPr>
-            </w:pPr>
-            <w:proofErr w:type="spellStart"/>
-            <w:r>
-              <w:rPr>
-                <w:rFonts w:ascii="Times New Roman" w:hAnsi="Times New Roman" w:cs="Times New Roman"/>
-                <w:sz w:val="24"/>
-                <w:szCs w:val="24"/>
-              </w:rPr>
-              <w:t>SMARTe</w:t>
-            </w:r>
-            <w:proofErr w:type="spellEnd"/>
-            <w:r>
-              <w:rPr>
-                <w:rFonts w:ascii="Times New Roman" w:hAnsi="Times New Roman" w:cs="Times New Roman"/>
-                <w:sz w:val="24"/>
-                <w:szCs w:val="24"/>
-              </w:rPr>
-              <w:t xml:space="preserve">-VR: VR overstimulating; </w:t>
-            </w:r>
-            <w:proofErr w:type="spellStart"/>
-            <w:r>
-              <w:rPr>
-                <w:rFonts w:ascii="Times New Roman" w:hAnsi="Times New Roman" w:cs="Times New Roman"/>
-                <w:sz w:val="24"/>
-                <w:szCs w:val="24"/>
-              </w:rPr>
-              <w:t>VictoryXR</w:t>
-            </w:r>
-            <w:proofErr w:type="spellEnd"/>
-            <w:r>
-              <w:rPr>
-                <w:rFonts w:ascii="Times New Roman" w:hAnsi="Times New Roman" w:cs="Times New Roman"/>
-                <w:sz w:val="24"/>
-                <w:szCs w:val="24"/>
-              </w:rPr>
-              <w:t xml:space="preserve">: complex; </w:t>
-            </w:r>
-            <w:proofErr w:type="spellStart"/>
-            <w:r>
-              <w:rPr>
-                <w:rFonts w:ascii="Times New Roman" w:hAnsi="Times New Roman" w:cs="Times New Roman"/>
-                <w:sz w:val="24"/>
-                <w:szCs w:val="24"/>
-              </w:rPr>
-              <w:t>Otsimo</w:t>
-            </w:r>
-            <w:proofErr w:type="spellEnd"/>
-            <w:r>
-              <w:rPr>
-                <w:rFonts w:ascii="Times New Roman" w:hAnsi="Times New Roman" w:cs="Times New Roman"/>
-                <w:sz w:val="24"/>
-                <w:szCs w:val="24"/>
-              </w:rPr>
-              <w:t>: simple but drill-focused</w:t>
-            </w:r>
-          </w:p>
-        </w:tc>
-        <w:tc>
-          <w:tcPr>
-            <w:tcW w:w="2160" w:type="dxa"/>
-            <w:vAlign w:val="center"/>
-          </w:tcPr>
-          <w:p>
-            <w:pPr>
-              <w:spacing w:line="480" w:lineRule="auto"/>
-              <w:jc w:val="center"/>
-              <w:rPr>
-                <w:rFonts w:ascii="Times New Roman" w:hAnsi="Times New Roman" w:cs="Times New Roman"/>
-                <w:sz w:val="24"/>
-                <w:szCs w:val="24"/>
-              </w:rPr>
-            </w:pPr>
-            <w:r>
-              <w:rPr>
-                <w:rFonts w:ascii="Times New Roman" w:hAnsi="Times New Roman" w:cs="Times New Roman"/>
-                <w:sz w:val="24"/>
-                <w:szCs w:val="24"/>
-              </w:rPr>
-              <w:t>Predictable, sensory-sensitive interfaces with optional gamified/adaptive elements</w:t>
-            </w:r>
-          </w:p>
-        </w:tc>
-      </w:tr>
-      <w:tr>
-        <w:trPr>
-          <w:trHeight w:val="1570"/>
-          <w:jc w:val="center"/>
-        </w:trPr>
-        <w:tc>
-          <w:tcPr>
-            <w:tcW w:w="2160" w:type="dxa"/>
-            <w:vAlign w:val="center"/>
-          </w:tcPr>
-          <w:p>
-            <w:pPr>
-              <w:spacing w:line="480" w:lineRule="auto"/>
-              <w:jc w:val="center"/>
-              <w:rPr>
-                <w:rFonts w:ascii="Times New Roman" w:hAnsi="Times New Roman" w:cs="Times New Roman"/>
-                <w:b/>
-                <w:bCs/>
-                <w:sz w:val="24"/>
-                <w:szCs w:val="24"/>
-              </w:rPr>
-            </w:pPr>
-            <w:r>
-              <w:rPr>
-                <w:rFonts w:ascii="Times New Roman" w:hAnsi="Times New Roman" w:cs="Times New Roman"/>
-                <w:b/>
-                <w:bCs/>
-                <w:sz w:val="24"/>
-                <w:szCs w:val="24"/>
-              </w:rPr>
-              <w:t>AI Content &amp; Gamification</w:t>
-            </w:r>
-          </w:p>
-        </w:tc>
-        <w:tc>
-          <w:tcPr>
-            <w:tcW w:w="2160" w:type="dxa"/>
-            <w:vAlign w:val="center"/>
-          </w:tcPr>
-          <w:p>
-            <w:pPr>
-              <w:spacing w:line="480" w:lineRule="auto"/>
-              <w:jc w:val="center"/>
-              <w:rPr>
-                <w:rFonts w:ascii="Times New Roman" w:hAnsi="Times New Roman" w:cs="Times New Roman"/>
-                <w:sz w:val="24"/>
-                <w:szCs w:val="24"/>
-              </w:rPr>
-            </w:pPr>
-            <w:r>
-              <w:rPr>
-                <w:rFonts w:ascii="Times New Roman" w:hAnsi="Times New Roman" w:cs="Times New Roman"/>
-                <w:sz w:val="24"/>
-                <w:szCs w:val="24"/>
-              </w:rPr>
-              <w:t xml:space="preserve">AI content generation + gamification boosts </w:t>
-            </w:r>
-            <w:r>
-              <w:rPr>
-                <w:rFonts w:ascii="Times New Roman" w:hAnsi="Times New Roman" w:cs="Times New Roman"/>
-                <w:sz w:val="24"/>
-                <w:szCs w:val="24"/>
-              </w:rPr>
-              <w:lastRenderedPageBreak/>
-              <w:t>engagement and supports differentiated instruction</w:t>
-            </w:r>
-          </w:p>
-        </w:tc>
-        <w:tc>
-          <w:tcPr>
-            <w:tcW w:w="2160" w:type="dxa"/>
-            <w:vAlign w:val="center"/>
-          </w:tcPr>
-          <w:p>
-            <w:pPr>
-              <w:spacing w:line="480" w:lineRule="auto"/>
-              <w:jc w:val="center"/>
-              <w:rPr>
-                <w:rFonts w:ascii="Times New Roman" w:hAnsi="Times New Roman" w:cs="Times New Roman"/>
-                <w:sz w:val="24"/>
-                <w:szCs w:val="24"/>
-              </w:rPr>
-            </w:pPr>
-            <w:proofErr w:type="spellStart"/>
-            <w:r>
-              <w:rPr>
-                <w:rFonts w:ascii="Times New Roman" w:hAnsi="Times New Roman" w:cs="Times New Roman"/>
-                <w:sz w:val="24"/>
-                <w:szCs w:val="24"/>
-              </w:rPr>
-              <w:lastRenderedPageBreak/>
-              <w:t>EduAide</w:t>
-            </w:r>
-            <w:proofErr w:type="spellEnd"/>
-            <w:r>
-              <w:rPr>
-                <w:rFonts w:ascii="Times New Roman" w:hAnsi="Times New Roman" w:cs="Times New Roman"/>
-                <w:sz w:val="24"/>
-                <w:szCs w:val="24"/>
-              </w:rPr>
-              <w:t xml:space="preserve">: AI lessons; </w:t>
-            </w:r>
-            <w:proofErr w:type="spellStart"/>
-            <w:r>
-              <w:rPr>
-                <w:rFonts w:ascii="Times New Roman" w:hAnsi="Times New Roman" w:cs="Times New Roman"/>
-                <w:sz w:val="24"/>
-                <w:szCs w:val="24"/>
-              </w:rPr>
-              <w:t>Otsimo</w:t>
-            </w:r>
-            <w:proofErr w:type="spellEnd"/>
-            <w:r>
-              <w:rPr>
-                <w:rFonts w:ascii="Times New Roman" w:hAnsi="Times New Roman" w:cs="Times New Roman"/>
-                <w:sz w:val="24"/>
-                <w:szCs w:val="24"/>
-              </w:rPr>
-              <w:t xml:space="preserve">: gamified exercises; </w:t>
-            </w:r>
-            <w:proofErr w:type="spellStart"/>
-            <w:r>
-              <w:rPr>
-                <w:rFonts w:ascii="Times New Roman" w:hAnsi="Times New Roman" w:cs="Times New Roman"/>
-                <w:sz w:val="24"/>
-                <w:szCs w:val="24"/>
-              </w:rPr>
-              <w:lastRenderedPageBreak/>
-              <w:t>VictoryXR</w:t>
-            </w:r>
-            <w:proofErr w:type="spellEnd"/>
-            <w:r>
-              <w:rPr>
-                <w:rFonts w:ascii="Times New Roman" w:hAnsi="Times New Roman" w:cs="Times New Roman"/>
-                <w:sz w:val="24"/>
-                <w:szCs w:val="24"/>
-              </w:rPr>
-              <w:t>: AI avatars</w:t>
-            </w:r>
-          </w:p>
-        </w:tc>
-        <w:tc>
-          <w:tcPr>
-            <w:tcW w:w="2160" w:type="dxa"/>
-            <w:vAlign w:val="center"/>
-          </w:tcPr>
-          <w:p>
-            <w:pPr>
-              <w:spacing w:line="480" w:lineRule="auto"/>
-              <w:jc w:val="center"/>
-              <w:rPr>
-                <w:rFonts w:ascii="Times New Roman" w:hAnsi="Times New Roman" w:cs="Times New Roman"/>
-                <w:sz w:val="24"/>
-                <w:szCs w:val="24"/>
-              </w:rPr>
-            </w:pPr>
-            <w:r>
-              <w:rPr>
-                <w:rFonts w:ascii="Times New Roman" w:hAnsi="Times New Roman" w:cs="Times New Roman"/>
-                <w:sz w:val="24"/>
-                <w:szCs w:val="24"/>
-              </w:rPr>
-              <w:lastRenderedPageBreak/>
-              <w:t xml:space="preserve">Integrated, culturally adapted, ASD-friendly AI </w:t>
-            </w:r>
-            <w:r>
-              <w:rPr>
-                <w:rFonts w:ascii="Times New Roman" w:hAnsi="Times New Roman" w:cs="Times New Roman"/>
-                <w:sz w:val="24"/>
-                <w:szCs w:val="24"/>
-              </w:rPr>
-              <w:lastRenderedPageBreak/>
-              <w:t>content with gamification</w:t>
-            </w:r>
-          </w:p>
-        </w:tc>
-      </w:tr>
-      <w:tr>
-        <w:trPr>
-          <w:trHeight w:val="699"/>
-          <w:jc w:val="center"/>
-        </w:trPr>
-        <w:tc>
-          <w:tcPr>
-            <w:tcW w:w="2160" w:type="dxa"/>
-            <w:vAlign w:val="center"/>
-          </w:tcPr>
-          <w:p>
-            <w:pPr>
-              <w:spacing w:line="480" w:lineRule="auto"/>
-              <w:jc w:val="center"/>
-              <w:rPr>
-                <w:rFonts w:ascii="Times New Roman" w:hAnsi="Times New Roman" w:cs="Times New Roman"/>
-                <w:b/>
-                <w:bCs/>
-                <w:sz w:val="24"/>
-                <w:szCs w:val="24"/>
-              </w:rPr>
-            </w:pPr>
-            <w:r>
-              <w:rPr>
-                <w:rFonts w:ascii="Times New Roman" w:hAnsi="Times New Roman" w:cs="Times New Roman"/>
-                <w:b/>
-                <w:bCs/>
-                <w:sz w:val="24"/>
-                <w:szCs w:val="24"/>
-              </w:rPr>
-              <w:lastRenderedPageBreak/>
-              <w:t>Reporting &amp; Insights</w:t>
-            </w:r>
-          </w:p>
-        </w:tc>
-        <w:tc>
-          <w:tcPr>
-            <w:tcW w:w="2160" w:type="dxa"/>
-            <w:vAlign w:val="center"/>
-          </w:tcPr>
-          <w:p>
-            <w:pPr>
-              <w:spacing w:line="480" w:lineRule="auto"/>
-              <w:jc w:val="center"/>
-              <w:rPr>
-                <w:rFonts w:ascii="Times New Roman" w:hAnsi="Times New Roman" w:cs="Times New Roman"/>
-                <w:sz w:val="24"/>
-                <w:szCs w:val="24"/>
-              </w:rPr>
-            </w:pPr>
-            <w:r>
-              <w:rPr>
-                <w:rFonts w:ascii="Times New Roman" w:hAnsi="Times New Roman" w:cs="Times New Roman"/>
-                <w:sz w:val="24"/>
-                <w:szCs w:val="24"/>
-              </w:rPr>
-              <w:t>KT-IDEM shows combining performance &amp; emotion improves assessment accuracy</w:t>
-            </w:r>
-          </w:p>
-        </w:tc>
-        <w:tc>
-          <w:tcPr>
-            <w:tcW w:w="2160" w:type="dxa"/>
-            <w:vAlign w:val="center"/>
-          </w:tcPr>
-          <w:p>
-            <w:pPr>
-              <w:spacing w:line="480" w:lineRule="auto"/>
-              <w:jc w:val="center"/>
-              <w:rPr>
-                <w:rFonts w:ascii="Times New Roman" w:hAnsi="Times New Roman" w:cs="Times New Roman"/>
-                <w:sz w:val="24"/>
-                <w:szCs w:val="24"/>
-              </w:rPr>
-            </w:pPr>
-            <w:proofErr w:type="spellStart"/>
-            <w:r>
-              <w:rPr>
-                <w:rFonts w:ascii="Times New Roman" w:hAnsi="Times New Roman" w:cs="Times New Roman"/>
-                <w:sz w:val="24"/>
-                <w:szCs w:val="24"/>
-              </w:rPr>
-              <w:t>EduAide</w:t>
-            </w:r>
-            <w:proofErr w:type="spellEnd"/>
-            <w:r>
-              <w:rPr>
-                <w:rFonts w:ascii="Times New Roman" w:hAnsi="Times New Roman" w:cs="Times New Roman"/>
-                <w:sz w:val="24"/>
-                <w:szCs w:val="24"/>
-              </w:rPr>
-              <w:t xml:space="preserve">: dashboards; </w:t>
-            </w:r>
-            <w:proofErr w:type="spellStart"/>
-            <w:r>
-              <w:rPr>
-                <w:rFonts w:ascii="Times New Roman" w:hAnsi="Times New Roman" w:cs="Times New Roman"/>
-                <w:sz w:val="24"/>
-                <w:szCs w:val="24"/>
-              </w:rPr>
-              <w:t>TeachTown</w:t>
-            </w:r>
-            <w:proofErr w:type="spellEnd"/>
-            <w:r>
-              <w:rPr>
-                <w:rFonts w:ascii="Times New Roman" w:hAnsi="Times New Roman" w:cs="Times New Roman"/>
-                <w:sz w:val="24"/>
-                <w:szCs w:val="24"/>
-              </w:rPr>
-              <w:t xml:space="preserve">: behavior tracking; </w:t>
-            </w:r>
-            <w:proofErr w:type="spellStart"/>
-            <w:r>
-              <w:rPr>
-                <w:rFonts w:ascii="Times New Roman" w:hAnsi="Times New Roman" w:cs="Times New Roman"/>
-                <w:sz w:val="24"/>
-                <w:szCs w:val="24"/>
-              </w:rPr>
-              <w:t>Otsimo</w:t>
-            </w:r>
-            <w:proofErr w:type="spellEnd"/>
-            <w:r>
-              <w:rPr>
-                <w:rFonts w:ascii="Times New Roman" w:hAnsi="Times New Roman" w:cs="Times New Roman"/>
-                <w:sz w:val="24"/>
-                <w:szCs w:val="24"/>
-              </w:rPr>
-              <w:t>: limited</w:t>
-            </w:r>
-          </w:p>
-        </w:tc>
-        <w:tc>
-          <w:tcPr>
-            <w:tcW w:w="2160" w:type="dxa"/>
-            <w:vAlign w:val="center"/>
-          </w:tcPr>
-          <w:p>
-            <w:pPr>
-              <w:spacing w:line="480" w:lineRule="auto"/>
-              <w:jc w:val="center"/>
-              <w:rPr>
-                <w:rFonts w:ascii="Times New Roman" w:hAnsi="Times New Roman" w:cs="Times New Roman"/>
-                <w:sz w:val="24"/>
-                <w:szCs w:val="24"/>
-              </w:rPr>
-            </w:pPr>
-            <w:r>
-              <w:rPr>
-                <w:rFonts w:ascii="Times New Roman" w:hAnsi="Times New Roman" w:cs="Times New Roman"/>
-                <w:sz w:val="24"/>
-                <w:szCs w:val="24"/>
-              </w:rPr>
-              <w:t>Comprehensive dashboards combining academic, emotional, and AI-driven recommendations</w:t>
+              <w:t>Drill-focused, limited adaptivity; lacks teacher dashboards; no real-time emotion/engagement analytics; limited evidence-based evaluation</w:t>
             </w:r>
           </w:p>
         </w:tc>
@@ -6243,7 +6322,6 @@
     </w:tbl>
     <w:p>
       <w:pPr>
-        <w:pStyle w:val="ListParagraph"/>
         <w:spacing w:line="480" w:lineRule="auto"/>
         <w:rPr>
           <w:rFonts w:ascii="Times New Roman" w:hAnsi="Times New Roman" w:cs="Times New Roman"/>
@@ -6255,7 +6333,7 @@
         <w:pStyle w:val="ListParagraph"/>
         <w:numPr>
           <w:ilvl w:val="0"/>
-          <w:numId w:val="62"/>
+          <w:numId w:val="26"/>
         </w:numPr>
         <w:spacing w:line="480" w:lineRule="auto"/>
         <w:rPr>
@@ -6308,16 +6386,7 @@
           <w:rFonts w:ascii="Times New Roman" w:eastAsiaTheme="majorEastAsia" w:hAnsi="Times New Roman" w:cs="Times New Roman"/>
           <w:color w:val="000000"/>
         </w:rPr>
-        <w:t xml:space="preserve">there is currently no system that integrates real-time emotional monitoring, low-intrusion interaction signals, </w:t>
-      </w:r>
-      <w:r>
-        <w:rPr>
-          <w:rStyle w:val="Strong"/>
-          <w:rFonts w:ascii="Times New Roman" w:eastAsiaTheme="majorEastAsia" w:hAnsi="Times New Roman" w:cs="Times New Roman"/>
-          <w:color w:val="000000"/>
-        </w:rPr>
-        <w:lastRenderedPageBreak/>
-        <w:t>and reinforcement learning-based personalization specifically for neurodiverse children, particularly in culturally localized settings.</w:t>
+        <w:t>there is currently no system that integrates real-time emotional monitoring, low-intrusion interaction signals, and reinforcement learning-based personalization specifically for neurodiverse children, particularly in culturally localized settings.</w:t>
       </w:r>
     </w:p>
     <w:p>
@@ -6333,7 +6402,15 @@
           <w:rFonts w:ascii="Times New Roman" w:hAnsi="Times New Roman" w:cs="Times New Roman"/>
           <w:color w:val="000000"/>
         </w:rPr>
-        <w:t>In the commercial and real-world landscape, platforms such as SMARTe-VR, VictoryXR, EduAide, TeachTown, and Otsimo provide partial solutions through gamified exercises, AI content, or structured curricula. Yet, none of these tools simultaneously achieve the critical combination of features that Baseet aims to provide:</w:t>
+        <w:t xml:space="preserve">In the commercial and real-world landscape, platforms such as SMARTe-VR, VictoryXR, EduAide, TeachTown, and Otsimo provide partial solutions through gamified exercises, AI content, or structured curricula. Yet, none of these tools simultaneously achieve the critical </w:t>
+      </w:r>
+      <w:r>
+        <w:rPr>
+          <w:rFonts w:ascii="Times New Roman" w:hAnsi="Times New Roman" w:cs="Times New Roman"/>
+          <w:color w:val="000000"/>
+        </w:rPr>
+        <w:lastRenderedPageBreak/>
+        <w:t>combination of features that Baseet aims to provide:</w:t>
       </w:r>
       <w:r>
         <w:rPr>
@@ -6372,7 +6449,7 @@
         <w:pStyle w:val="ListParagraph"/>
         <w:numPr>
           <w:ilvl w:val="0"/>
-          <w:numId w:val="62"/>
+          <w:numId w:val="26"/>
         </w:numPr>
         <w:spacing w:line="480" w:lineRule="auto"/>
         <w:rPr>
@@ -6570,14 +6647,7 @@
         <w:rPr>
           <w:color w:val="000000"/>
         </w:rPr>
-        <w:t xml:space="preserve">will track attention, stress levels, and voice tone during learning using low-intrusion signals. These metrics will feed into adaptive </w:t>
-      </w:r>
-      <w:r>
-        <w:rPr>
-          <w:color w:val="000000"/>
-        </w:rPr>
-        <w:lastRenderedPageBreak/>
-        <w:t>tutoring and reporting, allowing content delivery to respond to student emotional states while minimizing sensory overload.</w:t>
+        <w:t>will track attention, stress levels, and voice tone during learning using low-intrusion signals. These metrics will feed into adaptive tutoring and reporting, allowing content delivery to respond to student emotional states while minimizing sensory overload.</w:t>
       </w:r>
     </w:p>
     <w:p>
@@ -6688,7 +6758,14 @@
         <w:rPr>
           <w:color w:val="000000"/>
         </w:rPr>
-        <w:t>, will be localized to Arabic and adapted to Egyptian curricula. AI-generated content (text, audio, video) and gamified elements will be culturally tailored to ensure accessibility and relevance for local students.</w:t>
+        <w:t>, will be localized to Arabic and adapted to Egyptian curricula. AI-</w:t>
+      </w:r>
+      <w:r>
+        <w:rPr>
+          <w:color w:val="000000"/>
+        </w:rPr>
+        <w:lastRenderedPageBreak/>
+        <w:t>generated content (text, audio, video) and gamified elements will be culturally tailored to ensure accessibility and relevance for local students.</w:t>
       </w:r>
     </w:p>
     <w:p>
@@ -15196,6 +15273,90 @@
       <w:u w:val="single"/>
     </w:rPr>
   </w:style>
+  <w:style w:type="paragraph" w:customStyle="1" w:styleId="Compact">
+    <w:name w:val="Compact"/>
+    <w:basedOn w:val="BodyText"/>
+    <w:qFormat/>
+    <w:rsid w:val="00490231"/>
+    <w:pPr>
+      <w:spacing w:before="36" w:after="36" w:line="240" w:lineRule="auto"/>
+    </w:pPr>
+    <w:rPr>
+      <w:kern w:val="0"/>
+      <w:lang w:val="en-US"/>
+      <w14:ligatures w14:val="none"/>
+    </w:rPr>
+  </w:style>
+  <w:style w:type="table" w:customStyle="1" w:styleId="Table">
+    <w:name w:val="Table"/>
+    <w:semiHidden/>
+    <w:unhideWhenUsed/>
+    <w:qFormat/>
+    <w:rsid w:val="00490231"/>
+    <w:pPr>
+      <w:spacing w:after="200" w:line="240" w:lineRule="auto"/>
+    </w:pPr>
+    <w:rPr>
+      <w:kern w:val="0"/>
+      <w:lang w:val="en-US"/>
+      <w14:ligatures w14:val="none"/>
+    </w:rPr>
+    <w:tblPr>
+      <w:tblInd w:w="0" w:type="dxa"/>
+      <w:tblCellMar>
+        <w:top w:w="0" w:type="dxa"/>
+        <w:left w:w="108" w:type="dxa"/>
+        <w:bottom w:w="0" w:type="dxa"/>
+        <w:right w:w="108" w:type="dxa"/>
+      </w:tblCellMar>
+    </w:tblPr>
+    <w:tblStylePr w:type="firstRow">
+      <w:tblPr>
+        <w:jc w:val="left"/>
+      </w:tblPr>
+      <w:trPr>
+        <w:jc w:val="left"/>
+      </w:trPr>
+      <w:tcPr>
+        <w:tcBorders>
+          <w:bottom w:val="single" w:sz="0" w:space="0" w:color="auto"/>
+        </w:tcBorders>
+        <w:vAlign w:val="bottom"/>
+      </w:tcPr>
+    </w:tblStylePr>
+  </w:style>
+  <w:style w:type="paragraph" w:styleId="BodyText">
+    <w:name w:val="Body Text"/>
+    <w:basedOn w:val="Normal"/>
+    <w:link w:val="BodyTextChar"/>
+    <w:uiPriority w:val="99"/>
+    <w:semiHidden/>
+    <w:unhideWhenUsed/>
+    <w:rsid w:val="00490231"/>
+    <w:pPr>
+      <w:spacing w:after="120"/>
+    </w:pPr>
+  </w:style>
+  <w:style w:type="character" w:customStyle="1" w:styleId="BodyTextChar">
+    <w:name w:val="Body Text Char"/>
+    <w:basedOn w:val="DefaultParagraphFont"/>
+    <w:link w:val="BodyText"/>
+    <w:uiPriority w:val="99"/>
+    <w:semiHidden/>
+    <w:rsid w:val="00490231"/>
+  </w:style>
+  <w:style w:type="character" w:styleId="FollowedHyperlink">
+    <w:name w:val="FollowedHyperlink"/>
+    <w:basedOn w:val="DefaultParagraphFont"/>
+    <w:uiPriority w:val="99"/>
+    <w:semiHidden/>
+    <w:unhideWhenUsed/>
+    <w:rsid w:val="00490231"/>
+    <w:rPr>
+      <w:color w:val="96607D" w:themeColor="followedHyperlink"/>
+      <w:u w:val="single"/>
+    </w:rPr>
+  </w:style>
 </w:styles>
 </file>
 
